--- a/public/docs/Local_DMG_Operations_Guide_V45.docx
+++ b/public/docs/Local_DMG_Operations_Guide_V45.docx
@@ -4,26 +4,56 @@
   <w:body>
     <w:p>
       <w:pPr>
-        <w:spacing w:after="280" w:before="60"/>
-        <w:jc w:val="center"/>
-      </w:pPr>
-      <w:r>
-        <w:rPr>
-          <w:rFonts w:ascii="Calibri" w:cs="Calibri" w:eastAsia="Calibri" w:hAnsi="Calibri"/>
-          <w:b/>
-          <w:bCs/>
+        <w:spacing w:after="60" w:before="60" w:line="280"/>
+        <w:jc w:val="left"/>
+      </w:pPr>
+      <w:r>
+        <w:rPr>
+          <w:rFonts w:ascii="Calibri" w:cs="Calibri" w:eastAsia="Calibri" w:hAnsi="Calibri"/>
+          <w:b w:val="false"/>
+          <w:bCs w:val="false"/>
           <w:i w:val="false"/>
           <w:iCs w:val="false"/>
-          <w:color w:val="2E5090"/>
-          <w:sz w:val="20"/>
-          <w:szCs w:val="20"/>
-        </w:rPr>
-        <w:t xml:space="preserve">CONFIDENTIAL — Trade Secret Reference</w:t>
-      </w:r>
-    </w:p>
-    <w:p>
-      <w:pPr>
-        <w:spacing w:after="60" w:before="60"/>
+          <w:color w:val="1A1A1A"/>
+          <w:sz w:val="21"/>
+          <w:szCs w:val="21"/>
+        </w:rPr>
+        <w:t xml:space="preserve"/>
+      </w:r>
+    </w:p>
+    <w:p>
+      <w:pPr>
+        <w:spacing w:after="60" w:before="60" w:line="280"/>
+        <w:jc w:val="left"/>
+      </w:pPr>
+      <w:r>
+        <w:rPr>
+          <w:rFonts w:ascii="Calibri" w:cs="Calibri" w:eastAsia="Calibri" w:hAnsi="Calibri"/>
+          <w:b w:val="false"/>
+          <w:bCs w:val="false"/>
+          <w:i w:val="false"/>
+          <w:iCs w:val="false"/>
+          <w:color w:val="1A1A1A"/>
+          <w:sz w:val="21"/>
+          <w:szCs w:val="21"/>
+        </w:rPr>
+        <w:t xml:space="preserve"/>
+      </w:r>
+    </w:p>
+    <w:p>
+      <w:pPr>
+        <w:pBdr>
+          <w:bottom w:val="single" w:color="C09853" w:sz="24" w:space="1"/>
+        </w:pBdr>
+        <w:spacing w:after="40" w:before="0"/>
+      </w:pPr>
+      <w:r>
+        <w:t xml:space="preserve"/>
+      </w:r>
+    </w:p>
+    <w:p>
+      <w:pPr>
+        <w:spacing w:after="40" w:before="60" w:line="280"/>
         <w:jc w:val="center"/>
       </w:pPr>
       <w:r>
@@ -34,15 +64,140 @@
           <w:i w:val="false"/>
           <w:iCs w:val="false"/>
           <w:color w:val="1F3864"/>
-          <w:sz w:val="36"/>
-          <w:szCs w:val="36"/>
-        </w:rPr>
-        <w:t xml:space="preserve">Information Physics — ChatAIO</w:t>
-      </w:r>
-    </w:p>
-    <w:p>
-      <w:pPr>
-        <w:spacing w:after="60" w:before="60"/>
+          <w:sz w:val="22"/>
+          <w:szCs w:val="22"/>
+        </w:rPr>
+        <w:t xml:space="preserve">INFORMATION PHYSICS</w:t>
+      </w:r>
+    </w:p>
+    <w:p>
+      <w:pPr>
+        <w:spacing w:after="0" w:before="60" w:line="280"/>
+        <w:jc w:val="center"/>
+      </w:pPr>
+      <w:r>
+        <w:rPr>
+          <w:rFonts w:ascii="Calibri" w:cs="Calibri" w:eastAsia="Calibri" w:hAnsi="Calibri"/>
+          <w:b w:val="false"/>
+          <w:bCs w:val="false"/>
+          <w:i/>
+          <w:iCs/>
+          <w:color w:val="2E5090"/>
+          <w:sz w:val="18"/>
+          <w:szCs w:val="18"/>
+        </w:rPr>
+        <w:t xml:space="preserve">ChatAIO Engineering Reference</w:t>
+      </w:r>
+    </w:p>
+    <w:p>
+      <w:pPr>
+        <w:pBdr>
+          <w:bottom w:val="single" w:color="C09853" w:sz="8" w:space="1"/>
+        </w:pBdr>
+        <w:spacing w:after="320" w:before="40"/>
+      </w:pPr>
+      <w:r>
+        <w:t xml:space="preserve"/>
+      </w:r>
+    </w:p>
+    <w:p>
+      <w:pPr>
+        <w:spacing w:after="60" w:before="60" w:line="280"/>
+        <w:jc w:val="left"/>
+      </w:pPr>
+      <w:r>
+        <w:rPr>
+          <w:rFonts w:ascii="Calibri" w:cs="Calibri" w:eastAsia="Calibri" w:hAnsi="Calibri"/>
+          <w:b w:val="false"/>
+          <w:bCs w:val="false"/>
+          <w:i w:val="false"/>
+          <w:iCs w:val="false"/>
+          <w:color w:val="1A1A1A"/>
+          <w:sz w:val="21"/>
+          <w:szCs w:val="21"/>
+        </w:rPr>
+        <w:t xml:space="preserve"/>
+      </w:r>
+    </w:p>
+    <w:p>
+      <w:pPr>
+        <w:spacing w:after="60" w:before="60" w:line="280"/>
+        <w:jc w:val="left"/>
+      </w:pPr>
+      <w:r>
+        <w:rPr>
+          <w:rFonts w:ascii="Calibri" w:cs="Calibri" w:eastAsia="Calibri" w:hAnsi="Calibri"/>
+          <w:b w:val="false"/>
+          <w:bCs w:val="false"/>
+          <w:i w:val="false"/>
+          <w:iCs w:val="false"/>
+          <w:color w:val="1A1A1A"/>
+          <w:sz w:val="21"/>
+          <w:szCs w:val="21"/>
+        </w:rPr>
+        <w:t xml:space="preserve"/>
+      </w:r>
+    </w:p>
+    <w:p>
+      <w:pPr>
+        <w:spacing w:after="60" w:before="60" w:line="280"/>
+        <w:jc w:val="left"/>
+      </w:pPr>
+      <w:r>
+        <w:rPr>
+          <w:rFonts w:ascii="Calibri" w:cs="Calibri" w:eastAsia="Calibri" w:hAnsi="Calibri"/>
+          <w:b w:val="false"/>
+          <w:bCs w:val="false"/>
+          <w:i w:val="false"/>
+          <w:iCs w:val="false"/>
+          <w:color w:val="1A1A1A"/>
+          <w:sz w:val="21"/>
+          <w:szCs w:val="21"/>
+        </w:rPr>
+        <w:t xml:space="preserve"/>
+      </w:r>
+    </w:p>
+    <w:p>
+      <w:pPr>
+        <w:spacing w:after="60" w:before="60" w:line="280"/>
+        <w:jc w:val="left"/>
+      </w:pPr>
+      <w:r>
+        <w:rPr>
+          <w:rFonts w:ascii="Calibri" w:cs="Calibri" w:eastAsia="Calibri" w:hAnsi="Calibri"/>
+          <w:b w:val="false"/>
+          <w:bCs w:val="false"/>
+          <w:i w:val="false"/>
+          <w:iCs w:val="false"/>
+          <w:color w:val="1A1A1A"/>
+          <w:sz w:val="21"/>
+          <w:szCs w:val="21"/>
+        </w:rPr>
+        <w:t xml:space="preserve"/>
+      </w:r>
+    </w:p>
+    <w:p>
+      <w:pPr>
+        <w:spacing w:after="280" w:before="60" w:line="280"/>
+        <w:jc w:val="center"/>
+      </w:pPr>
+      <w:r>
+        <w:rPr>
+          <w:rFonts w:ascii="Calibri" w:cs="Calibri" w:eastAsia="Calibri" w:hAnsi="Calibri"/>
+          <w:b/>
+          <w:bCs/>
+          <w:i w:val="false"/>
+          <w:iCs w:val="false"/>
+          <w:color w:val="C09853"/>
+          <w:sz w:val="20"/>
+          <w:szCs w:val="20"/>
+        </w:rPr>
+        <w:t xml:space="preserve">CONFIDENTIAL — Trade Secret Reference</w:t>
+      </w:r>
+    </w:p>
+    <w:p>
+      <w:pPr>
+        <w:spacing w:after="80" w:before="60" w:line="280"/>
         <w:jc w:val="center"/>
       </w:pPr>
       <w:r>
@@ -53,15 +208,15 @@
           <w:i w:val="false"/>
           <w:iCs w:val="false"/>
           <w:color w:val="1F3864"/>
-          <w:sz w:val="32"/>
-          <w:szCs w:val="32"/>
+          <w:sz w:val="44"/>
+          <w:szCs w:val="44"/>
         </w:rPr>
         <w:t xml:space="preserve">Local DMG — Operations Guide</w:t>
       </w:r>
     </w:p>
     <w:p>
       <w:pPr>
-        <w:spacing w:after="220" w:before="60"/>
+        <w:spacing w:after="320" w:before="60" w:line="280"/>
         <w:jc w:val="center"/>
       </w:pPr>
       <w:r>
@@ -72,15 +227,83 @@
           <w:i/>
           <w:iCs/>
           <w:color w:val="2E5090"/>
-          <w:sz w:val="22"/>
-          <w:szCs w:val="22"/>
+          <w:sz w:val="24"/>
+          <w:szCs w:val="24"/>
         </w:rPr>
         <w:t xml:space="preserve">Self-contained Information Physics deployment: install, runtime, troubleshooting</w:t>
       </w:r>
     </w:p>
     <w:p>
       <w:pPr>
-        <w:spacing w:after="60" w:before="60"/>
+        <w:spacing w:after="60" w:before="60" w:line="280"/>
+        <w:jc w:val="left"/>
+      </w:pPr>
+      <w:r>
+        <w:rPr>
+          <w:rFonts w:ascii="Calibri" w:cs="Calibri" w:eastAsia="Calibri" w:hAnsi="Calibri"/>
+          <w:b w:val="false"/>
+          <w:bCs w:val="false"/>
+          <w:i w:val="false"/>
+          <w:iCs w:val="false"/>
+          <w:color w:val="1A1A1A"/>
+          <w:sz w:val="21"/>
+          <w:szCs w:val="21"/>
+        </w:rPr>
+        <w:t xml:space="preserve"/>
+      </w:r>
+    </w:p>
+    <w:p>
+      <w:pPr>
+        <w:spacing w:after="60" w:before="60" w:line="280"/>
+        <w:jc w:val="left"/>
+      </w:pPr>
+      <w:r>
+        <w:rPr>
+          <w:rFonts w:ascii="Calibri" w:cs="Calibri" w:eastAsia="Calibri" w:hAnsi="Calibri"/>
+          <w:b w:val="false"/>
+          <w:bCs w:val="false"/>
+          <w:i w:val="false"/>
+          <w:iCs w:val="false"/>
+          <w:color w:val="1A1A1A"/>
+          <w:sz w:val="21"/>
+          <w:szCs w:val="21"/>
+        </w:rPr>
+        <w:t xml:space="preserve"/>
+      </w:r>
+    </w:p>
+    <w:p>
+      <w:pPr>
+        <w:spacing w:after="60" w:before="60" w:line="280"/>
+        <w:jc w:val="left"/>
+      </w:pPr>
+      <w:r>
+        <w:rPr>
+          <w:rFonts w:ascii="Calibri" w:cs="Calibri" w:eastAsia="Calibri" w:hAnsi="Calibri"/>
+          <w:b w:val="false"/>
+          <w:bCs w:val="false"/>
+          <w:i w:val="false"/>
+          <w:iCs w:val="false"/>
+          <w:color w:val="1A1A1A"/>
+          <w:sz w:val="21"/>
+          <w:szCs w:val="21"/>
+        </w:rPr>
+        <w:t xml:space="preserve"/>
+      </w:r>
+    </w:p>
+    <w:p>
+      <w:pPr>
+        <w:pBdr>
+          <w:top w:val="single" w:color="C09853" w:sz="8" w:space="1"/>
+        </w:pBdr>
+        <w:spacing w:after="40" w:before="320"/>
+      </w:pPr>
+      <w:r>
+        <w:t xml:space="preserve"/>
+      </w:r>
+    </w:p>
+    <w:p>
+      <w:pPr>
+        <w:spacing w:after="60" w:before="60" w:line="280"/>
         <w:jc w:val="center"/>
       </w:pPr>
       <w:r>
@@ -91,15 +314,15 @@
           <w:i/>
           <w:iCs/>
           <w:color w:val="2E5090"/>
-          <w:sz w:val="20"/>
-          <w:szCs w:val="20"/>
-        </w:rPr>
-        <w:t xml:space="preserve">V4.5 · April 2026</w:t>
-      </w:r>
-    </w:p>
-    <w:p>
-      <w:pPr>
-        <w:spacing w:after="320" w:before="60"/>
+          <w:sz w:val="18"/>
+          <w:szCs w:val="18"/>
+        </w:rPr>
+        <w:t xml:space="preserve">V4.5  ·  April 2026  ·  InformationPhysics.ai, LLC</w:t>
+      </w:r>
+    </w:p>
+    <w:p>
+      <w:pPr>
+        <w:spacing w:after="40" w:before="60" w:line="280"/>
         <w:jc w:val="center"/>
       </w:pPr>
       <w:r>
@@ -110,10 +333,10 @@
           <w:i/>
           <w:iCs/>
           <w:color w:val="606060"/>
-          <w:sz w:val="18"/>
-          <w:szCs w:val="18"/>
-        </w:rPr>
-        <w:t xml:space="preserve">Subject to NDA on file. Not for redistribution.</w:t>
+          <w:sz w:val="17"/>
+          <w:szCs w:val="17"/>
+        </w:rPr>
+        <w:t xml:space="preserve">Subject to non-disclosure agreement on file. Not for redistribution.</w:t>
       </w:r>
     </w:p>
     <w:p>
@@ -124,8 +347,22 @@
     <w:p>
       <w:pPr>
         <w:pStyle w:val="Heading1"/>
-        <w:spacing w:after="140" w:before="280"/>
-      </w:pPr>
+        <w:pBdr>
+          <w:bottom w:val="single" w:color="1F3864" w:sz="8" w:space="4"/>
+        </w:pBdr>
+        <w:spacing w:after="160" w:before="360" w:line="320"/>
+      </w:pPr>
+      <w:r>
+        <w:rPr>
+          <w:rFonts w:ascii="Calibri" w:cs="Calibri" w:eastAsia="Calibri" w:hAnsi="Calibri"/>
+          <w:b/>
+          <w:bCs/>
+          <w:color w:val="C09853"/>
+          <w:sz w:val="32"/>
+          <w:szCs w:val="32"/>
+        </w:rPr>
+        <w:t xml:space="preserve">§0.  </w:t>
+      </w:r>
       <w:r>
         <w:rPr>
           <w:rFonts w:ascii="Calibri" w:cs="Calibri" w:eastAsia="Calibri" w:hAnsi="Calibri"/>
@@ -135,12 +372,654 @@
           <w:sz w:val="32"/>
           <w:szCs w:val="32"/>
         </w:rPr>
-        <w:t xml:space="preserve">1. What the Local DMG Is</w:t>
-      </w:r>
-    </w:p>
-    <w:p>
-      <w:pPr>
-        <w:spacing w:after="60" w:before="60"/>
+        <w:t xml:space="preserve">Document Information</w:t>
+      </w:r>
+    </w:p>
+    <w:tbl>
+      <w:tblPr>
+        <w:tblW w:type="dxa" w:w="9360"/>
+        <w:tblBorders>
+          <w:top w:val="single" w:color="auto" w:sz="4"/>
+          <w:left w:val="single" w:color="auto" w:sz="4"/>
+          <w:bottom w:val="single" w:color="auto" w:sz="4"/>
+          <w:right w:val="single" w:color="auto" w:sz="4"/>
+          <w:insideH w:val="single" w:color="auto" w:sz="4"/>
+          <w:insideV w:val="single" w:color="auto" w:sz="4"/>
+        </w:tblBorders>
+      </w:tblPr>
+      <w:tblGrid>
+        <w:gridCol w:w="2200"/>
+        <w:gridCol w:w="7160"/>
+      </w:tblGrid>
+      <w:tr>
+        <w:trPr>
+          <w:tblHeader/>
+        </w:trPr>
+        <w:tc>
+          <w:tcPr>
+            <w:tcW w:type="dxa" w:w="2200"/>
+            <w:tcBorders>
+              <w:top w:val="single" w:color="BFBFBF" w:sz="4"/>
+              <w:left w:val="single" w:color="BFBFBF" w:sz="4"/>
+              <w:bottom w:val="single" w:color="BFBFBF" w:sz="4"/>
+              <w:right w:val="single" w:color="BFBFBF" w:sz="4"/>
+            </w:tcBorders>
+            <w:shd w:fill="F2F2F2" w:val="clear"/>
+            <w:tcMar>
+              <w:top w:type="dxa" w:w="80"/>
+              <w:left w:type="dxa" w:w="120"/>
+              <w:bottom w:type="dxa" w:w="80"/>
+              <w:right w:type="dxa" w:w="120"/>
+            </w:tcMar>
+          </w:tcPr>
+          <w:p>
+            <w:pPr>
+              <w:spacing w:after="0" w:before="0" w:line="260"/>
+            </w:pPr>
+            <w:r>
+              <w:rPr>
+                <w:rFonts w:ascii="Calibri" w:cs="Calibri" w:eastAsia="Calibri" w:hAnsi="Calibri"/>
+                <w:b/>
+                <w:bCs/>
+                <w:color w:val="1A1A1A"/>
+                <w:sz w:val="19"/>
+                <w:szCs w:val="19"/>
+              </w:rPr>
+              <w:t xml:space="preserve">Field</w:t>
+            </w:r>
+          </w:p>
+        </w:tc>
+        <w:tc>
+          <w:tcPr>
+            <w:tcW w:type="dxa" w:w="7160"/>
+            <w:tcBorders>
+              <w:top w:val="single" w:color="BFBFBF" w:sz="4"/>
+              <w:left w:val="single" w:color="BFBFBF" w:sz="4"/>
+              <w:bottom w:val="single" w:color="BFBFBF" w:sz="4"/>
+              <w:right w:val="single" w:color="BFBFBF" w:sz="4"/>
+            </w:tcBorders>
+            <w:shd w:fill="F2F2F2" w:val="clear"/>
+            <w:tcMar>
+              <w:top w:type="dxa" w:w="80"/>
+              <w:left w:type="dxa" w:w="120"/>
+              <w:bottom w:type="dxa" w:w="80"/>
+              <w:right w:type="dxa" w:w="120"/>
+            </w:tcMar>
+          </w:tcPr>
+          <w:p>
+            <w:pPr>
+              <w:spacing w:after="0" w:before="0" w:line="260"/>
+            </w:pPr>
+            <w:r>
+              <w:rPr>
+                <w:rFonts w:ascii="Calibri" w:cs="Calibri" w:eastAsia="Calibri" w:hAnsi="Calibri"/>
+                <w:b/>
+                <w:bCs/>
+                <w:color w:val="1A1A1A"/>
+                <w:sz w:val="19"/>
+                <w:szCs w:val="19"/>
+              </w:rPr>
+              <w:t xml:space="preserve">Value</w:t>
+            </w:r>
+          </w:p>
+        </w:tc>
+      </w:tr>
+      <w:tr>
+        <w:tc>
+          <w:tcPr>
+            <w:tcW w:type="dxa" w:w="2200"/>
+            <w:tcBorders>
+              <w:top w:val="single" w:color="BFBFBF" w:sz="4"/>
+              <w:left w:val="single" w:color="BFBFBF" w:sz="4"/>
+              <w:bottom w:val="single" w:color="BFBFBF" w:sz="4"/>
+              <w:right w:val="single" w:color="BFBFBF" w:sz="4"/>
+            </w:tcBorders>
+            <w:tcMar>
+              <w:top w:type="dxa" w:w="80"/>
+              <w:left w:type="dxa" w:w="120"/>
+              <w:bottom w:type="dxa" w:w="80"/>
+              <w:right w:type="dxa" w:w="120"/>
+            </w:tcMar>
+          </w:tcPr>
+          <w:p>
+            <w:pPr>
+              <w:spacing w:after="0" w:before="0" w:line="260"/>
+            </w:pPr>
+            <w:r>
+              <w:rPr>
+                <w:rFonts w:ascii="Consolas" w:cs="Consolas" w:eastAsia="Consolas" w:hAnsi="Consolas"/>
+                <w:b w:val="false"/>
+                <w:bCs w:val="false"/>
+                <w:color w:val="1A1A1A"/>
+                <w:sz w:val="19"/>
+                <w:szCs w:val="19"/>
+              </w:rPr>
+              <w:t xml:space="preserve">Title</w:t>
+            </w:r>
+          </w:p>
+        </w:tc>
+        <w:tc>
+          <w:tcPr>
+            <w:tcW w:type="dxa" w:w="7160"/>
+            <w:tcBorders>
+              <w:top w:val="single" w:color="BFBFBF" w:sz="4"/>
+              <w:left w:val="single" w:color="BFBFBF" w:sz="4"/>
+              <w:bottom w:val="single" w:color="BFBFBF" w:sz="4"/>
+              <w:right w:val="single" w:color="BFBFBF" w:sz="4"/>
+            </w:tcBorders>
+            <w:tcMar>
+              <w:top w:type="dxa" w:w="80"/>
+              <w:left w:type="dxa" w:w="120"/>
+              <w:bottom w:type="dxa" w:w="80"/>
+              <w:right w:type="dxa" w:w="120"/>
+            </w:tcMar>
+          </w:tcPr>
+          <w:p>
+            <w:pPr>
+              <w:spacing w:after="0" w:before="0" w:line="260"/>
+            </w:pPr>
+            <w:r>
+              <w:rPr>
+                <w:rFonts w:ascii="Calibri" w:cs="Calibri" w:eastAsia="Calibri" w:hAnsi="Calibri"/>
+                <w:b w:val="false"/>
+                <w:bCs w:val="false"/>
+                <w:color w:val="1A1A1A"/>
+                <w:sz w:val="19"/>
+                <w:szCs w:val="19"/>
+              </w:rPr>
+              <w:t xml:space="preserve">Local DMG — Operations Guide</w:t>
+            </w:r>
+          </w:p>
+        </w:tc>
+      </w:tr>
+      <w:tr>
+        <w:tc>
+          <w:tcPr>
+            <w:tcW w:type="dxa" w:w="2200"/>
+            <w:tcBorders>
+              <w:top w:val="single" w:color="BFBFBF" w:sz="4"/>
+              <w:left w:val="single" w:color="BFBFBF" w:sz="4"/>
+              <w:bottom w:val="single" w:color="BFBFBF" w:sz="4"/>
+              <w:right w:val="single" w:color="BFBFBF" w:sz="4"/>
+            </w:tcBorders>
+            <w:shd w:fill="F2F2F2" w:val="clear"/>
+            <w:tcMar>
+              <w:top w:type="dxa" w:w="80"/>
+              <w:left w:type="dxa" w:w="120"/>
+              <w:bottom w:type="dxa" w:w="80"/>
+              <w:right w:type="dxa" w:w="120"/>
+            </w:tcMar>
+          </w:tcPr>
+          <w:p>
+            <w:pPr>
+              <w:spacing w:after="0" w:before="0" w:line="260"/>
+            </w:pPr>
+            <w:r>
+              <w:rPr>
+                <w:rFonts w:ascii="Consolas" w:cs="Consolas" w:eastAsia="Consolas" w:hAnsi="Consolas"/>
+                <w:b w:val="false"/>
+                <w:bCs w:val="false"/>
+                <w:color w:val="1A1A1A"/>
+                <w:sz w:val="19"/>
+                <w:szCs w:val="19"/>
+              </w:rPr>
+              <w:t xml:space="preserve">Document type</w:t>
+            </w:r>
+          </w:p>
+        </w:tc>
+        <w:tc>
+          <w:tcPr>
+            <w:tcW w:type="dxa" w:w="7160"/>
+            <w:tcBorders>
+              <w:top w:val="single" w:color="BFBFBF" w:sz="4"/>
+              <w:left w:val="single" w:color="BFBFBF" w:sz="4"/>
+              <w:bottom w:val="single" w:color="BFBFBF" w:sz="4"/>
+              <w:right w:val="single" w:color="BFBFBF" w:sz="4"/>
+            </w:tcBorders>
+            <w:shd w:fill="F2F2F2" w:val="clear"/>
+            <w:tcMar>
+              <w:top w:type="dxa" w:w="80"/>
+              <w:left w:type="dxa" w:w="120"/>
+              <w:bottom w:type="dxa" w:w="80"/>
+              <w:right w:type="dxa" w:w="120"/>
+            </w:tcMar>
+          </w:tcPr>
+          <w:p>
+            <w:pPr>
+              <w:spacing w:after="0" w:before="0" w:line="260"/>
+            </w:pPr>
+            <w:r>
+              <w:rPr>
+                <w:rFonts w:ascii="Calibri" w:cs="Calibri" w:eastAsia="Calibri" w:hAnsi="Calibri"/>
+                <w:b w:val="false"/>
+                <w:bCs w:val="false"/>
+                <w:color w:val="1A1A1A"/>
+                <w:sz w:val="19"/>
+                <w:szCs w:val="19"/>
+              </w:rPr>
+              <w:t xml:space="preserve">Operator Reference</w:t>
+            </w:r>
+          </w:p>
+        </w:tc>
+      </w:tr>
+      <w:tr>
+        <w:tc>
+          <w:tcPr>
+            <w:tcW w:type="dxa" w:w="2200"/>
+            <w:tcBorders>
+              <w:top w:val="single" w:color="BFBFBF" w:sz="4"/>
+              <w:left w:val="single" w:color="BFBFBF" w:sz="4"/>
+              <w:bottom w:val="single" w:color="BFBFBF" w:sz="4"/>
+              <w:right w:val="single" w:color="BFBFBF" w:sz="4"/>
+            </w:tcBorders>
+            <w:tcMar>
+              <w:top w:type="dxa" w:w="80"/>
+              <w:left w:type="dxa" w:w="120"/>
+              <w:bottom w:type="dxa" w:w="80"/>
+              <w:right w:type="dxa" w:w="120"/>
+            </w:tcMar>
+          </w:tcPr>
+          <w:p>
+            <w:pPr>
+              <w:spacing w:after="0" w:before="0" w:line="260"/>
+            </w:pPr>
+            <w:r>
+              <w:rPr>
+                <w:rFonts w:ascii="Consolas" w:cs="Consolas" w:eastAsia="Consolas" w:hAnsi="Consolas"/>
+                <w:b w:val="false"/>
+                <w:bCs w:val="false"/>
+                <w:color w:val="1A1A1A"/>
+                <w:sz w:val="19"/>
+                <w:szCs w:val="19"/>
+              </w:rPr>
+              <w:t xml:space="preserve">Version</w:t>
+            </w:r>
+          </w:p>
+        </w:tc>
+        <w:tc>
+          <w:tcPr>
+            <w:tcW w:type="dxa" w:w="7160"/>
+            <w:tcBorders>
+              <w:top w:val="single" w:color="BFBFBF" w:sz="4"/>
+              <w:left w:val="single" w:color="BFBFBF" w:sz="4"/>
+              <w:bottom w:val="single" w:color="BFBFBF" w:sz="4"/>
+              <w:right w:val="single" w:color="BFBFBF" w:sz="4"/>
+            </w:tcBorders>
+            <w:tcMar>
+              <w:top w:type="dxa" w:w="80"/>
+              <w:left w:type="dxa" w:w="120"/>
+              <w:bottom w:type="dxa" w:w="80"/>
+              <w:right w:type="dxa" w:w="120"/>
+            </w:tcMar>
+          </w:tcPr>
+          <w:p>
+            <w:pPr>
+              <w:spacing w:after="0" w:before="0" w:line="260"/>
+            </w:pPr>
+            <w:r>
+              <w:rPr>
+                <w:rFonts w:ascii="Calibri" w:cs="Calibri" w:eastAsia="Calibri" w:hAnsi="Calibri"/>
+                <w:b w:val="false"/>
+                <w:bCs w:val="false"/>
+                <w:color w:val="1A1A1A"/>
+                <w:sz w:val="19"/>
+                <w:szCs w:val="19"/>
+              </w:rPr>
+              <w:t xml:space="preserve">V4.5</w:t>
+            </w:r>
+          </w:p>
+        </w:tc>
+      </w:tr>
+      <w:tr>
+        <w:tc>
+          <w:tcPr>
+            <w:tcW w:type="dxa" w:w="2200"/>
+            <w:tcBorders>
+              <w:top w:val="single" w:color="BFBFBF" w:sz="4"/>
+              <w:left w:val="single" w:color="BFBFBF" w:sz="4"/>
+              <w:bottom w:val="single" w:color="BFBFBF" w:sz="4"/>
+              <w:right w:val="single" w:color="BFBFBF" w:sz="4"/>
+            </w:tcBorders>
+            <w:shd w:fill="F2F2F2" w:val="clear"/>
+            <w:tcMar>
+              <w:top w:type="dxa" w:w="80"/>
+              <w:left w:type="dxa" w:w="120"/>
+              <w:bottom w:type="dxa" w:w="80"/>
+              <w:right w:type="dxa" w:w="120"/>
+            </w:tcMar>
+          </w:tcPr>
+          <w:p>
+            <w:pPr>
+              <w:spacing w:after="0" w:before="0" w:line="260"/>
+            </w:pPr>
+            <w:r>
+              <w:rPr>
+                <w:rFonts w:ascii="Consolas" w:cs="Consolas" w:eastAsia="Consolas" w:hAnsi="Consolas"/>
+                <w:b w:val="false"/>
+                <w:bCs w:val="false"/>
+                <w:color w:val="1A1A1A"/>
+                <w:sz w:val="19"/>
+                <w:szCs w:val="19"/>
+              </w:rPr>
+              <w:t xml:space="preserve">Release</w:t>
+            </w:r>
+          </w:p>
+        </w:tc>
+        <w:tc>
+          <w:tcPr>
+            <w:tcW w:type="dxa" w:w="7160"/>
+            <w:tcBorders>
+              <w:top w:val="single" w:color="BFBFBF" w:sz="4"/>
+              <w:left w:val="single" w:color="BFBFBF" w:sz="4"/>
+              <w:bottom w:val="single" w:color="BFBFBF" w:sz="4"/>
+              <w:right w:val="single" w:color="BFBFBF" w:sz="4"/>
+            </w:tcBorders>
+            <w:shd w:fill="F2F2F2" w:val="clear"/>
+            <w:tcMar>
+              <w:top w:type="dxa" w:w="80"/>
+              <w:left w:type="dxa" w:w="120"/>
+              <w:bottom w:type="dxa" w:w="80"/>
+              <w:right w:type="dxa" w:w="120"/>
+            </w:tcMar>
+          </w:tcPr>
+          <w:p>
+            <w:pPr>
+              <w:spacing w:after="0" w:before="0" w:line="260"/>
+            </w:pPr>
+            <w:r>
+              <w:rPr>
+                <w:rFonts w:ascii="Calibri" w:cs="Calibri" w:eastAsia="Calibri" w:hAnsi="Calibri"/>
+                <w:b w:val="false"/>
+                <w:bCs w:val="false"/>
+                <w:color w:val="1A1A1A"/>
+                <w:sz w:val="19"/>
+                <w:szCs w:val="19"/>
+              </w:rPr>
+              <w:t xml:space="preserve">April 2026</w:t>
+            </w:r>
+          </w:p>
+        </w:tc>
+      </w:tr>
+      <w:tr>
+        <w:tc>
+          <w:tcPr>
+            <w:tcW w:type="dxa" w:w="2200"/>
+            <w:tcBorders>
+              <w:top w:val="single" w:color="BFBFBF" w:sz="4"/>
+              <w:left w:val="single" w:color="BFBFBF" w:sz="4"/>
+              <w:bottom w:val="single" w:color="BFBFBF" w:sz="4"/>
+              <w:right w:val="single" w:color="BFBFBF" w:sz="4"/>
+            </w:tcBorders>
+            <w:tcMar>
+              <w:top w:type="dxa" w:w="80"/>
+              <w:left w:type="dxa" w:w="120"/>
+              <w:bottom w:type="dxa" w:w="80"/>
+              <w:right w:type="dxa" w:w="120"/>
+            </w:tcMar>
+          </w:tcPr>
+          <w:p>
+            <w:pPr>
+              <w:spacing w:after="0" w:before="0" w:line="260"/>
+            </w:pPr>
+            <w:r>
+              <w:rPr>
+                <w:rFonts w:ascii="Consolas" w:cs="Consolas" w:eastAsia="Consolas" w:hAnsi="Consolas"/>
+                <w:b w:val="false"/>
+                <w:bCs w:val="false"/>
+                <w:color w:val="1A1A1A"/>
+                <w:sz w:val="19"/>
+                <w:szCs w:val="19"/>
+              </w:rPr>
+              <w:t xml:space="preserve">Organization</w:t>
+            </w:r>
+          </w:p>
+        </w:tc>
+        <w:tc>
+          <w:tcPr>
+            <w:tcW w:type="dxa" w:w="7160"/>
+            <w:tcBorders>
+              <w:top w:val="single" w:color="BFBFBF" w:sz="4"/>
+              <w:left w:val="single" w:color="BFBFBF" w:sz="4"/>
+              <w:bottom w:val="single" w:color="BFBFBF" w:sz="4"/>
+              <w:right w:val="single" w:color="BFBFBF" w:sz="4"/>
+            </w:tcBorders>
+            <w:tcMar>
+              <w:top w:type="dxa" w:w="80"/>
+              <w:left w:type="dxa" w:w="120"/>
+              <w:bottom w:type="dxa" w:w="80"/>
+              <w:right w:type="dxa" w:w="120"/>
+            </w:tcMar>
+          </w:tcPr>
+          <w:p>
+            <w:pPr>
+              <w:spacing w:after="0" w:before="0" w:line="260"/>
+            </w:pPr>
+            <w:r>
+              <w:rPr>
+                <w:rFonts w:ascii="Calibri" w:cs="Calibri" w:eastAsia="Calibri" w:hAnsi="Calibri"/>
+                <w:b w:val="false"/>
+                <w:bCs w:val="false"/>
+                <w:color w:val="1A1A1A"/>
+                <w:sz w:val="19"/>
+                <w:szCs w:val="19"/>
+              </w:rPr>
+              <w:t xml:space="preserve">InformationPhysics.ai, LLC</w:t>
+            </w:r>
+          </w:p>
+        </w:tc>
+      </w:tr>
+      <w:tr>
+        <w:tc>
+          <w:tcPr>
+            <w:tcW w:type="dxa" w:w="2200"/>
+            <w:tcBorders>
+              <w:top w:val="single" w:color="BFBFBF" w:sz="4"/>
+              <w:left w:val="single" w:color="BFBFBF" w:sz="4"/>
+              <w:bottom w:val="single" w:color="BFBFBF" w:sz="4"/>
+              <w:right w:val="single" w:color="BFBFBF" w:sz="4"/>
+            </w:tcBorders>
+            <w:shd w:fill="F2F2F2" w:val="clear"/>
+            <w:tcMar>
+              <w:top w:type="dxa" w:w="80"/>
+              <w:left w:type="dxa" w:w="120"/>
+              <w:bottom w:type="dxa" w:w="80"/>
+              <w:right w:type="dxa" w:w="120"/>
+            </w:tcMar>
+          </w:tcPr>
+          <w:p>
+            <w:pPr>
+              <w:spacing w:after="0" w:before="0" w:line="260"/>
+            </w:pPr>
+            <w:r>
+              <w:rPr>
+                <w:rFonts w:ascii="Consolas" w:cs="Consolas" w:eastAsia="Consolas" w:hAnsi="Consolas"/>
+                <w:b w:val="false"/>
+                <w:bCs w:val="false"/>
+                <w:color w:val="1A1A1A"/>
+                <w:sz w:val="19"/>
+                <w:szCs w:val="19"/>
+              </w:rPr>
+              <w:t xml:space="preserve">Generated</w:t>
+            </w:r>
+          </w:p>
+        </w:tc>
+        <w:tc>
+          <w:tcPr>
+            <w:tcW w:type="dxa" w:w="7160"/>
+            <w:tcBorders>
+              <w:top w:val="single" w:color="BFBFBF" w:sz="4"/>
+              <w:left w:val="single" w:color="BFBFBF" w:sz="4"/>
+              <w:bottom w:val="single" w:color="BFBFBF" w:sz="4"/>
+              <w:right w:val="single" w:color="BFBFBF" w:sz="4"/>
+            </w:tcBorders>
+            <w:shd w:fill="F2F2F2" w:val="clear"/>
+            <w:tcMar>
+              <w:top w:type="dxa" w:w="80"/>
+              <w:left w:type="dxa" w:w="120"/>
+              <w:bottom w:type="dxa" w:w="80"/>
+              <w:right w:type="dxa" w:w="120"/>
+            </w:tcMar>
+          </w:tcPr>
+          <w:p>
+            <w:pPr>
+              <w:spacing w:after="0" w:before="0" w:line="260"/>
+            </w:pPr>
+            <w:r>
+              <w:rPr>
+                <w:rFonts w:ascii="Calibri" w:cs="Calibri" w:eastAsia="Calibri" w:hAnsi="Calibri"/>
+                <w:b w:val="false"/>
+                <w:bCs w:val="false"/>
+                <w:color w:val="1A1A1A"/>
+                <w:sz w:val="19"/>
+                <w:szCs w:val="19"/>
+              </w:rPr>
+              <w:t xml:space="preserve">2026-04-29 17:03:18 UTC</w:t>
+            </w:r>
+          </w:p>
+        </w:tc>
+      </w:tr>
+      <w:tr>
+        <w:tc>
+          <w:tcPr>
+            <w:tcW w:type="dxa" w:w="2200"/>
+            <w:tcBorders>
+              <w:top w:val="single" w:color="BFBFBF" w:sz="4"/>
+              <w:left w:val="single" w:color="BFBFBF" w:sz="4"/>
+              <w:bottom w:val="single" w:color="BFBFBF" w:sz="4"/>
+              <w:right w:val="single" w:color="BFBFBF" w:sz="4"/>
+            </w:tcBorders>
+            <w:tcMar>
+              <w:top w:type="dxa" w:w="80"/>
+              <w:left w:type="dxa" w:w="120"/>
+              <w:bottom w:type="dxa" w:w="80"/>
+              <w:right w:type="dxa" w:w="120"/>
+            </w:tcMar>
+          </w:tcPr>
+          <w:p>
+            <w:pPr>
+              <w:spacing w:after="0" w:before="0" w:line="260"/>
+            </w:pPr>
+            <w:r>
+              <w:rPr>
+                <w:rFonts w:ascii="Consolas" w:cs="Consolas" w:eastAsia="Consolas" w:hAnsi="Consolas"/>
+                <w:b w:val="false"/>
+                <w:bCs w:val="false"/>
+                <w:color w:val="1A1A1A"/>
+                <w:sz w:val="19"/>
+                <w:szCs w:val="19"/>
+              </w:rPr>
+              <w:t xml:space="preserve">Distribution</w:t>
+            </w:r>
+          </w:p>
+        </w:tc>
+        <w:tc>
+          <w:tcPr>
+            <w:tcW w:type="dxa" w:w="7160"/>
+            <w:tcBorders>
+              <w:top w:val="single" w:color="BFBFBF" w:sz="4"/>
+              <w:left w:val="single" w:color="BFBFBF" w:sz="4"/>
+              <w:bottom w:val="single" w:color="BFBFBF" w:sz="4"/>
+              <w:right w:val="single" w:color="BFBFBF" w:sz="4"/>
+            </w:tcBorders>
+            <w:tcMar>
+              <w:top w:type="dxa" w:w="80"/>
+              <w:left w:type="dxa" w:w="120"/>
+              <w:bottom w:type="dxa" w:w="80"/>
+              <w:right w:type="dxa" w:w="120"/>
+            </w:tcMar>
+          </w:tcPr>
+          <w:p>
+            <w:pPr>
+              <w:spacing w:after="0" w:before="0" w:line="260"/>
+            </w:pPr>
+            <w:r>
+              <w:rPr>
+                <w:rFonts w:ascii="Calibri" w:cs="Calibri" w:eastAsia="Calibri" w:hAnsi="Calibri"/>
+                <w:b w:val="false"/>
+                <w:bCs w:val="false"/>
+                <w:color w:val="1A1A1A"/>
+                <w:sz w:val="19"/>
+                <w:szCs w:val="19"/>
+              </w:rPr>
+              <w:t xml:space="preserve">Internal · NDA-controlled</w:t>
+            </w:r>
+          </w:p>
+        </w:tc>
+      </w:tr>
+      <w:tr>
+        <w:tc>
+          <w:tcPr>
+            <w:tcW w:type="dxa" w:w="2200"/>
+            <w:tcBorders>
+              <w:top w:val="single" w:color="BFBFBF" w:sz="4"/>
+              <w:left w:val="single" w:color="BFBFBF" w:sz="4"/>
+              <w:bottom w:val="single" w:color="BFBFBF" w:sz="4"/>
+              <w:right w:val="single" w:color="BFBFBF" w:sz="4"/>
+            </w:tcBorders>
+            <w:shd w:fill="F2F2F2" w:val="clear"/>
+            <w:tcMar>
+              <w:top w:type="dxa" w:w="80"/>
+              <w:left w:type="dxa" w:w="120"/>
+              <w:bottom w:type="dxa" w:w="80"/>
+              <w:right w:type="dxa" w:w="120"/>
+            </w:tcMar>
+          </w:tcPr>
+          <w:p>
+            <w:pPr>
+              <w:spacing w:after="0" w:before="0" w:line="260"/>
+            </w:pPr>
+            <w:r>
+              <w:rPr>
+                <w:rFonts w:ascii="Consolas" w:cs="Consolas" w:eastAsia="Consolas" w:hAnsi="Consolas"/>
+                <w:b w:val="false"/>
+                <w:bCs w:val="false"/>
+                <w:color w:val="1A1A1A"/>
+                <w:sz w:val="19"/>
+                <w:szCs w:val="19"/>
+              </w:rPr>
+              <w:t xml:space="preserve">Supersedes</w:t>
+            </w:r>
+          </w:p>
+        </w:tc>
+        <w:tc>
+          <w:tcPr>
+            <w:tcW w:type="dxa" w:w="7160"/>
+            <w:tcBorders>
+              <w:top w:val="single" w:color="BFBFBF" w:sz="4"/>
+              <w:left w:val="single" w:color="BFBFBF" w:sz="4"/>
+              <w:bottom w:val="single" w:color="BFBFBF" w:sz="4"/>
+              <w:right w:val="single" w:color="BFBFBF" w:sz="4"/>
+            </w:tcBorders>
+            <w:shd w:fill="F2F2F2" w:val="clear"/>
+            <w:tcMar>
+              <w:top w:type="dxa" w:w="80"/>
+              <w:left w:type="dxa" w:w="120"/>
+              <w:bottom w:type="dxa" w:w="80"/>
+              <w:right w:type="dxa" w:w="120"/>
+            </w:tcMar>
+          </w:tcPr>
+          <w:p>
+            <w:pPr>
+              <w:spacing w:after="0" w:before="0" w:line="260"/>
+            </w:pPr>
+            <w:r>
+              <w:rPr>
+                <w:rFonts w:ascii="Calibri" w:cs="Calibri" w:eastAsia="Calibri" w:hAnsi="Calibri"/>
+                <w:b w:val="false"/>
+                <w:bCs w:val="false"/>
+                <w:color w:val="1A1A1A"/>
+                <w:sz w:val="19"/>
+                <w:szCs w:val="19"/>
+              </w:rPr>
+              <w:t xml:space="preserve">Any prior description of the same subject in earlier release notes or technotes</w:t>
+            </w:r>
+          </w:p>
+        </w:tc>
+      </w:tr>
+    </w:tbl>
+    <w:p>
+      <w:pPr>
+        <w:spacing w:after="60" w:before="60" w:line="280"/>
         <w:jc w:val="left"/>
       </w:pPr>
       <w:r>
@@ -150,16 +1029,33 @@
           <w:bCs w:val="false"/>
           <w:i w:val="false"/>
           <w:iCs w:val="false"/>
-          <w:color w:val="000000"/>
-          <w:sz w:val="20"/>
-          <w:szCs w:val="20"/>
-        </w:rPr>
-        <w:t xml:space="preserve">Self-contained Information Physics installation. Everything runs on the Mac that mounts the DMG: PostgreSQL, FastAPI, the Next.js frontend, and the Electron host. No internet required at runtime; every Mac becomes its own isolated tenant with its own Postgres data.</w:t>
-      </w:r>
-    </w:p>
-    <w:p>
-      <w:pPr>
-        <w:spacing w:after="60" w:before="60"/>
+          <w:color w:val="1A1A1A"/>
+          <w:sz w:val="21"/>
+          <w:szCs w:val="21"/>
+        </w:rPr>
+        <w:t xml:space="preserve"/>
+      </w:r>
+    </w:p>
+    <w:p>
+      <w:pPr>
+        <w:pStyle w:val="Heading2"/>
+        <w:spacing w:after="100" w:before="240" w:line="300"/>
+      </w:pPr>
+      <w:r>
+        <w:rPr>
+          <w:rFonts w:ascii="Calibri" w:cs="Calibri" w:eastAsia="Calibri" w:hAnsi="Calibri"/>
+          <w:b/>
+          <w:bCs/>
+          <w:color w:val="2E5090"/>
+          <w:sz w:val="26"/>
+          <w:szCs w:val="26"/>
+        </w:rPr>
+        <w:t xml:space="preserve">Abstract</w:t>
+      </w:r>
+    </w:p>
+    <w:p>
+      <w:pPr>
+        <w:spacing w:after="60" w:before="60" w:line="280"/>
         <w:jc w:val="left"/>
       </w:pPr>
       <w:r>
@@ -169,18 +1065,122 @@
           <w:bCs w:val="false"/>
           <w:i w:val="false"/>
           <w:iCs w:val="false"/>
-          <w:color w:val="000000"/>
-          <w:sz w:val="20"/>
-          <w:szCs w:val="20"/>
-        </w:rPr>
-        <w:t xml:space="preserve">Distinct from the Full and Cloud-stripped variants, both of which set CLOUD_MODE=true and connect to the Railway production API. The Local variant flips CLOUD_MODE=false at build time and starts the embedded services.</w:t>
+          <w:color w:val="1A1A1A"/>
+          <w:sz w:val="21"/>
+          <w:szCs w:val="21"/>
+        </w:rPr>
+        <w:t xml:space="preserve">Self-contained Information Physics installation. Everything runs on the Mac that mounts the DMG: PostgreSQL, FastAPI, the Next.js frontend, and the Electron host. No internet required at runtime; every Mac becomes its own isolated tenant with its own Postgres data. This document covers first-launch behavior, default credentials, ANTHROPIC_API_KEY at build time, file locations, common issues, backup / restore, and privacy properties.</w:t>
+      </w:r>
+    </w:p>
+    <w:p>
+      <w:pPr>
+        <w:spacing w:after="60" w:before="60" w:line="280"/>
+        <w:jc w:val="left"/>
+      </w:pPr>
+      <w:r>
+        <w:rPr>
+          <w:rFonts w:ascii="Calibri" w:cs="Calibri" w:eastAsia="Calibri" w:hAnsi="Calibri"/>
+          <w:b w:val="false"/>
+          <w:bCs w:val="false"/>
+          <w:i w:val="false"/>
+          <w:iCs w:val="false"/>
+          <w:color w:val="1A1A1A"/>
+          <w:sz w:val="21"/>
+          <w:szCs w:val="21"/>
+        </w:rPr>
+        <w:t xml:space="preserve"/>
+      </w:r>
+    </w:p>
+    <w:tbl>
+      <w:tblPr>
+        <w:tblW w:type="dxa" w:w="9360"/>
+        <w:tblBorders>
+          <w:top w:val="single" w:color="auto" w:sz="4"/>
+          <w:left w:val="single" w:color="auto" w:sz="4"/>
+          <w:bottom w:val="single" w:color="auto" w:sz="4"/>
+          <w:right w:val="single" w:color="auto" w:sz="4"/>
+          <w:insideH w:val="single" w:color="auto" w:sz="4"/>
+          <w:insideV w:val="single" w:color="auto" w:sz="4"/>
+        </w:tblBorders>
+      </w:tblPr>
+      <w:tblGrid>
+        <w:gridCol w:w="9360"/>
+      </w:tblGrid>
+      <w:tr>
+        <w:tc>
+          <w:tcPr>
+            <w:tcW w:type="dxa" w:w="9360"/>
+            <w:tcBorders>
+              <w:top w:val="single" w:color="C09853" w:sz="12"/>
+              <w:left w:val="single" w:color="C09853" w:sz="12"/>
+              <w:bottom w:val="single" w:color="C09853" w:sz="4"/>
+              <w:right w:val="single" w:color="C09853" w:sz="4"/>
+            </w:tcBorders>
+            <w:shd w:fill="FFF8E7" w:val="clear"/>
+            <w:tcMar>
+              <w:top w:type="dxa" w:w="140"/>
+              <w:left w:type="dxa" w:w="200"/>
+              <w:bottom w:type="dxa" w:w="140"/>
+              <w:right w:type="dxa" w:w="200"/>
+            </w:tcMar>
+          </w:tcPr>
+          <w:p>
+            <w:pPr>
+              <w:spacing w:after="80" w:before="0"/>
+            </w:pPr>
+            <w:r>
+              <w:rPr>
+                <w:rFonts w:ascii="Calibri" w:cs="Calibri" w:eastAsia="Calibri" w:hAnsi="Calibri"/>
+                <w:b/>
+                <w:bCs/>
+                <w:color w:val="C09853"/>
+                <w:sz w:val="20"/>
+                <w:szCs w:val="20"/>
+              </w:rPr>
+              <w:t xml:space="preserve">Reading this document</w:t>
+            </w:r>
+          </w:p>
+          <w:p>
+            <w:pPr>
+              <w:spacing w:after="0" w:before="0" w:line="280"/>
+            </w:pPr>
+            <w:r>
+              <w:rPr>
+                <w:rFonts w:ascii="Calibri" w:cs="Calibri" w:eastAsia="Calibri" w:hAnsi="Calibri"/>
+                <w:color w:val="1A1A1A"/>
+                <w:sz w:val="21"/>
+                <w:szCs w:val="21"/>
+              </w:rPr>
+              <w:t xml:space="preserve">Section numbers are stable across revisions of this document; cross-references can rely on §N notation. Code snippets are illustrative — the canonical source is the file path called out in the Provenance section. Any inconsistency between this document and the source code should be reconciled by editing this document, not the code.</w:t>
+            </w:r>
+          </w:p>
+        </w:tc>
+      </w:tr>
+    </w:tbl>
+    <w:p>
+      <w:r>
+        <w:br w:type="page"/>
       </w:r>
     </w:p>
     <w:p>
       <w:pPr>
         <w:pStyle w:val="Heading1"/>
-        <w:spacing w:after="140" w:before="280"/>
-      </w:pPr>
+        <w:pBdr>
+          <w:bottom w:val="single" w:color="1F3864" w:sz="8" w:space="4"/>
+        </w:pBdr>
+        <w:spacing w:after="160" w:before="360" w:line="320"/>
+      </w:pPr>
+      <w:r>
+        <w:rPr>
+          <w:rFonts w:ascii="Calibri" w:cs="Calibri" w:eastAsia="Calibri" w:hAnsi="Calibri"/>
+          <w:b/>
+          <w:bCs/>
+          <w:color w:val="C09853"/>
+          <w:sz w:val="32"/>
+          <w:szCs w:val="32"/>
+        </w:rPr>
+        <w:t xml:space="preserve">§1.  </w:t>
+      </w:r>
       <w:r>
         <w:rPr>
           <w:rFonts w:ascii="Calibri" w:cs="Calibri" w:eastAsia="Calibri" w:hAnsi="Calibri"/>
@@ -190,12 +1190,12 @@
           <w:sz w:val="32"/>
           <w:szCs w:val="32"/>
         </w:rPr>
-        <w:t xml:space="preserve">2. First Launch</w:t>
-      </w:r>
-    </w:p>
-    <w:p>
-      <w:pPr>
-        <w:spacing w:after="60" w:before="60"/>
+        <w:t xml:space="preserve">What the Local DMG Is</w:t>
+      </w:r>
+    </w:p>
+    <w:p>
+      <w:pPr>
+        <w:spacing w:after="60" w:before="60" w:line="280"/>
         <w:jc w:val="left"/>
       </w:pPr>
       <w:r>
@@ -205,45 +1205,51 @@
           <w:bCs w:val="false"/>
           <w:i w:val="false"/>
           <w:iCs w:val="false"/>
-          <w:color w:val="000000"/>
-          <w:sz w:val="20"/>
-          <w:szCs w:val="20"/>
-        </w:rPr>
-        <w:t xml:space="preserve">On first mount, the launch sequence is:</w:t>
-      </w:r>
-    </w:p>
-    <w:p>
-      <w:pPr>
-        <w:shd w:fill="F2F2F2" w:val="clear"/>
-        <w:spacing w:after="80" w:before="80"/>
-      </w:pPr>
-      <w:r>
-        <w:rPr>
-          <w:rFonts w:ascii="Consolas" w:cs="Consolas" w:eastAsia="Consolas" w:hAnsi="Consolas"/>
-          <w:color w:val="111111"/>
-          <w:sz w:val="17"/>
-          <w:szCs w:val="17"/>
-        </w:rPr>
-        <w:t xml:space="preserve">1. Electron host process starts
-2. findPorts() finds free ports starting at 5433 (PG), 9080 (API),
-      3100 (frontend)
-3. ensurePgSymlink() creates /tmp/pg_env/lib → bundled lib (workaround
-      for the conda-built Postgres binary's hardcoded pkglibdir)
-4. initdb writes a fresh cluster to:
-      ~/Library/Application Support/information-physics-demo-system/pgdata
-5. pg_ctl start with LC_ALL=C (sidesteps the macOS CoreFoundation
-      multithreading-on-fork issue)
-6. Migrations run in order — 000 through 031, plus 990 if baked
-7. FastAPI starts on the chosen API port
-8. Frontend starts on the chosen frontend port
-9. BrowserWindow opens, navigated to http://localhost:3100</w:t>
+          <w:color w:val="1A1A1A"/>
+          <w:sz w:val="21"/>
+          <w:szCs w:val="21"/>
+        </w:rPr>
+        <w:t xml:space="preserve">Self-contained Information Physics installation. Everything runs on the Mac that mounts the DMG: PostgreSQL, FastAPI, the Next.js frontend, and the Electron host. No internet required at runtime; every Mac becomes its own isolated tenant with its own Postgres data.</w:t>
+      </w:r>
+    </w:p>
+    <w:p>
+      <w:pPr>
+        <w:spacing w:after="60" w:before="60" w:line="280"/>
+        <w:jc w:val="left"/>
+      </w:pPr>
+      <w:r>
+        <w:rPr>
+          <w:rFonts w:ascii="Calibri" w:cs="Calibri" w:eastAsia="Calibri" w:hAnsi="Calibri"/>
+          <w:b w:val="false"/>
+          <w:bCs w:val="false"/>
+          <w:i w:val="false"/>
+          <w:iCs w:val="false"/>
+          <w:color w:val="1A1A1A"/>
+          <w:sz w:val="21"/>
+          <w:szCs w:val="21"/>
+        </w:rPr>
+        <w:t xml:space="preserve">Distinct from the Full and Cloud-stripped variants, both of which set CLOUD_MODE=true and connect to the Railway production API. The Local variant flips CLOUD_MODE=false at build time and starts the embedded services.</w:t>
       </w:r>
     </w:p>
     <w:p>
       <w:pPr>
         <w:pStyle w:val="Heading1"/>
-        <w:spacing w:after="140" w:before="280"/>
-      </w:pPr>
+        <w:pBdr>
+          <w:bottom w:val="single" w:color="1F3864" w:sz="8" w:space="4"/>
+        </w:pBdr>
+        <w:spacing w:after="160" w:before="360" w:line="320"/>
+      </w:pPr>
+      <w:r>
+        <w:rPr>
+          <w:rFonts w:ascii="Calibri" w:cs="Calibri" w:eastAsia="Calibri" w:hAnsi="Calibri"/>
+          <w:b/>
+          <w:bCs/>
+          <w:color w:val="C09853"/>
+          <w:sz w:val="32"/>
+          <w:szCs w:val="32"/>
+        </w:rPr>
+        <w:t xml:space="preserve">§2.  </w:t>
+      </w:r>
       <w:r>
         <w:rPr>
           <w:rFonts w:ascii="Calibri" w:cs="Calibri" w:eastAsia="Calibri" w:hAnsi="Calibri"/>
@@ -253,12 +1259,12 @@
           <w:sz w:val="32"/>
           <w:szCs w:val="32"/>
         </w:rPr>
-        <w:t xml:space="preserve">3. Default Login</w:t>
-      </w:r>
-    </w:p>
-    <w:p>
-      <w:pPr>
-        <w:spacing w:after="60" w:before="60"/>
+        <w:t xml:space="preserve">First Launch</w:t>
+      </w:r>
+    </w:p>
+    <w:p>
+      <w:pPr>
+        <w:spacing w:after="60" w:before="60" w:line="280"/>
         <w:jc w:val="left"/>
       </w:pPr>
       <w:r>
@@ -268,9 +1274,290 @@
           <w:bCs w:val="false"/>
           <w:i w:val="false"/>
           <w:iCs w:val="false"/>
-          <w:color w:val="000000"/>
-          <w:sz w:val="20"/>
-          <w:szCs w:val="20"/>
+          <w:color w:val="1A1A1A"/>
+          <w:sz w:val="21"/>
+          <w:szCs w:val="21"/>
+        </w:rPr>
+        <w:t xml:space="preserve">On first mount, the launch sequence is:</w:t>
+      </w:r>
+    </w:p>
+    <w:tbl>
+      <w:tblPr>
+        <w:tblW w:type="dxa" w:w="9360"/>
+        <w:tblBorders>
+          <w:top w:val="single" w:color="auto" w:sz="4"/>
+          <w:left w:val="single" w:color="auto" w:sz="4"/>
+          <w:bottom w:val="single" w:color="auto" w:sz="4"/>
+          <w:right w:val="single" w:color="auto" w:sz="4"/>
+          <w:insideH w:val="single" w:color="auto" w:sz="4"/>
+          <w:insideV w:val="single" w:color="auto" w:sz="4"/>
+        </w:tblBorders>
+      </w:tblPr>
+      <w:tblGrid>
+        <w:gridCol w:w="9360"/>
+      </w:tblGrid>
+      <w:tr>
+        <w:tc>
+          <w:tcPr>
+            <w:tcW w:type="dxa" w:w="9360"/>
+            <w:tcBorders>
+              <w:top w:val="single" w:color="DCDCDC" w:sz="4"/>
+              <w:left w:val="single" w:color="DCDCDC" w:sz="4"/>
+              <w:bottom w:val="single" w:color="DCDCDC" w:sz="4"/>
+              <w:right w:val="single" w:color="DCDCDC" w:sz="4"/>
+            </w:tcBorders>
+            <w:shd w:fill="F2F2F2" w:val="clear"/>
+            <w:tcMar>
+              <w:top w:type="dxa" w:w="100"/>
+              <w:left w:type="dxa" w:w="200"/>
+              <w:bottom w:type="dxa" w:w="100"/>
+              <w:right w:type="dxa" w:w="200"/>
+            </w:tcMar>
+          </w:tcPr>
+          <w:p>
+            <w:pPr>
+              <w:shd w:fill="F2F2F2" w:val="clear"/>
+              <w:spacing w:after="0" w:before="0" w:line="240"/>
+            </w:pPr>
+            <w:r>
+              <w:rPr>
+                <w:rFonts w:ascii="Consolas" w:cs="Consolas" w:eastAsia="Consolas" w:hAnsi="Consolas"/>
+                <w:color w:val="111111"/>
+                <w:sz w:val="18"/>
+                <w:szCs w:val="18"/>
+              </w:rPr>
+              <w:t xml:space="preserve">1. Electron host process starts</w:t>
+            </w:r>
+          </w:p>
+          <w:p>
+            <w:pPr>
+              <w:shd w:fill="F2F2F2" w:val="clear"/>
+              <w:spacing w:after="0" w:before="0" w:line="240"/>
+            </w:pPr>
+            <w:r>
+              <w:rPr>
+                <w:rFonts w:ascii="Consolas" w:cs="Consolas" w:eastAsia="Consolas" w:hAnsi="Consolas"/>
+                <w:color w:val="111111"/>
+                <w:sz w:val="18"/>
+                <w:szCs w:val="18"/>
+              </w:rPr>
+              <w:t xml:space="preserve">2. findPorts() finds free ports starting at 5433 (PG), 9080 (API),</w:t>
+            </w:r>
+          </w:p>
+          <w:p>
+            <w:pPr>
+              <w:shd w:fill="F2F2F2" w:val="clear"/>
+              <w:spacing w:after="0" w:before="0" w:line="240"/>
+            </w:pPr>
+            <w:r>
+              <w:rPr>
+                <w:rFonts w:ascii="Consolas" w:cs="Consolas" w:eastAsia="Consolas" w:hAnsi="Consolas"/>
+                <w:color w:val="111111"/>
+                <w:sz w:val="18"/>
+                <w:szCs w:val="18"/>
+              </w:rPr>
+              <w:t xml:space="preserve">      3100 (frontend)</w:t>
+            </w:r>
+          </w:p>
+          <w:p>
+            <w:pPr>
+              <w:shd w:fill="F2F2F2" w:val="clear"/>
+              <w:spacing w:after="0" w:before="0" w:line="240"/>
+            </w:pPr>
+            <w:r>
+              <w:rPr>
+                <w:rFonts w:ascii="Consolas" w:cs="Consolas" w:eastAsia="Consolas" w:hAnsi="Consolas"/>
+                <w:color w:val="111111"/>
+                <w:sz w:val="18"/>
+                <w:szCs w:val="18"/>
+              </w:rPr>
+              <w:t xml:space="preserve">3. ensurePgSymlink() creates /tmp/pg_env/lib → bundled lib (workaround</w:t>
+            </w:r>
+          </w:p>
+          <w:p>
+            <w:pPr>
+              <w:shd w:fill="F2F2F2" w:val="clear"/>
+              <w:spacing w:after="0" w:before="0" w:line="240"/>
+            </w:pPr>
+            <w:r>
+              <w:rPr>
+                <w:rFonts w:ascii="Consolas" w:cs="Consolas" w:eastAsia="Consolas" w:hAnsi="Consolas"/>
+                <w:color w:val="111111"/>
+                <w:sz w:val="18"/>
+                <w:szCs w:val="18"/>
+              </w:rPr>
+              <w:t xml:space="preserve">      for the conda-built Postgres binary's hardcoded pkglibdir)</w:t>
+            </w:r>
+          </w:p>
+          <w:p>
+            <w:pPr>
+              <w:shd w:fill="F2F2F2" w:val="clear"/>
+              <w:spacing w:after="0" w:before="0" w:line="240"/>
+            </w:pPr>
+            <w:r>
+              <w:rPr>
+                <w:rFonts w:ascii="Consolas" w:cs="Consolas" w:eastAsia="Consolas" w:hAnsi="Consolas"/>
+                <w:color w:val="111111"/>
+                <w:sz w:val="18"/>
+                <w:szCs w:val="18"/>
+              </w:rPr>
+              <w:t xml:space="preserve">4. initdb writes a fresh cluster to:</w:t>
+            </w:r>
+          </w:p>
+          <w:p>
+            <w:pPr>
+              <w:shd w:fill="F2F2F2" w:val="clear"/>
+              <w:spacing w:after="0" w:before="0" w:line="240"/>
+            </w:pPr>
+            <w:r>
+              <w:rPr>
+                <w:rFonts w:ascii="Consolas" w:cs="Consolas" w:eastAsia="Consolas" w:hAnsi="Consolas"/>
+                <w:color w:val="111111"/>
+                <w:sz w:val="18"/>
+                <w:szCs w:val="18"/>
+              </w:rPr>
+              <w:t xml:space="preserve">      ~/Library/Application Support/information-physics-demo-system/pgdata</w:t>
+            </w:r>
+          </w:p>
+          <w:p>
+            <w:pPr>
+              <w:shd w:fill="F2F2F2" w:val="clear"/>
+              <w:spacing w:after="0" w:before="0" w:line="240"/>
+            </w:pPr>
+            <w:r>
+              <w:rPr>
+                <w:rFonts w:ascii="Consolas" w:cs="Consolas" w:eastAsia="Consolas" w:hAnsi="Consolas"/>
+                <w:color w:val="111111"/>
+                <w:sz w:val="18"/>
+                <w:szCs w:val="18"/>
+              </w:rPr>
+              <w:t xml:space="preserve">5. pg_ctl start with LC_ALL=C (sidesteps the macOS CoreFoundation</w:t>
+            </w:r>
+          </w:p>
+          <w:p>
+            <w:pPr>
+              <w:shd w:fill="F2F2F2" w:val="clear"/>
+              <w:spacing w:after="0" w:before="0" w:line="240"/>
+            </w:pPr>
+            <w:r>
+              <w:rPr>
+                <w:rFonts w:ascii="Consolas" w:cs="Consolas" w:eastAsia="Consolas" w:hAnsi="Consolas"/>
+                <w:color w:val="111111"/>
+                <w:sz w:val="18"/>
+                <w:szCs w:val="18"/>
+              </w:rPr>
+              <w:t xml:space="preserve">      multithreading-on-fork issue)</w:t>
+            </w:r>
+          </w:p>
+          <w:p>
+            <w:pPr>
+              <w:shd w:fill="F2F2F2" w:val="clear"/>
+              <w:spacing w:after="0" w:before="0" w:line="240"/>
+            </w:pPr>
+            <w:r>
+              <w:rPr>
+                <w:rFonts w:ascii="Consolas" w:cs="Consolas" w:eastAsia="Consolas" w:hAnsi="Consolas"/>
+                <w:color w:val="111111"/>
+                <w:sz w:val="18"/>
+                <w:szCs w:val="18"/>
+              </w:rPr>
+              <w:t xml:space="preserve">6. Migrations run in order — 000 through 031, plus 990 if baked</w:t>
+            </w:r>
+          </w:p>
+          <w:p>
+            <w:pPr>
+              <w:shd w:fill="F2F2F2" w:val="clear"/>
+              <w:spacing w:after="0" w:before="0" w:line="240"/>
+            </w:pPr>
+            <w:r>
+              <w:rPr>
+                <w:rFonts w:ascii="Consolas" w:cs="Consolas" w:eastAsia="Consolas" w:hAnsi="Consolas"/>
+                <w:color w:val="111111"/>
+                <w:sz w:val="18"/>
+                <w:szCs w:val="18"/>
+              </w:rPr>
+              <w:t xml:space="preserve">7. FastAPI starts on the chosen API port</w:t>
+            </w:r>
+          </w:p>
+          <w:p>
+            <w:pPr>
+              <w:shd w:fill="F2F2F2" w:val="clear"/>
+              <w:spacing w:after="0" w:before="0" w:line="240"/>
+            </w:pPr>
+            <w:r>
+              <w:rPr>
+                <w:rFonts w:ascii="Consolas" w:cs="Consolas" w:eastAsia="Consolas" w:hAnsi="Consolas"/>
+                <w:color w:val="111111"/>
+                <w:sz w:val="18"/>
+                <w:szCs w:val="18"/>
+              </w:rPr>
+              <w:t xml:space="preserve">8. Frontend starts on the chosen frontend port</w:t>
+            </w:r>
+          </w:p>
+          <w:p>
+            <w:pPr>
+              <w:shd w:fill="F2F2F2" w:val="clear"/>
+              <w:spacing w:after="0" w:before="0" w:line="240"/>
+            </w:pPr>
+            <w:r>
+              <w:rPr>
+                <w:rFonts w:ascii="Consolas" w:cs="Consolas" w:eastAsia="Consolas" w:hAnsi="Consolas"/>
+                <w:color w:val="111111"/>
+                <w:sz w:val="18"/>
+                <w:szCs w:val="18"/>
+              </w:rPr>
+              <w:t xml:space="preserve">9. BrowserWindow opens, navigated to http://localhost:3100</w:t>
+            </w:r>
+          </w:p>
+        </w:tc>
+      </w:tr>
+    </w:tbl>
+    <w:p>
+      <w:pPr>
+        <w:pStyle w:val="Heading1"/>
+        <w:pBdr>
+          <w:bottom w:val="single" w:color="1F3864" w:sz="8" w:space="4"/>
+        </w:pBdr>
+        <w:spacing w:after="160" w:before="360" w:line="320"/>
+      </w:pPr>
+      <w:r>
+        <w:rPr>
+          <w:rFonts w:ascii="Calibri" w:cs="Calibri" w:eastAsia="Calibri" w:hAnsi="Calibri"/>
+          <w:b/>
+          <w:bCs/>
+          <w:color w:val="C09853"/>
+          <w:sz w:val="32"/>
+          <w:szCs w:val="32"/>
+        </w:rPr>
+        <w:t xml:space="preserve">§3.  </w:t>
+      </w:r>
+      <w:r>
+        <w:rPr>
+          <w:rFonts w:ascii="Calibri" w:cs="Calibri" w:eastAsia="Calibri" w:hAnsi="Calibri"/>
+          <w:b/>
+          <w:bCs/>
+          <w:color w:val="1F3864"/>
+          <w:sz w:val="32"/>
+          <w:szCs w:val="32"/>
+        </w:rPr>
+        <w:t xml:space="preserve">Default Login</w:t>
+      </w:r>
+    </w:p>
+    <w:p>
+      <w:pPr>
+        <w:spacing w:after="60" w:before="60" w:line="280"/>
+        <w:jc w:val="left"/>
+      </w:pPr>
+      <w:r>
+        <w:rPr>
+          <w:rFonts w:ascii="Calibri" w:cs="Calibri" w:eastAsia="Calibri" w:hAnsi="Calibri"/>
+          <w:b w:val="false"/>
+          <w:bCs w:val="false"/>
+          <w:i w:val="false"/>
+          <w:iCs w:val="false"/>
+          <w:color w:val="1A1A1A"/>
+          <w:sz w:val="21"/>
+          <w:szCs w:val="21"/>
         </w:rPr>
         <w:t xml:space="preserve">Migration 030 seeds the default System Admin:</w:t>
       </w:r>
@@ -292,6 +1579,9 @@
         <w:gridCol w:w="6960"/>
       </w:tblGrid>
       <w:tr>
+        <w:trPr>
+          <w:tblHeader/>
+        </w:trPr>
         <w:tc>
           <w:tcPr>
             <w:tcW w:type="dxa" w:w="2400"/>
@@ -303,21 +1593,24 @@
             </w:tcBorders>
             <w:shd w:fill="F2F2F2" w:val="clear"/>
             <w:tcMar>
-              <w:top w:type="dxa" w:w="60"/>
-              <w:left w:type="dxa" w:w="100"/>
-              <w:bottom w:type="dxa" w:w="60"/>
-              <w:right w:type="dxa" w:w="100"/>
-            </w:tcMar>
-          </w:tcPr>
-          <w:p>
+              <w:top w:type="dxa" w:w="80"/>
+              <w:left w:type="dxa" w:w="120"/>
+              <w:bottom w:type="dxa" w:w="80"/>
+              <w:right w:type="dxa" w:w="120"/>
+            </w:tcMar>
+          </w:tcPr>
+          <w:p>
+            <w:pPr>
+              <w:spacing w:after="0" w:before="0" w:line="260"/>
+            </w:pPr>
             <w:r>
               <w:rPr>
                 <w:rFonts w:ascii="Calibri" w:cs="Calibri" w:eastAsia="Calibri" w:hAnsi="Calibri"/>
                 <w:b/>
                 <w:bCs/>
-                <w:color w:val="000000"/>
-                <w:sz w:val="18"/>
-                <w:szCs w:val="18"/>
+                <w:color w:val="1A1A1A"/>
+                <w:sz w:val="19"/>
+                <w:szCs w:val="19"/>
               </w:rPr>
               <w:t xml:space="preserve">Field</w:t>
             </w:r>
@@ -334,21 +1627,24 @@
             </w:tcBorders>
             <w:shd w:fill="F2F2F2" w:val="clear"/>
             <w:tcMar>
-              <w:top w:type="dxa" w:w="60"/>
-              <w:left w:type="dxa" w:w="100"/>
-              <w:bottom w:type="dxa" w:w="60"/>
-              <w:right w:type="dxa" w:w="100"/>
-            </w:tcMar>
-          </w:tcPr>
-          <w:p>
+              <w:top w:type="dxa" w:w="80"/>
+              <w:left w:type="dxa" w:w="120"/>
+              <w:bottom w:type="dxa" w:w="80"/>
+              <w:right w:type="dxa" w:w="120"/>
+            </w:tcMar>
+          </w:tcPr>
+          <w:p>
+            <w:pPr>
+              <w:spacing w:after="0" w:before="0" w:line="260"/>
+            </w:pPr>
             <w:r>
               <w:rPr>
                 <w:rFonts w:ascii="Calibri" w:cs="Calibri" w:eastAsia="Calibri" w:hAnsi="Calibri"/>
                 <w:b/>
                 <w:bCs/>
-                <w:color w:val="000000"/>
-                <w:sz w:val="18"/>
-                <w:szCs w:val="18"/>
+                <w:color w:val="1A1A1A"/>
+                <w:sz w:val="19"/>
+                <w:szCs w:val="19"/>
               </w:rPr>
               <w:t xml:space="preserve">Value</w:t>
             </w:r>
@@ -366,21 +1662,24 @@
               <w:right w:val="single" w:color="BFBFBF" w:sz="4"/>
             </w:tcBorders>
             <w:tcMar>
-              <w:top w:type="dxa" w:w="60"/>
-              <w:left w:type="dxa" w:w="100"/>
-              <w:bottom w:type="dxa" w:w="60"/>
-              <w:right w:type="dxa" w:w="100"/>
-            </w:tcMar>
-          </w:tcPr>
-          <w:p>
+              <w:top w:type="dxa" w:w="80"/>
+              <w:left w:type="dxa" w:w="120"/>
+              <w:bottom w:type="dxa" w:w="80"/>
+              <w:right w:type="dxa" w:w="120"/>
+            </w:tcMar>
+          </w:tcPr>
+          <w:p>
+            <w:pPr>
+              <w:spacing w:after="0" w:before="0" w:line="260"/>
+            </w:pPr>
             <w:r>
               <w:rPr>
                 <w:rFonts w:ascii="Consolas" w:cs="Consolas" w:eastAsia="Consolas" w:hAnsi="Consolas"/>
                 <w:b w:val="false"/>
                 <w:bCs w:val="false"/>
-                <w:color w:val="000000"/>
-                <w:sz w:val="18"/>
-                <w:szCs w:val="18"/>
+                <w:color w:val="1A1A1A"/>
+                <w:sz w:val="19"/>
+                <w:szCs w:val="19"/>
               </w:rPr>
               <w:t xml:space="preserve">Username</w:t>
             </w:r>
@@ -396,21 +1695,24 @@
               <w:right w:val="single" w:color="BFBFBF" w:sz="4"/>
             </w:tcBorders>
             <w:tcMar>
-              <w:top w:type="dxa" w:w="60"/>
-              <w:left w:type="dxa" w:w="100"/>
-              <w:bottom w:type="dxa" w:w="60"/>
-              <w:right w:type="dxa" w:w="100"/>
-            </w:tcMar>
-          </w:tcPr>
-          <w:p>
+              <w:top w:type="dxa" w:w="80"/>
+              <w:left w:type="dxa" w:w="120"/>
+              <w:bottom w:type="dxa" w:w="80"/>
+              <w:right w:type="dxa" w:w="120"/>
+            </w:tcMar>
+          </w:tcPr>
+          <w:p>
+            <w:pPr>
+              <w:spacing w:after="0" w:before="0" w:line="260"/>
+            </w:pPr>
             <w:r>
               <w:rPr>
                 <w:rFonts w:ascii="Calibri" w:cs="Calibri" w:eastAsia="Calibri" w:hAnsi="Calibri"/>
                 <w:b w:val="false"/>
                 <w:bCs w:val="false"/>
-                <w:color w:val="000000"/>
-                <w:sz w:val="18"/>
-                <w:szCs w:val="18"/>
+                <w:color w:val="1A1A1A"/>
+                <w:sz w:val="19"/>
+                <w:szCs w:val="19"/>
               </w:rPr>
               <w:t xml:space="preserve">Admin</w:t>
             </w:r>
@@ -427,22 +1729,26 @@
               <w:bottom w:val="single" w:color="BFBFBF" w:sz="4"/>
               <w:right w:val="single" w:color="BFBFBF" w:sz="4"/>
             </w:tcBorders>
-            <w:tcMar>
-              <w:top w:type="dxa" w:w="60"/>
-              <w:left w:type="dxa" w:w="100"/>
-              <w:bottom w:type="dxa" w:w="60"/>
-              <w:right w:type="dxa" w:w="100"/>
-            </w:tcMar>
-          </w:tcPr>
-          <w:p>
+            <w:shd w:fill="F2F2F2" w:val="clear"/>
+            <w:tcMar>
+              <w:top w:type="dxa" w:w="80"/>
+              <w:left w:type="dxa" w:w="120"/>
+              <w:bottom w:type="dxa" w:w="80"/>
+              <w:right w:type="dxa" w:w="120"/>
+            </w:tcMar>
+          </w:tcPr>
+          <w:p>
+            <w:pPr>
+              <w:spacing w:after="0" w:before="0" w:line="260"/>
+            </w:pPr>
             <w:r>
               <w:rPr>
                 <w:rFonts w:ascii="Consolas" w:cs="Consolas" w:eastAsia="Consolas" w:hAnsi="Consolas"/>
                 <w:b w:val="false"/>
                 <w:bCs w:val="false"/>
-                <w:color w:val="000000"/>
-                <w:sz w:val="18"/>
-                <w:szCs w:val="18"/>
+                <w:color w:val="1A1A1A"/>
+                <w:sz w:val="19"/>
+                <w:szCs w:val="19"/>
               </w:rPr>
               <w:t xml:space="preserve">Email</w:t>
             </w:r>
@@ -457,22 +1763,26 @@
               <w:bottom w:val="single" w:color="BFBFBF" w:sz="4"/>
               <w:right w:val="single" w:color="BFBFBF" w:sz="4"/>
             </w:tcBorders>
-            <w:tcMar>
-              <w:top w:type="dxa" w:w="60"/>
-              <w:left w:type="dxa" w:w="100"/>
-              <w:bottom w:type="dxa" w:w="60"/>
-              <w:right w:type="dxa" w:w="100"/>
-            </w:tcMar>
-          </w:tcPr>
-          <w:p>
+            <w:shd w:fill="F2F2F2" w:val="clear"/>
+            <w:tcMar>
+              <w:top w:type="dxa" w:w="80"/>
+              <w:left w:type="dxa" w:w="120"/>
+              <w:bottom w:type="dxa" w:w="80"/>
+              <w:right w:type="dxa" w:w="120"/>
+            </w:tcMar>
+          </w:tcPr>
+          <w:p>
+            <w:pPr>
+              <w:spacing w:after="0" w:before="0" w:line="260"/>
+            </w:pPr>
             <w:r>
               <w:rPr>
                 <w:rFonts w:ascii="Calibri" w:cs="Calibri" w:eastAsia="Calibri" w:hAnsi="Calibri"/>
                 <w:b w:val="false"/>
                 <w:bCs w:val="false"/>
-                <w:color w:val="000000"/>
-                <w:sz w:val="18"/>
-                <w:szCs w:val="18"/>
+                <w:color w:val="1A1A1A"/>
+                <w:sz w:val="19"/>
+                <w:szCs w:val="19"/>
               </w:rPr>
               <w:t xml:space="preserve">michael@informationphysics.ai</w:t>
             </w:r>
@@ -490,21 +1800,24 @@
               <w:right w:val="single" w:color="BFBFBF" w:sz="4"/>
             </w:tcBorders>
             <w:tcMar>
-              <w:top w:type="dxa" w:w="60"/>
-              <w:left w:type="dxa" w:w="100"/>
-              <w:bottom w:type="dxa" w:w="60"/>
-              <w:right w:type="dxa" w:w="100"/>
-            </w:tcMar>
-          </w:tcPr>
-          <w:p>
+              <w:top w:type="dxa" w:w="80"/>
+              <w:left w:type="dxa" w:w="120"/>
+              <w:bottom w:type="dxa" w:w="80"/>
+              <w:right w:type="dxa" w:w="120"/>
+            </w:tcMar>
+          </w:tcPr>
+          <w:p>
+            <w:pPr>
+              <w:spacing w:after="0" w:before="0" w:line="260"/>
+            </w:pPr>
             <w:r>
               <w:rPr>
                 <w:rFonts w:ascii="Consolas" w:cs="Consolas" w:eastAsia="Consolas" w:hAnsi="Consolas"/>
                 <w:b w:val="false"/>
                 <w:bCs w:val="false"/>
-                <w:color w:val="000000"/>
-                <w:sz w:val="18"/>
-                <w:szCs w:val="18"/>
+                <w:color w:val="1A1A1A"/>
+                <w:sz w:val="19"/>
+                <w:szCs w:val="19"/>
               </w:rPr>
               <w:t xml:space="preserve">Password</w:t>
             </w:r>
@@ -520,21 +1833,24 @@
               <w:right w:val="single" w:color="BFBFBF" w:sz="4"/>
             </w:tcBorders>
             <w:tcMar>
-              <w:top w:type="dxa" w:w="60"/>
-              <w:left w:type="dxa" w:w="100"/>
-              <w:bottom w:type="dxa" w:w="60"/>
-              <w:right w:type="dxa" w:w="100"/>
-            </w:tcMar>
-          </w:tcPr>
-          <w:p>
+              <w:top w:type="dxa" w:w="80"/>
+              <w:left w:type="dxa" w:w="120"/>
+              <w:bottom w:type="dxa" w:w="80"/>
+              <w:right w:type="dxa" w:w="120"/>
+            </w:tcMar>
+          </w:tcPr>
+          <w:p>
+            <w:pPr>
+              <w:spacing w:after="0" w:before="0" w:line="260"/>
+            </w:pPr>
             <w:r>
               <w:rPr>
                 <w:rFonts w:ascii="Calibri" w:cs="Calibri" w:eastAsia="Calibri" w:hAnsi="Calibri"/>
                 <w:b w:val="false"/>
                 <w:bCs w:val="false"/>
-                <w:color w:val="000000"/>
-                <w:sz w:val="18"/>
-                <w:szCs w:val="18"/>
+                <w:color w:val="1A1A1A"/>
+                <w:sz w:val="19"/>
+                <w:szCs w:val="19"/>
               </w:rPr>
               <w:t xml:space="preserve">Admin&amp;123</w:t>
             </w:r>
@@ -551,22 +1867,26 @@
               <w:bottom w:val="single" w:color="BFBFBF" w:sz="4"/>
               <w:right w:val="single" w:color="BFBFBF" w:sz="4"/>
             </w:tcBorders>
-            <w:tcMar>
-              <w:top w:type="dxa" w:w="60"/>
-              <w:left w:type="dxa" w:w="100"/>
-              <w:bottom w:type="dxa" w:w="60"/>
-              <w:right w:type="dxa" w:w="100"/>
-            </w:tcMar>
-          </w:tcPr>
-          <w:p>
+            <w:shd w:fill="F2F2F2" w:val="clear"/>
+            <w:tcMar>
+              <w:top w:type="dxa" w:w="80"/>
+              <w:left w:type="dxa" w:w="120"/>
+              <w:bottom w:type="dxa" w:w="80"/>
+              <w:right w:type="dxa" w:w="120"/>
+            </w:tcMar>
+          </w:tcPr>
+          <w:p>
+            <w:pPr>
+              <w:spacing w:after="0" w:before="0" w:line="260"/>
+            </w:pPr>
             <w:r>
               <w:rPr>
                 <w:rFonts w:ascii="Consolas" w:cs="Consolas" w:eastAsia="Consolas" w:hAnsi="Consolas"/>
                 <w:b w:val="false"/>
                 <w:bCs w:val="false"/>
-                <w:color w:val="000000"/>
-                <w:sz w:val="18"/>
-                <w:szCs w:val="18"/>
+                <w:color w:val="1A1A1A"/>
+                <w:sz w:val="19"/>
+                <w:szCs w:val="19"/>
               </w:rPr>
               <w:t xml:space="preserve">Role</w:t>
             </w:r>
@@ -581,22 +1901,26 @@
               <w:bottom w:val="single" w:color="BFBFBF" w:sz="4"/>
               <w:right w:val="single" w:color="BFBFBF" w:sz="4"/>
             </w:tcBorders>
-            <w:tcMar>
-              <w:top w:type="dxa" w:w="60"/>
-              <w:left w:type="dxa" w:w="100"/>
-              <w:bottom w:type="dxa" w:w="60"/>
-              <w:right w:type="dxa" w:w="100"/>
-            </w:tcMar>
-          </w:tcPr>
-          <w:p>
+            <w:shd w:fill="F2F2F2" w:val="clear"/>
+            <w:tcMar>
+              <w:top w:type="dxa" w:w="80"/>
+              <w:left w:type="dxa" w:w="120"/>
+              <w:bottom w:type="dxa" w:w="80"/>
+              <w:right w:type="dxa" w:w="120"/>
+            </w:tcMar>
+          </w:tcPr>
+          <w:p>
+            <w:pPr>
+              <w:spacing w:after="0" w:before="0" w:line="260"/>
+            </w:pPr>
             <w:r>
               <w:rPr>
                 <w:rFonts w:ascii="Calibri" w:cs="Calibri" w:eastAsia="Calibri" w:hAnsi="Calibri"/>
                 <w:b w:val="false"/>
                 <w:bCs w:val="false"/>
-                <w:color w:val="000000"/>
-                <w:sz w:val="18"/>
-                <w:szCs w:val="18"/>
+                <w:color w:val="1A1A1A"/>
+                <w:sz w:val="19"/>
+                <w:szCs w:val="19"/>
               </w:rPr>
               <w:t xml:space="preserve">System Admin</w:t>
             </w:r>
@@ -604,30 +1928,91 @@
         </w:tc>
       </w:tr>
     </w:tbl>
-    <w:p>
-      <w:pPr>
-        <w:spacing w:after="60" w:before="60"/>
-        <w:jc w:val="left"/>
-      </w:pPr>
-      <w:r>
-        <w:rPr>
-          <w:rFonts w:ascii="Calibri" w:cs="Calibri" w:eastAsia="Calibri" w:hAnsi="Calibri"/>
-          <w:b w:val="false"/>
-          <w:bCs w:val="false"/>
-          <w:i w:val="false"/>
-          <w:iCs w:val="false"/>
-          <w:color w:val="000000"/>
-          <w:sz w:val="20"/>
-          <w:szCs w:val="20"/>
-        </w:rPr>
-        <w:t xml:space="preserve">Operators are expected to change the password on first login. The seeded credential is acceptable only because the demo is single-tenant and the DMG is an evaluation artifact.</w:t>
-      </w:r>
-    </w:p>
+    <w:tbl>
+      <w:tblPr>
+        <w:tblW w:type="dxa" w:w="9360"/>
+        <w:tblBorders>
+          <w:top w:val="single" w:color="auto" w:sz="4"/>
+          <w:left w:val="single" w:color="auto" w:sz="4"/>
+          <w:bottom w:val="single" w:color="auto" w:sz="4"/>
+          <w:right w:val="single" w:color="auto" w:sz="4"/>
+          <w:insideH w:val="single" w:color="auto" w:sz="4"/>
+          <w:insideV w:val="single" w:color="auto" w:sz="4"/>
+        </w:tblBorders>
+      </w:tblPr>
+      <w:tblGrid>
+        <w:gridCol w:w="9360"/>
+      </w:tblGrid>
+      <w:tr>
+        <w:tc>
+          <w:tcPr>
+            <w:tcW w:type="dxa" w:w="9360"/>
+            <w:tcBorders>
+              <w:top w:val="single" w:color="C09853" w:sz="12"/>
+              <w:left w:val="single" w:color="C09853" w:sz="12"/>
+              <w:bottom w:val="single" w:color="C09853" w:sz="4"/>
+              <w:right w:val="single" w:color="C09853" w:sz="4"/>
+            </w:tcBorders>
+            <w:shd w:fill="FFF8E7" w:val="clear"/>
+            <w:tcMar>
+              <w:top w:type="dxa" w:w="140"/>
+              <w:left w:type="dxa" w:w="200"/>
+              <w:bottom w:type="dxa" w:w="140"/>
+              <w:right w:type="dxa" w:w="200"/>
+            </w:tcMar>
+          </w:tcPr>
+          <w:p>
+            <w:pPr>
+              <w:spacing w:after="80" w:before="0"/>
+            </w:pPr>
+            <w:r>
+              <w:rPr>
+                <w:rFonts w:ascii="Calibri" w:cs="Calibri" w:eastAsia="Calibri" w:hAnsi="Calibri"/>
+                <w:b/>
+                <w:bCs/>
+                <w:color w:val="C09853"/>
+                <w:sz w:val="20"/>
+                <w:szCs w:val="20"/>
+              </w:rPr>
+              <w:t xml:space="preserve">Security note</w:t>
+            </w:r>
+          </w:p>
+          <w:p>
+            <w:pPr>
+              <w:spacing w:after="0" w:before="0" w:line="280"/>
+            </w:pPr>
+            <w:r>
+              <w:rPr>
+                <w:rFonts w:ascii="Calibri" w:cs="Calibri" w:eastAsia="Calibri" w:hAnsi="Calibri"/>
+                <w:color w:val="1A1A1A"/>
+                <w:sz w:val="21"/>
+                <w:szCs w:val="21"/>
+              </w:rPr>
+              <w:t xml:space="preserve">Operators are expected to change the password on first login. The seeded credential is acceptable only because the demo is single-tenant and the DMG is an evaluation artifact.</w:t>
+            </w:r>
+          </w:p>
+        </w:tc>
+      </w:tr>
+    </w:tbl>
     <w:p>
       <w:pPr>
         <w:pStyle w:val="Heading1"/>
-        <w:spacing w:after="140" w:before="280"/>
-      </w:pPr>
+        <w:pBdr>
+          <w:bottom w:val="single" w:color="1F3864" w:sz="8" w:space="4"/>
+        </w:pBdr>
+        <w:spacing w:after="160" w:before="360" w:line="320"/>
+      </w:pPr>
+      <w:r>
+        <w:rPr>
+          <w:rFonts w:ascii="Calibri" w:cs="Calibri" w:eastAsia="Calibri" w:hAnsi="Calibri"/>
+          <w:b/>
+          <w:bCs/>
+          <w:color w:val="C09853"/>
+          <w:sz w:val="32"/>
+          <w:szCs w:val="32"/>
+        </w:rPr>
+        <w:t xml:space="preserve">§4.  </w:t>
+      </w:r>
       <w:r>
         <w:rPr>
           <w:rFonts w:ascii="Calibri" w:cs="Calibri" w:eastAsia="Calibri" w:hAnsi="Calibri"/>
@@ -637,13 +2022,13 @@
           <w:sz w:val="32"/>
           <w:szCs w:val="32"/>
         </w:rPr>
-        <w:t xml:space="preserve">4. ANTHROPIC_API_KEY</w:t>
+        <w:t xml:space="preserve">ANTHROPIC_API_KEY</w:t>
       </w:r>
     </w:p>
     <w:p>
       <w:pPr>
         <w:pStyle w:val="Heading2"/>
-        <w:spacing w:after="100" w:before="220"/>
+        <w:spacing w:after="100" w:before="240" w:line="300"/>
       </w:pPr>
       <w:r>
         <w:rPr>
@@ -654,12 +2039,12 @@
           <w:sz w:val="26"/>
           <w:szCs w:val="26"/>
         </w:rPr>
-        <w:t xml:space="preserve">4.1 Built-in (preferred)</w:t>
-      </w:r>
-    </w:p>
-    <w:p>
-      <w:pPr>
-        <w:spacing w:after="60" w:before="60"/>
+        <w:t xml:space="preserve">4.1  Built-in (preferred)</w:t>
+      </w:r>
+    </w:p>
+    <w:p>
+      <w:pPr>
+        <w:spacing w:after="60" w:before="60" w:line="280"/>
         <w:jc w:val="left"/>
       </w:pPr>
       <w:r>
@@ -669,9 +2054,9 @@
           <w:bCs w:val="false"/>
           <w:i w:val="false"/>
           <w:iCs w:val="false"/>
-          <w:color w:val="000000"/>
-          <w:sz w:val="20"/>
-          <w:szCs w:val="20"/>
+          <w:color w:val="1A1A1A"/>
+          <w:sz w:val="21"/>
+          <w:szCs w:val="21"/>
         </w:rPr>
         <w:t xml:space="preserve">If the local DMG was built with ANTHROPIC_API_KEY in scope, migration 990 seeded it into system_settings on first launch — every ChatAIO mode works immediately.</w:t>
       </w:r>
@@ -679,7 +2064,7 @@
     <w:p>
       <w:pPr>
         <w:pStyle w:val="Heading2"/>
-        <w:spacing w:after="100" w:before="220"/>
+        <w:spacing w:after="100" w:before="240" w:line="300"/>
       </w:pPr>
       <w:r>
         <w:rPr>
@@ -690,12 +2075,12 @@
           <w:sz w:val="26"/>
           <w:szCs w:val="26"/>
         </w:rPr>
-        <w:t xml:space="preserve">4.2 Manual configuration</w:t>
-      </w:r>
-    </w:p>
-    <w:p>
-      <w:pPr>
-        <w:spacing w:after="60" w:before="60"/>
+        <w:t xml:space="preserve">4.2  Manual configuration</w:t>
+      </w:r>
+    </w:p>
+    <w:p>
+      <w:pPr>
+        <w:spacing w:after="60" w:before="60" w:line="280"/>
         <w:jc w:val="left"/>
       </w:pPr>
       <w:r>
@@ -705,9 +2090,9 @@
           <w:bCs w:val="false"/>
           <w:i w:val="false"/>
           <w:iCs w:val="false"/>
-          <w:color w:val="000000"/>
-          <w:sz w:val="20"/>
-          <w:szCs w:val="20"/>
+          <w:color w:val="1A1A1A"/>
+          <w:sz w:val="21"/>
+          <w:szCs w:val="21"/>
         </w:rPr>
         <w:t xml:space="preserve">If the key wasn't baked in, every ChatAIO call returns 503 'ANTHROPIC_API_KEY not configured'. Set it via System Management → API Key tab; takes effect on the next request, no restart.</w:t>
       </w:r>
@@ -715,7 +2100,7 @@
     <w:p>
       <w:pPr>
         <w:pStyle w:val="Heading2"/>
-        <w:spacing w:after="100" w:before="220"/>
+        <w:spacing w:after="100" w:before="240" w:line="300"/>
       </w:pPr>
       <w:r>
         <w:rPr>
@@ -726,56 +2111,139 @@
           <w:sz w:val="26"/>
           <w:szCs w:val="26"/>
         </w:rPr>
-        <w:t xml:space="preserve">4.3 Build-time bake</w:t>
-      </w:r>
-    </w:p>
-    <w:p>
-      <w:pPr>
-        <w:spacing w:after="60" w:before="60"/>
-        <w:jc w:val="left"/>
-      </w:pPr>
-      <w:r>
-        <w:rPr>
-          <w:rFonts w:ascii="Calibri" w:cs="Calibri" w:eastAsia="Calibri" w:hAnsi="Calibri"/>
-          <w:b w:val="false"/>
-          <w:bCs w:val="false"/>
-          <w:i w:val="false"/>
-          <w:iCs w:val="false"/>
-          <w:color w:val="000000"/>
-          <w:sz w:val="20"/>
-          <w:szCs w:val="20"/>
-        </w:rPr>
-        <w:t xml:space="preserve">To rebuild the DMG with a baked key:</w:t>
-      </w:r>
-    </w:p>
-    <w:p>
-      <w:pPr>
-        <w:shd w:fill="F2F2F2" w:val="clear"/>
-        <w:spacing w:after="80" w:before="80"/>
-      </w:pPr>
-      <w:r>
-        <w:rPr>
-          <w:rFonts w:ascii="Consolas" w:cs="Consolas" w:eastAsia="Consolas" w:hAnsi="Consolas"/>
-          <w:color w:val="111111"/>
-          <w:sz w:val="17"/>
-          <w:szCs w:val="17"/>
-        </w:rPr>
-        <w:t xml:space="preserve">cd electron
-ANTHROPIC_API_KEY="sk-ant-api03-..." bash scripts/build-local-dmg.sh
-# OR: put the var in electron/.env (gitignored), then:
-bash scripts/build-local-dmg.sh</w:t>
-      </w:r>
-    </w:p>
-    <w:p>
-      <w:r>
-        <w:br w:type="page"/>
-      </w:r>
-    </w:p>
+        <w:t xml:space="preserve">4.3  Build-time bake</w:t>
+      </w:r>
+    </w:p>
+    <w:tbl>
+      <w:tblPr>
+        <w:tblW w:type="dxa" w:w="9360"/>
+        <w:tblBorders>
+          <w:top w:val="single" w:color="auto" w:sz="4"/>
+          <w:left w:val="single" w:color="auto" w:sz="4"/>
+          <w:bottom w:val="single" w:color="auto" w:sz="4"/>
+          <w:right w:val="single" w:color="auto" w:sz="4"/>
+          <w:insideH w:val="single" w:color="auto" w:sz="4"/>
+          <w:insideV w:val="single" w:color="auto" w:sz="4"/>
+        </w:tblBorders>
+      </w:tblPr>
+      <w:tblGrid>
+        <w:gridCol w:w="9360"/>
+      </w:tblGrid>
+      <w:tr>
+        <w:tc>
+          <w:tcPr>
+            <w:tcW w:type="dxa" w:w="9360"/>
+            <w:tcBorders>
+              <w:top w:val="single" w:color="DCDCDC" w:sz="4"/>
+              <w:left w:val="single" w:color="DCDCDC" w:sz="4"/>
+              <w:bottom w:val="single" w:color="DCDCDC" w:sz="4"/>
+              <w:right w:val="single" w:color="DCDCDC" w:sz="4"/>
+            </w:tcBorders>
+            <w:shd w:fill="F2F2F2" w:val="clear"/>
+            <w:tcMar>
+              <w:top w:type="dxa" w:w="100"/>
+              <w:left w:type="dxa" w:w="200"/>
+              <w:bottom w:type="dxa" w:w="100"/>
+              <w:right w:type="dxa" w:w="200"/>
+            </w:tcMar>
+          </w:tcPr>
+          <w:p>
+            <w:pPr>
+              <w:shd w:fill="F2F2F2" w:val="clear"/>
+              <w:spacing w:after="0" w:before="0" w:line="240"/>
+            </w:pPr>
+            <w:r>
+              <w:rPr>
+                <w:rFonts w:ascii="Consolas" w:cs="Consolas" w:eastAsia="Consolas" w:hAnsi="Consolas"/>
+                <w:color w:val="111111"/>
+                <w:sz w:val="18"/>
+                <w:szCs w:val="18"/>
+              </w:rPr>
+              <w:t xml:space="preserve">cd electron</w:t>
+            </w:r>
+          </w:p>
+          <w:p>
+            <w:pPr>
+              <w:shd w:fill="F2F2F2" w:val="clear"/>
+              <w:spacing w:after="0" w:before="0" w:line="240"/>
+            </w:pPr>
+            <w:r>
+              <w:rPr>
+                <w:rFonts w:ascii="Consolas" w:cs="Consolas" w:eastAsia="Consolas" w:hAnsi="Consolas"/>
+                <w:color w:val="111111"/>
+                <w:sz w:val="18"/>
+                <w:szCs w:val="18"/>
+              </w:rPr>
+              <w:t xml:space="preserve">ANTHROPIC_API_KEY="sk-ant-api03-…" bash scripts/build-local-dmg.sh</w:t>
+            </w:r>
+          </w:p>
+          <w:p>
+            <w:pPr>
+              <w:shd w:fill="F2F2F2" w:val="clear"/>
+              <w:spacing w:after="0" w:before="0" w:line="240"/>
+            </w:pPr>
+            <w:r>
+              <w:rPr>
+                <w:rFonts w:ascii="Consolas" w:cs="Consolas" w:eastAsia="Consolas" w:hAnsi="Consolas"/>
+                <w:color w:val="111111"/>
+                <w:sz w:val="18"/>
+                <w:szCs w:val="18"/>
+              </w:rPr>
+              <w:t xml:space="preserve"> </w:t>
+            </w:r>
+          </w:p>
+          <w:p>
+            <w:pPr>
+              <w:shd w:fill="F2F2F2" w:val="clear"/>
+              <w:spacing w:after="0" w:before="0" w:line="240"/>
+            </w:pPr>
+            <w:r>
+              <w:rPr>
+                <w:rFonts w:ascii="Consolas" w:cs="Consolas" w:eastAsia="Consolas" w:hAnsi="Consolas"/>
+                <w:color w:val="111111"/>
+                <w:sz w:val="18"/>
+                <w:szCs w:val="18"/>
+              </w:rPr>
+              <w:t xml:space="preserve"># OR: put the var in electron/.env (gitignored), then:</w:t>
+            </w:r>
+          </w:p>
+          <w:p>
+            <w:pPr>
+              <w:shd w:fill="F2F2F2" w:val="clear"/>
+              <w:spacing w:after="0" w:before="0" w:line="240"/>
+            </w:pPr>
+            <w:r>
+              <w:rPr>
+                <w:rFonts w:ascii="Consolas" w:cs="Consolas" w:eastAsia="Consolas" w:hAnsi="Consolas"/>
+                <w:color w:val="111111"/>
+                <w:sz w:val="18"/>
+                <w:szCs w:val="18"/>
+              </w:rPr>
+              <w:t xml:space="preserve">bash scripts/build-local-dmg.sh</w:t>
+            </w:r>
+          </w:p>
+        </w:tc>
+      </w:tr>
+    </w:tbl>
     <w:p>
       <w:pPr>
         <w:pStyle w:val="Heading1"/>
-        <w:spacing w:after="140" w:before="280"/>
-      </w:pPr>
+        <w:pBdr>
+          <w:bottom w:val="single" w:color="1F3864" w:sz="8" w:space="4"/>
+        </w:pBdr>
+        <w:spacing w:after="160" w:before="360" w:line="320"/>
+      </w:pPr>
+      <w:r>
+        <w:rPr>
+          <w:rFonts w:ascii="Calibri" w:cs="Calibri" w:eastAsia="Calibri" w:hAnsi="Calibri"/>
+          <w:b/>
+          <w:bCs/>
+          <w:color w:val="C09853"/>
+          <w:sz w:val="32"/>
+          <w:szCs w:val="32"/>
+        </w:rPr>
+        <w:t xml:space="preserve">§5.  </w:t>
+      </w:r>
       <w:r>
         <w:rPr>
           <w:rFonts w:ascii="Calibri" w:cs="Calibri" w:eastAsia="Calibri" w:hAnsi="Calibri"/>
@@ -785,7 +2253,7 @@
           <w:sz w:val="32"/>
           <w:szCs w:val="32"/>
         </w:rPr>
-        <w:t xml:space="preserve">5. File Locations</w:t>
+        <w:t xml:space="preserve">File Locations</w:t>
       </w:r>
     </w:p>
     <w:tbl>
@@ -805,6 +2273,9 @@
         <w:gridCol w:w="5160"/>
       </w:tblGrid>
       <w:tr>
+        <w:trPr>
+          <w:tblHeader/>
+        </w:trPr>
         <w:tc>
           <w:tcPr>
             <w:tcW w:type="dxa" w:w="4200"/>
@@ -816,21 +2287,24 @@
             </w:tcBorders>
             <w:shd w:fill="F2F2F2" w:val="clear"/>
             <w:tcMar>
-              <w:top w:type="dxa" w:w="60"/>
-              <w:left w:type="dxa" w:w="100"/>
-              <w:bottom w:type="dxa" w:w="60"/>
-              <w:right w:type="dxa" w:w="100"/>
-            </w:tcMar>
-          </w:tcPr>
-          <w:p>
+              <w:top w:type="dxa" w:w="80"/>
+              <w:left w:type="dxa" w:w="120"/>
+              <w:bottom w:type="dxa" w:w="80"/>
+              <w:right w:type="dxa" w:w="120"/>
+            </w:tcMar>
+          </w:tcPr>
+          <w:p>
+            <w:pPr>
+              <w:spacing w:after="0" w:before="0" w:line="260"/>
+            </w:pPr>
             <w:r>
               <w:rPr>
                 <w:rFonts w:ascii="Calibri" w:cs="Calibri" w:eastAsia="Calibri" w:hAnsi="Calibri"/>
                 <w:b/>
                 <w:bCs/>
-                <w:color w:val="000000"/>
-                <w:sz w:val="18"/>
-                <w:szCs w:val="18"/>
+                <w:color w:val="1A1A1A"/>
+                <w:sz w:val="19"/>
+                <w:szCs w:val="19"/>
               </w:rPr>
               <w:t xml:space="preserve">Path</w:t>
             </w:r>
@@ -847,21 +2321,24 @@
             </w:tcBorders>
             <w:shd w:fill="F2F2F2" w:val="clear"/>
             <w:tcMar>
-              <w:top w:type="dxa" w:w="60"/>
-              <w:left w:type="dxa" w:w="100"/>
-              <w:bottom w:type="dxa" w:w="60"/>
-              <w:right w:type="dxa" w:w="100"/>
-            </w:tcMar>
-          </w:tcPr>
-          <w:p>
+              <w:top w:type="dxa" w:w="80"/>
+              <w:left w:type="dxa" w:w="120"/>
+              <w:bottom w:type="dxa" w:w="80"/>
+              <w:right w:type="dxa" w:w="120"/>
+            </w:tcMar>
+          </w:tcPr>
+          <w:p>
+            <w:pPr>
+              <w:spacing w:after="0" w:before="0" w:line="260"/>
+            </w:pPr>
             <w:r>
               <w:rPr>
                 <w:rFonts w:ascii="Calibri" w:cs="Calibri" w:eastAsia="Calibri" w:hAnsi="Calibri"/>
                 <w:b/>
                 <w:bCs/>
-                <w:color w:val="000000"/>
-                <w:sz w:val="18"/>
-                <w:szCs w:val="18"/>
+                <w:color w:val="1A1A1A"/>
+                <w:sz w:val="19"/>
+                <w:szCs w:val="19"/>
               </w:rPr>
               <w:t xml:space="preserve">Purpose</w:t>
             </w:r>
@@ -879,21 +2356,24 @@
               <w:right w:val="single" w:color="BFBFBF" w:sz="4"/>
             </w:tcBorders>
             <w:tcMar>
-              <w:top w:type="dxa" w:w="60"/>
-              <w:left w:type="dxa" w:w="100"/>
-              <w:bottom w:type="dxa" w:w="60"/>
-              <w:right w:type="dxa" w:w="100"/>
-            </w:tcMar>
-          </w:tcPr>
-          <w:p>
-            <w:r>
-              <w:rPr>
-                <w:rFonts w:ascii="Consolas" w:cs="Consolas" w:eastAsia="Consolas" w:hAnsi="Consolas"/>
-                <w:b w:val="false"/>
-                <w:bCs w:val="false"/>
-                <w:color w:val="000000"/>
-                <w:sz w:val="18"/>
-                <w:szCs w:val="18"/>
+              <w:top w:type="dxa" w:w="80"/>
+              <w:left w:type="dxa" w:w="120"/>
+              <w:bottom w:type="dxa" w:w="80"/>
+              <w:right w:type="dxa" w:w="120"/>
+            </w:tcMar>
+          </w:tcPr>
+          <w:p>
+            <w:pPr>
+              <w:spacing w:after="0" w:before="0" w:line="260"/>
+            </w:pPr>
+            <w:r>
+              <w:rPr>
+                <w:rFonts w:ascii="Calibri" w:cs="Calibri" w:eastAsia="Calibri" w:hAnsi="Calibri"/>
+                <w:b w:val="false"/>
+                <w:bCs w:val="false"/>
+                <w:color w:val="1A1A1A"/>
+                <w:sz w:val="19"/>
+                <w:szCs w:val="19"/>
               </w:rPr>
               <w:t xml:space="preserve">~/Library/Application Support/information-physics-demo-system/pgdata</w:t>
             </w:r>
@@ -909,21 +2389,24 @@
               <w:right w:val="single" w:color="BFBFBF" w:sz="4"/>
             </w:tcBorders>
             <w:tcMar>
-              <w:top w:type="dxa" w:w="60"/>
-              <w:left w:type="dxa" w:w="100"/>
-              <w:bottom w:type="dxa" w:w="60"/>
-              <w:right w:type="dxa" w:w="100"/>
-            </w:tcMar>
-          </w:tcPr>
-          <w:p>
+              <w:top w:type="dxa" w:w="80"/>
+              <w:left w:type="dxa" w:w="120"/>
+              <w:bottom w:type="dxa" w:w="80"/>
+              <w:right w:type="dxa" w:w="120"/>
+            </w:tcMar>
+          </w:tcPr>
+          <w:p>
+            <w:pPr>
+              <w:spacing w:after="0" w:before="0" w:line="260"/>
+            </w:pPr>
             <w:r>
               <w:rPr>
                 <w:rFonts w:ascii="Calibri" w:cs="Calibri" w:eastAsia="Calibri" w:hAnsi="Calibri"/>
                 <w:b w:val="false"/>
                 <w:bCs w:val="false"/>
-                <w:color w:val="000000"/>
-                <w:sz w:val="18"/>
-                <w:szCs w:val="18"/>
+                <w:color w:val="1A1A1A"/>
+                <w:sz w:val="19"/>
+                <w:szCs w:val="19"/>
               </w:rPr>
               <w:t xml:space="preserve">Postgres cluster — full database for this Mac. Wipe to factory-reset</w:t>
             </w:r>
@@ -940,22 +2423,26 @@
               <w:bottom w:val="single" w:color="BFBFBF" w:sz="4"/>
               <w:right w:val="single" w:color="BFBFBF" w:sz="4"/>
             </w:tcBorders>
-            <w:tcMar>
-              <w:top w:type="dxa" w:w="60"/>
-              <w:left w:type="dxa" w:w="100"/>
-              <w:bottom w:type="dxa" w:w="60"/>
-              <w:right w:type="dxa" w:w="100"/>
-            </w:tcMar>
-          </w:tcPr>
-          <w:p>
-            <w:r>
-              <w:rPr>
-                <w:rFonts w:ascii="Consolas" w:cs="Consolas" w:eastAsia="Consolas" w:hAnsi="Consolas"/>
-                <w:b w:val="false"/>
-                <w:bCs w:val="false"/>
-                <w:color w:val="000000"/>
-                <w:sz w:val="18"/>
-                <w:szCs w:val="18"/>
+            <w:shd w:fill="F2F2F2" w:val="clear"/>
+            <w:tcMar>
+              <w:top w:type="dxa" w:w="80"/>
+              <w:left w:type="dxa" w:w="120"/>
+              <w:bottom w:type="dxa" w:w="80"/>
+              <w:right w:type="dxa" w:w="120"/>
+            </w:tcMar>
+          </w:tcPr>
+          <w:p>
+            <w:pPr>
+              <w:spacing w:after="0" w:before="0" w:line="260"/>
+            </w:pPr>
+            <w:r>
+              <w:rPr>
+                <w:rFonts w:ascii="Calibri" w:cs="Calibri" w:eastAsia="Calibri" w:hAnsi="Calibri"/>
+                <w:b w:val="false"/>
+                <w:bCs w:val="false"/>
+                <w:color w:val="1A1A1A"/>
+                <w:sz w:val="19"/>
+                <w:szCs w:val="19"/>
               </w:rPr>
               <w:t xml:space="preserve">~/Library/Application Support/information-physics-demo-system/logs/app.log</w:t>
             </w:r>
@@ -970,22 +2457,26 @@
               <w:bottom w:val="single" w:color="BFBFBF" w:sz="4"/>
               <w:right w:val="single" w:color="BFBFBF" w:sz="4"/>
             </w:tcBorders>
-            <w:tcMar>
-              <w:top w:type="dxa" w:w="60"/>
-              <w:left w:type="dxa" w:w="100"/>
-              <w:bottom w:type="dxa" w:w="60"/>
-              <w:right w:type="dxa" w:w="100"/>
-            </w:tcMar>
-          </w:tcPr>
-          <w:p>
+            <w:shd w:fill="F2F2F2" w:val="clear"/>
+            <w:tcMar>
+              <w:top w:type="dxa" w:w="80"/>
+              <w:left w:type="dxa" w:w="120"/>
+              <w:bottom w:type="dxa" w:w="80"/>
+              <w:right w:type="dxa" w:w="120"/>
+            </w:tcMar>
+          </w:tcPr>
+          <w:p>
+            <w:pPr>
+              <w:spacing w:after="0" w:before="0" w:line="260"/>
+            </w:pPr>
             <w:r>
               <w:rPr>
                 <w:rFonts w:ascii="Calibri" w:cs="Calibri" w:eastAsia="Calibri" w:hAnsi="Calibri"/>
                 <w:b w:val="false"/>
                 <w:bCs w:val="false"/>
-                <w:color w:val="000000"/>
-                <w:sz w:val="18"/>
-                <w:szCs w:val="18"/>
+                <w:color w:val="1A1A1A"/>
+                <w:sz w:val="19"/>
+                <w:szCs w:val="19"/>
               </w:rPr>
               <w:t xml:space="preserve">Electron host log — startup sequence, port allocation, child-process events</w:t>
             </w:r>
@@ -1003,21 +2494,24 @@
               <w:right w:val="single" w:color="BFBFBF" w:sz="4"/>
             </w:tcBorders>
             <w:tcMar>
-              <w:top w:type="dxa" w:w="60"/>
-              <w:left w:type="dxa" w:w="100"/>
-              <w:bottom w:type="dxa" w:w="60"/>
-              <w:right w:type="dxa" w:w="100"/>
-            </w:tcMar>
-          </w:tcPr>
-          <w:p>
-            <w:r>
-              <w:rPr>
-                <w:rFonts w:ascii="Consolas" w:cs="Consolas" w:eastAsia="Consolas" w:hAnsi="Consolas"/>
-                <w:b w:val="false"/>
-                <w:bCs w:val="false"/>
-                <w:color w:val="000000"/>
-                <w:sz w:val="18"/>
-                <w:szCs w:val="18"/>
+              <w:top w:type="dxa" w:w="80"/>
+              <w:left w:type="dxa" w:w="120"/>
+              <w:bottom w:type="dxa" w:w="80"/>
+              <w:right w:type="dxa" w:w="120"/>
+            </w:tcMar>
+          </w:tcPr>
+          <w:p>
+            <w:pPr>
+              <w:spacing w:after="0" w:before="0" w:line="260"/>
+            </w:pPr>
+            <w:r>
+              <w:rPr>
+                <w:rFonts w:ascii="Calibri" w:cs="Calibri" w:eastAsia="Calibri" w:hAnsi="Calibri"/>
+                <w:b w:val="false"/>
+                <w:bCs w:val="false"/>
+                <w:color w:val="1A1A1A"/>
+                <w:sz w:val="19"/>
+                <w:szCs w:val="19"/>
               </w:rPr>
               <w:t xml:space="preserve">~/Library/Application Support/information-physics-demo-system/logs/postgres.log</w:t>
             </w:r>
@@ -1033,23 +2527,26 @@
               <w:right w:val="single" w:color="BFBFBF" w:sz="4"/>
             </w:tcBorders>
             <w:tcMar>
-              <w:top w:type="dxa" w:w="60"/>
-              <w:left w:type="dxa" w:w="100"/>
-              <w:bottom w:type="dxa" w:w="60"/>
-              <w:right w:type="dxa" w:w="100"/>
-            </w:tcMar>
-          </w:tcPr>
-          <w:p>
+              <w:top w:type="dxa" w:w="80"/>
+              <w:left w:type="dxa" w:w="120"/>
+              <w:bottom w:type="dxa" w:w="80"/>
+              <w:right w:type="dxa" w:w="120"/>
+            </w:tcMar>
+          </w:tcPr>
+          <w:p>
+            <w:pPr>
+              <w:spacing w:after="0" w:before="0" w:line="260"/>
+            </w:pPr>
             <w:r>
               <w:rPr>
                 <w:rFonts w:ascii="Calibri" w:cs="Calibri" w:eastAsia="Calibri" w:hAnsi="Calibri"/>
                 <w:b w:val="false"/>
                 <w:bCs w:val="false"/>
-                <w:color w:val="000000"/>
-                <w:sz w:val="18"/>
-                <w:szCs w:val="18"/>
-              </w:rPr>
-              <w:t xml:space="preserve">Postgres log — startup, queries, errors. First place to look on initdb / pg_ctl failures</w:t>
+                <w:color w:val="1A1A1A"/>
+                <w:sz w:val="19"/>
+                <w:szCs w:val="19"/>
+              </w:rPr>
+              <w:t xml:space="preserve">Postgres log — first place to look on initdb / pg_ctl failures</w:t>
             </w:r>
           </w:p>
         </w:tc>
@@ -1064,22 +2561,26 @@
               <w:bottom w:val="single" w:color="BFBFBF" w:sz="4"/>
               <w:right w:val="single" w:color="BFBFBF" w:sz="4"/>
             </w:tcBorders>
-            <w:tcMar>
-              <w:top w:type="dxa" w:w="60"/>
-              <w:left w:type="dxa" w:w="100"/>
-              <w:bottom w:type="dxa" w:w="60"/>
-              <w:right w:type="dxa" w:w="100"/>
-            </w:tcMar>
-          </w:tcPr>
-          <w:p>
-            <w:r>
-              <w:rPr>
-                <w:rFonts w:ascii="Consolas" w:cs="Consolas" w:eastAsia="Consolas" w:hAnsi="Consolas"/>
-                <w:b w:val="false"/>
-                <w:bCs w:val="false"/>
-                <w:color w:val="000000"/>
-                <w:sz w:val="18"/>
-                <w:szCs w:val="18"/>
+            <w:shd w:fill="F2F2F2" w:val="clear"/>
+            <w:tcMar>
+              <w:top w:type="dxa" w:w="80"/>
+              <w:left w:type="dxa" w:w="120"/>
+              <w:bottom w:type="dxa" w:w="80"/>
+              <w:right w:type="dxa" w:w="120"/>
+            </w:tcMar>
+          </w:tcPr>
+          <w:p>
+            <w:pPr>
+              <w:spacing w:after="0" w:before="0" w:line="260"/>
+            </w:pPr>
+            <w:r>
+              <w:rPr>
+                <w:rFonts w:ascii="Calibri" w:cs="Calibri" w:eastAsia="Calibri" w:hAnsi="Calibri"/>
+                <w:b w:val="false"/>
+                <w:bCs w:val="false"/>
+                <w:color w:val="1A1A1A"/>
+                <w:sz w:val="19"/>
+                <w:szCs w:val="19"/>
               </w:rPr>
               <w:t xml:space="preserve">~/Library/Application Support/information-physics-demo-system/logs/backend.log</w:t>
             </w:r>
@@ -1094,22 +2595,26 @@
               <w:bottom w:val="single" w:color="BFBFBF" w:sz="4"/>
               <w:right w:val="single" w:color="BFBFBF" w:sz="4"/>
             </w:tcBorders>
-            <w:tcMar>
-              <w:top w:type="dxa" w:w="60"/>
-              <w:left w:type="dxa" w:w="100"/>
-              <w:bottom w:type="dxa" w:w="60"/>
-              <w:right w:type="dxa" w:w="100"/>
-            </w:tcMar>
-          </w:tcPr>
-          <w:p>
+            <w:shd w:fill="F2F2F2" w:val="clear"/>
+            <w:tcMar>
+              <w:top w:type="dxa" w:w="80"/>
+              <w:left w:type="dxa" w:w="120"/>
+              <w:bottom w:type="dxa" w:w="80"/>
+              <w:right w:type="dxa" w:w="120"/>
+            </w:tcMar>
+          </w:tcPr>
+          <w:p>
+            <w:pPr>
+              <w:spacing w:after="0" w:before="0" w:line="260"/>
+            </w:pPr>
             <w:r>
               <w:rPr>
                 <w:rFonts w:ascii="Calibri" w:cs="Calibri" w:eastAsia="Calibri" w:hAnsi="Calibri"/>
                 <w:b w:val="false"/>
                 <w:bCs w:val="false"/>
-                <w:color w:val="000000"/>
-                <w:sz w:val="18"/>
-                <w:szCs w:val="18"/>
+                <w:color w:val="1A1A1A"/>
+                <w:sz w:val="19"/>
+                <w:szCs w:val="19"/>
               </w:rPr>
               <w:t xml:space="preserve">FastAPI log — request log, exceptions, migration application messages</w:t>
             </w:r>
@@ -1127,21 +2632,24 @@
               <w:right w:val="single" w:color="BFBFBF" w:sz="4"/>
             </w:tcBorders>
             <w:tcMar>
-              <w:top w:type="dxa" w:w="60"/>
-              <w:left w:type="dxa" w:w="100"/>
-              <w:bottom w:type="dxa" w:w="60"/>
-              <w:right w:type="dxa" w:w="100"/>
-            </w:tcMar>
-          </w:tcPr>
-          <w:p>
-            <w:r>
-              <w:rPr>
-                <w:rFonts w:ascii="Consolas" w:cs="Consolas" w:eastAsia="Consolas" w:hAnsi="Consolas"/>
-                <w:b w:val="false"/>
-                <w:bCs w:val="false"/>
-                <w:color w:val="000000"/>
-                <w:sz w:val="18"/>
-                <w:szCs w:val="18"/>
+              <w:top w:type="dxa" w:w="80"/>
+              <w:left w:type="dxa" w:w="120"/>
+              <w:bottom w:type="dxa" w:w="80"/>
+              <w:right w:type="dxa" w:w="120"/>
+            </w:tcMar>
+          </w:tcPr>
+          <w:p>
+            <w:pPr>
+              <w:spacing w:after="0" w:before="0" w:line="260"/>
+            </w:pPr>
+            <w:r>
+              <w:rPr>
+                <w:rFonts w:ascii="Calibri" w:cs="Calibri" w:eastAsia="Calibri" w:hAnsi="Calibri"/>
+                <w:b w:val="false"/>
+                <w:bCs w:val="false"/>
+                <w:color w:val="1A1A1A"/>
+                <w:sz w:val="19"/>
+                <w:szCs w:val="19"/>
               </w:rPr>
               <w:t xml:space="preserve">/tmp/pg_env/lib (symlink)</w:t>
             </w:r>
@@ -1157,23 +2665,26 @@
               <w:right w:val="single" w:color="BFBFBF" w:sz="4"/>
             </w:tcBorders>
             <w:tcMar>
-              <w:top w:type="dxa" w:w="60"/>
-              <w:left w:type="dxa" w:w="100"/>
-              <w:bottom w:type="dxa" w:w="60"/>
-              <w:right w:type="dxa" w:w="100"/>
-            </w:tcMar>
-          </w:tcPr>
-          <w:p>
+              <w:top w:type="dxa" w:w="80"/>
+              <w:left w:type="dxa" w:w="120"/>
+              <w:bottom w:type="dxa" w:w="80"/>
+              <w:right w:type="dxa" w:w="120"/>
+            </w:tcMar>
+          </w:tcPr>
+          <w:p>
+            <w:pPr>
+              <w:spacing w:after="0" w:before="0" w:line="260"/>
+            </w:pPr>
             <w:r>
               <w:rPr>
                 <w:rFonts w:ascii="Calibri" w:cs="Calibri" w:eastAsia="Calibri" w:hAnsi="Calibri"/>
                 <w:b w:val="false"/>
                 <w:bCs w:val="false"/>
-                <w:color w:val="000000"/>
-                <w:sz w:val="18"/>
-                <w:szCs w:val="18"/>
-              </w:rPr>
-              <w:t xml:space="preserve">Workaround: bundled Postgres binary expects this path for its pkglibdir (compile-time hardcoded). Recreated on every launch</w:t>
+                <w:color w:val="1A1A1A"/>
+                <w:sz w:val="19"/>
+                <w:szCs w:val="19"/>
+              </w:rPr>
+              <w:t xml:space="preserve">Workaround: bundled Postgres binary expects this path for its pkglibdir. Recreated on every launch</w:t>
             </w:r>
           </w:p>
         </w:tc>
@@ -1182,8 +2693,22 @@
     <w:p>
       <w:pPr>
         <w:pStyle w:val="Heading1"/>
-        <w:spacing w:after="140" w:before="280"/>
-      </w:pPr>
+        <w:pBdr>
+          <w:bottom w:val="single" w:color="1F3864" w:sz="8" w:space="4"/>
+        </w:pBdr>
+        <w:spacing w:after="160" w:before="360" w:line="320"/>
+      </w:pPr>
+      <w:r>
+        <w:rPr>
+          <w:rFonts w:ascii="Calibri" w:cs="Calibri" w:eastAsia="Calibri" w:hAnsi="Calibri"/>
+          <w:b/>
+          <w:bCs/>
+          <w:color w:val="C09853"/>
+          <w:sz w:val="32"/>
+          <w:szCs w:val="32"/>
+        </w:rPr>
+        <w:t xml:space="preserve">§6.  </w:t>
+      </w:r>
       <w:r>
         <w:rPr>
           <w:rFonts w:ascii="Calibri" w:cs="Calibri" w:eastAsia="Calibri" w:hAnsi="Calibri"/>
@@ -1193,13 +2718,13 @@
           <w:sz w:val="32"/>
           <w:szCs w:val="32"/>
         </w:rPr>
-        <w:t xml:space="preserve">6. Common Issues</w:t>
+        <w:t xml:space="preserve">Common Issues</w:t>
       </w:r>
     </w:p>
     <w:p>
       <w:pPr>
         <w:pStyle w:val="Heading2"/>
-        <w:spacing w:after="100" w:before="220"/>
+        <w:spacing w:after="100" w:before="240" w:line="300"/>
       </w:pPr>
       <w:r>
         <w:rPr>
@@ -1210,12 +2735,12 @@
           <w:sz w:val="26"/>
           <w:szCs w:val="26"/>
         </w:rPr>
-        <w:t xml:space="preserve">6.1 'pg_ctl start failed with code 1' on first launch</w:t>
-      </w:r>
-    </w:p>
-    <w:p>
-      <w:pPr>
-        <w:spacing w:after="60" w:before="60"/>
+        <w:t xml:space="preserve">6.1  'pg_ctl start failed with code 1' on first launch</w:t>
+      </w:r>
+    </w:p>
+    <w:p>
+      <w:pPr>
+        <w:spacing w:after="60" w:before="60" w:line="280"/>
         <w:jc w:val="left"/>
       </w:pPr>
       <w:r>
@@ -1225,16 +2750,16 @@
           <w:bCs w:val="false"/>
           <w:i w:val="false"/>
           <w:iCs w:val="false"/>
-          <w:color w:val="000000"/>
-          <w:sz w:val="20"/>
-          <w:szCs w:val="20"/>
+          <w:color w:val="1A1A1A"/>
+          <w:sz w:val="21"/>
+          <w:szCs w:val="21"/>
         </w:rPr>
         <w:t xml:space="preserve">Symptom: Electron host shows the error dialog. Look in postgres.log for the FATAL line.</w:t>
       </w:r>
     </w:p>
     <w:p>
       <w:pPr>
-        <w:spacing w:after="60" w:before="60"/>
+        <w:spacing w:after="60" w:before="60" w:line="280"/>
         <w:jc w:val="left"/>
       </w:pPr>
       <w:r>
@@ -1244,16 +2769,16 @@
           <w:bCs w:val="false"/>
           <w:i w:val="false"/>
           <w:iCs w:val="false"/>
-          <w:color w:val="000000"/>
-          <w:sz w:val="20"/>
-          <w:szCs w:val="20"/>
-        </w:rPr>
-        <w:t xml:space="preserve">Most common cause (V4.5 fixed): "postmaster became multithreaded during startup" — macOS CoreFoundation auto-loads in the parent process and spawns helper threads while resolving the system locale; Postgres refuses to fork from a multithreaded parent. Fix shipped in commit 8d7cf37: pgExecEnv now exports LC_ALL=LANG=LC_CTYPE=C before every Postgres spawn (start, stop, initdb, createdb).</w:t>
-      </w:r>
-    </w:p>
-    <w:p>
-      <w:pPr>
-        <w:spacing w:after="60" w:before="60"/>
+          <w:color w:val="1A1A1A"/>
+          <w:sz w:val="21"/>
+          <w:szCs w:val="21"/>
+        </w:rPr>
+        <w:t xml:space="preserve">Most common cause (V4.5 fixed): 'postmaster became multithreaded during startup' — macOS CoreFoundation auto-loads in the parent process and spawns helper threads while resolving the system locale; Postgres refuses to fork from a multithreaded parent. Fix shipped in commit 8d7cf37: pgExecEnv exports LC_ALL=LANG=LC_CTYPE=C before every Postgres spawn.</w:t>
+      </w:r>
+    </w:p>
+    <w:p>
+      <w:pPr>
+        <w:spacing w:after="60" w:before="60" w:line="280"/>
         <w:jc w:val="left"/>
       </w:pPr>
       <w:r>
@@ -1263,32 +2788,68 @@
           <w:bCs w:val="false"/>
           <w:i w:val="false"/>
           <w:iCs w:val="false"/>
-          <w:color w:val="000000"/>
-          <w:sz w:val="20"/>
-          <w:szCs w:val="20"/>
+          <w:color w:val="1A1A1A"/>
+          <w:sz w:val="21"/>
+          <w:szCs w:val="21"/>
         </w:rPr>
         <w:t xml:space="preserve">Other causes: corrupt pgdata from an aborted prior init. Wipe and retry:</w:t>
       </w:r>
     </w:p>
-    <w:p>
-      <w:pPr>
-        <w:shd w:fill="F2F2F2" w:val="clear"/>
-        <w:spacing w:after="80" w:before="80"/>
-      </w:pPr>
-      <w:r>
-        <w:rPr>
-          <w:rFonts w:ascii="Consolas" w:cs="Consolas" w:eastAsia="Consolas" w:hAnsi="Consolas"/>
-          <w:color w:val="111111"/>
-          <w:sz w:val="17"/>
-          <w:szCs w:val="17"/>
-        </w:rPr>
-        <w:t xml:space="preserve">rm -rf "$HOME/Library/Application Support/information-physics-demo-system/pgdata"</w:t>
-      </w:r>
-    </w:p>
+    <w:tbl>
+      <w:tblPr>
+        <w:tblW w:type="dxa" w:w="9360"/>
+        <w:tblBorders>
+          <w:top w:val="single" w:color="auto" w:sz="4"/>
+          <w:left w:val="single" w:color="auto" w:sz="4"/>
+          <w:bottom w:val="single" w:color="auto" w:sz="4"/>
+          <w:right w:val="single" w:color="auto" w:sz="4"/>
+          <w:insideH w:val="single" w:color="auto" w:sz="4"/>
+          <w:insideV w:val="single" w:color="auto" w:sz="4"/>
+        </w:tblBorders>
+      </w:tblPr>
+      <w:tblGrid>
+        <w:gridCol w:w="9360"/>
+      </w:tblGrid>
+      <w:tr>
+        <w:tc>
+          <w:tcPr>
+            <w:tcW w:type="dxa" w:w="9360"/>
+            <w:tcBorders>
+              <w:top w:val="single" w:color="DCDCDC" w:sz="4"/>
+              <w:left w:val="single" w:color="DCDCDC" w:sz="4"/>
+              <w:bottom w:val="single" w:color="DCDCDC" w:sz="4"/>
+              <w:right w:val="single" w:color="DCDCDC" w:sz="4"/>
+            </w:tcBorders>
+            <w:shd w:fill="F2F2F2" w:val="clear"/>
+            <w:tcMar>
+              <w:top w:type="dxa" w:w="100"/>
+              <w:left w:type="dxa" w:w="200"/>
+              <w:bottom w:type="dxa" w:w="100"/>
+              <w:right w:type="dxa" w:w="200"/>
+            </w:tcMar>
+          </w:tcPr>
+          <w:p>
+            <w:pPr>
+              <w:shd w:fill="F2F2F2" w:val="clear"/>
+              <w:spacing w:after="0" w:before="0" w:line="240"/>
+            </w:pPr>
+            <w:r>
+              <w:rPr>
+                <w:rFonts w:ascii="Consolas" w:cs="Consolas" w:eastAsia="Consolas" w:hAnsi="Consolas"/>
+                <w:color w:val="111111"/>
+                <w:sz w:val="18"/>
+                <w:szCs w:val="18"/>
+              </w:rPr>
+              <w:t xml:space="preserve">rm -rf "$HOME/Library/Application Support/information-physics-demo-system/pgdata"</w:t>
+            </w:r>
+          </w:p>
+        </w:tc>
+      </w:tr>
+    </w:tbl>
     <w:p>
       <w:pPr>
         <w:pStyle w:val="Heading2"/>
-        <w:spacing w:after="100" w:before="220"/>
+        <w:spacing w:after="100" w:before="240" w:line="300"/>
       </w:pPr>
       <w:r>
         <w:rPr>
@@ -1299,12 +2860,12 @@
           <w:sz w:val="26"/>
           <w:szCs w:val="26"/>
         </w:rPr>
-        <w:t xml:space="preserve">6.2 Frontend doesn't load (blank window)</w:t>
-      </w:r>
-    </w:p>
-    <w:p>
-      <w:pPr>
-        <w:spacing w:after="60" w:before="60"/>
+        <w:t xml:space="preserve">6.2  Frontend doesn't load (blank window)</w:t>
+      </w:r>
+    </w:p>
+    <w:p>
+      <w:pPr>
+        <w:spacing w:after="60" w:before="60" w:line="280"/>
         <w:jc w:val="left"/>
       </w:pPr>
       <w:r>
@@ -1314,9 +2875,9 @@
           <w:bCs w:val="false"/>
           <w:i w:val="false"/>
           <w:iCs w:val="false"/>
-          <w:color w:val="000000"/>
-          <w:sz w:val="20"/>
-          <w:szCs w:val="20"/>
+          <w:color w:val="1A1A1A"/>
+          <w:sz w:val="21"/>
+          <w:szCs w:val="21"/>
         </w:rPr>
         <w:t xml:space="preserve">Tail app.log for 'Frontend healthy'. If it never appears, the frontend port likely conflicted; the DMG's findPort() should auto-increment but if even 3100..3200 are all taken, it gives up. Quit any other dev server and relaunch.</w:t>
       </w:r>
@@ -1324,7 +2885,7 @@
     <w:p>
       <w:pPr>
         <w:pStyle w:val="Heading2"/>
-        <w:spacing w:after="100" w:before="220"/>
+        <w:spacing w:after="100" w:before="240" w:line="300"/>
       </w:pPr>
       <w:r>
         <w:rPr>
@@ -1335,12 +2896,12 @@
           <w:sz w:val="26"/>
           <w:szCs w:val="26"/>
         </w:rPr>
-        <w:t xml:space="preserve">6.3 ChatAIO returns 'no records' even though data is loaded</w:t>
-      </w:r>
-    </w:p>
-    <w:p>
-      <w:pPr>
-        <w:spacing w:after="60" w:before="60"/>
+        <w:t xml:space="preserve">6.3  ChatAIO returns 'no records' even though data is loaded</w:t>
+      </w:r>
+    </w:p>
+    <w:p>
+      <w:pPr>
+        <w:spacing w:after="60" w:before="60" w:line="280"/>
         <w:jc w:val="left"/>
       </w:pPr>
       <w:r>
@@ -1350,9 +2911,9 @@
           <w:bCs w:val="false"/>
           <w:i w:val="false"/>
           <w:iCs w:val="false"/>
-          <w:color w:val="000000"/>
-          <w:sz w:val="20"/>
-          <w:szCs w:val="20"/>
+          <w:color w:val="1A1A1A"/>
+          <w:sz w:val="21"/>
+          <w:szCs w:val="21"/>
         </w:rPr>
         <w:t xml:space="preserve">Check System Management → AIO Data and HSL Data tabs. If both are empty, you need to import a CSV: Home → Load New CSVs for Conversion. The DMG ships with the schema but no data.</w:t>
       </w:r>
@@ -1360,7 +2921,7 @@
     <w:p>
       <w:pPr>
         <w:pStyle w:val="Heading2"/>
-        <w:spacing w:after="100" w:before="220"/>
+        <w:spacing w:after="100" w:before="240" w:line="300"/>
       </w:pPr>
       <w:r>
         <w:rPr>
@@ -1371,12 +2932,12 @@
           <w:sz w:val="26"/>
           <w:szCs w:val="26"/>
         </w:rPr>
-        <w:t xml:space="preserve">6.4 'Daily token budget exhausted'</w:t>
-      </w:r>
-    </w:p>
-    <w:p>
-      <w:pPr>
-        <w:spacing w:after="60" w:before="60"/>
+        <w:t xml:space="preserve">6.4  'Daily token budget exhausted'</w:t>
+      </w:r>
+    </w:p>
+    <w:p>
+      <w:pPr>
+        <w:spacing w:after="60" w:before="60" w:line="280"/>
         <w:jc w:val="left"/>
       </w:pPr>
       <w:r>
@@ -1386,9 +2947,9 @@
           <w:bCs w:val="false"/>
           <w:i w:val="false"/>
           <w:iCs w:val="false"/>
-          <w:color w:val="000000"/>
-          <w:sz w:val="20"/>
-          <w:szCs w:val="20"/>
+          <w:color w:val="1A1A1A"/>
+          <w:sz w:val="21"/>
+          <w:szCs w:val="21"/>
         </w:rPr>
         <w:t xml:space="preserve">Local DMG inherits the same budget guardrail as the cloud version (default 500K tokens/day per tenant). Bump via System Management → Models tab → Daily Token Budget, or wait for midnight UTC.</w:t>
       </w:r>
@@ -1396,8 +2957,22 @@
     <w:p>
       <w:pPr>
         <w:pStyle w:val="Heading1"/>
-        <w:spacing w:after="140" w:before="280"/>
-      </w:pPr>
+        <w:pBdr>
+          <w:bottom w:val="single" w:color="1F3864" w:sz="8" w:space="4"/>
+        </w:pBdr>
+        <w:spacing w:after="160" w:before="360" w:line="320"/>
+      </w:pPr>
+      <w:r>
+        <w:rPr>
+          <w:rFonts w:ascii="Calibri" w:cs="Calibri" w:eastAsia="Calibri" w:hAnsi="Calibri"/>
+          <w:b/>
+          <w:bCs/>
+          <w:color w:val="C09853"/>
+          <w:sz w:val="32"/>
+          <w:szCs w:val="32"/>
+        </w:rPr>
+        <w:t xml:space="preserve">§7.  </w:t>
+      </w:r>
       <w:r>
         <w:rPr>
           <w:rFonts w:ascii="Calibri" w:cs="Calibri" w:eastAsia="Calibri" w:hAnsi="Calibri"/>
@@ -1407,12 +2982,12 @@
           <w:sz w:val="32"/>
           <w:szCs w:val="32"/>
         </w:rPr>
-        <w:t xml:space="preserve">7. Backup / Restore</w:t>
-      </w:r>
-    </w:p>
-    <w:p>
-      <w:pPr>
-        <w:spacing w:after="60" w:before="60"/>
+        <w:t xml:space="preserve">Backup / Restore</w:t>
+      </w:r>
+    </w:p>
+    <w:p>
+      <w:pPr>
+        <w:spacing w:after="60" w:before="60" w:line="280"/>
         <w:jc w:val="left"/>
       </w:pPr>
       <w:r>
@@ -1422,9 +2997,9 @@
           <w:bCs w:val="false"/>
           <w:i w:val="false"/>
           <w:iCs w:val="false"/>
-          <w:color w:val="000000"/>
-          <w:sz w:val="20"/>
-          <w:szCs w:val="20"/>
+          <w:color w:val="1A1A1A"/>
+          <w:sz w:val="21"/>
+          <w:szCs w:val="21"/>
         </w:rPr>
         <w:t xml:space="preserve">System Management → Demo Reset &amp; Backup tab provides:</w:t>
       </w:r>
@@ -1446,6 +3021,9 @@
         <w:gridCol w:w="6960"/>
       </w:tblGrid>
       <w:tr>
+        <w:trPr>
+          <w:tblHeader/>
+        </w:trPr>
         <w:tc>
           <w:tcPr>
             <w:tcW w:type="dxa" w:w="2400"/>
@@ -1457,21 +3035,24 @@
             </w:tcBorders>
             <w:shd w:fill="F2F2F2" w:val="clear"/>
             <w:tcMar>
-              <w:top w:type="dxa" w:w="60"/>
-              <w:left w:type="dxa" w:w="100"/>
-              <w:bottom w:type="dxa" w:w="60"/>
-              <w:right w:type="dxa" w:w="100"/>
-            </w:tcMar>
-          </w:tcPr>
-          <w:p>
+              <w:top w:type="dxa" w:w="80"/>
+              <w:left w:type="dxa" w:w="120"/>
+              <w:bottom w:type="dxa" w:w="80"/>
+              <w:right w:type="dxa" w:w="120"/>
+            </w:tcMar>
+          </w:tcPr>
+          <w:p>
+            <w:pPr>
+              <w:spacing w:after="0" w:before="0" w:line="260"/>
+            </w:pPr>
             <w:r>
               <w:rPr>
                 <w:rFonts w:ascii="Calibri" w:cs="Calibri" w:eastAsia="Calibri" w:hAnsi="Calibri"/>
                 <w:b/>
                 <w:bCs/>
-                <w:color w:val="000000"/>
-                <w:sz w:val="18"/>
-                <w:szCs w:val="18"/>
+                <w:color w:val="1A1A1A"/>
+                <w:sz w:val="19"/>
+                <w:szCs w:val="19"/>
               </w:rPr>
               <w:t xml:space="preserve">Action</w:t>
             </w:r>
@@ -1488,21 +3069,24 @@
             </w:tcBorders>
             <w:shd w:fill="F2F2F2" w:val="clear"/>
             <w:tcMar>
-              <w:top w:type="dxa" w:w="60"/>
-              <w:left w:type="dxa" w:w="100"/>
-              <w:bottom w:type="dxa" w:w="60"/>
-              <w:right w:type="dxa" w:w="100"/>
-            </w:tcMar>
-          </w:tcPr>
-          <w:p>
+              <w:top w:type="dxa" w:w="80"/>
+              <w:left w:type="dxa" w:w="120"/>
+              <w:bottom w:type="dxa" w:w="80"/>
+              <w:right w:type="dxa" w:w="120"/>
+            </w:tcMar>
+          </w:tcPr>
+          <w:p>
+            <w:pPr>
+              <w:spacing w:after="0" w:before="0" w:line="260"/>
+            </w:pPr>
             <w:r>
               <w:rPr>
                 <w:rFonts w:ascii="Calibri" w:cs="Calibri" w:eastAsia="Calibri" w:hAnsi="Calibri"/>
                 <w:b/>
                 <w:bCs/>
-                <w:color w:val="000000"/>
-                <w:sz w:val="18"/>
-                <w:szCs w:val="18"/>
+                <w:color w:val="1A1A1A"/>
+                <w:sz w:val="19"/>
+                <w:szCs w:val="19"/>
               </w:rPr>
               <w:t xml:space="preserve">Effect</w:t>
             </w:r>
@@ -1520,21 +3104,24 @@
               <w:right w:val="single" w:color="BFBFBF" w:sz="4"/>
             </w:tcBorders>
             <w:tcMar>
-              <w:top w:type="dxa" w:w="60"/>
-              <w:left w:type="dxa" w:w="100"/>
-              <w:bottom w:type="dxa" w:w="60"/>
-              <w:right w:type="dxa" w:w="100"/>
-            </w:tcMar>
-          </w:tcPr>
-          <w:p>
+              <w:top w:type="dxa" w:w="80"/>
+              <w:left w:type="dxa" w:w="120"/>
+              <w:bottom w:type="dxa" w:w="80"/>
+              <w:right w:type="dxa" w:w="120"/>
+            </w:tcMar>
+          </w:tcPr>
+          <w:p>
+            <w:pPr>
+              <w:spacing w:after="0" w:before="0" w:line="260"/>
+            </w:pPr>
             <w:r>
               <w:rPr>
                 <w:rFonts w:ascii="Consolas" w:cs="Consolas" w:eastAsia="Consolas" w:hAnsi="Consolas"/>
                 <w:b w:val="false"/>
                 <w:bCs w:val="false"/>
-                <w:color w:val="000000"/>
-                <w:sz w:val="18"/>
-                <w:szCs w:val="18"/>
+                <w:color w:val="1A1A1A"/>
+                <w:sz w:val="19"/>
+                <w:szCs w:val="19"/>
               </w:rPr>
               <w:t xml:space="preserve">Save backup</w:t>
             </w:r>
@@ -1550,21 +3137,24 @@
               <w:right w:val="single" w:color="BFBFBF" w:sz="4"/>
             </w:tcBorders>
             <w:tcMar>
-              <w:top w:type="dxa" w:w="60"/>
-              <w:left w:type="dxa" w:w="100"/>
-              <w:bottom w:type="dxa" w:w="60"/>
-              <w:right w:type="dxa" w:w="100"/>
-            </w:tcMar>
-          </w:tcPr>
-          <w:p>
+              <w:top w:type="dxa" w:w="80"/>
+              <w:left w:type="dxa" w:w="120"/>
+              <w:bottom w:type="dxa" w:w="80"/>
+              <w:right w:type="dxa" w:w="120"/>
+            </w:tcMar>
+          </w:tcPr>
+          <w:p>
+            <w:pPr>
+              <w:spacing w:after="0" w:before="0" w:line="260"/>
+            </w:pPr>
             <w:r>
               <w:rPr>
                 <w:rFonts w:ascii="Calibri" w:cs="Calibri" w:eastAsia="Calibri" w:hAnsi="Calibri"/>
                 <w:b w:val="false"/>
                 <w:bCs w:val="false"/>
-                <w:color w:val="000000"/>
-                <w:sz w:val="18"/>
-                <w:szCs w:val="18"/>
+                <w:color w:val="1A1A1A"/>
+                <w:sz w:val="19"/>
+                <w:szCs w:val="19"/>
               </w:rPr>
               <w:t xml:space="preserve">Snapshots aio_data, hsl_data, mro_objects, information_objects, system_settings to a local backup file. Persists across DMG re-installs as long as pgdata is preserved</w:t>
             </w:r>
@@ -1581,22 +3171,26 @@
               <w:bottom w:val="single" w:color="BFBFBF" w:sz="4"/>
               <w:right w:val="single" w:color="BFBFBF" w:sz="4"/>
             </w:tcBorders>
-            <w:tcMar>
-              <w:top w:type="dxa" w:w="60"/>
-              <w:left w:type="dxa" w:w="100"/>
-              <w:bottom w:type="dxa" w:w="60"/>
-              <w:right w:type="dxa" w:w="100"/>
-            </w:tcMar>
-          </w:tcPr>
-          <w:p>
+            <w:shd w:fill="F2F2F2" w:val="clear"/>
+            <w:tcMar>
+              <w:top w:type="dxa" w:w="80"/>
+              <w:left w:type="dxa" w:w="120"/>
+              <w:bottom w:type="dxa" w:w="80"/>
+              <w:right w:type="dxa" w:w="120"/>
+            </w:tcMar>
+          </w:tcPr>
+          <w:p>
+            <w:pPr>
+              <w:spacing w:after="0" w:before="0" w:line="260"/>
+            </w:pPr>
             <w:r>
               <w:rPr>
                 <w:rFonts w:ascii="Consolas" w:cs="Consolas" w:eastAsia="Consolas" w:hAnsi="Consolas"/>
                 <w:b w:val="false"/>
                 <w:bCs w:val="false"/>
-                <w:color w:val="000000"/>
-                <w:sz w:val="18"/>
-                <w:szCs w:val="18"/>
+                <w:color w:val="1A1A1A"/>
+                <w:sz w:val="19"/>
+                <w:szCs w:val="19"/>
               </w:rPr>
               <w:t xml:space="preserve">Reset demo</w:t>
             </w:r>
@@ -1611,22 +3205,26 @@
               <w:bottom w:val="single" w:color="BFBFBF" w:sz="4"/>
               <w:right w:val="single" w:color="BFBFBF" w:sz="4"/>
             </w:tcBorders>
-            <w:tcMar>
-              <w:top w:type="dxa" w:w="60"/>
-              <w:left w:type="dxa" w:w="100"/>
-              <w:bottom w:type="dxa" w:w="60"/>
-              <w:right w:type="dxa" w:w="100"/>
-            </w:tcMar>
-          </w:tcPr>
-          <w:p>
+            <w:shd w:fill="F2F2F2" w:val="clear"/>
+            <w:tcMar>
+              <w:top w:type="dxa" w:w="80"/>
+              <w:left w:type="dxa" w:w="120"/>
+              <w:bottom w:type="dxa" w:w="80"/>
+              <w:right w:type="dxa" w:w="120"/>
+            </w:tcMar>
+          </w:tcPr>
+          <w:p>
+            <w:pPr>
+              <w:spacing w:after="0" w:before="0" w:line="260"/>
+            </w:pPr>
             <w:r>
               <w:rPr>
                 <w:rFonts w:ascii="Calibri" w:cs="Calibri" w:eastAsia="Calibri" w:hAnsi="Calibri"/>
                 <w:b w:val="false"/>
                 <w:bCs w:val="false"/>
-                <w:color w:val="000000"/>
-                <w:sz w:val="18"/>
-                <w:szCs w:val="18"/>
+                <w:color w:val="1A1A1A"/>
+                <w:sz w:val="19"/>
+                <w:szCs w:val="19"/>
               </w:rPr>
               <w:t xml:space="preserve">Truncates the data tables. Schema and migrations stay; reload via 'Restore from backup' or fresh CSV import</w:t>
             </w:r>
@@ -1644,21 +3242,24 @@
               <w:right w:val="single" w:color="BFBFBF" w:sz="4"/>
             </w:tcBorders>
             <w:tcMar>
-              <w:top w:type="dxa" w:w="60"/>
-              <w:left w:type="dxa" w:w="100"/>
-              <w:bottom w:type="dxa" w:w="60"/>
-              <w:right w:type="dxa" w:w="100"/>
-            </w:tcMar>
-          </w:tcPr>
-          <w:p>
+              <w:top w:type="dxa" w:w="80"/>
+              <w:left w:type="dxa" w:w="120"/>
+              <w:bottom w:type="dxa" w:w="80"/>
+              <w:right w:type="dxa" w:w="120"/>
+            </w:tcMar>
+          </w:tcPr>
+          <w:p>
+            <w:pPr>
+              <w:spacing w:after="0" w:before="0" w:line="260"/>
+            </w:pPr>
             <w:r>
               <w:rPr>
                 <w:rFonts w:ascii="Consolas" w:cs="Consolas" w:eastAsia="Consolas" w:hAnsi="Consolas"/>
                 <w:b w:val="false"/>
                 <w:bCs w:val="false"/>
-                <w:color w:val="000000"/>
-                <w:sz w:val="18"/>
-                <w:szCs w:val="18"/>
+                <w:color w:val="1A1A1A"/>
+                <w:sz w:val="19"/>
+                <w:szCs w:val="19"/>
               </w:rPr>
               <w:t xml:space="preserve">Restore backup</w:t>
             </w:r>
@@ -1674,21 +3275,24 @@
               <w:right w:val="single" w:color="BFBFBF" w:sz="4"/>
             </w:tcBorders>
             <w:tcMar>
-              <w:top w:type="dxa" w:w="60"/>
-              <w:left w:type="dxa" w:w="100"/>
-              <w:bottom w:type="dxa" w:w="60"/>
-              <w:right w:type="dxa" w:w="100"/>
-            </w:tcMar>
-          </w:tcPr>
-          <w:p>
+              <w:top w:type="dxa" w:w="80"/>
+              <w:left w:type="dxa" w:w="120"/>
+              <w:bottom w:type="dxa" w:w="80"/>
+              <w:right w:type="dxa" w:w="120"/>
+            </w:tcMar>
+          </w:tcPr>
+          <w:p>
+            <w:pPr>
+              <w:spacing w:after="0" w:before="0" w:line="260"/>
+            </w:pPr>
             <w:r>
               <w:rPr>
                 <w:rFonts w:ascii="Calibri" w:cs="Calibri" w:eastAsia="Calibri" w:hAnsi="Calibri"/>
                 <w:b w:val="false"/>
                 <w:bCs w:val="false"/>
-                <w:color w:val="000000"/>
-                <w:sz w:val="18"/>
-                <w:szCs w:val="18"/>
+                <w:color w:val="1A1A1A"/>
+                <w:sz w:val="19"/>
+                <w:szCs w:val="19"/>
               </w:rPr>
               <w:t xml:space="preserve">Replays a saved backup into the current cluster. ON CONFLICT-aware so it merges with whatever's in place</w:t>
             </w:r>
@@ -1699,8 +3303,22 @@
     <w:p>
       <w:pPr>
         <w:pStyle w:val="Heading1"/>
-        <w:spacing w:after="140" w:before="280"/>
-      </w:pPr>
+        <w:pBdr>
+          <w:bottom w:val="single" w:color="1F3864" w:sz="8" w:space="4"/>
+        </w:pBdr>
+        <w:spacing w:after="160" w:before="360" w:line="320"/>
+      </w:pPr>
+      <w:r>
+        <w:rPr>
+          <w:rFonts w:ascii="Calibri" w:cs="Calibri" w:eastAsia="Calibri" w:hAnsi="Calibri"/>
+          <w:b/>
+          <w:bCs/>
+          <w:color w:val="C09853"/>
+          <w:sz w:val="32"/>
+          <w:szCs w:val="32"/>
+        </w:rPr>
+        <w:t xml:space="preserve">§8.  </w:t>
+      </w:r>
       <w:r>
         <w:rPr>
           <w:rFonts w:ascii="Calibri" w:cs="Calibri" w:eastAsia="Calibri" w:hAnsi="Calibri"/>
@@ -1710,12 +3328,12 @@
           <w:sz w:val="32"/>
           <w:szCs w:val="32"/>
         </w:rPr>
-        <w:t xml:space="preserve">8. Reinstall / Upgrade</w:t>
-      </w:r>
-    </w:p>
-    <w:p>
-      <w:pPr>
-        <w:spacing w:after="60" w:before="60"/>
+        <w:t xml:space="preserve">Reinstall / Upgrade</w:t>
+      </w:r>
+    </w:p>
+    <w:p>
+      <w:pPr>
+        <w:spacing w:after="60" w:before="60" w:line="280"/>
         <w:jc w:val="left"/>
       </w:pPr>
       <w:r>
@@ -1725,37 +3343,143 @@
           <w:bCs w:val="false"/>
           <w:i w:val="false"/>
           <w:iCs w:val="false"/>
-          <w:color w:val="000000"/>
-          <w:sz w:val="20"/>
-          <w:szCs w:val="20"/>
+          <w:color w:val="1A1A1A"/>
+          <w:sz w:val="21"/>
+          <w:szCs w:val="21"/>
         </w:rPr>
         <w:t xml:space="preserve">To upgrade the local DMG to a newer V4.5+ build:</w:t>
       </w:r>
     </w:p>
-    <w:p>
-      <w:pPr>
-        <w:shd w:fill="F2F2F2" w:val="clear"/>
-        <w:spacing w:after="80" w:before="80"/>
-      </w:pPr>
-      <w:r>
-        <w:rPr>
-          <w:rFonts w:ascii="Consolas" w:cs="Consolas" w:eastAsia="Consolas" w:hAnsi="Consolas"/>
-          <w:color w:val="111111"/>
-          <w:sz w:val="17"/>
-          <w:szCs w:val="17"/>
-        </w:rPr>
-        <w:t xml:space="preserve">1. Quit Information Physics Demo System.app
-2. Drag the existing app to Trash (data in pgdata is untouched)
-3. Mount the new -local-arm64.dmg, drag to Applications
-4. Launch — new migrations run in order against the existing cluster
-5. (Optional) wipe pgdata first if you want a fresh demo</w:t>
-      </w:r>
-    </w:p>
+    <w:tbl>
+      <w:tblPr>
+        <w:tblW w:type="dxa" w:w="9360"/>
+        <w:tblBorders>
+          <w:top w:val="single" w:color="auto" w:sz="4"/>
+          <w:left w:val="single" w:color="auto" w:sz="4"/>
+          <w:bottom w:val="single" w:color="auto" w:sz="4"/>
+          <w:right w:val="single" w:color="auto" w:sz="4"/>
+          <w:insideH w:val="single" w:color="auto" w:sz="4"/>
+          <w:insideV w:val="single" w:color="auto" w:sz="4"/>
+        </w:tblBorders>
+      </w:tblPr>
+      <w:tblGrid>
+        <w:gridCol w:w="9360"/>
+      </w:tblGrid>
+      <w:tr>
+        <w:tc>
+          <w:tcPr>
+            <w:tcW w:type="dxa" w:w="9360"/>
+            <w:tcBorders>
+              <w:top w:val="single" w:color="DCDCDC" w:sz="4"/>
+              <w:left w:val="single" w:color="DCDCDC" w:sz="4"/>
+              <w:bottom w:val="single" w:color="DCDCDC" w:sz="4"/>
+              <w:right w:val="single" w:color="DCDCDC" w:sz="4"/>
+            </w:tcBorders>
+            <w:shd w:fill="F2F2F2" w:val="clear"/>
+            <w:tcMar>
+              <w:top w:type="dxa" w:w="100"/>
+              <w:left w:type="dxa" w:w="200"/>
+              <w:bottom w:type="dxa" w:w="100"/>
+              <w:right w:type="dxa" w:w="200"/>
+            </w:tcMar>
+          </w:tcPr>
+          <w:p>
+            <w:pPr>
+              <w:shd w:fill="F2F2F2" w:val="clear"/>
+              <w:spacing w:after="0" w:before="0" w:line="240"/>
+            </w:pPr>
+            <w:r>
+              <w:rPr>
+                <w:rFonts w:ascii="Consolas" w:cs="Consolas" w:eastAsia="Consolas" w:hAnsi="Consolas"/>
+                <w:color w:val="111111"/>
+                <w:sz w:val="18"/>
+                <w:szCs w:val="18"/>
+              </w:rPr>
+              <w:t xml:space="preserve">1. Quit Information Physics Demo System.app</w:t>
+            </w:r>
+          </w:p>
+          <w:p>
+            <w:pPr>
+              <w:shd w:fill="F2F2F2" w:val="clear"/>
+              <w:spacing w:after="0" w:before="0" w:line="240"/>
+            </w:pPr>
+            <w:r>
+              <w:rPr>
+                <w:rFonts w:ascii="Consolas" w:cs="Consolas" w:eastAsia="Consolas" w:hAnsi="Consolas"/>
+                <w:color w:val="111111"/>
+                <w:sz w:val="18"/>
+                <w:szCs w:val="18"/>
+              </w:rPr>
+              <w:t xml:space="preserve">2. Drag the existing app to Trash (data in pgdata is untouched)</w:t>
+            </w:r>
+          </w:p>
+          <w:p>
+            <w:pPr>
+              <w:shd w:fill="F2F2F2" w:val="clear"/>
+              <w:spacing w:after="0" w:before="0" w:line="240"/>
+            </w:pPr>
+            <w:r>
+              <w:rPr>
+                <w:rFonts w:ascii="Consolas" w:cs="Consolas" w:eastAsia="Consolas" w:hAnsi="Consolas"/>
+                <w:color w:val="111111"/>
+                <w:sz w:val="18"/>
+                <w:szCs w:val="18"/>
+              </w:rPr>
+              <w:t xml:space="preserve">3. Mount the new -local-arm64.dmg, drag to Applications</w:t>
+            </w:r>
+          </w:p>
+          <w:p>
+            <w:pPr>
+              <w:shd w:fill="F2F2F2" w:val="clear"/>
+              <w:spacing w:after="0" w:before="0" w:line="240"/>
+            </w:pPr>
+            <w:r>
+              <w:rPr>
+                <w:rFonts w:ascii="Consolas" w:cs="Consolas" w:eastAsia="Consolas" w:hAnsi="Consolas"/>
+                <w:color w:val="111111"/>
+                <w:sz w:val="18"/>
+                <w:szCs w:val="18"/>
+              </w:rPr>
+              <w:t xml:space="preserve">4. Launch — new migrations run in order against the existing cluster</w:t>
+            </w:r>
+          </w:p>
+          <w:p>
+            <w:pPr>
+              <w:shd w:fill="F2F2F2" w:val="clear"/>
+              <w:spacing w:after="0" w:before="0" w:line="240"/>
+            </w:pPr>
+            <w:r>
+              <w:rPr>
+                <w:rFonts w:ascii="Consolas" w:cs="Consolas" w:eastAsia="Consolas" w:hAnsi="Consolas"/>
+                <w:color w:val="111111"/>
+                <w:sz w:val="18"/>
+                <w:szCs w:val="18"/>
+              </w:rPr>
+              <w:t xml:space="preserve">5. (Optional) wipe pgdata first if you want a fresh demo</w:t>
+            </w:r>
+          </w:p>
+        </w:tc>
+      </w:tr>
+    </w:tbl>
     <w:p>
       <w:pPr>
         <w:pStyle w:val="Heading1"/>
-        <w:spacing w:after="140" w:before="280"/>
-      </w:pPr>
+        <w:pBdr>
+          <w:bottom w:val="single" w:color="1F3864" w:sz="8" w:space="4"/>
+        </w:pBdr>
+        <w:spacing w:after="160" w:before="360" w:line="320"/>
+      </w:pPr>
+      <w:r>
+        <w:rPr>
+          <w:rFonts w:ascii="Calibri" w:cs="Calibri" w:eastAsia="Calibri" w:hAnsi="Calibri"/>
+          <w:b/>
+          <w:bCs/>
+          <w:color w:val="C09853"/>
+          <w:sz w:val="32"/>
+          <w:szCs w:val="32"/>
+        </w:rPr>
+        <w:t xml:space="preserve">§9.  </w:t>
+      </w:r>
       <w:r>
         <w:rPr>
           <w:rFonts w:ascii="Calibri" w:cs="Calibri" w:eastAsia="Calibri" w:hAnsi="Calibri"/>
@@ -1765,12 +3489,12 @@
           <w:sz w:val="32"/>
           <w:szCs w:val="32"/>
         </w:rPr>
-        <w:t xml:space="preserve">9. Privacy Properties</w:t>
-      </w:r>
-    </w:p>
-    <w:p>
-      <w:pPr>
-        <w:spacing w:after="60" w:before="60"/>
+        <w:t xml:space="preserve">Privacy Properties</w:t>
+      </w:r>
+    </w:p>
+    <w:p>
+      <w:pPr>
+        <w:spacing w:after="60" w:before="60" w:line="280"/>
         <w:jc w:val="left"/>
       </w:pPr>
       <w:r>
@@ -1780,9 +3504,9 @@
           <w:bCs w:val="false"/>
           <w:i w:val="false"/>
           <w:iCs w:val="false"/>
-          <w:color w:val="000000"/>
-          <w:sz w:val="20"/>
-          <w:szCs w:val="20"/>
+          <w:color w:val="1A1A1A"/>
+          <w:sz w:val="21"/>
+          <w:szCs w:val="21"/>
         </w:rPr>
         <w:t xml:space="preserve">In CLOUD_MODE=false:</w:t>
       </w:r>
@@ -1804,6 +3528,9 @@
         <w:gridCol w:w="6960"/>
       </w:tblGrid>
       <w:tr>
+        <w:trPr>
+          <w:tblHeader/>
+        </w:trPr>
         <w:tc>
           <w:tcPr>
             <w:tcW w:type="dxa" w:w="2400"/>
@@ -1815,21 +3542,24 @@
             </w:tcBorders>
             <w:shd w:fill="F2F2F2" w:val="clear"/>
             <w:tcMar>
-              <w:top w:type="dxa" w:w="60"/>
-              <w:left w:type="dxa" w:w="100"/>
-              <w:bottom w:type="dxa" w:w="60"/>
-              <w:right w:type="dxa" w:w="100"/>
-            </w:tcMar>
-          </w:tcPr>
-          <w:p>
+              <w:top w:type="dxa" w:w="80"/>
+              <w:left w:type="dxa" w:w="120"/>
+              <w:bottom w:type="dxa" w:w="80"/>
+              <w:right w:type="dxa" w:w="120"/>
+            </w:tcMar>
+          </w:tcPr>
+          <w:p>
+            <w:pPr>
+              <w:spacing w:after="0" w:before="0" w:line="260"/>
+            </w:pPr>
             <w:r>
               <w:rPr>
                 <w:rFonts w:ascii="Calibri" w:cs="Calibri" w:eastAsia="Calibri" w:hAnsi="Calibri"/>
                 <w:b/>
                 <w:bCs/>
-                <w:color w:val="000000"/>
-                <w:sz w:val="18"/>
-                <w:szCs w:val="18"/>
+                <w:color w:val="1A1A1A"/>
+                <w:sz w:val="19"/>
+                <w:szCs w:val="19"/>
               </w:rPr>
               <w:t xml:space="preserve">Property</w:t>
             </w:r>
@@ -1846,21 +3576,24 @@
             </w:tcBorders>
             <w:shd w:fill="F2F2F2" w:val="clear"/>
             <w:tcMar>
-              <w:top w:type="dxa" w:w="60"/>
-              <w:left w:type="dxa" w:w="100"/>
-              <w:bottom w:type="dxa" w:w="60"/>
-              <w:right w:type="dxa" w:w="100"/>
-            </w:tcMar>
-          </w:tcPr>
-          <w:p>
+              <w:top w:type="dxa" w:w="80"/>
+              <w:left w:type="dxa" w:w="120"/>
+              <w:bottom w:type="dxa" w:w="80"/>
+              <w:right w:type="dxa" w:w="120"/>
+            </w:tcMar>
+          </w:tcPr>
+          <w:p>
+            <w:pPr>
+              <w:spacing w:after="0" w:before="0" w:line="260"/>
+            </w:pPr>
             <w:r>
               <w:rPr>
                 <w:rFonts w:ascii="Calibri" w:cs="Calibri" w:eastAsia="Calibri" w:hAnsi="Calibri"/>
                 <w:b/>
                 <w:bCs/>
-                <w:color w:val="000000"/>
-                <w:sz w:val="18"/>
-                <w:szCs w:val="18"/>
+                <w:color w:val="1A1A1A"/>
+                <w:sz w:val="19"/>
+                <w:szCs w:val="19"/>
               </w:rPr>
               <w:t xml:space="preserve">Status</w:t>
             </w:r>
@@ -1878,21 +3611,24 @@
               <w:right w:val="single" w:color="BFBFBF" w:sz="4"/>
             </w:tcBorders>
             <w:tcMar>
-              <w:top w:type="dxa" w:w="60"/>
-              <w:left w:type="dxa" w:w="100"/>
-              <w:bottom w:type="dxa" w:w="60"/>
-              <w:right w:type="dxa" w:w="100"/>
-            </w:tcMar>
-          </w:tcPr>
-          <w:p>
+              <w:top w:type="dxa" w:w="80"/>
+              <w:left w:type="dxa" w:w="120"/>
+              <w:bottom w:type="dxa" w:w="80"/>
+              <w:right w:type="dxa" w:w="120"/>
+            </w:tcMar>
+          </w:tcPr>
+          <w:p>
+            <w:pPr>
+              <w:spacing w:after="0" w:before="0" w:line="260"/>
+            </w:pPr>
             <w:r>
               <w:rPr>
                 <w:rFonts w:ascii="Consolas" w:cs="Consolas" w:eastAsia="Consolas" w:hAnsi="Consolas"/>
                 <w:b w:val="false"/>
                 <w:bCs w:val="false"/>
-                <w:color w:val="000000"/>
-                <w:sz w:val="18"/>
-                <w:szCs w:val="18"/>
+                <w:color w:val="1A1A1A"/>
+                <w:sz w:val="19"/>
+                <w:szCs w:val="19"/>
               </w:rPr>
               <w:t xml:space="preserve">Data leaves the Mac</w:t>
             </w:r>
@@ -1908,21 +3644,24 @@
               <w:right w:val="single" w:color="BFBFBF" w:sz="4"/>
             </w:tcBorders>
             <w:tcMar>
-              <w:top w:type="dxa" w:w="60"/>
-              <w:left w:type="dxa" w:w="100"/>
-              <w:bottom w:type="dxa" w:w="60"/>
-              <w:right w:type="dxa" w:w="100"/>
-            </w:tcMar>
-          </w:tcPr>
-          <w:p>
+              <w:top w:type="dxa" w:w="80"/>
+              <w:left w:type="dxa" w:w="120"/>
+              <w:bottom w:type="dxa" w:w="80"/>
+              <w:right w:type="dxa" w:w="120"/>
+            </w:tcMar>
+          </w:tcPr>
+          <w:p>
+            <w:pPr>
+              <w:spacing w:after="0" w:before="0" w:line="260"/>
+            </w:pPr>
             <w:r>
               <w:rPr>
                 <w:rFonts w:ascii="Calibri" w:cs="Calibri" w:eastAsia="Calibri" w:hAnsi="Calibri"/>
                 <w:b w:val="false"/>
                 <w:bCs w:val="false"/>
-                <w:color w:val="000000"/>
-                <w:sz w:val="18"/>
-                <w:szCs w:val="18"/>
+                <w:color w:val="1A1A1A"/>
+                <w:sz w:val="19"/>
+                <w:szCs w:val="19"/>
               </w:rPr>
               <w:t xml:space="preserve">Only when ChatAIO calls the Anthropic API. AIO/HSL/MRO storage is fully local</w:t>
             </w:r>
@@ -1939,22 +3678,26 @@
               <w:bottom w:val="single" w:color="BFBFBF" w:sz="4"/>
               <w:right w:val="single" w:color="BFBFBF" w:sz="4"/>
             </w:tcBorders>
-            <w:tcMar>
-              <w:top w:type="dxa" w:w="60"/>
-              <w:left w:type="dxa" w:w="100"/>
-              <w:bottom w:type="dxa" w:w="60"/>
-              <w:right w:type="dxa" w:w="100"/>
-            </w:tcMar>
-          </w:tcPr>
-          <w:p>
+            <w:shd w:fill="F2F2F2" w:val="clear"/>
+            <w:tcMar>
+              <w:top w:type="dxa" w:w="80"/>
+              <w:left w:type="dxa" w:w="120"/>
+              <w:bottom w:type="dxa" w:w="80"/>
+              <w:right w:type="dxa" w:w="120"/>
+            </w:tcMar>
+          </w:tcPr>
+          <w:p>
+            <w:pPr>
+              <w:spacing w:after="0" w:before="0" w:line="260"/>
+            </w:pPr>
             <w:r>
               <w:rPr>
                 <w:rFonts w:ascii="Consolas" w:cs="Consolas" w:eastAsia="Consolas" w:hAnsi="Consolas"/>
                 <w:b w:val="false"/>
                 <w:bCs w:val="false"/>
-                <w:color w:val="000000"/>
-                <w:sz w:val="18"/>
-                <w:szCs w:val="18"/>
+                <w:color w:val="1A1A1A"/>
+                <w:sz w:val="19"/>
+                <w:szCs w:val="19"/>
               </w:rPr>
               <w:t xml:space="preserve">Telemetry / analytics</w:t>
             </w:r>
@@ -1969,22 +3712,26 @@
               <w:bottom w:val="single" w:color="BFBFBF" w:sz="4"/>
               <w:right w:val="single" w:color="BFBFBF" w:sz="4"/>
             </w:tcBorders>
-            <w:tcMar>
-              <w:top w:type="dxa" w:w="60"/>
-              <w:left w:type="dxa" w:w="100"/>
-              <w:bottom w:type="dxa" w:w="60"/>
-              <w:right w:type="dxa" w:w="100"/>
-            </w:tcMar>
-          </w:tcPr>
-          <w:p>
+            <w:shd w:fill="F2F2F2" w:val="clear"/>
+            <w:tcMar>
+              <w:top w:type="dxa" w:w="80"/>
+              <w:left w:type="dxa" w:w="120"/>
+              <w:bottom w:type="dxa" w:w="80"/>
+              <w:right w:type="dxa" w:w="120"/>
+            </w:tcMar>
+          </w:tcPr>
+          <w:p>
+            <w:pPr>
+              <w:spacing w:after="0" w:before="0" w:line="260"/>
+            </w:pPr>
             <w:r>
               <w:rPr>
                 <w:rFonts w:ascii="Calibri" w:cs="Calibri" w:eastAsia="Calibri" w:hAnsi="Calibri"/>
                 <w:b w:val="false"/>
                 <w:bCs w:val="false"/>
-                <w:color w:val="000000"/>
-                <w:sz w:val="18"/>
-                <w:szCs w:val="18"/>
+                <w:color w:val="1A1A1A"/>
+                <w:sz w:val="19"/>
+                <w:szCs w:val="19"/>
               </w:rPr>
               <w:t xml:space="preserve">None — no analytics endpoints called</w:t>
             </w:r>
@@ -2002,21 +3749,24 @@
               <w:right w:val="single" w:color="BFBFBF" w:sz="4"/>
             </w:tcBorders>
             <w:tcMar>
-              <w:top w:type="dxa" w:w="60"/>
-              <w:left w:type="dxa" w:w="100"/>
-              <w:bottom w:type="dxa" w:w="60"/>
-              <w:right w:type="dxa" w:w="100"/>
-            </w:tcMar>
-          </w:tcPr>
-          <w:p>
+              <w:top w:type="dxa" w:w="80"/>
+              <w:left w:type="dxa" w:w="120"/>
+              <w:bottom w:type="dxa" w:w="80"/>
+              <w:right w:type="dxa" w:w="120"/>
+            </w:tcMar>
+          </w:tcPr>
+          <w:p>
+            <w:pPr>
+              <w:spacing w:after="0" w:before="0" w:line="260"/>
+            </w:pPr>
             <w:r>
               <w:rPr>
                 <w:rFonts w:ascii="Consolas" w:cs="Consolas" w:eastAsia="Consolas" w:hAnsi="Consolas"/>
                 <w:b w:val="false"/>
                 <w:bCs w:val="false"/>
-                <w:color w:val="000000"/>
-                <w:sz w:val="18"/>
-                <w:szCs w:val="18"/>
+                <w:color w:val="1A1A1A"/>
+                <w:sz w:val="19"/>
+                <w:szCs w:val="19"/>
               </w:rPr>
               <w:t xml:space="preserve">Auto-update</w:t>
             </w:r>
@@ -2032,21 +3782,24 @@
               <w:right w:val="single" w:color="BFBFBF" w:sz="4"/>
             </w:tcBorders>
             <w:tcMar>
-              <w:top w:type="dxa" w:w="60"/>
-              <w:left w:type="dxa" w:w="100"/>
-              <w:bottom w:type="dxa" w:w="60"/>
-              <w:right w:type="dxa" w:w="100"/>
-            </w:tcMar>
-          </w:tcPr>
-          <w:p>
+              <w:top w:type="dxa" w:w="80"/>
+              <w:left w:type="dxa" w:w="120"/>
+              <w:bottom w:type="dxa" w:w="80"/>
+              <w:right w:type="dxa" w:w="120"/>
+            </w:tcMar>
+          </w:tcPr>
+          <w:p>
+            <w:pPr>
+              <w:spacing w:after="0" w:before="0" w:line="260"/>
+            </w:pPr>
             <w:r>
               <w:rPr>
                 <w:rFonts w:ascii="Calibri" w:cs="Calibri" w:eastAsia="Calibri" w:hAnsi="Calibri"/>
                 <w:b w:val="false"/>
                 <w:bCs w:val="false"/>
-                <w:color w:val="000000"/>
-                <w:sz w:val="18"/>
-                <w:szCs w:val="18"/>
+                <w:color w:val="1A1A1A"/>
+                <w:sz w:val="19"/>
+                <w:szCs w:val="19"/>
               </w:rPr>
               <w:t xml:space="preserve">None — operator triggers reinstall manually</w:t>
             </w:r>
@@ -2063,22 +3816,26 @@
               <w:bottom w:val="single" w:color="BFBFBF" w:sz="4"/>
               <w:right w:val="single" w:color="BFBFBF" w:sz="4"/>
             </w:tcBorders>
-            <w:tcMar>
-              <w:top w:type="dxa" w:w="60"/>
-              <w:left w:type="dxa" w:w="100"/>
-              <w:bottom w:type="dxa" w:w="60"/>
-              <w:right w:type="dxa" w:w="100"/>
-            </w:tcMar>
-          </w:tcPr>
-          <w:p>
+            <w:shd w:fill="F2F2F2" w:val="clear"/>
+            <w:tcMar>
+              <w:top w:type="dxa" w:w="80"/>
+              <w:left w:type="dxa" w:w="120"/>
+              <w:bottom w:type="dxa" w:w="80"/>
+              <w:right w:type="dxa" w:w="120"/>
+            </w:tcMar>
+          </w:tcPr>
+          <w:p>
+            <w:pPr>
+              <w:spacing w:after="0" w:before="0" w:line="260"/>
+            </w:pPr>
             <w:r>
               <w:rPr>
                 <w:rFonts w:ascii="Consolas" w:cs="Consolas" w:eastAsia="Consolas" w:hAnsi="Consolas"/>
                 <w:b w:val="false"/>
                 <w:bCs w:val="false"/>
-                <w:color w:val="000000"/>
-                <w:sz w:val="18"/>
-                <w:szCs w:val="18"/>
+                <w:color w:val="1A1A1A"/>
+                <w:sz w:val="19"/>
+                <w:szCs w:val="19"/>
               </w:rPr>
               <w:t xml:space="preserve">Crash reports</w:t>
             </w:r>
@@ -2093,22 +3850,26 @@
               <w:bottom w:val="single" w:color="BFBFBF" w:sz="4"/>
               <w:right w:val="single" w:color="BFBFBF" w:sz="4"/>
             </w:tcBorders>
-            <w:tcMar>
-              <w:top w:type="dxa" w:w="60"/>
-              <w:left w:type="dxa" w:w="100"/>
-              <w:bottom w:type="dxa" w:w="60"/>
-              <w:right w:type="dxa" w:w="100"/>
-            </w:tcMar>
-          </w:tcPr>
-          <w:p>
+            <w:shd w:fill="F2F2F2" w:val="clear"/>
+            <w:tcMar>
+              <w:top w:type="dxa" w:w="80"/>
+              <w:left w:type="dxa" w:w="120"/>
+              <w:bottom w:type="dxa" w:w="80"/>
+              <w:right w:type="dxa" w:w="120"/>
+            </w:tcMar>
+          </w:tcPr>
+          <w:p>
+            <w:pPr>
+              <w:spacing w:after="0" w:before="0" w:line="260"/>
+            </w:pPr>
             <w:r>
               <w:rPr>
                 <w:rFonts w:ascii="Calibri" w:cs="Calibri" w:eastAsia="Calibri" w:hAnsi="Calibri"/>
                 <w:b w:val="false"/>
                 <w:bCs w:val="false"/>
-                <w:color w:val="000000"/>
-                <w:sz w:val="18"/>
-                <w:szCs w:val="18"/>
+                <w:color w:val="1A1A1A"/>
+                <w:sz w:val="19"/>
+                <w:szCs w:val="19"/>
               </w:rPr>
               <w:t xml:space="preserve">None — Electron's default crash reporter is not enabled</w:t>
             </w:r>
@@ -2126,21 +3887,24 @@
               <w:right w:val="single" w:color="BFBFBF" w:sz="4"/>
             </w:tcBorders>
             <w:tcMar>
-              <w:top w:type="dxa" w:w="60"/>
-              <w:left w:type="dxa" w:w="100"/>
-              <w:bottom w:type="dxa" w:w="60"/>
-              <w:right w:type="dxa" w:w="100"/>
-            </w:tcMar>
-          </w:tcPr>
-          <w:p>
+              <w:top w:type="dxa" w:w="80"/>
+              <w:left w:type="dxa" w:w="120"/>
+              <w:bottom w:type="dxa" w:w="80"/>
+              <w:right w:type="dxa" w:w="120"/>
+            </w:tcMar>
+          </w:tcPr>
+          <w:p>
+            <w:pPr>
+              <w:spacing w:after="0" w:before="0" w:line="260"/>
+            </w:pPr>
             <w:r>
               <w:rPr>
                 <w:rFonts w:ascii="Consolas" w:cs="Consolas" w:eastAsia="Consolas" w:hAnsi="Consolas"/>
                 <w:b w:val="false"/>
                 <w:bCs w:val="false"/>
-                <w:color w:val="000000"/>
-                <w:sz w:val="18"/>
-                <w:szCs w:val="18"/>
+                <w:color w:val="1A1A1A"/>
+                <w:sz w:val="19"/>
+                <w:szCs w:val="19"/>
               </w:rPr>
               <w:t xml:space="preserve">Sharing across Macs</w:t>
             </w:r>
@@ -2156,21 +3920,24 @@
               <w:right w:val="single" w:color="BFBFBF" w:sz="4"/>
             </w:tcBorders>
             <w:tcMar>
-              <w:top w:type="dxa" w:w="60"/>
-              <w:left w:type="dxa" w:w="100"/>
-              <w:bottom w:type="dxa" w:w="60"/>
-              <w:right w:type="dxa" w:w="100"/>
-            </w:tcMar>
-          </w:tcPr>
-          <w:p>
+              <w:top w:type="dxa" w:w="80"/>
+              <w:left w:type="dxa" w:w="120"/>
+              <w:bottom w:type="dxa" w:w="80"/>
+              <w:right w:type="dxa" w:w="120"/>
+            </w:tcMar>
+          </w:tcPr>
+          <w:p>
+            <w:pPr>
+              <w:spacing w:after="0" w:before="0" w:line="260"/>
+            </w:pPr>
             <w:r>
               <w:rPr>
                 <w:rFonts w:ascii="Calibri" w:cs="Calibri" w:eastAsia="Calibri" w:hAnsi="Calibri"/>
                 <w:b w:val="false"/>
                 <w:bCs w:val="false"/>
-                <w:color w:val="000000"/>
-                <w:sz w:val="18"/>
-                <w:szCs w:val="18"/>
+                <w:color w:val="1A1A1A"/>
+                <w:sz w:val="19"/>
+                <w:szCs w:val="19"/>
               </w:rPr>
               <w:t xml:space="preserve">None — every Mac is its own tenant. No data flows between local installations</w:t>
             </w:r>
@@ -2180,7 +3947,7 @@
     </w:tbl>
     <w:p>
       <w:pPr>
-        <w:spacing w:after="60" w:before="60"/>
+        <w:spacing w:after="60" w:before="60" w:line="280"/>
         <w:jc w:val="left"/>
       </w:pPr>
       <w:r>
@@ -2190,16 +3957,27 @@
           <w:bCs w:val="false"/>
           <w:i w:val="false"/>
           <w:iCs w:val="false"/>
-          <w:color w:val="000000"/>
-          <w:sz w:val="20"/>
-          <w:szCs w:val="20"/>
+          <w:color w:val="1A1A1A"/>
+          <w:sz w:val="21"/>
+          <w:szCs w:val="21"/>
         </w:rPr>
         <w:t xml:space="preserve"/>
       </w:r>
     </w:p>
     <w:p>
       <w:pPr>
-        <w:spacing w:after="60" w:before="320"/>
+        <w:pBdr>
+          <w:top w:val="single" w:color="C09853" w:sz="8" w:space="1"/>
+        </w:pBdr>
+        <w:spacing w:after="80" w:before="320"/>
+      </w:pPr>
+      <w:r>
+        <w:t xml:space="preserve"/>
+      </w:r>
+    </w:p>
+    <w:p>
+      <w:pPr>
+        <w:spacing w:after="60" w:before="60" w:line="280"/>
         <w:jc w:val="center"/>
       </w:pPr>
       <w:r>
@@ -2218,7 +3996,7 @@
     </w:p>
     <w:p>
       <w:pPr>
-        <w:spacing w:after="60" w:before="60"/>
+        <w:spacing w:after="0" w:before="60" w:line="280"/>
         <w:jc w:val="center"/>
       </w:pPr>
       <w:r>
@@ -2232,13 +4010,16 @@
           <w:sz w:val="16"/>
           <w:szCs w:val="16"/>
         </w:rPr>
-        <w:t xml:space="preserve">Generated 2026-04-29T16:42:01.973Z · Information Physics V4.5</w:t>
+        <w:t xml:space="preserve">InformationPhysics.ai, LLC  ·  V4.5  ·  April 2026</w:t>
       </w:r>
     </w:p>
     <w:sectPr>
+      <w:headerReference w:type="default" r:id="rId7"/>
+      <w:footerReference w:type="default" r:id="rId8"/>
       <w:pgSz w:w="12240" w:h="15840" w:orient="portrait"/>
-      <w:pgMar w:top="1080" w:right="1080" w:bottom="1080" w:left="1080" w:header="708" w:footer="708" w:gutter="0"/>
+      <w:pgMar w:top="1180" w:right="1320" w:bottom="1180" w:left="1320" w:header="720" w:footer="720" w:gutter="0"/>
       <w:pgNumType/>
+      <w:titlePg w:val="false"/>
       <w:docGrid w:linePitch="360"/>
     </w:sectPr>
   </w:body>
@@ -2286,6 +4067,80 @@
 </w:endnotes>
 </file>
 
+<file path=word/footer1.xml><?xml version="1.0" encoding="utf-8"?>
+<w:ftr xmlns:wpc="http://schemas.microsoft.com/office/word/2010/wordprocessingCanvas" xmlns:mc="http://schemas.openxmlformats.org/markup-compatibility/2006" xmlns:o="urn:schemas-microsoft-com:office:office" xmlns:r="http://schemas.openxmlformats.org/officeDocument/2006/relationships" xmlns:m="http://schemas.openxmlformats.org/officeDocument/2006/math" xmlns:v="urn:schemas-microsoft-com:vml" xmlns:wp14="http://schemas.microsoft.com/office/word/2010/wordprocessingDrawing" xmlns:wp="http://schemas.openxmlformats.org/drawingml/2006/wordprocessingDrawing" xmlns:w10="urn:schemas-microsoft-com:office:word" xmlns:w="http://schemas.openxmlformats.org/wordprocessingml/2006/main" xmlns:w14="http://schemas.microsoft.com/office/word/2010/wordml" xmlns:w15="http://schemas.microsoft.com/office/word/2012/wordml" xmlns:wpg="http://schemas.microsoft.com/office/word/2010/wordprocessingGroup" xmlns:wpi="http://schemas.microsoft.com/office/word/2010/wordprocessingInk" xmlns:wne="http://schemas.microsoft.com/office/word/2006/wordml" xmlns:wps="http://schemas.microsoft.com/office/word/2010/wordprocessingShape">
+  <w:p>
+    <w:pPr>
+      <w:pBdr>
+        <w:top w:val="single" w:color="C09853" w:sz="6" w:space="1"/>
+      </w:pBdr>
+      <w:tabs>
+        <w:tab w:val="right" w:pos="9360"/>
+      </w:tabs>
+      <w:spacing w:after="0" w:before="0"/>
+    </w:pPr>
+    <w:r>
+      <w:rPr>
+        <w:rFonts w:ascii="Calibri" w:cs="Calibri" w:eastAsia="Calibri" w:hAnsi="Calibri"/>
+        <w:color w:val="808080"/>
+        <w:sz w:val="16"/>
+        <w:szCs w:val="16"/>
+      </w:rPr>
+      <w:t xml:space="preserve">InformationPhysics.ai, LLC</w:t>
+    </w:r>
+    <w:r>
+      <w:rPr>
+        <w:sz w:val="16"/>
+        <w:szCs w:val="16"/>
+      </w:rPr>
+      <w:t xml:space="preserve">	</w:t>
+    </w:r>
+    <w:r>
+      <w:rPr>
+        <w:rFonts w:ascii="Calibri" w:cs="Calibri" w:eastAsia="Calibri" w:hAnsi="Calibri"/>
+        <w:color w:val="808080"/>
+        <w:sz w:val="16"/>
+        <w:szCs w:val="16"/>
+      </w:rPr>
+      <w:t xml:space="preserve">Page </w:t>
+    </w:r>
+    <w:r>
+      <w:rPr>
+        <w:rFonts w:ascii="Calibri" w:cs="Calibri" w:eastAsia="Calibri" w:hAnsi="Calibri"/>
+        <w:color w:val="808080"/>
+        <w:sz w:val="16"/>
+        <w:szCs w:val="16"/>
+      </w:rPr>
+      <w:fldChar w:fldCharType="begin"/>
+      <w:instrText xml:space="preserve">PAGE</w:instrText>
+      <w:fldChar w:fldCharType="separate"/>
+      <w:fldChar w:fldCharType="end"/>
+    </w:r>
+    <w:r>
+      <w:rPr>
+        <w:rFonts w:ascii="Calibri" w:cs="Calibri" w:eastAsia="Calibri" w:hAnsi="Calibri"/>
+        <w:color w:val="808080"/>
+        <w:sz w:val="16"/>
+        <w:szCs w:val="16"/>
+      </w:rPr>
+      <w:t xml:space="preserve"> of </w:t>
+    </w:r>
+    <w:r>
+      <w:rPr>
+        <w:rFonts w:ascii="Calibri" w:cs="Calibri" w:eastAsia="Calibri" w:hAnsi="Calibri"/>
+        <w:color w:val="808080"/>
+        <w:sz w:val="16"/>
+        <w:szCs w:val="16"/>
+      </w:rPr>
+      <w:fldChar w:fldCharType="begin"/>
+      <w:instrText xml:space="preserve">NUMPAGES</w:instrText>
+      <w:fldChar w:fldCharType="separate"/>
+      <w:fldChar w:fldCharType="end"/>
+    </w:r>
+  </w:p>
+</w:ftr>
+</file>
+
 <file path=word/footnotes.xml><?xml version="1.0" encoding="utf-8"?>
 <w:footnotes xmlns:wpc="http://schemas.microsoft.com/office/word/2010/wordprocessingCanvas" xmlns:mc="http://schemas.openxmlformats.org/markup-compatibility/2006" xmlns:o="urn:schemas-microsoft-com:office:office" xmlns:r="http://schemas.openxmlformats.org/officeDocument/2006/relationships" xmlns:m="http://schemas.openxmlformats.org/officeDocument/2006/math" xmlns:v="urn:schemas-microsoft-com:vml" xmlns:wp14="http://schemas.microsoft.com/office/word/2010/wordprocessingDrawing" xmlns:wp="http://schemas.openxmlformats.org/drawingml/2006/wordprocessingDrawing" xmlns:w10="urn:schemas-microsoft-com:office:word" xmlns:w="http://schemas.openxmlformats.org/wordprocessingml/2006/main" xmlns:w14="http://schemas.microsoft.com/office/word/2010/wordml" xmlns:w15="http://schemas.microsoft.com/office/word/2012/wordml" xmlns:wpg="http://schemas.microsoft.com/office/word/2010/wordprocessingGroup" xmlns:wpi="http://schemas.microsoft.com/office/word/2010/wordprocessingInk" xmlns:wne="http://schemas.microsoft.com/office/word/2006/wordml" xmlns:wps="http://schemas.microsoft.com/office/word/2010/wordprocessingShape" mc:Ignorable="w14 w15 wp14">
   <w:footnote w:type="separator" w:id="-1">
@@ -2321,6 +4176,70 @@
     </w:p>
   </w:footnote>
 </w:footnotes>
+</file>
+
+<file path=word/header1.xml><?xml version="1.0" encoding="utf-8"?>
+<w:hdr xmlns:wpc="http://schemas.microsoft.com/office/word/2010/wordprocessingCanvas" xmlns:mc="http://schemas.openxmlformats.org/markup-compatibility/2006" xmlns:o="urn:schemas-microsoft-com:office:office" xmlns:r="http://schemas.openxmlformats.org/officeDocument/2006/relationships" xmlns:m="http://schemas.openxmlformats.org/officeDocument/2006/math" xmlns:v="urn:schemas-microsoft-com:vml" xmlns:wp14="http://schemas.microsoft.com/office/word/2010/wordprocessingDrawing" xmlns:wp="http://schemas.openxmlformats.org/drawingml/2006/wordprocessingDrawing" xmlns:w10="urn:schemas-microsoft-com:office:word" xmlns:w="http://schemas.openxmlformats.org/wordprocessingml/2006/main" xmlns:w14="http://schemas.microsoft.com/office/word/2010/wordml" xmlns:w15="http://schemas.microsoft.com/office/word/2012/wordml" xmlns:wpg="http://schemas.microsoft.com/office/word/2010/wordprocessingGroup" xmlns:wpi="http://schemas.microsoft.com/office/word/2010/wordprocessingInk" xmlns:wne="http://schemas.microsoft.com/office/word/2006/wordml" xmlns:wps="http://schemas.microsoft.com/office/word/2010/wordprocessingShape" xmlns:cx="http://schemas.microsoft.com/office/drawing/2014/chartex" xmlns:cx1="http://schemas.microsoft.com/office/drawing/2015/9/8/chartex" xmlns:cx2="http://schemas.microsoft.com/office/drawing/2015/10/21/chartex" xmlns:cx3="http://schemas.microsoft.com/office/drawing/2016/5/9/chartex" xmlns:cx4="http://schemas.microsoft.com/office/drawing/2016/5/10/chartex" xmlns:cx5="http://schemas.microsoft.com/office/drawing/2016/5/11/chartex" xmlns:cx6="http://schemas.microsoft.com/office/drawing/2016/5/12/chartex" xmlns:cx7="http://schemas.microsoft.com/office/drawing/2016/5/13/chartex" xmlns:cx8="http://schemas.microsoft.com/office/drawing/2016/5/14/chartex" xmlns:w16cid="http://schemas.microsoft.com/office/word/2016/wordml/cid" xmlns:w16se="http://schemas.microsoft.com/office/word/2015/wordml/symex">
+  <w:p>
+    <w:pPr>
+      <w:pBdr>
+        <w:bottom w:val="single" w:color="C09853" w:sz="6" w:space="1"/>
+      </w:pBdr>
+      <w:tabs>
+        <w:tab w:val="right" w:pos="9360"/>
+      </w:tabs>
+      <w:spacing w:after="0" w:before="0"/>
+    </w:pPr>
+    <w:r>
+      <w:rPr>
+        <w:rFonts w:ascii="Calibri" w:cs="Calibri" w:eastAsia="Calibri" w:hAnsi="Calibri"/>
+        <w:b/>
+        <w:bCs/>
+        <w:color w:val="1F3864"/>
+        <w:sz w:val="17"/>
+        <w:szCs w:val="17"/>
+      </w:rPr>
+      <w:t xml:space="preserve">InformationPhysics.ai</w:t>
+    </w:r>
+    <w:r>
+      <w:rPr>
+        <w:color w:val="808080"/>
+        <w:sz w:val="17"/>
+        <w:szCs w:val="17"/>
+      </w:rPr>
+      <w:t xml:space="preserve">  ·  </w:t>
+    </w:r>
+    <w:r>
+      <w:rPr>
+        <w:rFonts w:ascii="Calibri" w:cs="Calibri" w:eastAsia="Calibri" w:hAnsi="Calibri"/>
+        <w:i/>
+        <w:iCs/>
+        <w:color w:val="2E5090"/>
+        <w:sz w:val="17"/>
+        <w:szCs w:val="17"/>
+      </w:rPr>
+      <w:t xml:space="preserve">Local DMG Operations Guide</w:t>
+    </w:r>
+    <w:r>
+      <w:rPr>
+        <w:sz w:val="17"/>
+        <w:szCs w:val="17"/>
+      </w:rPr>
+      <w:t xml:space="preserve">	</w:t>
+    </w:r>
+    <w:r>
+      <w:rPr>
+        <w:rFonts w:ascii="Calibri" w:cs="Calibri" w:eastAsia="Calibri" w:hAnsi="Calibri"/>
+        <w:b/>
+        <w:bCs/>
+        <w:color w:val="C09853"/>
+        <w:sz w:val="17"/>
+        <w:szCs w:val="17"/>
+      </w:rPr>
+      <w:t xml:space="preserve">V4.5  ·  CONFIDENTIAL</w:t>
+    </w:r>
+  </w:p>
+</w:hdr>
 </file>
 
 <file path=word/numbering.xml><?xml version="1.0" encoding="utf-8"?>
@@ -2424,8 +4343,9 @@
     <w:rPrDefault>
       <w:rPr>
         <w:rFonts w:ascii="Calibri" w:cs="Calibri" w:eastAsia="Calibri" w:hAnsi="Calibri"/>
-        <w:sz w:val="20"/>
-        <w:szCs w:val="20"/>
+        <w:color w:val="1A1A1A"/>
+        <w:sz w:val="21"/>
+        <w:szCs w:val="21"/>
       </w:rPr>
     </w:rPrDefault>
     <w:pPrDefault/>
@@ -2607,7 +4527,7 @@
     <w:next w:val="Normal"/>
     <w:qFormat/>
     <w:pPr>
-      <w:spacing w:after="140" w:before="280"/>
+      <w:spacing w:after="160" w:before="360" w:line="320"/>
       <w:outlineLvl w:val="0"/>
     </w:pPr>
     <w:rPr>
@@ -2625,7 +4545,7 @@
     <w:next w:val="Normal"/>
     <w:qFormat/>
     <w:pPr>
-      <w:spacing w:after="100" w:before="220"/>
+      <w:spacing w:after="100" w:before="240" w:line="300"/>
       <w:outlineLvl w:val="1"/>
     </w:pPr>
     <w:rPr>
@@ -2643,13 +4563,15 @@
     <w:next w:val="Normal"/>
     <w:qFormat/>
     <w:pPr>
-      <w:spacing w:after="80" w:before="160"/>
+      <w:spacing w:after="80" w:before="180" w:line="280"/>
       <w:outlineLvl w:val="2"/>
     </w:pPr>
     <w:rPr>
       <w:rFonts w:ascii="Calibri" w:cs="Calibri" w:eastAsia="Calibri" w:hAnsi="Calibri"/>
       <w:b/>
       <w:bCs/>
+      <w:i/>
+      <w:iCs/>
       <w:color w:val="2E5090"/>
       <w:sz w:val="22"/>
       <w:szCs w:val="22"/>

--- a/public/docs/Local_DMG_Operations_Guide_V45.docx
+++ b/public/docs/Local_DMG_Operations_Guide_V45.docx
@@ -1,5 +1,5 @@
 
-<file path=word/document.xml><?xml version="1.0" encoding="UTF-8" standalone="yes"?><w:document mc:Ignorable="w14 w15 wp14" xmlns:wpc="http://schemas.microsoft.com/office/word/2010/wordprocessingCanvas" xmlns:mc="http://schemas.openxmlformats.org/markup-compatibility/2006" xmlns:o="urn:schemas-microsoft-com:office:office" xmlns:r="http://schemas.openxmlformats.org/officeDocument/2006/relationships" xmlns:m="http://schemas.openxmlformats.org/officeDocument/2006/math" xmlns:v="urn:schemas-microsoft-com:vml" xmlns:wp14="http://schemas.microsoft.com/office/word/2010/wordprocessingDrawing" xmlns:wp="http://schemas.openxmlformats.org/drawingml/2006/wordprocessingDrawing" xmlns:w10="urn:schemas-microsoft-com:office:word" xmlns:w="http://schemas.openxmlformats.org/wordprocessingml/2006/main" xmlns:w14="http://schemas.microsoft.com/office/word/2010/wordml" xmlns:w15="http://schemas.microsoft.com/office/word/2012/wordml" xmlns:wpg="http://schemas.microsoft.com/office/word/2010/wordprocessingGroup" xmlns:wpi="http://schemas.microsoft.com/office/word/2010/wordprocessingInk" xmlns:wne="http://schemas.microsoft.com/office/word/2006/wordml" xmlns:wps="http://schemas.microsoft.com/office/word/2010/wordprocessingShape" xmlns:cx="http://schemas.microsoft.com/office/drawing/2014/chartex" xmlns:cx1="http://schemas.microsoft.com/office/drawing/2015/9/8/chartex" xmlns:cx2="http://schemas.microsoft.com/office/drawing/2015/10/21/chartex" xmlns:cx3="http://schemas.microsoft.com/office/drawing/2016/5/9/chartex" xmlns:cx4="http://schemas.microsoft.com/office/drawing/2016/5/10/chartex" xmlns:cx5="http://schemas.microsoft.com/office/drawing/2016/5/11/chartex" xmlns:cx6="http://schemas.microsoft.com/office/drawing/2016/5/12/chartex" xmlns:cx7="http://schemas.microsoft.com/office/drawing/2016/5/13/chartex" xmlns:cx8="http://schemas.microsoft.com/office/drawing/2016/5/14/chartex" xmlns:aink="http://schemas.microsoft.com/office/drawing/2016/ink" xmlns:am3d="http://schemas.microsoft.com/office/drawing/2017/model3d" xmlns:w16cex="http://schemas.microsoft.com/office/word/2018/wordml/cex" xmlns:w16cid="http://schemas.microsoft.com/office/word/2016/wordml/cid" xmlns:w16="http://schemas.microsoft.com/office/word/2018/wordml" xmlns:w16sdtdh="http://schemas.microsoft.com/office/word/2020/wordml/sdtdatahash" xmlns:w16se="http://schemas.microsoft.com/office/word/2015/wordml/symex"><w:body><w:tbl><w:tblPr><w:tblW w:type="dxa" w:w="9600"/><w:tblBorders><w:top w:val="single" w:color="auto" w:sz="4"/><w:left w:val="single" w:color="auto" w:sz="4"/><w:bottom w:val="single" w:color="auto" w:sz="4"/><w:right w:val="single" w:color="auto" w:sz="4"/><w:insideH w:val="single" w:color="auto" w:sz="4"/><w:insideV w:val="single" w:color="auto" w:sz="4"/></w:tblBorders></w:tblPr><w:tblGrid><w:gridCol w:w="9600"/></w:tblGrid><w:tr><w:tc><w:tcPr><w:tcW w:type="dxa" w:w="9600"/><w:tcBorders><w:top w:val="single" w:color="E11D48" w:sz="18"/><w:left w:val="single" w:color="E11D48" w:sz="18"/><w:bottom w:val="single" w:color="E11D48" w:sz="18"/><w:right w:val="single" w:color="E11D48" w:sz="18"/></w:tcBorders><w:shd w:fill="FFF1F2" w:val="clear"/><w:tcMar><w:top w:type="dxa" w:w="160"/><w:left w:type="dxa" w:w="240"/><w:bottom w:type="dxa" w:w="160"/><w:right w:type="dxa" w:w="240"/></w:tcMar></w:tcPr><w:p><w:pPr><w:spacing w:after="80" w:before="0"/></w:pPr><w:r><w:rPr><w:rFonts w:ascii="Calibri" w:cs="Calibri" w:eastAsia="Calibri" w:hAnsi="Calibri"/><w:b/><w:bCs/><w:color w:val="BE123C"/><w:sz w:val="22"/><w:szCs w:val="22"/></w:rPr><w:t xml:space="preserve">⚠  CONFIDENTIAL — TRADE SECRET</w:t></w:r></w:p><w:p><w:pPr><w:spacing w:after="0" w:before="0" w:line="280"/></w:pPr><w:r><w:rPr><w:rFonts w:ascii="Calibri" w:cs="Calibri" w:eastAsia="Calibri" w:hAnsi="Calibri"/><w:color w:val="BE123C"/><w:sz w:val="20"/><w:szCs w:val="20"/></w:rPr><w:t xml:space="preserve">This document describes the internal logic, data structures, and operational behavior of a proprietary subsystem of the Information Physics Demo System. It contains confidential information and trade secrets of InformationPhysics.ai, LLC, including algorithmic detail not present in public-facing materials. Subject to the Transaction-Grade One-Way Non-Disclosure Agreement on file. Unauthorized use, disclosure, or reproduction is strictly prohibited and may result in civil and criminal liability.</w:t></w:r></w:p></w:tc></w:tr></w:tbl><w:p><w:pPr><w:spacing w:after="60" w:before="60" w:line="280"/><w:jc w:val="left"/></w:pPr><w:r><w:rPr><w:rFonts w:ascii="Calibri" w:cs="Calibri" w:eastAsia="Calibri" w:hAnsi="Calibri"/><w:b w:val="false"/><w:bCs w:val="false"/><w:i w:val="false"/><w:iCs w:val="false"/><w:caps w:val="false"/><w:color w:val="0F172A"/><w:sz w:val="21"/><w:szCs w:val="21"/></w:rPr><w:t xml:space="preserve"></w:t></w:r></w:p><w:p><w:pPr><w:spacing w:after="60" w:before="60" w:line="280"/><w:jc w:val="left"/></w:pPr><w:r><w:rPr><w:rFonts w:ascii="Calibri" w:cs="Calibri" w:eastAsia="Calibri" w:hAnsi="Calibri"/><w:b w:val="false"/><w:bCs w:val="false"/><w:i w:val="false"/><w:iCs w:val="false"/><w:caps w:val="false"/><w:color w:val="0F172A"/><w:sz w:val="21"/><w:szCs w:val="21"/></w:rPr><w:t xml:space="preserve"></w:t></w:r></w:p><w:p><w:pPr><w:spacing w:after="160" w:before="60" w:line="280"/><w:jc w:val="center"/></w:pPr><w:r><w:rPr><w:rFonts w:ascii="Calibri" w:cs="Calibri" w:eastAsia="Calibri" w:hAnsi="Calibri"/><w:b w:val="false"/><w:bCs w:val="false"/><w:i w:val="false"/><w:iCs w:val="false"/><w:caps/><w:color w:val="94A3B8"/><w:sz w:val="17"/><w:szCs w:val="17"/></w:rPr><w:t xml:space="preserve">Engineering Reference — Internal / NDA-Restricted</w:t></w:r></w:p><w:p><w:pPr><w:spacing w:after="80" w:before="60" w:line="280"/><w:jc w:val="center"/></w:pPr><w:r><w:rPr><w:rFonts w:ascii="Calibri" w:cs="Calibri" w:eastAsia="Calibri" w:hAnsi="Calibri"/><w:b/><w:bCs/><w:i w:val="false"/><w:iCs w:val="false"/><w:caps w:val="false"/><w:color w:val="0F172A"/><w:sz w:val="36"/><w:szCs w:val="36"/></w:rPr><w:t xml:space="preserve">Local DMG — Operations Guide</w:t></w:r></w:p><w:p><w:pPr><w:spacing w:after="200" w:before="60" w:line="280"/><w:jc w:val="center"/></w:pPr><w:r><w:rPr><w:rFonts w:ascii="Calibri" w:cs="Calibri" w:eastAsia="Calibri" w:hAnsi="Calibri"/><w:b w:val="false"/><w:bCs w:val="false"/><w:i/><w:iCs/><w:caps w:val="false"/><w:color w:val="475569"/><w:sz w:val="22"/><w:szCs w:val="22"/></w:rPr><w:t xml:space="preserve">Self-contained Information Physics deployment: install, runtime, troubleshooting</w:t></w:r></w:p><w:p><w:pPr><w:spacing w:after="40" w:before="60" w:line="280"/><w:jc w:val="center"/></w:pPr><w:r><w:rPr><w:rFonts w:ascii="Calibri" w:cs="Calibri" w:eastAsia="Calibri" w:hAnsi="Calibri"/><w:b/><w:bCs/><w:i w:val="false"/><w:iCs w:val="false"/><w:caps w:val="false"/><w:color w:val="0F172A"/><w:sz w:val="22"/><w:szCs w:val="22"/></w:rPr><w:t xml:space="preserve">Michael Simon Bodner, Ph.D.</w:t></w:r></w:p><w:p><w:pPr><w:spacing w:after="40" w:before="60" w:line="280"/><w:jc w:val="center"/></w:pPr><w:r><w:rPr><w:rFonts w:ascii="Calibri" w:cs="Calibri" w:eastAsia="Calibri" w:hAnsi="Calibri"/><w:b w:val="false"/><w:bCs w:val="false"/><w:i w:val="false"/><w:iCs w:val="false"/><w:caps w:val="false"/><w:color w:val="0F3460"/><w:sz w:val="18"/><w:szCs w:val="18"/></w:rPr><w:t xml:space="preserve">Founder &amp; Chief Scientist, InformationPhysics.ai</w:t></w:r></w:p><w:p><w:pPr><w:spacing w:after="40" w:before="60" w:line="280"/><w:jc w:val="center"/></w:pPr><w:r><w:rPr><w:rFonts w:ascii="Calibri" w:cs="Calibri" w:eastAsia="Calibri" w:hAnsi="Calibri"/><w:b w:val="false"/><w:bCs w:val="false"/><w:i w:val="false"/><w:iCs w:val="false"/><w:caps w:val="false"/><w:color w:val="475569"/><w:sz w:val="18"/><w:szCs w:val="18"/></w:rPr><w:t xml:space="preserve">April 2026 — Software Version V4.5L</w:t></w:r></w:p><w:p><w:pPr><w:spacing w:after="40" w:before="60" w:line="280"/><w:jc w:val="center"/></w:pPr><w:r><w:rPr><w:rFonts w:ascii="Consolas" w:cs="Consolas" w:eastAsia="Consolas" w:hAnsi="Consolas"/><w:b w:val="false"/><w:bCs w:val="false"/><w:i w:val="false"/><w:iCs w:val="false"/><w:caps w:val="false"/><w:color w:val="475569"/><w:sz w:val="16"/><w:szCs w:val="16"/></w:rPr><w:t xml:space="preserve">electron/scripts/build-local-dmg.sh  ·  /Applications/Information Physics Demo System.app</w:t></w:r></w:p><w:p><w:pPr><w:spacing w:after="240" w:before="60" w:line="280"/><w:jc w:val="center"/></w:pPr><w:r><w:rPr><w:rFonts w:ascii="Calibri" w:cs="Calibri" w:eastAsia="Calibri" w:hAnsi="Calibri"/><w:b w:val="false"/><w:bCs w:val="false"/><w:i w:val="false"/><w:iCs w:val="false"/><w:caps w:val="false"/><w:color w:val="94A3B8"/><w:sz w:val="16"/><w:szCs w:val="16"/></w:rPr><w:t xml:space="preserve">© 2026 InformationPhysics.ai, LLC. All rights reserved.</w:t></w:r></w:p><w:tbl><w:tblPr><w:tblW w:type="dxa" w:w="9600"/><w:tblBorders><w:top w:val="single" w:color="auto" w:sz="4"/><w:left w:val="single" w:color="auto" w:sz="4"/><w:bottom w:val="single" w:color="auto" w:sz="4"/><w:right w:val="single" w:color="auto" w:sz="4"/><w:insideH w:val="single" w:color="auto" w:sz="4"/><w:insideV w:val="single" w:color="auto" w:sz="4"/></w:tblBorders></w:tblPr><w:tblGrid><w:gridCol w:w="9600"/></w:tblGrid><w:tr><w:tc><w:tcPr><w:tcW w:type="dxa" w:w="9600"/><w:tcBorders><w:top w:val="single" w:color="CBD5E1" w:sz="4"/><w:left w:val="single" w:color="CBD5E1" w:sz="4"/><w:bottom w:val="single" w:color="CBD5E1" w:sz="4"/><w:right w:val="single" w:color="CBD5E1" w:sz="4"/></w:tcBorders><w:tcMar><w:top w:type="dxa" w:w="200"/><w:left w:type="dxa" w:w="240"/><w:bottom w:type="dxa" w:w="200"/><w:right w:type="dxa" w:w="240"/></w:tcMar></w:tcPr><w:p><w:pPr><w:spacing w:after="120" w:before="0"/></w:pPr><w:r><w:rPr><w:rFonts w:ascii="Calibri" w:cs="Calibri" w:eastAsia="Calibri" w:hAnsi="Calibri"/><w:b/><w:bCs/><w:color w:val="1F3864"/><w:sz w:val="24"/><w:szCs w:val="24"/></w:rPr><w:t xml:space="preserve">Abstract</w:t></w:r></w:p><w:p><w:pPr><w:spacing w:after="0" w:before="0" w:line="300"/></w:pPr><w:r><w:rPr><w:rFonts w:ascii="Calibri" w:cs="Calibri" w:eastAsia="Calibri" w:hAnsi="Calibri"/><w:color w:val="475569"/><w:sz w:val="21"/><w:szCs w:val="21"/></w:rPr><w:t xml:space="preserve">Operations guide for the V4.5L local DMG variant. Documents the first-launch sequence, default credentials, ANTHROPIC_API_KEY at build time, file locations, common issues (the LC_ALL=C locale fix, pgdata wipe, port conflicts), backup/restore, and the privacy properties that hold by construction in CLOUD_MODE=false.</w:t></w:r></w:p></w:tc></w:tr></w:tbl><w:p><w:pPr><w:spacing w:after="60" w:before="60" w:line="280"/><w:jc w:val="left"/></w:pPr><w:r><w:rPr><w:rFonts w:ascii="Calibri" w:cs="Calibri" w:eastAsia="Calibri" w:hAnsi="Calibri"/><w:b w:val="false"/><w:bCs w:val="false"/><w:i w:val="false"/><w:iCs w:val="false"/><w:caps w:val="false"/><w:color w:val="0F172A"/><w:sz w:val="21"/><w:szCs w:val="21"/></w:rPr><w:t xml:space="preserve"></w:t></w:r></w:p><w:p><w:pPr><w:pStyle w:val="Heading1"/><w:pBdr><w:bottom w:val="single" w:color="1F3864" w:sz="6" w:space="4"/></w:pBdr><w:spacing w:after="160" w:before="360" w:line="320"/></w:pPr><w:r><w:rPr><w:rFonts w:ascii="Calibri" w:cs="Calibri" w:eastAsia="Calibri" w:hAnsi="Calibri"/><w:b/><w:bCs/><w:color w:val="1F3864"/><w:sz w:val="28"/><w:szCs w:val="28"/></w:rPr><w:t xml:space="preserve">1.  Installation</w:t></w:r></w:p><0/><w:p><w:pPr><w:pStyle w:val="Heading1"/><w:pBdr><w:bottom w:val="single" w:color="1F3864" w:sz="6" w:space="4"/></w:pBdr><w:spacing w:after="160" w:before="360" w:line="320"/></w:pPr><w:r><w:rPr><w:rFonts w:ascii="Calibri" w:cs="Calibri" w:eastAsia="Calibri" w:hAnsi="Calibri"/><w:b/><w:bCs/><w:color w:val="1F3864"/><w:sz w:val="28"/><w:szCs w:val="28"/></w:rPr><w:t xml:space="preserve">2.  First-Launch Sequence</w:t></w:r></w:p><w:tbl><w:tblPr><w:tblW w:type="dxa" w:w="9600"/><w:tblBorders><w:top w:val="single" w:color="auto" w:sz="4"/><w:left w:val="single" w:color="auto" w:sz="4"/><w:bottom w:val="single" w:color="auto" w:sz="4"/><w:right w:val="single" w:color="auto" w:sz="4"/><w:insideH w:val="single" w:color="auto" w:sz="4"/><w:insideV w:val="single" w:color="auto" w:sz="4"/></w:tblBorders></w:tblPr><w:tblGrid><w:gridCol w:w="9600"/></w:tblGrid><w:tr><w:tc><w:tcPr><w:tcW w:type="dxa" w:w="9600"/><w:tcBorders><w:top w:val="single" w:color="CBD5E1" w:sz="4"/><w:left w:val="single" w:color="CBD5E1" w:sz="4"/><w:bottom w:val="single" w:color="CBD5E1" w:sz="4"/><w:right w:val="single" w:color="CBD5E1" w:sz="4"/></w:tcBorders><w:shd w:fill="F1F5F9" w:val="clear"/><w:tcMar><w:top w:type="dxa" w:w="100"/><w:left w:type="dxa" w:w="200"/><w:bottom w:type="dxa" w:w="100"/><w:right w:type="dxa" w:w="200"/></w:tcMar></w:tcPr><w:p><w:pPr><w:shd w:fill="F1F5F9" w:val="clear"/><w:spacing w:after="0" w:before="0" w:line="240"/></w:pPr><w:r><w:rPr><w:rFonts w:ascii="Consolas" w:cs="Consolas" w:eastAsia="Consolas" w:hAnsi="Consolas"/><w:color w:val="0F172A"/><w:sz w:val="18"/><w:szCs w:val="18"/></w:rPr><w:t xml:space="preserve">1. Electron host starts main.js</w:t></w:r></w:p><w:p><w:pPr><w:shd w:fill="F1F5F9" w:val="clear"/><w:spacing w:after="0" w:before="0" w:line="240"/></w:pPr><w:r><w:rPr><w:rFonts w:ascii="Consolas" w:cs="Consolas" w:eastAsia="Consolas" w:hAnsi="Consolas"/><w:color w:val="0F172A"/><w:sz w:val="18"/><w:szCs w:val="18"/></w:rPr><w:t xml:space="preserve">2. CLOUD_MODE=false → spawn embedded PostgreSQL on 127.0.0.1:5433</w:t></w:r></w:p><w:p><w:pPr><w:shd w:fill="F1F5F9" w:val="clear"/><w:spacing w:after="0" w:before="0" w:line="240"/></w:pPr><w:r><w:rPr><w:rFonts w:ascii="Consolas" w:cs="Consolas" w:eastAsia="Consolas" w:hAnsi="Consolas"/><w:color w:val="0F172A"/><w:sz w:val="18"/><w:szCs w:val="18"/></w:rPr><w:t xml:space="preserve">3. Run migrations 000–031 in order</w:t></w:r></w:p><w:p><w:pPr><w:shd w:fill="F1F5F9" w:val="clear"/><w:spacing w:after="0" w:before="0" w:line="240"/></w:pPr><w:r><w:rPr><w:rFonts w:ascii="Consolas" w:cs="Consolas" w:eastAsia="Consolas" w:hAnsi="Consolas"/><w:color w:val="0F172A"/><w:sz w:val="18"/><w:szCs w:val="18"/></w:rPr><w:t xml:space="preserve">4. Spawn embedded FastAPI on 127.0.0.1:9080</w:t></w:r></w:p><w:p><w:pPr><w:shd w:fill="F1F5F9" w:val="clear"/><w:spacing w:after="0" w:before="0" w:line="240"/></w:pPr><w:r><w:rPr><w:rFonts w:ascii="Consolas" w:cs="Consolas" w:eastAsia="Consolas" w:hAnsi="Consolas"/><w:color w:val="0F172A"/><w:sz w:val="18"/><w:szCs w:val="18"/></w:rPr><w:t xml:space="preserve">5. Spawn bundled Next.js standalone on 127.0.0.1:3100</w:t></w:r></w:p><w:p><w:pPr><w:shd w:fill="F1F5F9" w:val="clear"/><w:spacing w:after="0" w:before="0" w:line="240"/></w:pPr><w:r><w:rPr><w:rFonts w:ascii="Consolas" w:cs="Consolas" w:eastAsia="Consolas" w:hAnsi="Consolas"/><w:color w:val="0F172A"/><w:sz w:val="18"/><w:szCs w:val="18"/></w:rPr><w:t xml:space="preserve">6. Renderer loads http://localhost:3100</w:t></w:r></w:p><w:p><w:pPr><w:shd w:fill="F1F5F9" w:val="clear"/><w:spacing w:after="0" w:before="0" w:line="240"/></w:pPr><w:r><w:rPr><w:rFonts w:ascii="Consolas" w:cs="Consolas" w:eastAsia="Consolas" w:hAnsi="Consolas"/><w:color w:val="0F172A"/><w:sz w:val="18"/><w:szCs w:val="18"/></w:rPr><w:t xml:space="preserve">7. Default Admin user: admin / admin (change on first login)</w:t></w:r></w:p></w:tc></w:tr></w:tbl><w:p><w:pPr><w:pStyle w:val="Heading1"/><w:pBdr><w:bottom w:val="single" w:color="1F3864" w:sz="6" w:space="4"/></w:pBdr><w:spacing w:after="160" w:before="360" w:line="320"/></w:pPr><w:r><w:rPr><w:rFonts w:ascii="Calibri" w:cs="Calibri" w:eastAsia="Calibri" w:hAnsi="Calibri"/><w:b/><w:bCs/><w:color w:val="1F3864"/><w:sz w:val="28"/><w:szCs w:val="28"/></w:rPr><w:t xml:space="preserve">3.  File Locations</w:t></w:r></w:p><w:tbl><w:tblPr><w:tblW w:type="dxa" w:w="9600"/><w:tblBorders><w:top w:val="single" w:color="auto" w:sz="4"/><w:left w:val="single" w:color="auto" w:sz="4"/><w:bottom w:val="single" w:color="auto" w:sz="4"/><w:right w:val="single" w:color="auto" w:sz="4"/><w:insideH w:val="single" w:color="auto" w:sz="4"/><w:insideV w:val="single" w:color="auto" w:sz="4"/></w:tblBorders></w:tblPr><w:tblGrid><w:gridCol w:w="4400"/><w:gridCol w:w="5200"/></w:tblGrid><w:tr><w:trPr><w:tblHeader/></w:trPr><w:tc><w:tcPr><w:tcW w:type="dxa" w:w="4400"/><w:tcBorders><w:top w:val="single" w:color="CBD5E1" w:sz="4"/><w:left w:val="single" w:color="CBD5E1" w:sz="4"/><w:bottom w:val="single" w:color="CBD5E1" w:sz="4"/><w:right w:val="single" w:color="CBD5E1" w:sz="4"/></w:tcBorders><w:shd w:fill="0F3460" w:val="clear"/><w:tcMar><w:top w:type="dxa" w:w="80"/><w:left w:type="dxa" w:w="120"/><w:bottom w:type="dxa" w:w="80"/><w:right w:type="dxa" w:w="120"/></w:tcMar></w:tcPr><w:p><w:pPr><w:spacing w:after="0" w:before="0" w:line="260"/></w:pPr><w:r><w:rPr><w:rFonts w:ascii="Calibri" w:cs="Calibri" w:eastAsia="Calibri" w:hAnsi="Calibri"/><w:b/><w:bCs/><w:color w:val="FFFFFF"/><w:sz w:val="19"/><w:szCs w:val="19"/></w:rPr><w:t xml:space="preserve">Path</w:t></w:r></w:p></w:tc><w:tc><w:tcPr><w:tcW w:type="dxa" w:w="5200"/><w:tcBorders><w:top w:val="single" w:color="CBD5E1" w:sz="4"/><w:left w:val="single" w:color="CBD5E1" w:sz="4"/><w:bottom w:val="single" w:color="CBD5E1" w:sz="4"/><w:right w:val="single" w:color="CBD5E1" w:sz="4"/></w:tcBorders><w:shd w:fill="0F3460" w:val="clear"/><w:tcMar><w:top w:type="dxa" w:w="80"/><w:left w:type="dxa" w:w="120"/><w:bottom w:type="dxa" w:w="80"/><w:right w:type="dxa" w:w="120"/></w:tcMar></w:tcPr><w:p><w:pPr><w:spacing w:after="0" w:before="0" w:line="260"/></w:pPr><w:r><w:rPr><w:rFonts w:ascii="Calibri" w:cs="Calibri" w:eastAsia="Calibri" w:hAnsi="Calibri"/><w:b/><w:bCs/><w:color w:val="FFFFFF"/><w:sz w:val="19"/><w:szCs w:val="19"/></w:rPr><w:t xml:space="preserve">Purpose</w:t></w:r></w:p></w:tc></w:tr><w:tr><w:tc><w:tcPr><w:tcW w:type="dxa" w:w="4400"/><w:tcBorders><w:top w:val="single" w:color="CBD5E1" w:sz="4"/><w:left w:val="single" w:color="CBD5E1" w:sz="4"/><w:bottom w:val="single" w:color="CBD5E1" w:sz="4"/><w:right w:val="single" w:color="CBD5E1" w:sz="4"/></w:tcBorders><w:tcMar><w:top w:type="dxa" w:w="80"/><w:left w:type="dxa" w:w="120"/><w:bottom w:type="dxa" w:w="80"/><w:right w:type="dxa" w:w="120"/></w:tcMar></w:tcPr><w:p><w:pPr><w:spacing w:after="0" w:before="0" w:line="260"/></w:pPr><w:r><w:rPr><w:rFonts w:ascii="Calibri" w:cs="Calibri" w:eastAsia="Calibri" w:hAnsi="Calibri"/><w:b w:val="false"/><w:bCs w:val="false"/><w:color w:val="0F172A"/><w:sz w:val="19"/><w:szCs w:val="19"/></w:rPr><w:t xml:space="preserve">~/Library/Application Support/information-physics-demo-system/pgdata/</w:t></w:r></w:p></w:tc><w:tc><w:tcPr><w:tcW w:type="dxa" w:w="5200"/><w:tcBorders><w:top w:val="single" w:color="CBD5E1" w:sz="4"/><w:left w:val="single" w:color="CBD5E1" w:sz="4"/><w:bottom w:val="single" w:color="CBD5E1" w:sz="4"/><w:right w:val="single" w:color="CBD5E1" w:sz="4"/></w:tcBorders><w:tcMar><w:top w:type="dxa" w:w="80"/><w:left w:type="dxa" w:w="120"/><w:bottom w:type="dxa" w:w="80"/><w:right w:type="dxa" w:w="120"/></w:tcMar></w:tcPr><w:p><w:pPr><w:spacing w:after="0" w:before="0" w:line="260"/></w:pPr><w:r><w:rPr><w:rFonts w:ascii="Calibri" w:cs="Calibri" w:eastAsia="Calibri" w:hAnsi="Calibri"/><w:b w:val="false"/><w:bCs w:val="false"/><w:color w:val="0F172A"/><w:sz w:val="19"/><w:szCs w:val="19"/></w:rPr><w:t xml:space="preserve">PostgreSQL data directory (per-user, per-Mac)</w:t></w:r></w:p></w:tc></w:tr><w:tr><w:tc><w:tcPr><w:tcW w:type="dxa" w:w="4400"/><w:tcBorders><w:top w:val="single" w:color="CBD5E1" w:sz="4"/><w:left w:val="single" w:color="CBD5E1" w:sz="4"/><w:bottom w:val="single" w:color="CBD5E1" w:sz="4"/><w:right w:val="single" w:color="CBD5E1" w:sz="4"/></w:tcBorders><w:shd w:fill="F1F5F9" w:val="clear"/><w:tcMar><w:top w:type="dxa" w:w="80"/><w:left w:type="dxa" w:w="120"/><w:bottom w:type="dxa" w:w="80"/><w:right w:type="dxa" w:w="120"/></w:tcMar></w:tcPr><w:p><w:pPr><w:spacing w:after="0" w:before="0" w:line="260"/></w:pPr><w:r><w:rPr><w:rFonts w:ascii="Calibri" w:cs="Calibri" w:eastAsia="Calibri" w:hAnsi="Calibri"/><w:b w:val="false"/><w:bCs w:val="false"/><w:color w:val="0F172A"/><w:sz w:val="19"/><w:szCs w:val="19"/></w:rPr><w:t xml:space="preserve">~/Library/Application Support/information-physics-demo-system/logs/app.log</w:t></w:r></w:p></w:tc><w:tc><w:tcPr><w:tcW w:type="dxa" w:w="5200"/><w:tcBorders><w:top w:val="single" w:color="CBD5E1" w:sz="4"/><w:left w:val="single" w:color="CBD5E1" w:sz="4"/><w:bottom w:val="single" w:color="CBD5E1" w:sz="4"/><w:right w:val="single" w:color="CBD5E1" w:sz="4"/></w:tcBorders><w:shd w:fill="F1F5F9" w:val="clear"/><w:tcMar><w:top w:type="dxa" w:w="80"/><w:left w:type="dxa" w:w="120"/><w:bottom w:type="dxa" w:w="80"/><w:right w:type="dxa" w:w="120"/></w:tcMar></w:tcPr><w:p><w:pPr><w:spacing w:after="0" w:before="0" w:line="260"/></w:pPr><w:r><w:rPr><w:rFonts w:ascii="Calibri" w:cs="Calibri" w:eastAsia="Calibri" w:hAnsi="Calibri"/><w:b w:val="false"/><w:bCs w:val="false"/><w:color w:val="0F172A"/><w:sz w:val="19"/><w:szCs w:val="19"/></w:rPr><w:t xml:space="preserve">Combined frontend + backend + postgres log stream</w:t></w:r></w:p></w:tc></w:tr><w:tr><w:tc><w:tcPr><w:tcW w:type="dxa" w:w="4400"/><w:tcBorders><w:top w:val="single" w:color="CBD5E1" w:sz="4"/><w:left w:val="single" w:color="CBD5E1" w:sz="4"/><w:bottom w:val="single" w:color="CBD5E1" w:sz="4"/><w:right w:val="single" w:color="CBD5E1" w:sz="4"/></w:tcBorders><w:tcMar><w:top w:type="dxa" w:w="80"/><w:left w:type="dxa" w:w="120"/><w:bottom w:type="dxa" w:w="80"/><w:right w:type="dxa" w:w="120"/></w:tcMar></w:tcPr><w:p><w:pPr><w:spacing w:after="0" w:before="0" w:line="260"/></w:pPr><w:r><w:rPr><w:rFonts w:ascii="Calibri" w:cs="Calibri" w:eastAsia="Calibri" w:hAnsi="Calibri"/><w:b w:val="false"/><w:bCs w:val="false"/><w:color w:val="0F172A"/><w:sz w:val="19"/><w:szCs w:val="19"/></w:rPr><w:t xml:space="preserve">~/Library/Application Support/information-physics-demo-system/logs/postgres.log</w:t></w:r></w:p></w:tc><w:tc><w:tcPr><w:tcW w:type="dxa" w:w="5200"/><w:tcBorders><w:top w:val="single" w:color="CBD5E1" w:sz="4"/><w:left w:val="single" w:color="CBD5E1" w:sz="4"/><w:bottom w:val="single" w:color="CBD5E1" w:sz="4"/><w:right w:val="single" w:color="CBD5E1" w:sz="4"/></w:tcBorders><w:tcMar><w:top w:type="dxa" w:w="80"/><w:left w:type="dxa" w:w="120"/><w:bottom w:type="dxa" w:w="80"/><w:right w:type="dxa" w:w="120"/></w:tcMar></w:tcPr><w:p><w:pPr><w:spacing w:after="0" w:before="0" w:line="260"/></w:pPr><w:r><w:rPr><w:rFonts w:ascii="Calibri" w:cs="Calibri" w:eastAsia="Calibri" w:hAnsi="Calibri"/><w:b w:val="false"/><w:bCs w:val="false"/><w:color w:val="0F172A"/><w:sz w:val="19"/><w:szCs w:val="19"/></w:rPr><w:t xml:space="preserve">Postgres-only log</w:t></w:r></w:p></w:tc></w:tr><w:tr><w:tc><w:tcPr><w:tcW w:type="dxa" w:w="4400"/><w:tcBorders><w:top w:val="single" w:color="CBD5E1" w:sz="4"/><w:left w:val="single" w:color="CBD5E1" w:sz="4"/><w:bottom w:val="single" w:color="CBD5E1" w:sz="4"/><w:right w:val="single" w:color="CBD5E1" w:sz="4"/></w:tcBorders><w:shd w:fill="F1F5F9" w:val="clear"/><w:tcMar><w:top w:type="dxa" w:w="80"/><w:left w:type="dxa" w:w="120"/><w:bottom w:type="dxa" w:w="80"/><w:right w:type="dxa" w:w="120"/></w:tcMar></w:tcPr><w:p><w:pPr><w:spacing w:after="0" w:before="0" w:line="260"/></w:pPr><w:r><w:rPr><w:rFonts w:ascii="Calibri" w:cs="Calibri" w:eastAsia="Calibri" w:hAnsi="Calibri"/><w:b w:val="false"/><w:bCs w:val="false"/><w:color w:val="0F172A"/><w:sz w:val="19"/><w:szCs w:val="19"/></w:rPr><w:t xml:space="preserve">/Applications/Information Physics Demo System.app/Contents/Resources/</w:t></w:r></w:p></w:tc><w:tc><w:tcPr><w:tcW w:type="dxa" w:w="5200"/><w:tcBorders><w:top w:val="single" w:color="CBD5E1" w:sz="4"/><w:left w:val="single" w:color="CBD5E1" w:sz="4"/><w:bottom w:val="single" w:color="CBD5E1" w:sz="4"/><w:right w:val="single" w:color="CBD5E1" w:sz="4"/></w:tcBorders><w:shd w:fill="F1F5F9" w:val="clear"/><w:tcMar><w:top w:type="dxa" w:w="80"/><w:left w:type="dxa" w:w="120"/><w:bottom w:type="dxa" w:w="80"/><w:right w:type="dxa" w:w="120"/></w:tcMar></w:tcPr><w:p><w:pPr><w:spacing w:after="0" w:before="0" w:line="260"/></w:pPr><w:r><w:rPr><w:rFonts w:ascii="Calibri" w:cs="Calibri" w:eastAsia="Calibri" w:hAnsi="Calibri"/><w:b w:val="false"/><w:bCs w:val="false"/><w:color w:val="0F172A"/><w:sz w:val="19"/><w:szCs w:val="19"/></w:rPr><w:t xml:space="preserve">Bundled Python, FastAPI, Next.js standalone, postgres binaries</w:t></w:r></w:p></w:tc></w:tr></w:tbl><w:p><w:pPr><w:pStyle w:val="Heading1"/><w:pBdr><w:bottom w:val="single" w:color="1F3864" w:sz="6" w:space="4"/></w:pBdr><w:spacing w:after="160" w:before="360" w:line="320"/></w:pPr><w:r><w:rPr><w:rFonts w:ascii="Calibri" w:cs="Calibri" w:eastAsia="Calibri" w:hAnsi="Calibri"/><w:b/><w:bCs/><w:color w:val="1F3864"/><w:sz w:val="28"/><w:szCs w:val="28"/></w:rPr><w:t xml:space="preserve">4.  ANTHROPIC_API_KEY Handling</w:t></w:r></w:p><w:p><w:pPr><w:spacing w:after="60" w:before="60" w:line="280"/><w:jc w:val="left"/></w:pPr><w:r><w:rPr><w:rFonts w:ascii="Calibri" w:cs="Calibri" w:eastAsia="Calibri" w:hAnsi="Calibri"/><w:b w:val="false"/><w:bCs w:val="false"/><w:i w:val="false"/><w:iCs w:val="false"/><w:caps w:val="false"/><w:color w:val="0F172A"/><w:sz w:val="21"/><w:szCs w:val="21"/></w:rPr><w:t xml:space="preserve">If ANTHROPIC_API_KEY is set at DMG build time, build-local-dmg.sh writes a one-shot migration 990_seed_anthropic_api_key.sql that seeds the system_settings table on first launch. The DMG then ships with the key already configured — no operator action needed. If the env var was unset at build time, the operator pastes the key into System Admin → API Key on first launch.</w:t></w:r></w:p><w:p><w:pPr><w:pStyle w:val="Heading1"/><w:pBdr><w:bottom w:val="single" w:color="1F3864" w:sz="6" w:space="4"/></w:pBdr><w:spacing w:after="160" w:before="360" w:line="320"/></w:pPr><w:r><w:rPr><w:rFonts w:ascii="Calibri" w:cs="Calibri" w:eastAsia="Calibri" w:hAnsi="Calibri"/><w:b/><w:bCs/><w:color w:val="1F3864"/><w:sz w:val="28"/><w:szCs w:val="28"/></w:rPr><w:t xml:space="preserve">5.  Common Issues</w:t></w:r></w:p><w:tbl><w:tblPr><w:tblW w:type="dxa" w:w="9600"/><w:tblBorders><w:top w:val="single" w:color="auto" w:sz="4"/><w:left w:val="single" w:color="auto" w:sz="4"/><w:bottom w:val="single" w:color="auto" w:sz="4"/><w:right w:val="single" w:color="auto" w:sz="4"/><w:insideH w:val="single" w:color="auto" w:sz="4"/><w:insideV w:val="single" w:color="auto" w:sz="4"/></w:tblBorders></w:tblPr><w:tblGrid><w:gridCol w:w="9600"/></w:tblGrid><w:tr><w:tc><w:tcPr><w:tcW w:type="dxa" w:w="9600"/><w:tcBorders><w:top w:val="none" w:color="FFFFFF" w:sz="0"/><w:left w:val="single" w:color="FB7185" w:sz="18"/><w:bottom w:val="none" w:color="FFFFFF" w:sz="0"/><w:right w:val="none" w:color="FFFFFF" w:sz="0"/></w:tcBorders><w:tcMar><w:top w:type="dxa" w:w="80"/><w:left w:type="dxa" w:w="240"/><w:bottom w:type="dxa" w:w="120"/><w:right w:type="dxa" w:w="100"/></w:tcMar></w:tcPr><w:p><w:pPr><w:spacing w:after="80" w:before="0" w:line="280"/></w:pPr><w:r><w:rPr><w:rFonts w:ascii="Calibri" w:cs="Calibri" w:eastAsia="Calibri" w:hAnsi="Calibri"/><w:b/><w:bCs/><w:color w:val="0F172A"/><w:sz w:val="22"/><w:szCs w:val="22"/></w:rPr><w:t xml:space="preserve">5.1  Postgres won&apos;t start: &quot;could not access the locale&quot;</w:t></w:r></w:p><w:p><w:pPr><w:spacing w:after="60" w:before="60" w:line="280"/><w:jc w:val="left"/></w:pPr><w:r><w:rPr><w:rFonts w:ascii="Calibri" w:cs="Calibri" w:eastAsia="Calibri" w:hAnsi="Calibri"/><w:b w:val="false"/><w:bCs w:val="false"/><w:i w:val="false"/><w:iCs w:val="false"/><w:caps w:val="false"/><w:color w:val="0F172A"/><w:sz w:val="21"/><w:szCs w:val="21"/></w:rPr><w:t xml:space="preserve">Apple Silicon Macs hit a libpq locale mismatch on first migration. Fix is in main.js: pgExecEnv now sets LC_ALL=C and PGCLIENTENCODING=UTF8 explicitly. If you see this on a custom build, verify your main.js has the V4.5 fix.</w:t></w:r></w:p></w:tc></w:tr></w:tbl><w:tbl><w:tblPr><w:tblW w:type="dxa" w:w="9600"/><w:tblBorders><w:top w:val="single" w:color="auto" w:sz="4"/><w:left w:val="single" w:color="auto" w:sz="4"/><w:bottom w:val="single" w:color="auto" w:sz="4"/><w:right w:val="single" w:color="auto" w:sz="4"/><w:insideH w:val="single" w:color="auto" w:sz="4"/><w:insideV w:val="single" w:color="auto" w:sz="4"/></w:tblBorders></w:tblPr><w:tblGrid><w:gridCol w:w="9600"/></w:tblGrid><w:tr><w:tc><w:tcPr><w:tcW w:type="dxa" w:w="9600"/><w:tcBorders><w:top w:val="none" w:color="FFFFFF" w:sz="0"/><w:left w:val="single" w:color="FB7185" w:sz="18"/><w:bottom w:val="none" w:color="FFFFFF" w:sz="0"/><w:right w:val="none" w:color="FFFFFF" w:sz="0"/></w:tcBorders><w:tcMar><w:top w:type="dxa" w:w="80"/><w:left w:type="dxa" w:w="240"/><w:bottom w:type="dxa" w:w="120"/><w:right w:type="dxa" w:w="100"/></w:tcMar></w:tcPr><w:p><w:pPr><w:spacing w:after="80" w:before="0" w:line="280"/></w:pPr><w:r><w:rPr><w:rFonts w:ascii="Calibri" w:cs="Calibri" w:eastAsia="Calibri" w:hAnsi="Calibri"/><w:b/><w:bCs/><w:color w:val="0F172A"/><w:sz w:val="22"/><w:szCs w:val="22"/></w:rPr><w:t xml:space="preserve">5.2  pgdata wipe</w:t></w:r></w:p><w:p><w:pPr><w:spacing w:after="60" w:before="60" w:line="280"/><w:jc w:val="left"/></w:pPr><w:r><w:rPr><w:rFonts w:ascii="Calibri" w:cs="Calibri" w:eastAsia="Calibri" w:hAnsi="Calibri"/><w:b w:val="false"/><w:bCs w:val="false"/><w:i w:val="false"/><w:iCs w:val="false"/><w:caps w:val="false"/><w:color w:val="0F172A"/><w:sz w:val="21"/><w:szCs w:val="21"/></w:rPr><w:t xml:space="preserve">To reset every demo back to factory state: quit the app, then rm -rf &quot;~/Library/Application Support/information-physics-demo-system/pgdata&quot;. Next launch reseeds from migrations + seeds.</w:t></w:r></w:p></w:tc></w:tr></w:tbl><w:tbl><w:tblPr><w:tblW w:type="dxa" w:w="9600"/><w:tblBorders><w:top w:val="single" w:color="auto" w:sz="4"/><w:left w:val="single" w:color="auto" w:sz="4"/><w:bottom w:val="single" w:color="auto" w:sz="4"/><w:right w:val="single" w:color="auto" w:sz="4"/><w:insideH w:val="single" w:color="auto" w:sz="4"/><w:insideV w:val="single" w:color="auto" w:sz="4"/></w:tblBorders></w:tblPr><w:tblGrid><w:gridCol w:w="9600"/></w:tblGrid><w:tr><w:tc><w:tcPr><w:tcW w:type="dxa" w:w="9600"/><w:tcBorders><w:top w:val="none" w:color="FFFFFF" w:sz="0"/><w:left w:val="single" w:color="FB7185" w:sz="18"/><w:bottom w:val="none" w:color="FFFFFF" w:sz="0"/><w:right w:val="none" w:color="FFFFFF" w:sz="0"/></w:tcBorders><w:tcMar><w:top w:type="dxa" w:w="80"/><w:left w:type="dxa" w:w="240"/><w:bottom w:type="dxa" w:w="120"/><w:right w:type="dxa" w:w="100"/></w:tcMar></w:tcPr><w:p><w:pPr><w:spacing w:after="80" w:before="0" w:line="280"/></w:pPr><w:r><w:rPr><w:rFonts w:ascii="Calibri" w:cs="Calibri" w:eastAsia="Calibri" w:hAnsi="Calibri"/><w:b/><w:bCs/><w:color w:val="0F172A"/><w:sz w:val="22"/><w:szCs w:val="22"/></w:rPr><w:t xml:space="preserve">5.3  Port conflicts</w:t></w:r></w:p><w:p><w:pPr><w:spacing w:after="60" w:before="60" w:line="280"/><w:jc w:val="left"/></w:pPr><w:r><w:rPr><w:rFonts w:ascii="Calibri" w:cs="Calibri" w:eastAsia="Calibri" w:hAnsi="Calibri"/><w:b w:val="false"/><w:bCs w:val="false"/><w:i w:val="false"/><w:iCs w:val="false"/><w:caps w:val="false"/><w:color w:val="0F172A"/><w:sz w:val="21"/><w:szCs w:val="21"/></w:rPr><w:t xml:space="preserve">Defaults: PG=5433, Backend=9080, Frontend=3100. main.js attempts to find a free port near the default if 5433 / 9080 / 3100 are taken. Look for the actual ports in app.log on the line &quot;Ports: PG=… Backend=… Frontend=…&quot;.</w:t></w:r></w:p></w:tc></w:tr></w:tbl><w:tbl><w:tblPr><w:tblW w:type="dxa" w:w="9600"/><w:tblBorders><w:top w:val="single" w:color="auto" w:sz="4"/><w:left w:val="single" w:color="auto" w:sz="4"/><w:bottom w:val="single" w:color="auto" w:sz="4"/><w:right w:val="single" w:color="auto" w:sz="4"/><w:insideH w:val="single" w:color="auto" w:sz="4"/><w:insideV w:val="single" w:color="auto" w:sz="4"/></w:tblBorders></w:tblPr><w:tblGrid><w:gridCol w:w="9600"/></w:tblGrid><w:tr><w:tc><w:tcPr><w:tcW w:type="dxa" w:w="9600"/><w:tcBorders><w:top w:val="none" w:color="FFFFFF" w:sz="0"/><w:left w:val="single" w:color="FB7185" w:sz="18"/><w:bottom w:val="none" w:color="FFFFFF" w:sz="0"/><w:right w:val="none" w:color="FFFFFF" w:sz="0"/></w:tcBorders><w:tcMar><w:top w:type="dxa" w:w="80"/><w:left w:type="dxa" w:w="240"/><w:bottom w:type="dxa" w:w="120"/><w:right w:type="dxa" w:w="100"/></w:tcMar></w:tcPr><w:p><w:pPr><w:spacing w:after="80" w:before="0" w:line="280"/></w:pPr><w:r><w:rPr><w:rFonts w:ascii="Calibri" w:cs="Calibri" w:eastAsia="Calibri" w:hAnsi="Calibri"/><w:b/><w:bCs/><w:color w:val="0F172A"/><w:sz w:val="22"/><w:szCs w:val="22"/></w:rPr><w:t xml:space="preserve">5.4  PDF import hangs</w:t></w:r></w:p><w:p><w:pPr><w:spacing w:after="60" w:before="60" w:line="280"/><w:jc w:val="left"/></w:pPr><w:r><w:rPr><w:rFonts w:ascii="Calibri" w:cs="Calibri" w:eastAsia="Calibri" w:hAnsi="Calibri"/><w:b w:val="false"/><w:bCs w:val="false"/><w:i w:val="false"/><w:iCs w:val="false"/><w:caps w:val="false"/><w:color w:val="0F172A"/><w:sz w:val="21"/><w:szCs w:val="21"/></w:rPr><w:t xml:space="preserve">Multi-hundred-page PDFs are split into 100-page chunks. Each chunk takes 30–60s on Claude. The UI shows an elapsed timer + chunk count + &quot;request is still alive&quot; copy. Backend log writes one line per chunk start/end.</w:t></w:r></w:p></w:tc></w:tr></w:tbl><w:p><w:pPr><w:pStyle w:val="Heading1"/><w:pBdr><w:bottom w:val="single" w:color="1F3864" w:sz="6" w:space="4"/></w:pBdr><w:spacing w:after="160" w:before="360" w:line="320"/></w:pPr><w:r><w:rPr><w:rFonts w:ascii="Calibri" w:cs="Calibri" w:eastAsia="Calibri" w:hAnsi="Calibri"/><w:b/><w:bCs/><w:color w:val="1F3864"/><w:sz w:val="28"/><w:szCs w:val="28"/></w:rPr><w:t xml:space="preserve">6.  Backup / Restore</w:t></w:r></w:p><w:p><w:pPr><w:spacing w:after="60" w:before="60" w:line="280"/><w:jc w:val="left"/></w:pPr><w:r><w:rPr><w:rFonts w:ascii="Calibri" w:cs="Calibri" w:eastAsia="Calibri" w:hAnsi="Calibri"/><w:b w:val="false"/><w:bCs w:val="false"/><w:i w:val="false"/><w:iCs w:val="false"/><w:caps w:val="false"/><w:color w:val="0F172A"/><w:sz w:val="21"/><w:szCs w:val="21"/></w:rPr><w:t xml:space="preserve">System Admin → Demo Reset → &quot;Save Demo as Backup&quot; produces a tagged snapshot row in demo_backups. &quot;Restore from Backup&quot; rolls back. Snapshots are full-corpus dumps including AIO/HSL/MRO/users.</w:t></w:r></w:p><w:p><w:pPr><w:pStyle w:val="Heading1"/><w:pBdr><w:bottom w:val="single" w:color="1F3864" w:sz="6" w:space="4"/></w:pBdr><w:spacing w:after="160" w:before="360" w:line="320"/></w:pPr><w:r><w:rPr><w:rFonts w:ascii="Calibri" w:cs="Calibri" w:eastAsia="Calibri" w:hAnsi="Calibri"/><w:b/><w:bCs/><w:color w:val="1F3864"/><w:sz w:val="28"/><w:szCs w:val="28"/></w:rPr><w:t xml:space="preserve">7.  Privacy Properties</w:t></w:r></w:p><w:p><w:pPr><w:spacing w:after="40" w:before="40" w:line="280"/><w:ind w:left="720" w:hanging="360"/></w:pPr><w:r><w:rPr><w:rFonts w:ascii="Calibri" w:cs="Calibri" w:eastAsia="Calibri" w:hAnsi="Calibri"/><w:color w:val="0F172A"/><w:sz w:val="21"/><w:szCs w:val="21"/></w:rPr><w:t xml:space="preserve">•   In CLOUD_MODE=false, the only outbound network call is to the Anthropic API for LLM synthesis.</w:t></w:r></w:p><w:p><w:pPr><w:spacing w:after="40" w:before="40" w:line="280"/><w:ind w:left="720" w:hanging="360"/></w:pPr><w:r><w:rPr><w:rFonts w:ascii="Calibri" w:cs="Calibri" w:eastAsia="Calibri" w:hAnsi="Calibri"/><w:color w:val="0F172A"/><w:sz w:val="21"/><w:szCs w:val="21"/></w:rPr><w:t xml:space="preserve">•   Every retrieval decision happens on the local Mac — no telemetry, no analytics, no remote data store.</w:t></w:r></w:p><w:p><w:pPr><w:spacing w:after="40" w:before="40" w:line="280"/><w:ind w:left="720" w:hanging="360"/></w:pPr><w:r><w:rPr><w:rFonts w:ascii="Calibri" w:cs="Calibri" w:eastAsia="Calibri" w:hAnsi="Calibri"/><w:color w:val="0F172A"/><w:sz w:val="21"/><w:szCs w:val="21"/></w:rPr><w:t xml:space="preserve">•   Customers with data-residency or air-gap constraints can use the system without exposing the underlying corpus to a cloud service.</w:t></w:r></w:p><w:p><w:pPr><w:pBdr><w:top w:val="single" w:color="CBD5E1" w:sz="6" w:space="4"/></w:pBdr><w:spacing w:after="80" w:before="320"/></w:pPr><w:r><w:t xml:space="preserve"></w:t></w:r></w:p><w:p><w:pPr><w:spacing w:after="40" w:before="60" w:line="280"/><w:jc w:val="center"/></w:pPr><w:r><w:rPr><w:rFonts w:ascii="Calibri" w:cs="Calibri" w:eastAsia="Calibri" w:hAnsi="Calibri"/><w:b w:val="false"/><w:bCs w:val="false"/><w:i/><w:iCs/><w:caps w:val="false"/><w:color w:val="94A3B8"/><w:sz w:val="16"/><w:szCs w:val="16"/></w:rPr><w:t xml:space="preserve">Prepared by InformationPhysics.ai, LLC.  Confidential — subject to the Transaction-Grade One-Way NDA on file.</w:t></w:r></w:p><w:p><w:pPr><w:spacing w:after="0" w:before="60" w:line="280"/><w:jc w:val="center"/></w:pPr><w:r><w:rPr><w:rFonts w:ascii="Calibri" w:cs="Calibri" w:eastAsia="Calibri" w:hAnsi="Calibri"/><w:b w:val="false"/><w:bCs w:val="false"/><w:i/><w:iCs/><w:caps w:val="false"/><w:color w:val="94A3B8"/><w:sz w:val="16"/><w:szCs w:val="16"/></w:rPr><w:t xml:space="preserve">© 2026 InformationPhysics.ai, LLC. All rights reserved.</w:t></w:r></w:p><w:sectPr><w:headerReference w:type="default" r:id="rId7"/><w:footerReference w:type="default" r:id="rId8"/><w:pgSz w:w="12240" w:h="15840" w:orient="portrait"/><w:pgMar w:top="1180" w:right="1320" w:bottom="1180" w:left="1320" w:header="720" w:footer="720" w:gutter="0"/><w:pgNumType/><w:titlePg w:val="false"/><w:docGrid w:linePitch="360"/></w:sectPr></w:body></w:document>
+<file path=word/document.xml><?xml version="1.0" encoding="UTF-8" standalone="yes"?><w:document mc:Ignorable="w14 w15 wp14" xmlns:wpc="http://schemas.microsoft.com/office/word/2010/wordprocessingCanvas" xmlns:mc="http://schemas.openxmlformats.org/markup-compatibility/2006" xmlns:o="urn:schemas-microsoft-com:office:office" xmlns:r="http://schemas.openxmlformats.org/officeDocument/2006/relationships" xmlns:m="http://schemas.openxmlformats.org/officeDocument/2006/math" xmlns:v="urn:schemas-microsoft-com:vml" xmlns:wp14="http://schemas.microsoft.com/office/word/2010/wordprocessingDrawing" xmlns:wp="http://schemas.openxmlformats.org/drawingml/2006/wordprocessingDrawing" xmlns:w10="urn:schemas-microsoft-com:office:word" xmlns:w="http://schemas.openxmlformats.org/wordprocessingml/2006/main" xmlns:w14="http://schemas.microsoft.com/office/word/2010/wordml" xmlns:w15="http://schemas.microsoft.com/office/word/2012/wordml" xmlns:wpg="http://schemas.microsoft.com/office/word/2010/wordprocessingGroup" xmlns:wpi="http://schemas.microsoft.com/office/word/2010/wordprocessingInk" xmlns:wne="http://schemas.microsoft.com/office/word/2006/wordml" xmlns:wps="http://schemas.microsoft.com/office/word/2010/wordprocessingShape" xmlns:cx="http://schemas.microsoft.com/office/drawing/2014/chartex" xmlns:cx1="http://schemas.microsoft.com/office/drawing/2015/9/8/chartex" xmlns:cx2="http://schemas.microsoft.com/office/drawing/2015/10/21/chartex" xmlns:cx3="http://schemas.microsoft.com/office/drawing/2016/5/9/chartex" xmlns:cx4="http://schemas.microsoft.com/office/drawing/2016/5/10/chartex" xmlns:cx5="http://schemas.microsoft.com/office/drawing/2016/5/11/chartex" xmlns:cx6="http://schemas.microsoft.com/office/drawing/2016/5/12/chartex" xmlns:cx7="http://schemas.microsoft.com/office/drawing/2016/5/13/chartex" xmlns:cx8="http://schemas.microsoft.com/office/drawing/2016/5/14/chartex" xmlns:aink="http://schemas.microsoft.com/office/drawing/2016/ink" xmlns:am3d="http://schemas.microsoft.com/office/drawing/2017/model3d" xmlns:w16cex="http://schemas.microsoft.com/office/word/2018/wordml/cex" xmlns:w16cid="http://schemas.microsoft.com/office/word/2016/wordml/cid" xmlns:w16="http://schemas.microsoft.com/office/word/2018/wordml" xmlns:w16sdtdh="http://schemas.microsoft.com/office/word/2020/wordml/sdtdatahash" xmlns:w16se="http://schemas.microsoft.com/office/word/2015/wordml/symex"><w:body><w:tbl><w:tblPr><w:tblW w:type="dxa" w:w="9600"/><w:tblBorders><w:top w:val="single" w:color="auto" w:sz="4"/><w:left w:val="single" w:color="auto" w:sz="4"/><w:bottom w:val="single" w:color="auto" w:sz="4"/><w:right w:val="single" w:color="auto" w:sz="4"/><w:insideH w:val="single" w:color="auto" w:sz="4"/><w:insideV w:val="single" w:color="auto" w:sz="4"/></w:tblBorders></w:tblPr><w:tblGrid><w:gridCol w:w="9600"/></w:tblGrid><w:tr><w:tc><w:tcPr><w:tcW w:type="dxa" w:w="9600"/><w:tcBorders><w:top w:val="single" w:color="E11D48" w:sz="18"/><w:left w:val="single" w:color="E11D48" w:sz="18"/><w:bottom w:val="single" w:color="E11D48" w:sz="18"/><w:right w:val="single" w:color="E11D48" w:sz="18"/></w:tcBorders><w:shd w:fill="FFF1F2" w:val="clear"/><w:tcMar><w:top w:type="dxa" w:w="160"/><w:left w:type="dxa" w:w="240"/><w:bottom w:type="dxa" w:w="160"/><w:right w:type="dxa" w:w="240"/></w:tcMar></w:tcPr><w:p><w:pPr><w:spacing w:after="80" w:before="0"/></w:pPr><w:r><w:rPr><w:rFonts w:ascii="Calibri" w:cs="Calibri" w:eastAsia="Calibri" w:hAnsi="Calibri"/><w:b/><w:bCs/><w:color w:val="BE123C"/><w:sz w:val="22"/><w:szCs w:val="22"/></w:rPr><w:t xml:space="preserve">⚠  CONFIDENTIAL — TRADE SECRET</w:t></w:r></w:p><w:p><w:pPr><w:spacing w:after="0" w:before="0" w:line="280"/></w:pPr><w:r><w:rPr><w:rFonts w:ascii="Calibri" w:cs="Calibri" w:eastAsia="Calibri" w:hAnsi="Calibri"/><w:color w:val="BE123C"/><w:sz w:val="20"/><w:szCs w:val="20"/></w:rPr><w:t xml:space="preserve">This document describes the internal logic, data structures, and operational behavior of a proprietary subsystem of the Information Physics Demo System. It contains confidential information and trade secrets of InformationPhysics.ai, LLC, including algorithmic detail not present in public-facing materials. Subject to the Transaction-Grade One-Way Non-Disclosure Agreement on file. Unauthorized use, disclosure, or reproduction is strictly prohibited and may result in civil and criminal liability.</w:t></w:r></w:p></w:tc></w:tr></w:tbl><w:p><w:pPr><w:spacing w:after="60" w:before="60" w:line="280"/><w:jc w:val="left"/></w:pPr><w:r><w:rPr><w:rFonts w:ascii="Calibri" w:cs="Calibri" w:eastAsia="Calibri" w:hAnsi="Calibri"/><w:b w:val="false"/><w:bCs w:val="false"/><w:i w:val="false"/><w:iCs w:val="false"/><w:caps w:val="false"/><w:color w:val="0F172A"/><w:sz w:val="21"/><w:szCs w:val="21"/></w:rPr><w:t xml:space="preserve"></w:t></w:r></w:p><w:p><w:pPr><w:spacing w:after="60" w:before="60" w:line="280"/><w:jc w:val="left"/></w:pPr><w:r><w:rPr><w:rFonts w:ascii="Calibri" w:cs="Calibri" w:eastAsia="Calibri" w:hAnsi="Calibri"/><w:b w:val="false"/><w:bCs w:val="false"/><w:i w:val="false"/><w:iCs w:val="false"/><w:caps w:val="false"/><w:color w:val="0F172A"/><w:sz w:val="21"/><w:szCs w:val="21"/></w:rPr><w:t xml:space="preserve"></w:t></w:r></w:p><w:p><w:pPr><w:spacing w:after="160" w:before="60" w:line="280"/><w:jc w:val="center"/></w:pPr><w:r><w:rPr><w:rFonts w:ascii="Calibri" w:cs="Calibri" w:eastAsia="Calibri" w:hAnsi="Calibri"/><w:b w:val="false"/><w:bCs w:val="false"/><w:i w:val="false"/><w:iCs w:val="false"/><w:caps/><w:color w:val="94A3B8"/><w:sz w:val="17"/><w:szCs w:val="17"/></w:rPr><w:t xml:space="preserve">Engineering Reference — Internal / NDA-Restricted</w:t></w:r></w:p><w:p><w:pPr><w:spacing w:after="80" w:before="60" w:line="280"/><w:jc w:val="center"/></w:pPr><w:r><w:rPr><w:rFonts w:ascii="Calibri" w:cs="Calibri" w:eastAsia="Calibri" w:hAnsi="Calibri"/><w:b/><w:bCs/><w:i w:val="false"/><w:iCs w:val="false"/><w:caps w:val="false"/><w:color w:val="0F172A"/><w:sz w:val="36"/><w:szCs w:val="36"/></w:rPr><w:t xml:space="preserve">Local DMG — Operations Guide</w:t></w:r></w:p><w:p><w:pPr><w:spacing w:after="200" w:before="60" w:line="280"/><w:jc w:val="center"/></w:pPr><w:r><w:rPr><w:rFonts w:ascii="Calibri" w:cs="Calibri" w:eastAsia="Calibri" w:hAnsi="Calibri"/><w:b w:val="false"/><w:bCs w:val="false"/><w:i/><w:iCs/><w:caps w:val="false"/><w:color w:val="475569"/><w:sz w:val="22"/><w:szCs w:val="22"/></w:rPr><w:t xml:space="preserve">Self-contained Information Physics deployment: install, runtime, troubleshooting</w:t></w:r></w:p><w:p><w:pPr><w:spacing w:after="40" w:before="60" w:line="280"/><w:jc w:val="center"/></w:pPr><w:r><w:rPr><w:rFonts w:ascii="Calibri" w:cs="Calibri" w:eastAsia="Calibri" w:hAnsi="Calibri"/><w:b/><w:bCs/><w:i w:val="false"/><w:iCs w:val="false"/><w:caps w:val="false"/><w:color w:val="0F172A"/><w:sz w:val="22"/><w:szCs w:val="22"/></w:rPr><w:t xml:space="preserve">Michael Simon Bodner, Ph.D.</w:t></w:r></w:p><w:p><w:pPr><w:spacing w:after="40" w:before="60" w:line="280"/><w:jc w:val="center"/></w:pPr><w:r><w:rPr><w:rFonts w:ascii="Calibri" w:cs="Calibri" w:eastAsia="Calibri" w:hAnsi="Calibri"/><w:b w:val="false"/><w:bCs w:val="false"/><w:i w:val="false"/><w:iCs w:val="false"/><w:caps w:val="false"/><w:color w:val="0F3460"/><w:sz w:val="18"/><w:szCs w:val="18"/></w:rPr><w:t xml:space="preserve">Founder &amp; Chief Scientist, InformationPhysics.ai</w:t></w:r></w:p><w:p><w:pPr><w:spacing w:after="40" w:before="60" w:line="280"/><w:jc w:val="center"/></w:pPr><w:r><w:rPr><w:rFonts w:ascii="Calibri" w:cs="Calibri" w:eastAsia="Calibri" w:hAnsi="Calibri"/><w:b w:val="false"/><w:bCs w:val="false"/><w:i w:val="false"/><w:iCs w:val="false"/><w:caps w:val="false"/><w:color w:val="475569"/><w:sz w:val="18"/><w:szCs w:val="18"/></w:rPr><w:t xml:space="preserve">April 2026 — Software Version V4.5L</w:t></w:r></w:p><w:p><w:pPr><w:spacing w:after="40" w:before="60" w:line="280"/><w:jc w:val="center"/></w:pPr><w:r><w:rPr><w:rFonts w:ascii="Consolas" w:cs="Consolas" w:eastAsia="Consolas" w:hAnsi="Consolas"/><w:b w:val="false"/><w:bCs w:val="false"/><w:i w:val="false"/><w:iCs w:val="false"/><w:caps w:val="false"/><w:color w:val="475569"/><w:sz w:val="16"/><w:szCs w:val="16"/></w:rPr><w:t xml:space="preserve">electron/scripts/build-local-dmg.sh  ·  /Applications/Information Physics Demo System.app</w:t></w:r></w:p><w:p><w:pPr><w:spacing w:after="240" w:before="60" w:line="280"/><w:jc w:val="center"/></w:pPr><w:r><w:rPr><w:rFonts w:ascii="Calibri" w:cs="Calibri" w:eastAsia="Calibri" w:hAnsi="Calibri"/><w:b w:val="false"/><w:bCs w:val="false"/><w:i w:val="false"/><w:iCs w:val="false"/><w:caps w:val="false"/><w:color w:val="94A3B8"/><w:sz w:val="16"/><w:szCs w:val="16"/></w:rPr><w:t xml:space="preserve">© 2026 InformationPhysics.ai, LLC. All rights reserved.</w:t></w:r></w:p><w:tbl><w:tblPr><w:tblW w:type="dxa" w:w="9600"/><w:tblBorders><w:top w:val="single" w:color="auto" w:sz="4"/><w:left w:val="single" w:color="auto" w:sz="4"/><w:bottom w:val="single" w:color="auto" w:sz="4"/><w:right w:val="single" w:color="auto" w:sz="4"/><w:insideH w:val="single" w:color="auto" w:sz="4"/><w:insideV w:val="single" w:color="auto" w:sz="4"/></w:tblBorders></w:tblPr><w:tblGrid><w:gridCol w:w="9600"/></w:tblGrid><w:tr><w:tc><w:tcPr><w:tcW w:type="dxa" w:w="9600"/><w:tcBorders><w:top w:val="single" w:color="CBD5E1" w:sz="4"/><w:left w:val="single" w:color="CBD5E1" w:sz="4"/><w:bottom w:val="single" w:color="CBD5E1" w:sz="4"/><w:right w:val="single" w:color="CBD5E1" w:sz="4"/></w:tcBorders><w:tcMar><w:top w:type="dxa" w:w="200"/><w:left w:type="dxa" w:w="240"/><w:bottom w:type="dxa" w:w="200"/><w:right w:type="dxa" w:w="240"/></w:tcMar></w:tcPr><w:p><w:pPr><w:spacing w:after="120" w:before="0"/></w:pPr><w:r><w:rPr><w:rFonts w:ascii="Calibri" w:cs="Calibri" w:eastAsia="Calibri" w:hAnsi="Calibri"/><w:b/><w:bCs/><w:color w:val="1F3864"/><w:sz w:val="24"/><w:szCs w:val="24"/></w:rPr><w:t xml:space="preserve">Abstract</w:t></w:r></w:p><w:p><w:pPr><w:spacing w:after="0" w:before="0" w:line="300"/></w:pPr><w:r><w:rPr><w:rFonts w:ascii="Calibri" w:cs="Calibri" w:eastAsia="Calibri" w:hAnsi="Calibri"/><w:color w:val="475569"/><w:sz w:val="21"/><w:szCs w:val="21"/></w:rPr><w:t xml:space="preserve">Operations guide for the V4.5L local DMG variant. Documents the first-launch sequence, default credentials, ANTHROPIC_API_KEY at build time, file locations, common issues (the LC_ALL=C locale fix, pgdata wipe, port conflicts), backup/restore, and the privacy properties that hold by construction in CLOUD_MODE=false.</w:t></w:r></w:p></w:tc></w:tr></w:tbl><w:p><w:pPr><w:spacing w:after="60" w:before="60" w:line="280"/><w:jc w:val="left"/></w:pPr><w:r><w:rPr><w:rFonts w:ascii="Calibri" w:cs="Calibri" w:eastAsia="Calibri" w:hAnsi="Calibri"/><w:b w:val="false"/><w:bCs w:val="false"/><w:i w:val="false"/><w:iCs w:val="false"/><w:caps w:val="false"/><w:color w:val="0F172A"/><w:sz w:val="21"/><w:szCs w:val="21"/></w:rPr><w:t xml:space="preserve"></w:t></w:r></w:p><w:p><w:pPr><w:pStyle w:val="Heading1"/><w:pBdr><w:bottom w:val="single" w:color="1F3864" w:sz="6" w:space="4"/></w:pBdr><w:spacing w:after="160" w:before="360" w:line="320"/></w:pPr><w:r><w:rPr><w:rFonts w:ascii="Calibri" w:cs="Calibri" w:eastAsia="Calibri" w:hAnsi="Calibri"/><w:b/><w:bCs/><w:color w:val="1F3864"/><w:sz w:val="28"/><w:szCs w:val="28"/></w:rPr><w:t xml:space="preserve">1.  Installation</w:t></w:r></w:p><0/><w:p><w:pPr><w:pStyle w:val="Heading1"/><w:pBdr><w:bottom w:val="single" w:color="1F3864" w:sz="6" w:space="4"/></w:pBdr><w:spacing w:after="160" w:before="360" w:line="320"/></w:pPr><w:r><w:rPr><w:rFonts w:ascii="Calibri" w:cs="Calibri" w:eastAsia="Calibri" w:hAnsi="Calibri"/><w:b/><w:bCs/><w:color w:val="1F3864"/><w:sz w:val="28"/><w:szCs w:val="28"/></w:rPr><w:t xml:space="preserve">2.  First-Launch Sequence</w:t></w:r></w:p><w:tbl><w:tblPr><w:tblW w:type="dxa" w:w="9600"/><w:tblBorders><w:top w:val="single" w:color="auto" w:sz="4"/><w:left w:val="single" w:color="auto" w:sz="4"/><w:bottom w:val="single" w:color="auto" w:sz="4"/><w:right w:val="single" w:color="auto" w:sz="4"/><w:insideH w:val="single" w:color="auto" w:sz="4"/><w:insideV w:val="single" w:color="auto" w:sz="4"/></w:tblBorders></w:tblPr><w:tblGrid><w:gridCol w:w="9600"/></w:tblGrid><w:tr><w:tc><w:tcPr><w:tcW w:type="dxa" w:w="9600"/><w:tcBorders><w:top w:val="single" w:color="CBD5E1" w:sz="4"/><w:left w:val="single" w:color="CBD5E1" w:sz="4"/><w:bottom w:val="single" w:color="CBD5E1" w:sz="4"/><w:right w:val="single" w:color="CBD5E1" w:sz="4"/></w:tcBorders><w:shd w:fill="F1F5F9" w:val="clear"/><w:tcMar><w:top w:type="dxa" w:w="100"/><w:left w:type="dxa" w:w="200"/><w:bottom w:type="dxa" w:w="100"/><w:right w:type="dxa" w:w="200"/></w:tcMar></w:tcPr><w:p><w:pPr><w:shd w:fill="F1F5F9" w:val="clear"/><w:spacing w:after="0" w:before="0" w:line="240"/></w:pPr><w:r><w:rPr><w:rFonts w:ascii="Consolas" w:cs="Consolas" w:eastAsia="Consolas" w:hAnsi="Consolas"/><w:color w:val="0F172A"/><w:sz w:val="18"/><w:szCs w:val="18"/></w:rPr><w:t xml:space="preserve">1. Electron host starts main.js</w:t></w:r></w:p><w:p><w:pPr><w:shd w:fill="F1F5F9" w:val="clear"/><w:spacing w:after="0" w:before="0" w:line="240"/></w:pPr><w:r><w:rPr><w:rFonts w:ascii="Consolas" w:cs="Consolas" w:eastAsia="Consolas" w:hAnsi="Consolas"/><w:color w:val="0F172A"/><w:sz w:val="18"/><w:szCs w:val="18"/></w:rPr><w:t xml:space="preserve">2. CLOUD_MODE=false → spawn embedded PostgreSQL on 127.0.0.1:5433</w:t></w:r></w:p><w:p><w:pPr><w:shd w:fill="F1F5F9" w:val="clear"/><w:spacing w:after="0" w:before="0" w:line="240"/></w:pPr><w:r><w:rPr><w:rFonts w:ascii="Consolas" w:cs="Consolas" w:eastAsia="Consolas" w:hAnsi="Consolas"/><w:color w:val="0F172A"/><w:sz w:val="18"/><w:szCs w:val="18"/></w:rPr><w:t xml:space="preserve">3. Run migrations 000–031 in order</w:t></w:r></w:p><w:p><w:pPr><w:shd w:fill="F1F5F9" w:val="clear"/><w:spacing w:after="0" w:before="0" w:line="240"/></w:pPr><w:r><w:rPr><w:rFonts w:ascii="Consolas" w:cs="Consolas" w:eastAsia="Consolas" w:hAnsi="Consolas"/><w:color w:val="0F172A"/><w:sz w:val="18"/><w:szCs w:val="18"/></w:rPr><w:t xml:space="preserve">4. Spawn embedded FastAPI on 127.0.0.1:9080</w:t></w:r></w:p><w:p><w:pPr><w:shd w:fill="F1F5F9" w:val="clear"/><w:spacing w:after="0" w:before="0" w:line="240"/></w:pPr><w:r><w:rPr><w:rFonts w:ascii="Consolas" w:cs="Consolas" w:eastAsia="Consolas" w:hAnsi="Consolas"/><w:color w:val="0F172A"/><w:sz w:val="18"/><w:szCs w:val="18"/></w:rPr><w:t xml:space="preserve">5. Spawn bundled Next.js standalone on 127.0.0.1:3100</w:t></w:r></w:p><w:p><w:pPr><w:shd w:fill="F1F5F9" w:val="clear"/><w:spacing w:after="0" w:before="0" w:line="240"/></w:pPr><w:r><w:rPr><w:rFonts w:ascii="Consolas" w:cs="Consolas" w:eastAsia="Consolas" w:hAnsi="Consolas"/><w:color w:val="0F172A"/><w:sz w:val="18"/><w:szCs w:val="18"/></w:rPr><w:t xml:space="preserve">6. Renderer loads http://localhost:3100</w:t></w:r></w:p><w:p><w:pPr><w:shd w:fill="F1F5F9" w:val="clear"/><w:spacing w:after="0" w:before="0" w:line="240"/></w:pPr><w:r><w:rPr><w:rFonts w:ascii="Consolas" w:cs="Consolas" w:eastAsia="Consolas" w:hAnsi="Consolas"/><w:color w:val="0F172A"/><w:sz w:val="18"/><w:szCs w:val="18"/></w:rPr><w:t xml:space="preserve">7. Default Admin user: admin / admin (change on first login)</w:t></w:r></w:p></w:tc></w:tr></w:tbl><w:p><w:pPr><w:pStyle w:val="Heading1"/><w:pBdr><w:bottom w:val="single" w:color="1F3864" w:sz="6" w:space="4"/></w:pBdr><w:spacing w:after="160" w:before="360" w:line="320"/></w:pPr><w:r><w:rPr><w:rFonts w:ascii="Calibri" w:cs="Calibri" w:eastAsia="Calibri" w:hAnsi="Calibri"/><w:b/><w:bCs/><w:color w:val="1F3864"/><w:sz w:val="28"/><w:szCs w:val="28"/></w:rPr><w:t xml:space="preserve">3.  File Locations</w:t></w:r></w:p><w:tbl><w:tblPr><w:tblW w:type="dxa" w:w="9600"/><w:tblBorders><w:top w:val="single" w:color="auto" w:sz="4"/><w:left w:val="single" w:color="auto" w:sz="4"/><w:bottom w:val="single" w:color="auto" w:sz="4"/><w:right w:val="single" w:color="auto" w:sz="4"/><w:insideH w:val="single" w:color="auto" w:sz="4"/><w:insideV w:val="single" w:color="auto" w:sz="4"/></w:tblBorders></w:tblPr><w:tblGrid><w:gridCol w:w="4400"/><w:gridCol w:w="5200"/></w:tblGrid><w:tr><w:trPr><w:tblHeader/></w:trPr><w:tc><w:tcPr><w:tcW w:type="dxa" w:w="4400"/><w:tcBorders><w:top w:val="single" w:color="CBD5E1" w:sz="4"/><w:left w:val="single" w:color="CBD5E1" w:sz="4"/><w:bottom w:val="single" w:color="CBD5E1" w:sz="4"/><w:right w:val="single" w:color="CBD5E1" w:sz="4"/></w:tcBorders><w:shd w:fill="0F3460" w:val="clear"/><w:tcMar><w:top w:type="dxa" w:w="80"/><w:left w:type="dxa" w:w="120"/><w:bottom w:type="dxa" w:w="80"/><w:right w:type="dxa" w:w="120"/></w:tcMar></w:tcPr><w:p><w:pPr><w:spacing w:after="0" w:before="0" w:line="260"/></w:pPr><w:r><w:rPr><w:rFonts w:ascii="Calibri" w:cs="Calibri" w:eastAsia="Calibri" w:hAnsi="Calibri"/><w:b/><w:bCs/><w:color w:val="FFFFFF"/><w:sz w:val="19"/><w:szCs w:val="19"/></w:rPr><w:t xml:space="preserve">Path</w:t></w:r></w:p></w:tc><w:tc><w:tcPr><w:tcW w:type="dxa" w:w="5200"/><w:tcBorders><w:top w:val="single" w:color="CBD5E1" w:sz="4"/><w:left w:val="single" w:color="CBD5E1" w:sz="4"/><w:bottom w:val="single" w:color="CBD5E1" w:sz="4"/><w:right w:val="single" w:color="CBD5E1" w:sz="4"/></w:tcBorders><w:shd w:fill="0F3460" w:val="clear"/><w:tcMar><w:top w:type="dxa" w:w="80"/><w:left w:type="dxa" w:w="120"/><w:bottom w:type="dxa" w:w="80"/><w:right w:type="dxa" w:w="120"/></w:tcMar></w:tcPr><w:p><w:pPr><w:spacing w:after="0" w:before="0" w:line="260"/></w:pPr><w:r><w:rPr><w:rFonts w:ascii="Calibri" w:cs="Calibri" w:eastAsia="Calibri" w:hAnsi="Calibri"/><w:b/><w:bCs/><w:color w:val="FFFFFF"/><w:sz w:val="19"/><w:szCs w:val="19"/></w:rPr><w:t xml:space="preserve">Purpose</w:t></w:r></w:p></w:tc></w:tr><w:tr><w:tc><w:tcPr><w:tcW w:type="dxa" w:w="4400"/><w:tcBorders><w:top w:val="single" w:color="CBD5E1" w:sz="4"/><w:left w:val="single" w:color="CBD5E1" w:sz="4"/><w:bottom w:val="single" w:color="CBD5E1" w:sz="4"/><w:right w:val="single" w:color="CBD5E1" w:sz="4"/></w:tcBorders><w:tcMar><w:top w:type="dxa" w:w="80"/><w:left w:type="dxa" w:w="120"/><w:bottom w:type="dxa" w:w="80"/><w:right w:type="dxa" w:w="120"/></w:tcMar></w:tcPr><w:p><w:pPr><w:spacing w:after="0" w:before="0" w:line="260"/></w:pPr><w:r><w:rPr><w:rFonts w:ascii="Calibri" w:cs="Calibri" w:eastAsia="Calibri" w:hAnsi="Calibri"/><w:b w:val="false"/><w:bCs w:val="false"/><w:color w:val="0F172A"/><w:sz w:val="19"/><w:szCs w:val="19"/></w:rPr><w:t xml:space="preserve">~/Library/Application Support/information-physics-demo-system/pgdata/</w:t></w:r></w:p></w:tc><w:tc><w:tcPr><w:tcW w:type="dxa" w:w="5200"/><w:tcBorders><w:top w:val="single" w:color="CBD5E1" w:sz="4"/><w:left w:val="single" w:color="CBD5E1" w:sz="4"/><w:bottom w:val="single" w:color="CBD5E1" w:sz="4"/><w:right w:val="single" w:color="CBD5E1" w:sz="4"/></w:tcBorders><w:tcMar><w:top w:type="dxa" w:w="80"/><w:left w:type="dxa" w:w="120"/><w:bottom w:type="dxa" w:w="80"/><w:right w:type="dxa" w:w="120"/></w:tcMar></w:tcPr><w:p><w:pPr><w:spacing w:after="0" w:before="0" w:line="260"/></w:pPr><w:r><w:rPr><w:rFonts w:ascii="Calibri" w:cs="Calibri" w:eastAsia="Calibri" w:hAnsi="Calibri"/><w:b w:val="false"/><w:bCs w:val="false"/><w:color w:val="0F172A"/><w:sz w:val="19"/><w:szCs w:val="19"/></w:rPr><w:t xml:space="preserve">PostgreSQL data directory (per-user, per-Mac)</w:t></w:r></w:p></w:tc></w:tr><w:tr><w:tc><w:tcPr><w:tcW w:type="dxa" w:w="4400"/><w:tcBorders><w:top w:val="single" w:color="CBD5E1" w:sz="4"/><w:left w:val="single" w:color="CBD5E1" w:sz="4"/><w:bottom w:val="single" w:color="CBD5E1" w:sz="4"/><w:right w:val="single" w:color="CBD5E1" w:sz="4"/></w:tcBorders><w:shd w:fill="F1F5F9" w:val="clear"/><w:tcMar><w:top w:type="dxa" w:w="80"/><w:left w:type="dxa" w:w="120"/><w:bottom w:type="dxa" w:w="80"/><w:right w:type="dxa" w:w="120"/></w:tcMar></w:tcPr><w:p><w:pPr><w:spacing w:after="0" w:before="0" w:line="260"/></w:pPr><w:r><w:rPr><w:rFonts w:ascii="Calibri" w:cs="Calibri" w:eastAsia="Calibri" w:hAnsi="Calibri"/><w:b w:val="false"/><w:bCs w:val="false"/><w:color w:val="0F172A"/><w:sz w:val="19"/><w:szCs w:val="19"/></w:rPr><w:t xml:space="preserve">~/Library/Application Support/information-physics-demo-system/logs/app.log</w:t></w:r></w:p></w:tc><w:tc><w:tcPr><w:tcW w:type="dxa" w:w="5200"/><w:tcBorders><w:top w:val="single" w:color="CBD5E1" w:sz="4"/><w:left w:val="single" w:color="CBD5E1" w:sz="4"/><w:bottom w:val="single" w:color="CBD5E1" w:sz="4"/><w:right w:val="single" w:color="CBD5E1" w:sz="4"/></w:tcBorders><w:shd w:fill="F1F5F9" w:val="clear"/><w:tcMar><w:top w:type="dxa" w:w="80"/><w:left w:type="dxa" w:w="120"/><w:bottom w:type="dxa" w:w="80"/><w:right w:type="dxa" w:w="120"/></w:tcMar></w:tcPr><w:p><w:pPr><w:spacing w:after="0" w:before="0" w:line="260"/></w:pPr><w:r><w:rPr><w:rFonts w:ascii="Calibri" w:cs="Calibri" w:eastAsia="Calibri" w:hAnsi="Calibri"/><w:b w:val="false"/><w:bCs w:val="false"/><w:color w:val="0F172A"/><w:sz w:val="19"/><w:szCs w:val="19"/></w:rPr><w:t xml:space="preserve">Combined frontend + backend + postgres log stream</w:t></w:r></w:p></w:tc></w:tr><w:tr><w:tc><w:tcPr><w:tcW w:type="dxa" w:w="4400"/><w:tcBorders><w:top w:val="single" w:color="CBD5E1" w:sz="4"/><w:left w:val="single" w:color="CBD5E1" w:sz="4"/><w:bottom w:val="single" w:color="CBD5E1" w:sz="4"/><w:right w:val="single" w:color="CBD5E1" w:sz="4"/></w:tcBorders><w:tcMar><w:top w:type="dxa" w:w="80"/><w:left w:type="dxa" w:w="120"/><w:bottom w:type="dxa" w:w="80"/><w:right w:type="dxa" w:w="120"/></w:tcMar></w:tcPr><w:p><w:pPr><w:spacing w:after="0" w:before="0" w:line="260"/></w:pPr><w:r><w:rPr><w:rFonts w:ascii="Calibri" w:cs="Calibri" w:eastAsia="Calibri" w:hAnsi="Calibri"/><w:b w:val="false"/><w:bCs w:val="false"/><w:color w:val="0F172A"/><w:sz w:val="19"/><w:szCs w:val="19"/></w:rPr><w:t xml:space="preserve">~/Library/Application Support/information-physics-demo-system/logs/postgres.log</w:t></w:r></w:p></w:tc><w:tc><w:tcPr><w:tcW w:type="dxa" w:w="5200"/><w:tcBorders><w:top w:val="single" w:color="CBD5E1" w:sz="4"/><w:left w:val="single" w:color="CBD5E1" w:sz="4"/><w:bottom w:val="single" w:color="CBD5E1" w:sz="4"/><w:right w:val="single" w:color="CBD5E1" w:sz="4"/></w:tcBorders><w:tcMar><w:top w:type="dxa" w:w="80"/><w:left w:type="dxa" w:w="120"/><w:bottom w:type="dxa" w:w="80"/><w:right w:type="dxa" w:w="120"/></w:tcMar></w:tcPr><w:p><w:pPr><w:spacing w:after="0" w:before="0" w:line="260"/></w:pPr><w:r><w:rPr><w:rFonts w:ascii="Calibri" w:cs="Calibri" w:eastAsia="Calibri" w:hAnsi="Calibri"/><w:b w:val="false"/><w:bCs w:val="false"/><w:color w:val="0F172A"/><w:sz w:val="19"/><w:szCs w:val="19"/></w:rPr><w:t xml:space="preserve">Postgres-only log</w:t></w:r></w:p></w:tc></w:tr><w:tr><w:tc><w:tcPr><w:tcW w:type="dxa" w:w="4400"/><w:tcBorders><w:top w:val="single" w:color="CBD5E1" w:sz="4"/><w:left w:val="single" w:color="CBD5E1" w:sz="4"/><w:bottom w:val="single" w:color="CBD5E1" w:sz="4"/><w:right w:val="single" w:color="CBD5E1" w:sz="4"/></w:tcBorders><w:shd w:fill="F1F5F9" w:val="clear"/><w:tcMar><w:top w:type="dxa" w:w="80"/><w:left w:type="dxa" w:w="120"/><w:bottom w:type="dxa" w:w="80"/><w:right w:type="dxa" w:w="120"/></w:tcMar></w:tcPr><w:p><w:pPr><w:spacing w:after="0" w:before="0" w:line="260"/></w:pPr><w:r><w:rPr><w:rFonts w:ascii="Calibri" w:cs="Calibri" w:eastAsia="Calibri" w:hAnsi="Calibri"/><w:b w:val="false"/><w:bCs w:val="false"/><w:color w:val="0F172A"/><w:sz w:val="19"/><w:szCs w:val="19"/></w:rPr><w:t xml:space="preserve">/Applications/Information Physics Demo System.app/Contents/Resources/</w:t></w:r></w:p></w:tc><w:tc><w:tcPr><w:tcW w:type="dxa" w:w="5200"/><w:tcBorders><w:top w:val="single" w:color="CBD5E1" w:sz="4"/><w:left w:val="single" w:color="CBD5E1" w:sz="4"/><w:bottom w:val="single" w:color="CBD5E1" w:sz="4"/><w:right w:val="single" w:color="CBD5E1" w:sz="4"/></w:tcBorders><w:shd w:fill="F1F5F9" w:val="clear"/><w:tcMar><w:top w:type="dxa" w:w="80"/><w:left w:type="dxa" w:w="120"/><w:bottom w:type="dxa" w:w="80"/><w:right w:type="dxa" w:w="120"/></w:tcMar></w:tcPr><w:p><w:pPr><w:spacing w:after="0" w:before="0" w:line="260"/></w:pPr><w:r><w:rPr><w:rFonts w:ascii="Calibri" w:cs="Calibri" w:eastAsia="Calibri" w:hAnsi="Calibri"/><w:b w:val="false"/><w:bCs w:val="false"/><w:color w:val="0F172A"/><w:sz w:val="19"/><w:szCs w:val="19"/></w:rPr><w:t xml:space="preserve">Bundled Python, FastAPI, Next.js standalone, postgres binaries</w:t></w:r></w:p></w:tc></w:tr></w:tbl><w:p><w:pPr><w:pStyle w:val="Heading1"/><w:pBdr><w:bottom w:val="single" w:color="1F3864" w:sz="6" w:space="4"/></w:pBdr><w:spacing w:after="160" w:before="360" w:line="320"/></w:pPr><w:r><w:rPr><w:rFonts w:ascii="Calibri" w:cs="Calibri" w:eastAsia="Calibri" w:hAnsi="Calibri"/><w:b/><w:bCs/><w:color w:val="1F3864"/><w:sz w:val="28"/><w:szCs w:val="28"/></w:rPr><w:t xml:space="preserve">4.  ANTHROPIC_API_KEY Handling</w:t></w:r></w:p><w:p><w:pPr><w:spacing w:after="60" w:before="60" w:line="280"/><w:jc w:val="left"/></w:pPr><w:r><w:rPr><w:rFonts w:ascii="Calibri" w:cs="Calibri" w:eastAsia="Calibri" w:hAnsi="Calibri"/><w:b w:val="false"/><w:bCs w:val="false"/><w:i w:val="false"/><w:iCs w:val="false"/><w:caps w:val="false"/><w:color w:val="0F172A"/><w:sz w:val="21"/><w:szCs w:val="21"/></w:rPr><w:t xml:space="preserve">If ANTHROPIC_API_KEY is set at DMG build time, build-local-dmg.sh writes a one-shot migration 990_seed_anthropic_api_key.sql that seeds the system_settings table on first launch. The DMG then ships with the key already configured — no operator action needed. If the env var was unset at build time, the operator pastes the key into System Admin → API Key on first launch.</w:t></w:r></w:p><w:p><w:pPr><w:pStyle w:val="Heading1"/><w:pBdr><w:bottom w:val="single" w:color="1F3864" w:sz="6" w:space="4"/></w:pBdr><w:spacing w:after="160" w:before="360" w:line="320"/></w:pPr><w:r><w:rPr><w:rFonts w:ascii="Calibri" w:cs="Calibri" w:eastAsia="Calibri" w:hAnsi="Calibri"/><w:b/><w:bCs/><w:color w:val="1F3864"/><w:sz w:val="28"/><w:szCs w:val="28"/></w:rPr><w:t xml:space="preserve">5.  Common Issues</w:t></w:r></w:p><w:tbl><w:tblPr><w:tblW w:type="dxa" w:w="9600"/><w:tblBorders><w:top w:val="single" w:color="auto" w:sz="4"/><w:left w:val="single" w:color="auto" w:sz="4"/><w:bottom w:val="single" w:color="auto" w:sz="4"/><w:right w:val="single" w:color="auto" w:sz="4"/><w:insideH w:val="single" w:color="auto" w:sz="4"/><w:insideV w:val="single" w:color="auto" w:sz="4"/></w:tblBorders></w:tblPr><w:tblGrid><w:gridCol w:w="9600"/></w:tblGrid><w:tr><w:tc><w:tcPr><w:tcW w:type="dxa" w:w="9600"/><w:tcBorders><w:top w:val="nil" w:color="FFFFFF" w:sz="1"/><w:left w:val="single" w:color="FB7185" w:sz="18"/><w:bottom w:val="nil" w:color="FFFFFF" w:sz="1"/><w:right w:val="nil" w:color="FFFFFF" w:sz="1"/></w:tcBorders><w:tcMar><w:top w:type="dxa" w:w="80"/><w:left w:type="dxa" w:w="240"/><w:bottom w:type="dxa" w:w="120"/><w:right w:type="dxa" w:w="100"/></w:tcMar></w:tcPr><w:p><w:pPr><w:spacing w:after="80" w:before="0" w:line="280"/></w:pPr><w:r><w:rPr><w:rFonts w:ascii="Calibri" w:cs="Calibri" w:eastAsia="Calibri" w:hAnsi="Calibri"/><w:b/><w:bCs/><w:color w:val="0F172A"/><w:sz w:val="22"/><w:szCs w:val="22"/></w:rPr><w:t xml:space="preserve">5.1  Postgres won&apos;t start: &quot;could not access the locale&quot;</w:t></w:r></w:p><w:p><w:pPr><w:spacing w:after="60" w:before="60" w:line="280"/><w:jc w:val="left"/></w:pPr><w:r><w:rPr><w:rFonts w:ascii="Calibri" w:cs="Calibri" w:eastAsia="Calibri" w:hAnsi="Calibri"/><w:b w:val="false"/><w:bCs w:val="false"/><w:i w:val="false"/><w:iCs w:val="false"/><w:caps w:val="false"/><w:color w:val="0F172A"/><w:sz w:val="21"/><w:szCs w:val="21"/></w:rPr><w:t xml:space="preserve">Apple Silicon Macs hit a libpq locale mismatch on first migration. Fix is in main.js: pgExecEnv now sets LC_ALL=C and PGCLIENTENCODING=UTF8 explicitly. If you see this on a custom build, verify your main.js has the V4.5 fix.</w:t></w:r></w:p></w:tc></w:tr></w:tbl><w:tbl><w:tblPr><w:tblW w:type="dxa" w:w="9600"/><w:tblBorders><w:top w:val="single" w:color="auto" w:sz="4"/><w:left w:val="single" w:color="auto" w:sz="4"/><w:bottom w:val="single" w:color="auto" w:sz="4"/><w:right w:val="single" w:color="auto" w:sz="4"/><w:insideH w:val="single" w:color="auto" w:sz="4"/><w:insideV w:val="single" w:color="auto" w:sz="4"/></w:tblBorders></w:tblPr><w:tblGrid><w:gridCol w:w="9600"/></w:tblGrid><w:tr><w:tc><w:tcPr><w:tcW w:type="dxa" w:w="9600"/><w:tcBorders><w:top w:val="nil" w:color="FFFFFF" w:sz="1"/><w:left w:val="single" w:color="FB7185" w:sz="18"/><w:bottom w:val="nil" w:color="FFFFFF" w:sz="1"/><w:right w:val="nil" w:color="FFFFFF" w:sz="1"/></w:tcBorders><w:tcMar><w:top w:type="dxa" w:w="80"/><w:left w:type="dxa" w:w="240"/><w:bottom w:type="dxa" w:w="120"/><w:right w:type="dxa" w:w="100"/></w:tcMar></w:tcPr><w:p><w:pPr><w:spacing w:after="80" w:before="0" w:line="280"/></w:pPr><w:r><w:rPr><w:rFonts w:ascii="Calibri" w:cs="Calibri" w:eastAsia="Calibri" w:hAnsi="Calibri"/><w:b/><w:bCs/><w:color w:val="0F172A"/><w:sz w:val="22"/><w:szCs w:val="22"/></w:rPr><w:t xml:space="preserve">5.2  pgdata wipe</w:t></w:r></w:p><w:p><w:pPr><w:spacing w:after="60" w:before="60" w:line="280"/><w:jc w:val="left"/></w:pPr><w:r><w:rPr><w:rFonts w:ascii="Calibri" w:cs="Calibri" w:eastAsia="Calibri" w:hAnsi="Calibri"/><w:b w:val="false"/><w:bCs w:val="false"/><w:i w:val="false"/><w:iCs w:val="false"/><w:caps w:val="false"/><w:color w:val="0F172A"/><w:sz w:val="21"/><w:szCs w:val="21"/></w:rPr><w:t xml:space="preserve">To reset every demo back to factory state: quit the app, then rm -rf &quot;~/Library/Application Support/information-physics-demo-system/pgdata&quot;. Next launch reseeds from migrations + seeds.</w:t></w:r></w:p></w:tc></w:tr></w:tbl><w:tbl><w:tblPr><w:tblW w:type="dxa" w:w="9600"/><w:tblBorders><w:top w:val="single" w:color="auto" w:sz="4"/><w:left w:val="single" w:color="auto" w:sz="4"/><w:bottom w:val="single" w:color="auto" w:sz="4"/><w:right w:val="single" w:color="auto" w:sz="4"/><w:insideH w:val="single" w:color="auto" w:sz="4"/><w:insideV w:val="single" w:color="auto" w:sz="4"/></w:tblBorders></w:tblPr><w:tblGrid><w:gridCol w:w="9600"/></w:tblGrid><w:tr><w:tc><w:tcPr><w:tcW w:type="dxa" w:w="9600"/><w:tcBorders><w:top w:val="nil" w:color="FFFFFF" w:sz="1"/><w:left w:val="single" w:color="FB7185" w:sz="18"/><w:bottom w:val="nil" w:color="FFFFFF" w:sz="1"/><w:right w:val="nil" w:color="FFFFFF" w:sz="1"/></w:tcBorders><w:tcMar><w:top w:type="dxa" w:w="80"/><w:left w:type="dxa" w:w="240"/><w:bottom w:type="dxa" w:w="120"/><w:right w:type="dxa" w:w="100"/></w:tcMar></w:tcPr><w:p><w:pPr><w:spacing w:after="80" w:before="0" w:line="280"/></w:pPr><w:r><w:rPr><w:rFonts w:ascii="Calibri" w:cs="Calibri" w:eastAsia="Calibri" w:hAnsi="Calibri"/><w:b/><w:bCs/><w:color w:val="0F172A"/><w:sz w:val="22"/><w:szCs w:val="22"/></w:rPr><w:t xml:space="preserve">5.3  Port conflicts</w:t></w:r></w:p><w:p><w:pPr><w:spacing w:after="60" w:before="60" w:line="280"/><w:jc w:val="left"/></w:pPr><w:r><w:rPr><w:rFonts w:ascii="Calibri" w:cs="Calibri" w:eastAsia="Calibri" w:hAnsi="Calibri"/><w:b w:val="false"/><w:bCs w:val="false"/><w:i w:val="false"/><w:iCs w:val="false"/><w:caps w:val="false"/><w:color w:val="0F172A"/><w:sz w:val="21"/><w:szCs w:val="21"/></w:rPr><w:t xml:space="preserve">Defaults: PG=5433, Backend=9080, Frontend=3100. main.js attempts to find a free port near the default if 5433 / 9080 / 3100 are taken. Look for the actual ports in app.log on the line &quot;Ports: PG=… Backend=… Frontend=…&quot;.</w:t></w:r></w:p></w:tc></w:tr></w:tbl><w:tbl><w:tblPr><w:tblW w:type="dxa" w:w="9600"/><w:tblBorders><w:top w:val="single" w:color="auto" w:sz="4"/><w:left w:val="single" w:color="auto" w:sz="4"/><w:bottom w:val="single" w:color="auto" w:sz="4"/><w:right w:val="single" w:color="auto" w:sz="4"/><w:insideH w:val="single" w:color="auto" w:sz="4"/><w:insideV w:val="single" w:color="auto" w:sz="4"/></w:tblBorders></w:tblPr><w:tblGrid><w:gridCol w:w="9600"/></w:tblGrid><w:tr><w:tc><w:tcPr><w:tcW w:type="dxa" w:w="9600"/><w:tcBorders><w:top w:val="nil" w:color="FFFFFF" w:sz="1"/><w:left w:val="single" w:color="FB7185" w:sz="18"/><w:bottom w:val="nil" w:color="FFFFFF" w:sz="1"/><w:right w:val="nil" w:color="FFFFFF" w:sz="1"/></w:tcBorders><w:tcMar><w:top w:type="dxa" w:w="80"/><w:left w:type="dxa" w:w="240"/><w:bottom w:type="dxa" w:w="120"/><w:right w:type="dxa" w:w="100"/></w:tcMar></w:tcPr><w:p><w:pPr><w:spacing w:after="80" w:before="0" w:line="280"/></w:pPr><w:r><w:rPr><w:rFonts w:ascii="Calibri" w:cs="Calibri" w:eastAsia="Calibri" w:hAnsi="Calibri"/><w:b/><w:bCs/><w:color w:val="0F172A"/><w:sz w:val="22"/><w:szCs w:val="22"/></w:rPr><w:t xml:space="preserve">5.4  PDF import hangs</w:t></w:r></w:p><w:p><w:pPr><w:spacing w:after="60" w:before="60" w:line="280"/><w:jc w:val="left"/></w:pPr><w:r><w:rPr><w:rFonts w:ascii="Calibri" w:cs="Calibri" w:eastAsia="Calibri" w:hAnsi="Calibri"/><w:b w:val="false"/><w:bCs w:val="false"/><w:i w:val="false"/><w:iCs w:val="false"/><w:caps w:val="false"/><w:color w:val="0F172A"/><w:sz w:val="21"/><w:szCs w:val="21"/></w:rPr><w:t xml:space="preserve">Multi-hundred-page PDFs are split into 100-page chunks. Each chunk takes 30–60s on Claude. The UI shows an elapsed timer + chunk count + &quot;request is still alive&quot; copy. Backend log writes one line per chunk start/end.</w:t></w:r></w:p></w:tc></w:tr></w:tbl><w:p><w:pPr><w:pStyle w:val="Heading1"/><w:pBdr><w:bottom w:val="single" w:color="1F3864" w:sz="6" w:space="4"/></w:pBdr><w:spacing w:after="160" w:before="360" w:line="320"/></w:pPr><w:r><w:rPr><w:rFonts w:ascii="Calibri" w:cs="Calibri" w:eastAsia="Calibri" w:hAnsi="Calibri"/><w:b/><w:bCs/><w:color w:val="1F3864"/><w:sz w:val="28"/><w:szCs w:val="28"/></w:rPr><w:t xml:space="preserve">6.  Backup / Restore</w:t></w:r></w:p><w:p><w:pPr><w:spacing w:after="60" w:before="60" w:line="280"/><w:jc w:val="left"/></w:pPr><w:r><w:rPr><w:rFonts w:ascii="Calibri" w:cs="Calibri" w:eastAsia="Calibri" w:hAnsi="Calibri"/><w:b w:val="false"/><w:bCs w:val="false"/><w:i w:val="false"/><w:iCs w:val="false"/><w:caps w:val="false"/><w:color w:val="0F172A"/><w:sz w:val="21"/><w:szCs w:val="21"/></w:rPr><w:t xml:space="preserve">System Admin → Demo Reset → &quot;Save Demo as Backup&quot; produces a tagged snapshot row in demo_backups. &quot;Restore from Backup&quot; rolls back. Snapshots are full-corpus dumps including AIO/HSL/MRO/users.</w:t></w:r></w:p><w:p><w:pPr><w:pStyle w:val="Heading1"/><w:pBdr><w:bottom w:val="single" w:color="1F3864" w:sz="6" w:space="4"/></w:pBdr><w:spacing w:after="160" w:before="360" w:line="320"/></w:pPr><w:r><w:rPr><w:rFonts w:ascii="Calibri" w:cs="Calibri" w:eastAsia="Calibri" w:hAnsi="Calibri"/><w:b/><w:bCs/><w:color w:val="1F3864"/><w:sz w:val="28"/><w:szCs w:val="28"/></w:rPr><w:t xml:space="preserve">7.  Privacy Properties</w:t></w:r></w:p><w:p><w:pPr><w:spacing w:after="40" w:before="40" w:line="280"/><w:ind w:left="720" w:hanging="360"/></w:pPr><w:r><w:rPr><w:rFonts w:ascii="Calibri" w:cs="Calibri" w:eastAsia="Calibri" w:hAnsi="Calibri"/><w:color w:val="0F172A"/><w:sz w:val="21"/><w:szCs w:val="21"/></w:rPr><w:t xml:space="preserve">•   In CLOUD_MODE=false, the only outbound network call is to the Anthropic API for LLM synthesis.</w:t></w:r></w:p><w:p><w:pPr><w:spacing w:after="40" w:before="40" w:line="280"/><w:ind w:left="720" w:hanging="360"/></w:pPr><w:r><w:rPr><w:rFonts w:ascii="Calibri" w:cs="Calibri" w:eastAsia="Calibri" w:hAnsi="Calibri"/><w:color w:val="0F172A"/><w:sz w:val="21"/><w:szCs w:val="21"/></w:rPr><w:t xml:space="preserve">•   Every retrieval decision happens on the local Mac — no telemetry, no analytics, no remote data store.</w:t></w:r></w:p><w:p><w:pPr><w:spacing w:after="40" w:before="40" w:line="280"/><w:ind w:left="720" w:hanging="360"/></w:pPr><w:r><w:rPr><w:rFonts w:ascii="Calibri" w:cs="Calibri" w:eastAsia="Calibri" w:hAnsi="Calibri"/><w:color w:val="0F172A"/><w:sz w:val="21"/><w:szCs w:val="21"/></w:rPr><w:t xml:space="preserve">•   Customers with data-residency or air-gap constraints can use the system without exposing the underlying corpus to a cloud service.</w:t></w:r></w:p><w:p><w:pPr><w:pBdr><w:top w:val="single" w:color="CBD5E1" w:sz="6" w:space="4"/></w:pBdr><w:spacing w:after="80" w:before="320"/></w:pPr><w:r><w:t xml:space="preserve"></w:t></w:r></w:p><w:p><w:pPr><w:spacing w:after="40" w:before="60" w:line="280"/><w:jc w:val="center"/></w:pPr><w:r><w:rPr><w:rFonts w:ascii="Calibri" w:cs="Calibri" w:eastAsia="Calibri" w:hAnsi="Calibri"/><w:b w:val="false"/><w:bCs w:val="false"/><w:i/><w:iCs/><w:caps w:val="false"/><w:color w:val="94A3B8"/><w:sz w:val="16"/><w:szCs w:val="16"/></w:rPr><w:t xml:space="preserve">Prepared by InformationPhysics.ai, LLC.  Confidential — subject to the Transaction-Grade One-Way NDA on file.</w:t></w:r></w:p><w:p><w:pPr><w:spacing w:after="0" w:before="60" w:line="280"/><w:jc w:val="center"/></w:pPr><w:r><w:rPr><w:rFonts w:ascii="Calibri" w:cs="Calibri" w:eastAsia="Calibri" w:hAnsi="Calibri"/><w:b w:val="false"/><w:bCs w:val="false"/><w:i/><w:iCs/><w:caps w:val="false"/><w:color w:val="94A3B8"/><w:sz w:val="16"/><w:szCs w:val="16"/></w:rPr><w:t xml:space="preserve">© 2026 InformationPhysics.ai, LLC. All rights reserved.</w:t></w:r></w:p><w:sectPr><w:headerReference w:type="default" r:id="rId7"/><w:footerReference w:type="default" r:id="rId8"/><w:pgSz w:w="12240" w:h="15840" w:orient="portrait"/><w:pgMar w:top="1180" w:right="1320" w:bottom="1180" w:left="1320" w:header="720" w:footer="720" w:gutter="0"/><w:pgNumType/><w:titlePg w:val="false"/><w:docGrid w:linePitch="360"/></w:sectPr></w:body></w:document>
 </file>
 
 <file path=word/comments.xml><?xml version="1.0" encoding="utf-8"?>

--- a/public/docs/Local_DMG_Operations_Guide_V45.docx
+++ b/public/docs/Local_DMG_Operations_Guide_V45.docx
@@ -1,5 +1,1496 @@
 
-<file path=word/document.xml><?xml version="1.0" encoding="UTF-8" standalone="yes"?><w:document mc:Ignorable="w14 w15 wp14" xmlns:wpc="http://schemas.microsoft.com/office/word/2010/wordprocessingCanvas" xmlns:mc="http://schemas.openxmlformats.org/markup-compatibility/2006" xmlns:o="urn:schemas-microsoft-com:office:office" xmlns:r="http://schemas.openxmlformats.org/officeDocument/2006/relationships" xmlns:m="http://schemas.openxmlformats.org/officeDocument/2006/math" xmlns:v="urn:schemas-microsoft-com:vml" xmlns:wp14="http://schemas.microsoft.com/office/word/2010/wordprocessingDrawing" xmlns:wp="http://schemas.openxmlformats.org/drawingml/2006/wordprocessingDrawing" xmlns:w10="urn:schemas-microsoft-com:office:word" xmlns:w="http://schemas.openxmlformats.org/wordprocessingml/2006/main" xmlns:w14="http://schemas.microsoft.com/office/word/2010/wordml" xmlns:w15="http://schemas.microsoft.com/office/word/2012/wordml" xmlns:wpg="http://schemas.microsoft.com/office/word/2010/wordprocessingGroup" xmlns:wpi="http://schemas.microsoft.com/office/word/2010/wordprocessingInk" xmlns:wne="http://schemas.microsoft.com/office/word/2006/wordml" xmlns:wps="http://schemas.microsoft.com/office/word/2010/wordprocessingShape" xmlns:cx="http://schemas.microsoft.com/office/drawing/2014/chartex" xmlns:cx1="http://schemas.microsoft.com/office/drawing/2015/9/8/chartex" xmlns:cx2="http://schemas.microsoft.com/office/drawing/2015/10/21/chartex" xmlns:cx3="http://schemas.microsoft.com/office/drawing/2016/5/9/chartex" xmlns:cx4="http://schemas.microsoft.com/office/drawing/2016/5/10/chartex" xmlns:cx5="http://schemas.microsoft.com/office/drawing/2016/5/11/chartex" xmlns:cx6="http://schemas.microsoft.com/office/drawing/2016/5/12/chartex" xmlns:cx7="http://schemas.microsoft.com/office/drawing/2016/5/13/chartex" xmlns:cx8="http://schemas.microsoft.com/office/drawing/2016/5/14/chartex" xmlns:aink="http://schemas.microsoft.com/office/drawing/2016/ink" xmlns:am3d="http://schemas.microsoft.com/office/drawing/2017/model3d" xmlns:w16cex="http://schemas.microsoft.com/office/word/2018/wordml/cex" xmlns:w16cid="http://schemas.microsoft.com/office/word/2016/wordml/cid" xmlns:w16="http://schemas.microsoft.com/office/word/2018/wordml" xmlns:w16sdtdh="http://schemas.microsoft.com/office/word/2020/wordml/sdtdatahash" xmlns:w16se="http://schemas.microsoft.com/office/word/2015/wordml/symex"><w:body><w:tbl><w:tblPr><w:tblW w:type="dxa" w:w="9600"/><w:tblBorders><w:top w:val="single" w:color="auto" w:sz="4"/><w:left w:val="single" w:color="auto" w:sz="4"/><w:bottom w:val="single" w:color="auto" w:sz="4"/><w:right w:val="single" w:color="auto" w:sz="4"/><w:insideH w:val="single" w:color="auto" w:sz="4"/><w:insideV w:val="single" w:color="auto" w:sz="4"/></w:tblBorders></w:tblPr><w:tblGrid><w:gridCol w:w="9600"/></w:tblGrid><w:tr><w:tc><w:tcPr><w:tcW w:type="dxa" w:w="9600"/><w:tcBorders><w:top w:val="single" w:color="E11D48" w:sz="18"/><w:left w:val="single" w:color="E11D48" w:sz="18"/><w:bottom w:val="single" w:color="E11D48" w:sz="18"/><w:right w:val="single" w:color="E11D48" w:sz="18"/></w:tcBorders><w:shd w:fill="FFF1F2" w:val="clear"/><w:tcMar><w:top w:type="dxa" w:w="160"/><w:left w:type="dxa" w:w="240"/><w:bottom w:type="dxa" w:w="160"/><w:right w:type="dxa" w:w="240"/></w:tcMar></w:tcPr><w:p><w:pPr><w:spacing w:after="80" w:before="0"/></w:pPr><w:r><w:rPr><w:rFonts w:ascii="Calibri" w:cs="Calibri" w:eastAsia="Calibri" w:hAnsi="Calibri"/><w:b/><w:bCs/><w:color w:val="BE123C"/><w:sz w:val="22"/><w:szCs w:val="22"/></w:rPr><w:t xml:space="preserve">⚠  CONFIDENTIAL — TRADE SECRET</w:t></w:r></w:p><w:p><w:pPr><w:spacing w:after="0" w:before="0" w:line="280"/></w:pPr><w:r><w:rPr><w:rFonts w:ascii="Calibri" w:cs="Calibri" w:eastAsia="Calibri" w:hAnsi="Calibri"/><w:color w:val="BE123C"/><w:sz w:val="20"/><w:szCs w:val="20"/></w:rPr><w:t xml:space="preserve">This document describes the internal logic, data structures, and operational behavior of a proprietary subsystem of the Information Physics Demo System. It contains confidential information and trade secrets of InformationPhysics.ai, LLC, including algorithmic detail not present in public-facing materials. Subject to the Transaction-Grade One-Way Non-Disclosure Agreement on file. Unauthorized use, disclosure, or reproduction is strictly prohibited and may result in civil and criminal liability.</w:t></w:r></w:p></w:tc></w:tr></w:tbl><w:p><w:pPr><w:spacing w:after="60" w:before="60" w:line="280"/><w:jc w:val="left"/></w:pPr><w:r><w:rPr><w:rFonts w:ascii="Calibri" w:cs="Calibri" w:eastAsia="Calibri" w:hAnsi="Calibri"/><w:b w:val="false"/><w:bCs w:val="false"/><w:i w:val="false"/><w:iCs w:val="false"/><w:caps w:val="false"/><w:color w:val="0F172A"/><w:sz w:val="21"/><w:szCs w:val="21"/></w:rPr><w:t xml:space="preserve"></w:t></w:r></w:p><w:p><w:pPr><w:spacing w:after="60" w:before="60" w:line="280"/><w:jc w:val="left"/></w:pPr><w:r><w:rPr><w:rFonts w:ascii="Calibri" w:cs="Calibri" w:eastAsia="Calibri" w:hAnsi="Calibri"/><w:b w:val="false"/><w:bCs w:val="false"/><w:i w:val="false"/><w:iCs w:val="false"/><w:caps w:val="false"/><w:color w:val="0F172A"/><w:sz w:val="21"/><w:szCs w:val="21"/></w:rPr><w:t xml:space="preserve"></w:t></w:r></w:p><w:p><w:pPr><w:spacing w:after="160" w:before="60" w:line="280"/><w:jc w:val="center"/></w:pPr><w:r><w:rPr><w:rFonts w:ascii="Calibri" w:cs="Calibri" w:eastAsia="Calibri" w:hAnsi="Calibri"/><w:b w:val="false"/><w:bCs w:val="false"/><w:i w:val="false"/><w:iCs w:val="false"/><w:caps/><w:color w:val="94A3B8"/><w:sz w:val="17"/><w:szCs w:val="17"/></w:rPr><w:t xml:space="preserve">Engineering Reference — Internal / NDA-Restricted</w:t></w:r></w:p><w:p><w:pPr><w:spacing w:after="80" w:before="60" w:line="280"/><w:jc w:val="center"/></w:pPr><w:r><w:rPr><w:rFonts w:ascii="Calibri" w:cs="Calibri" w:eastAsia="Calibri" w:hAnsi="Calibri"/><w:b/><w:bCs/><w:i w:val="false"/><w:iCs w:val="false"/><w:caps w:val="false"/><w:color w:val="0F172A"/><w:sz w:val="36"/><w:szCs w:val="36"/></w:rPr><w:t xml:space="preserve">Local DMG — Operations Guide</w:t></w:r></w:p><w:p><w:pPr><w:spacing w:after="200" w:before="60" w:line="280"/><w:jc w:val="center"/></w:pPr><w:r><w:rPr><w:rFonts w:ascii="Calibri" w:cs="Calibri" w:eastAsia="Calibri" w:hAnsi="Calibri"/><w:b w:val="false"/><w:bCs w:val="false"/><w:i/><w:iCs/><w:caps w:val="false"/><w:color w:val="475569"/><w:sz w:val="22"/><w:szCs w:val="22"/></w:rPr><w:t xml:space="preserve">Self-contained Information Physics deployment: install, runtime, troubleshooting</w:t></w:r></w:p><w:p><w:pPr><w:spacing w:after="40" w:before="60" w:line="280"/><w:jc w:val="center"/></w:pPr><w:r><w:rPr><w:rFonts w:ascii="Calibri" w:cs="Calibri" w:eastAsia="Calibri" w:hAnsi="Calibri"/><w:b/><w:bCs/><w:i w:val="false"/><w:iCs w:val="false"/><w:caps w:val="false"/><w:color w:val="0F172A"/><w:sz w:val="22"/><w:szCs w:val="22"/></w:rPr><w:t xml:space="preserve">Michael Simon Bodner, Ph.D.</w:t></w:r></w:p><w:p><w:pPr><w:spacing w:after="40" w:before="60" w:line="280"/><w:jc w:val="center"/></w:pPr><w:r><w:rPr><w:rFonts w:ascii="Calibri" w:cs="Calibri" w:eastAsia="Calibri" w:hAnsi="Calibri"/><w:b w:val="false"/><w:bCs w:val="false"/><w:i w:val="false"/><w:iCs w:val="false"/><w:caps w:val="false"/><w:color w:val="0F3460"/><w:sz w:val="18"/><w:szCs w:val="18"/></w:rPr><w:t xml:space="preserve">Founder &amp; Chief Scientist, InformationPhysics.ai</w:t></w:r></w:p><w:p><w:pPr><w:spacing w:after="40" w:before="60" w:line="280"/><w:jc w:val="center"/></w:pPr><w:r><w:rPr><w:rFonts w:ascii="Calibri" w:cs="Calibri" w:eastAsia="Calibri" w:hAnsi="Calibri"/><w:b w:val="false"/><w:bCs w:val="false"/><w:i w:val="false"/><w:iCs w:val="false"/><w:caps w:val="false"/><w:color w:val="475569"/><w:sz w:val="18"/><w:szCs w:val="18"/></w:rPr><w:t xml:space="preserve">April 2026 — Software Version V4.5L</w:t></w:r></w:p><w:p><w:pPr><w:spacing w:after="40" w:before="60" w:line="280"/><w:jc w:val="center"/></w:pPr><w:r><w:rPr><w:rFonts w:ascii="Consolas" w:cs="Consolas" w:eastAsia="Consolas" w:hAnsi="Consolas"/><w:b w:val="false"/><w:bCs w:val="false"/><w:i w:val="false"/><w:iCs w:val="false"/><w:caps w:val="false"/><w:color w:val="475569"/><w:sz w:val="16"/><w:szCs w:val="16"/></w:rPr><w:t xml:space="preserve">electron/scripts/build-local-dmg.sh  ·  /Applications/Information Physics Demo System.app</w:t></w:r></w:p><w:p><w:pPr><w:spacing w:after="240" w:before="60" w:line="280"/><w:jc w:val="center"/></w:pPr><w:r><w:rPr><w:rFonts w:ascii="Calibri" w:cs="Calibri" w:eastAsia="Calibri" w:hAnsi="Calibri"/><w:b w:val="false"/><w:bCs w:val="false"/><w:i w:val="false"/><w:iCs w:val="false"/><w:caps w:val="false"/><w:color w:val="94A3B8"/><w:sz w:val="16"/><w:szCs w:val="16"/></w:rPr><w:t xml:space="preserve">© 2026 InformationPhysics.ai, LLC. All rights reserved.</w:t></w:r></w:p><w:tbl><w:tblPr><w:tblW w:type="dxa" w:w="9600"/><w:tblBorders><w:top w:val="single" w:color="auto" w:sz="4"/><w:left w:val="single" w:color="auto" w:sz="4"/><w:bottom w:val="single" w:color="auto" w:sz="4"/><w:right w:val="single" w:color="auto" w:sz="4"/><w:insideH w:val="single" w:color="auto" w:sz="4"/><w:insideV w:val="single" w:color="auto" w:sz="4"/></w:tblBorders></w:tblPr><w:tblGrid><w:gridCol w:w="9600"/></w:tblGrid><w:tr><w:tc><w:tcPr><w:tcW w:type="dxa" w:w="9600"/><w:tcBorders><w:top w:val="single" w:color="CBD5E1" w:sz="4"/><w:left w:val="single" w:color="CBD5E1" w:sz="4"/><w:bottom w:val="single" w:color="CBD5E1" w:sz="4"/><w:right w:val="single" w:color="CBD5E1" w:sz="4"/></w:tcBorders><w:tcMar><w:top w:type="dxa" w:w="200"/><w:left w:type="dxa" w:w="240"/><w:bottom w:type="dxa" w:w="200"/><w:right w:type="dxa" w:w="240"/></w:tcMar></w:tcPr><w:p><w:pPr><w:spacing w:after="120" w:before="0"/></w:pPr><w:r><w:rPr><w:rFonts w:ascii="Calibri" w:cs="Calibri" w:eastAsia="Calibri" w:hAnsi="Calibri"/><w:b/><w:bCs/><w:color w:val="1F3864"/><w:sz w:val="24"/><w:szCs w:val="24"/></w:rPr><w:t xml:space="preserve">Abstract</w:t></w:r></w:p><w:p><w:pPr><w:spacing w:after="0" w:before="0" w:line="300"/></w:pPr><w:r><w:rPr><w:rFonts w:ascii="Calibri" w:cs="Calibri" w:eastAsia="Calibri" w:hAnsi="Calibri"/><w:color w:val="475569"/><w:sz w:val="21"/><w:szCs w:val="21"/></w:rPr><w:t xml:space="preserve">Operations guide for the V4.5L local DMG variant. Documents the first-launch sequence, default credentials, ANTHROPIC_API_KEY at build time, file locations, common issues (the LC_ALL=C locale fix, pgdata wipe, port conflicts), backup/restore, and the privacy properties that hold by construction in CLOUD_MODE=false.</w:t></w:r></w:p></w:tc></w:tr></w:tbl><w:p><w:pPr><w:spacing w:after="60" w:before="60" w:line="280"/><w:jc w:val="left"/></w:pPr><w:r><w:rPr><w:rFonts w:ascii="Calibri" w:cs="Calibri" w:eastAsia="Calibri" w:hAnsi="Calibri"/><w:b w:val="false"/><w:bCs w:val="false"/><w:i w:val="false"/><w:iCs w:val="false"/><w:caps w:val="false"/><w:color w:val="0F172A"/><w:sz w:val="21"/><w:szCs w:val="21"/></w:rPr><w:t xml:space="preserve"></w:t></w:r></w:p><w:p><w:pPr><w:pStyle w:val="Heading1"/><w:pBdr><w:bottom w:val="single" w:color="1F3864" w:sz="6" w:space="4"/></w:pBdr><w:spacing w:after="160" w:before="360" w:line="320"/></w:pPr><w:r><w:rPr><w:rFonts w:ascii="Calibri" w:cs="Calibri" w:eastAsia="Calibri" w:hAnsi="Calibri"/><w:b/><w:bCs/><w:color w:val="1F3864"/><w:sz w:val="28"/><w:szCs w:val="28"/></w:rPr><w:t xml:space="preserve">1.  Installation</w:t></w:r></w:p><0/><w:p><w:pPr><w:pStyle w:val="Heading1"/><w:pBdr><w:bottom w:val="single" w:color="1F3864" w:sz="6" w:space="4"/></w:pBdr><w:spacing w:after="160" w:before="360" w:line="320"/></w:pPr><w:r><w:rPr><w:rFonts w:ascii="Calibri" w:cs="Calibri" w:eastAsia="Calibri" w:hAnsi="Calibri"/><w:b/><w:bCs/><w:color w:val="1F3864"/><w:sz w:val="28"/><w:szCs w:val="28"/></w:rPr><w:t xml:space="preserve">2.  First-Launch Sequence</w:t></w:r></w:p><w:tbl><w:tblPr><w:tblW w:type="dxa" w:w="9600"/><w:tblBorders><w:top w:val="single" w:color="auto" w:sz="4"/><w:left w:val="single" w:color="auto" w:sz="4"/><w:bottom w:val="single" w:color="auto" w:sz="4"/><w:right w:val="single" w:color="auto" w:sz="4"/><w:insideH w:val="single" w:color="auto" w:sz="4"/><w:insideV w:val="single" w:color="auto" w:sz="4"/></w:tblBorders></w:tblPr><w:tblGrid><w:gridCol w:w="9600"/></w:tblGrid><w:tr><w:tc><w:tcPr><w:tcW w:type="dxa" w:w="9600"/><w:tcBorders><w:top w:val="single" w:color="CBD5E1" w:sz="4"/><w:left w:val="single" w:color="CBD5E1" w:sz="4"/><w:bottom w:val="single" w:color="CBD5E1" w:sz="4"/><w:right w:val="single" w:color="CBD5E1" w:sz="4"/></w:tcBorders><w:shd w:fill="F1F5F9" w:val="clear"/><w:tcMar><w:top w:type="dxa" w:w="100"/><w:left w:type="dxa" w:w="200"/><w:bottom w:type="dxa" w:w="100"/><w:right w:type="dxa" w:w="200"/></w:tcMar></w:tcPr><w:p><w:pPr><w:shd w:fill="F1F5F9" w:val="clear"/><w:spacing w:after="0" w:before="0" w:line="240"/></w:pPr><w:r><w:rPr><w:rFonts w:ascii="Consolas" w:cs="Consolas" w:eastAsia="Consolas" w:hAnsi="Consolas"/><w:color w:val="0F172A"/><w:sz w:val="18"/><w:szCs w:val="18"/></w:rPr><w:t xml:space="preserve">1. Electron host starts main.js</w:t></w:r></w:p><w:p><w:pPr><w:shd w:fill="F1F5F9" w:val="clear"/><w:spacing w:after="0" w:before="0" w:line="240"/></w:pPr><w:r><w:rPr><w:rFonts w:ascii="Consolas" w:cs="Consolas" w:eastAsia="Consolas" w:hAnsi="Consolas"/><w:color w:val="0F172A"/><w:sz w:val="18"/><w:szCs w:val="18"/></w:rPr><w:t xml:space="preserve">2. CLOUD_MODE=false → spawn embedded PostgreSQL on 127.0.0.1:5433</w:t></w:r></w:p><w:p><w:pPr><w:shd w:fill="F1F5F9" w:val="clear"/><w:spacing w:after="0" w:before="0" w:line="240"/></w:pPr><w:r><w:rPr><w:rFonts w:ascii="Consolas" w:cs="Consolas" w:eastAsia="Consolas" w:hAnsi="Consolas"/><w:color w:val="0F172A"/><w:sz w:val="18"/><w:szCs w:val="18"/></w:rPr><w:t xml:space="preserve">3. Run migrations 000–031 in order</w:t></w:r></w:p><w:p><w:pPr><w:shd w:fill="F1F5F9" w:val="clear"/><w:spacing w:after="0" w:before="0" w:line="240"/></w:pPr><w:r><w:rPr><w:rFonts w:ascii="Consolas" w:cs="Consolas" w:eastAsia="Consolas" w:hAnsi="Consolas"/><w:color w:val="0F172A"/><w:sz w:val="18"/><w:szCs w:val="18"/></w:rPr><w:t xml:space="preserve">4. Spawn embedded FastAPI on 127.0.0.1:9080</w:t></w:r></w:p><w:p><w:pPr><w:shd w:fill="F1F5F9" w:val="clear"/><w:spacing w:after="0" w:before="0" w:line="240"/></w:pPr><w:r><w:rPr><w:rFonts w:ascii="Consolas" w:cs="Consolas" w:eastAsia="Consolas" w:hAnsi="Consolas"/><w:color w:val="0F172A"/><w:sz w:val="18"/><w:szCs w:val="18"/></w:rPr><w:t xml:space="preserve">5. Spawn bundled Next.js standalone on 127.0.0.1:3100</w:t></w:r></w:p><w:p><w:pPr><w:shd w:fill="F1F5F9" w:val="clear"/><w:spacing w:after="0" w:before="0" w:line="240"/></w:pPr><w:r><w:rPr><w:rFonts w:ascii="Consolas" w:cs="Consolas" w:eastAsia="Consolas" w:hAnsi="Consolas"/><w:color w:val="0F172A"/><w:sz w:val="18"/><w:szCs w:val="18"/></w:rPr><w:t xml:space="preserve">6. Renderer loads http://localhost:3100</w:t></w:r></w:p><w:p><w:pPr><w:shd w:fill="F1F5F9" w:val="clear"/><w:spacing w:after="0" w:before="0" w:line="240"/></w:pPr><w:r><w:rPr><w:rFonts w:ascii="Consolas" w:cs="Consolas" w:eastAsia="Consolas" w:hAnsi="Consolas"/><w:color w:val="0F172A"/><w:sz w:val="18"/><w:szCs w:val="18"/></w:rPr><w:t xml:space="preserve">7. Default Admin user: admin / admin (change on first login)</w:t></w:r></w:p></w:tc></w:tr></w:tbl><w:p><w:pPr><w:pStyle w:val="Heading1"/><w:pBdr><w:bottom w:val="single" w:color="1F3864" w:sz="6" w:space="4"/></w:pBdr><w:spacing w:after="160" w:before="360" w:line="320"/></w:pPr><w:r><w:rPr><w:rFonts w:ascii="Calibri" w:cs="Calibri" w:eastAsia="Calibri" w:hAnsi="Calibri"/><w:b/><w:bCs/><w:color w:val="1F3864"/><w:sz w:val="28"/><w:szCs w:val="28"/></w:rPr><w:t xml:space="preserve">3.  File Locations</w:t></w:r></w:p><w:tbl><w:tblPr><w:tblW w:type="dxa" w:w="9600"/><w:tblBorders><w:top w:val="single" w:color="auto" w:sz="4"/><w:left w:val="single" w:color="auto" w:sz="4"/><w:bottom w:val="single" w:color="auto" w:sz="4"/><w:right w:val="single" w:color="auto" w:sz="4"/><w:insideH w:val="single" w:color="auto" w:sz="4"/><w:insideV w:val="single" w:color="auto" w:sz="4"/></w:tblBorders></w:tblPr><w:tblGrid><w:gridCol w:w="4400"/><w:gridCol w:w="5200"/></w:tblGrid><w:tr><w:trPr><w:tblHeader/></w:trPr><w:tc><w:tcPr><w:tcW w:type="dxa" w:w="4400"/><w:tcBorders><w:top w:val="single" w:color="CBD5E1" w:sz="4"/><w:left w:val="single" w:color="CBD5E1" w:sz="4"/><w:bottom w:val="single" w:color="CBD5E1" w:sz="4"/><w:right w:val="single" w:color="CBD5E1" w:sz="4"/></w:tcBorders><w:shd w:fill="0F3460" w:val="clear"/><w:tcMar><w:top w:type="dxa" w:w="80"/><w:left w:type="dxa" w:w="120"/><w:bottom w:type="dxa" w:w="80"/><w:right w:type="dxa" w:w="120"/></w:tcMar></w:tcPr><w:p><w:pPr><w:spacing w:after="0" w:before="0" w:line="260"/></w:pPr><w:r><w:rPr><w:rFonts w:ascii="Calibri" w:cs="Calibri" w:eastAsia="Calibri" w:hAnsi="Calibri"/><w:b/><w:bCs/><w:color w:val="FFFFFF"/><w:sz w:val="19"/><w:szCs w:val="19"/></w:rPr><w:t xml:space="preserve">Path</w:t></w:r></w:p></w:tc><w:tc><w:tcPr><w:tcW w:type="dxa" w:w="5200"/><w:tcBorders><w:top w:val="single" w:color="CBD5E1" w:sz="4"/><w:left w:val="single" w:color="CBD5E1" w:sz="4"/><w:bottom w:val="single" w:color="CBD5E1" w:sz="4"/><w:right w:val="single" w:color="CBD5E1" w:sz="4"/></w:tcBorders><w:shd w:fill="0F3460" w:val="clear"/><w:tcMar><w:top w:type="dxa" w:w="80"/><w:left w:type="dxa" w:w="120"/><w:bottom w:type="dxa" w:w="80"/><w:right w:type="dxa" w:w="120"/></w:tcMar></w:tcPr><w:p><w:pPr><w:spacing w:after="0" w:before="0" w:line="260"/></w:pPr><w:r><w:rPr><w:rFonts w:ascii="Calibri" w:cs="Calibri" w:eastAsia="Calibri" w:hAnsi="Calibri"/><w:b/><w:bCs/><w:color w:val="FFFFFF"/><w:sz w:val="19"/><w:szCs w:val="19"/></w:rPr><w:t xml:space="preserve">Purpose</w:t></w:r></w:p></w:tc></w:tr><w:tr><w:tc><w:tcPr><w:tcW w:type="dxa" w:w="4400"/><w:tcBorders><w:top w:val="single" w:color="CBD5E1" w:sz="4"/><w:left w:val="single" w:color="CBD5E1" w:sz="4"/><w:bottom w:val="single" w:color="CBD5E1" w:sz="4"/><w:right w:val="single" w:color="CBD5E1" w:sz="4"/></w:tcBorders><w:tcMar><w:top w:type="dxa" w:w="80"/><w:left w:type="dxa" w:w="120"/><w:bottom w:type="dxa" w:w="80"/><w:right w:type="dxa" w:w="120"/></w:tcMar></w:tcPr><w:p><w:pPr><w:spacing w:after="0" w:before="0" w:line="260"/></w:pPr><w:r><w:rPr><w:rFonts w:ascii="Calibri" w:cs="Calibri" w:eastAsia="Calibri" w:hAnsi="Calibri"/><w:b w:val="false"/><w:bCs w:val="false"/><w:color w:val="0F172A"/><w:sz w:val="19"/><w:szCs w:val="19"/></w:rPr><w:t xml:space="preserve">~/Library/Application Support/information-physics-demo-system/pgdata/</w:t></w:r></w:p></w:tc><w:tc><w:tcPr><w:tcW w:type="dxa" w:w="5200"/><w:tcBorders><w:top w:val="single" w:color="CBD5E1" w:sz="4"/><w:left w:val="single" w:color="CBD5E1" w:sz="4"/><w:bottom w:val="single" w:color="CBD5E1" w:sz="4"/><w:right w:val="single" w:color="CBD5E1" w:sz="4"/></w:tcBorders><w:tcMar><w:top w:type="dxa" w:w="80"/><w:left w:type="dxa" w:w="120"/><w:bottom w:type="dxa" w:w="80"/><w:right w:type="dxa" w:w="120"/></w:tcMar></w:tcPr><w:p><w:pPr><w:spacing w:after="0" w:before="0" w:line="260"/></w:pPr><w:r><w:rPr><w:rFonts w:ascii="Calibri" w:cs="Calibri" w:eastAsia="Calibri" w:hAnsi="Calibri"/><w:b w:val="false"/><w:bCs w:val="false"/><w:color w:val="0F172A"/><w:sz w:val="19"/><w:szCs w:val="19"/></w:rPr><w:t xml:space="preserve">PostgreSQL data directory (per-user, per-Mac)</w:t></w:r></w:p></w:tc></w:tr><w:tr><w:tc><w:tcPr><w:tcW w:type="dxa" w:w="4400"/><w:tcBorders><w:top w:val="single" w:color="CBD5E1" w:sz="4"/><w:left w:val="single" w:color="CBD5E1" w:sz="4"/><w:bottom w:val="single" w:color="CBD5E1" w:sz="4"/><w:right w:val="single" w:color="CBD5E1" w:sz="4"/></w:tcBorders><w:shd w:fill="F1F5F9" w:val="clear"/><w:tcMar><w:top w:type="dxa" w:w="80"/><w:left w:type="dxa" w:w="120"/><w:bottom w:type="dxa" w:w="80"/><w:right w:type="dxa" w:w="120"/></w:tcMar></w:tcPr><w:p><w:pPr><w:spacing w:after="0" w:before="0" w:line="260"/></w:pPr><w:r><w:rPr><w:rFonts w:ascii="Calibri" w:cs="Calibri" w:eastAsia="Calibri" w:hAnsi="Calibri"/><w:b w:val="false"/><w:bCs w:val="false"/><w:color w:val="0F172A"/><w:sz w:val="19"/><w:szCs w:val="19"/></w:rPr><w:t xml:space="preserve">~/Library/Application Support/information-physics-demo-system/logs/app.log</w:t></w:r></w:p></w:tc><w:tc><w:tcPr><w:tcW w:type="dxa" w:w="5200"/><w:tcBorders><w:top w:val="single" w:color="CBD5E1" w:sz="4"/><w:left w:val="single" w:color="CBD5E1" w:sz="4"/><w:bottom w:val="single" w:color="CBD5E1" w:sz="4"/><w:right w:val="single" w:color="CBD5E1" w:sz="4"/></w:tcBorders><w:shd w:fill="F1F5F9" w:val="clear"/><w:tcMar><w:top w:type="dxa" w:w="80"/><w:left w:type="dxa" w:w="120"/><w:bottom w:type="dxa" w:w="80"/><w:right w:type="dxa" w:w="120"/></w:tcMar></w:tcPr><w:p><w:pPr><w:spacing w:after="0" w:before="0" w:line="260"/></w:pPr><w:r><w:rPr><w:rFonts w:ascii="Calibri" w:cs="Calibri" w:eastAsia="Calibri" w:hAnsi="Calibri"/><w:b w:val="false"/><w:bCs w:val="false"/><w:color w:val="0F172A"/><w:sz w:val="19"/><w:szCs w:val="19"/></w:rPr><w:t xml:space="preserve">Combined frontend + backend + postgres log stream</w:t></w:r></w:p></w:tc></w:tr><w:tr><w:tc><w:tcPr><w:tcW w:type="dxa" w:w="4400"/><w:tcBorders><w:top w:val="single" w:color="CBD5E1" w:sz="4"/><w:left w:val="single" w:color="CBD5E1" w:sz="4"/><w:bottom w:val="single" w:color="CBD5E1" w:sz="4"/><w:right w:val="single" w:color="CBD5E1" w:sz="4"/></w:tcBorders><w:tcMar><w:top w:type="dxa" w:w="80"/><w:left w:type="dxa" w:w="120"/><w:bottom w:type="dxa" w:w="80"/><w:right w:type="dxa" w:w="120"/></w:tcMar></w:tcPr><w:p><w:pPr><w:spacing w:after="0" w:before="0" w:line="260"/></w:pPr><w:r><w:rPr><w:rFonts w:ascii="Calibri" w:cs="Calibri" w:eastAsia="Calibri" w:hAnsi="Calibri"/><w:b w:val="false"/><w:bCs w:val="false"/><w:color w:val="0F172A"/><w:sz w:val="19"/><w:szCs w:val="19"/></w:rPr><w:t xml:space="preserve">~/Library/Application Support/information-physics-demo-system/logs/postgres.log</w:t></w:r></w:p></w:tc><w:tc><w:tcPr><w:tcW w:type="dxa" w:w="5200"/><w:tcBorders><w:top w:val="single" w:color="CBD5E1" w:sz="4"/><w:left w:val="single" w:color="CBD5E1" w:sz="4"/><w:bottom w:val="single" w:color="CBD5E1" w:sz="4"/><w:right w:val="single" w:color="CBD5E1" w:sz="4"/></w:tcBorders><w:tcMar><w:top w:type="dxa" w:w="80"/><w:left w:type="dxa" w:w="120"/><w:bottom w:type="dxa" w:w="80"/><w:right w:type="dxa" w:w="120"/></w:tcMar></w:tcPr><w:p><w:pPr><w:spacing w:after="0" w:before="0" w:line="260"/></w:pPr><w:r><w:rPr><w:rFonts w:ascii="Calibri" w:cs="Calibri" w:eastAsia="Calibri" w:hAnsi="Calibri"/><w:b w:val="false"/><w:bCs w:val="false"/><w:color w:val="0F172A"/><w:sz w:val="19"/><w:szCs w:val="19"/></w:rPr><w:t xml:space="preserve">Postgres-only log</w:t></w:r></w:p></w:tc></w:tr><w:tr><w:tc><w:tcPr><w:tcW w:type="dxa" w:w="4400"/><w:tcBorders><w:top w:val="single" w:color="CBD5E1" w:sz="4"/><w:left w:val="single" w:color="CBD5E1" w:sz="4"/><w:bottom w:val="single" w:color="CBD5E1" w:sz="4"/><w:right w:val="single" w:color="CBD5E1" w:sz="4"/></w:tcBorders><w:shd w:fill="F1F5F9" w:val="clear"/><w:tcMar><w:top w:type="dxa" w:w="80"/><w:left w:type="dxa" w:w="120"/><w:bottom w:type="dxa" w:w="80"/><w:right w:type="dxa" w:w="120"/></w:tcMar></w:tcPr><w:p><w:pPr><w:spacing w:after="0" w:before="0" w:line="260"/></w:pPr><w:r><w:rPr><w:rFonts w:ascii="Calibri" w:cs="Calibri" w:eastAsia="Calibri" w:hAnsi="Calibri"/><w:b w:val="false"/><w:bCs w:val="false"/><w:color w:val="0F172A"/><w:sz w:val="19"/><w:szCs w:val="19"/></w:rPr><w:t xml:space="preserve">/Applications/Information Physics Demo System.app/Contents/Resources/</w:t></w:r></w:p></w:tc><w:tc><w:tcPr><w:tcW w:type="dxa" w:w="5200"/><w:tcBorders><w:top w:val="single" w:color="CBD5E1" w:sz="4"/><w:left w:val="single" w:color="CBD5E1" w:sz="4"/><w:bottom w:val="single" w:color="CBD5E1" w:sz="4"/><w:right w:val="single" w:color="CBD5E1" w:sz="4"/></w:tcBorders><w:shd w:fill="F1F5F9" w:val="clear"/><w:tcMar><w:top w:type="dxa" w:w="80"/><w:left w:type="dxa" w:w="120"/><w:bottom w:type="dxa" w:w="80"/><w:right w:type="dxa" w:w="120"/></w:tcMar></w:tcPr><w:p><w:pPr><w:spacing w:after="0" w:before="0" w:line="260"/></w:pPr><w:r><w:rPr><w:rFonts w:ascii="Calibri" w:cs="Calibri" w:eastAsia="Calibri" w:hAnsi="Calibri"/><w:b w:val="false"/><w:bCs w:val="false"/><w:color w:val="0F172A"/><w:sz w:val="19"/><w:szCs w:val="19"/></w:rPr><w:t xml:space="preserve">Bundled Python, FastAPI, Next.js standalone, postgres binaries</w:t></w:r></w:p></w:tc></w:tr></w:tbl><w:p><w:pPr><w:pStyle w:val="Heading1"/><w:pBdr><w:bottom w:val="single" w:color="1F3864" w:sz="6" w:space="4"/></w:pBdr><w:spacing w:after="160" w:before="360" w:line="320"/></w:pPr><w:r><w:rPr><w:rFonts w:ascii="Calibri" w:cs="Calibri" w:eastAsia="Calibri" w:hAnsi="Calibri"/><w:b/><w:bCs/><w:color w:val="1F3864"/><w:sz w:val="28"/><w:szCs w:val="28"/></w:rPr><w:t xml:space="preserve">4.  ANTHROPIC_API_KEY Handling</w:t></w:r></w:p><w:p><w:pPr><w:spacing w:after="60" w:before="60" w:line="280"/><w:jc w:val="left"/></w:pPr><w:r><w:rPr><w:rFonts w:ascii="Calibri" w:cs="Calibri" w:eastAsia="Calibri" w:hAnsi="Calibri"/><w:b w:val="false"/><w:bCs w:val="false"/><w:i w:val="false"/><w:iCs w:val="false"/><w:caps w:val="false"/><w:color w:val="0F172A"/><w:sz w:val="21"/><w:szCs w:val="21"/></w:rPr><w:t xml:space="preserve">If ANTHROPIC_API_KEY is set at DMG build time, build-local-dmg.sh writes a one-shot migration 990_seed_anthropic_api_key.sql that seeds the system_settings table on first launch. The DMG then ships with the key already configured — no operator action needed. If the env var was unset at build time, the operator pastes the key into System Admin → API Key on first launch.</w:t></w:r></w:p><w:p><w:pPr><w:pStyle w:val="Heading1"/><w:pBdr><w:bottom w:val="single" w:color="1F3864" w:sz="6" w:space="4"/></w:pBdr><w:spacing w:after="160" w:before="360" w:line="320"/></w:pPr><w:r><w:rPr><w:rFonts w:ascii="Calibri" w:cs="Calibri" w:eastAsia="Calibri" w:hAnsi="Calibri"/><w:b/><w:bCs/><w:color w:val="1F3864"/><w:sz w:val="28"/><w:szCs w:val="28"/></w:rPr><w:t xml:space="preserve">5.  Common Issues</w:t></w:r></w:p><w:tbl><w:tblPr><w:tblW w:type="dxa" w:w="9600"/><w:tblBorders><w:top w:val="single" w:color="auto" w:sz="4"/><w:left w:val="single" w:color="auto" w:sz="4"/><w:bottom w:val="single" w:color="auto" w:sz="4"/><w:right w:val="single" w:color="auto" w:sz="4"/><w:insideH w:val="single" w:color="auto" w:sz="4"/><w:insideV w:val="single" w:color="auto" w:sz="4"/></w:tblBorders></w:tblPr><w:tblGrid><w:gridCol w:w="9600"/></w:tblGrid><w:tr><w:tc><w:tcPr><w:tcW w:type="dxa" w:w="9600"/><w:tcBorders><w:top w:val="nil" w:color="FFFFFF" w:sz="1"/><w:left w:val="single" w:color="FB7185" w:sz="18"/><w:bottom w:val="nil" w:color="FFFFFF" w:sz="1"/><w:right w:val="nil" w:color="FFFFFF" w:sz="1"/></w:tcBorders><w:tcMar><w:top w:type="dxa" w:w="80"/><w:left w:type="dxa" w:w="240"/><w:bottom w:type="dxa" w:w="120"/><w:right w:type="dxa" w:w="100"/></w:tcMar></w:tcPr><w:p><w:pPr><w:spacing w:after="80" w:before="0" w:line="280"/></w:pPr><w:r><w:rPr><w:rFonts w:ascii="Calibri" w:cs="Calibri" w:eastAsia="Calibri" w:hAnsi="Calibri"/><w:b/><w:bCs/><w:color w:val="0F172A"/><w:sz w:val="22"/><w:szCs w:val="22"/></w:rPr><w:t xml:space="preserve">5.1  Postgres won&apos;t start: &quot;could not access the locale&quot;</w:t></w:r></w:p><w:p><w:pPr><w:spacing w:after="60" w:before="60" w:line="280"/><w:jc w:val="left"/></w:pPr><w:r><w:rPr><w:rFonts w:ascii="Calibri" w:cs="Calibri" w:eastAsia="Calibri" w:hAnsi="Calibri"/><w:b w:val="false"/><w:bCs w:val="false"/><w:i w:val="false"/><w:iCs w:val="false"/><w:caps w:val="false"/><w:color w:val="0F172A"/><w:sz w:val="21"/><w:szCs w:val="21"/></w:rPr><w:t xml:space="preserve">Apple Silicon Macs hit a libpq locale mismatch on first migration. Fix is in main.js: pgExecEnv now sets LC_ALL=C and PGCLIENTENCODING=UTF8 explicitly. If you see this on a custom build, verify your main.js has the V4.5 fix.</w:t></w:r></w:p></w:tc></w:tr></w:tbl><w:tbl><w:tblPr><w:tblW w:type="dxa" w:w="9600"/><w:tblBorders><w:top w:val="single" w:color="auto" w:sz="4"/><w:left w:val="single" w:color="auto" w:sz="4"/><w:bottom w:val="single" w:color="auto" w:sz="4"/><w:right w:val="single" w:color="auto" w:sz="4"/><w:insideH w:val="single" w:color="auto" w:sz="4"/><w:insideV w:val="single" w:color="auto" w:sz="4"/></w:tblBorders></w:tblPr><w:tblGrid><w:gridCol w:w="9600"/></w:tblGrid><w:tr><w:tc><w:tcPr><w:tcW w:type="dxa" w:w="9600"/><w:tcBorders><w:top w:val="nil" w:color="FFFFFF" w:sz="1"/><w:left w:val="single" w:color="FB7185" w:sz="18"/><w:bottom w:val="nil" w:color="FFFFFF" w:sz="1"/><w:right w:val="nil" w:color="FFFFFF" w:sz="1"/></w:tcBorders><w:tcMar><w:top w:type="dxa" w:w="80"/><w:left w:type="dxa" w:w="240"/><w:bottom w:type="dxa" w:w="120"/><w:right w:type="dxa" w:w="100"/></w:tcMar></w:tcPr><w:p><w:pPr><w:spacing w:after="80" w:before="0" w:line="280"/></w:pPr><w:r><w:rPr><w:rFonts w:ascii="Calibri" w:cs="Calibri" w:eastAsia="Calibri" w:hAnsi="Calibri"/><w:b/><w:bCs/><w:color w:val="0F172A"/><w:sz w:val="22"/><w:szCs w:val="22"/></w:rPr><w:t xml:space="preserve">5.2  pgdata wipe</w:t></w:r></w:p><w:p><w:pPr><w:spacing w:after="60" w:before="60" w:line="280"/><w:jc w:val="left"/></w:pPr><w:r><w:rPr><w:rFonts w:ascii="Calibri" w:cs="Calibri" w:eastAsia="Calibri" w:hAnsi="Calibri"/><w:b w:val="false"/><w:bCs w:val="false"/><w:i w:val="false"/><w:iCs w:val="false"/><w:caps w:val="false"/><w:color w:val="0F172A"/><w:sz w:val="21"/><w:szCs w:val="21"/></w:rPr><w:t xml:space="preserve">To reset every demo back to factory state: quit the app, then rm -rf &quot;~/Library/Application Support/information-physics-demo-system/pgdata&quot;. Next launch reseeds from migrations + seeds.</w:t></w:r></w:p></w:tc></w:tr></w:tbl><w:tbl><w:tblPr><w:tblW w:type="dxa" w:w="9600"/><w:tblBorders><w:top w:val="single" w:color="auto" w:sz="4"/><w:left w:val="single" w:color="auto" w:sz="4"/><w:bottom w:val="single" w:color="auto" w:sz="4"/><w:right w:val="single" w:color="auto" w:sz="4"/><w:insideH w:val="single" w:color="auto" w:sz="4"/><w:insideV w:val="single" w:color="auto" w:sz="4"/></w:tblBorders></w:tblPr><w:tblGrid><w:gridCol w:w="9600"/></w:tblGrid><w:tr><w:tc><w:tcPr><w:tcW w:type="dxa" w:w="9600"/><w:tcBorders><w:top w:val="nil" w:color="FFFFFF" w:sz="1"/><w:left w:val="single" w:color="FB7185" w:sz="18"/><w:bottom w:val="nil" w:color="FFFFFF" w:sz="1"/><w:right w:val="nil" w:color="FFFFFF" w:sz="1"/></w:tcBorders><w:tcMar><w:top w:type="dxa" w:w="80"/><w:left w:type="dxa" w:w="240"/><w:bottom w:type="dxa" w:w="120"/><w:right w:type="dxa" w:w="100"/></w:tcMar></w:tcPr><w:p><w:pPr><w:spacing w:after="80" w:before="0" w:line="280"/></w:pPr><w:r><w:rPr><w:rFonts w:ascii="Calibri" w:cs="Calibri" w:eastAsia="Calibri" w:hAnsi="Calibri"/><w:b/><w:bCs/><w:color w:val="0F172A"/><w:sz w:val="22"/><w:szCs w:val="22"/></w:rPr><w:t xml:space="preserve">5.3  Port conflicts</w:t></w:r></w:p><w:p><w:pPr><w:spacing w:after="60" w:before="60" w:line="280"/><w:jc w:val="left"/></w:pPr><w:r><w:rPr><w:rFonts w:ascii="Calibri" w:cs="Calibri" w:eastAsia="Calibri" w:hAnsi="Calibri"/><w:b w:val="false"/><w:bCs w:val="false"/><w:i w:val="false"/><w:iCs w:val="false"/><w:caps w:val="false"/><w:color w:val="0F172A"/><w:sz w:val="21"/><w:szCs w:val="21"/></w:rPr><w:t xml:space="preserve">Defaults: PG=5433, Backend=9080, Frontend=3100. main.js attempts to find a free port near the default if 5433 / 9080 / 3100 are taken. Look for the actual ports in app.log on the line &quot;Ports: PG=… Backend=… Frontend=…&quot;.</w:t></w:r></w:p></w:tc></w:tr></w:tbl><w:tbl><w:tblPr><w:tblW w:type="dxa" w:w="9600"/><w:tblBorders><w:top w:val="single" w:color="auto" w:sz="4"/><w:left w:val="single" w:color="auto" w:sz="4"/><w:bottom w:val="single" w:color="auto" w:sz="4"/><w:right w:val="single" w:color="auto" w:sz="4"/><w:insideH w:val="single" w:color="auto" w:sz="4"/><w:insideV w:val="single" w:color="auto" w:sz="4"/></w:tblBorders></w:tblPr><w:tblGrid><w:gridCol w:w="9600"/></w:tblGrid><w:tr><w:tc><w:tcPr><w:tcW w:type="dxa" w:w="9600"/><w:tcBorders><w:top w:val="nil" w:color="FFFFFF" w:sz="1"/><w:left w:val="single" w:color="FB7185" w:sz="18"/><w:bottom w:val="nil" w:color="FFFFFF" w:sz="1"/><w:right w:val="nil" w:color="FFFFFF" w:sz="1"/></w:tcBorders><w:tcMar><w:top w:type="dxa" w:w="80"/><w:left w:type="dxa" w:w="240"/><w:bottom w:type="dxa" w:w="120"/><w:right w:type="dxa" w:w="100"/></w:tcMar></w:tcPr><w:p><w:pPr><w:spacing w:after="80" w:before="0" w:line="280"/></w:pPr><w:r><w:rPr><w:rFonts w:ascii="Calibri" w:cs="Calibri" w:eastAsia="Calibri" w:hAnsi="Calibri"/><w:b/><w:bCs/><w:color w:val="0F172A"/><w:sz w:val="22"/><w:szCs w:val="22"/></w:rPr><w:t xml:space="preserve">5.4  PDF import hangs</w:t></w:r></w:p><w:p><w:pPr><w:spacing w:after="60" w:before="60" w:line="280"/><w:jc w:val="left"/></w:pPr><w:r><w:rPr><w:rFonts w:ascii="Calibri" w:cs="Calibri" w:eastAsia="Calibri" w:hAnsi="Calibri"/><w:b w:val="false"/><w:bCs w:val="false"/><w:i w:val="false"/><w:iCs w:val="false"/><w:caps w:val="false"/><w:color w:val="0F172A"/><w:sz w:val="21"/><w:szCs w:val="21"/></w:rPr><w:t xml:space="preserve">Multi-hundred-page PDFs are split into 100-page chunks. Each chunk takes 30–60s on Claude. The UI shows an elapsed timer + chunk count + &quot;request is still alive&quot; copy. Backend log writes one line per chunk start/end.</w:t></w:r></w:p></w:tc></w:tr></w:tbl><w:p><w:pPr><w:pStyle w:val="Heading1"/><w:pBdr><w:bottom w:val="single" w:color="1F3864" w:sz="6" w:space="4"/></w:pBdr><w:spacing w:after="160" w:before="360" w:line="320"/></w:pPr><w:r><w:rPr><w:rFonts w:ascii="Calibri" w:cs="Calibri" w:eastAsia="Calibri" w:hAnsi="Calibri"/><w:b/><w:bCs/><w:color w:val="1F3864"/><w:sz w:val="28"/><w:szCs w:val="28"/></w:rPr><w:t xml:space="preserve">6.  Backup / Restore</w:t></w:r></w:p><w:p><w:pPr><w:spacing w:after="60" w:before="60" w:line="280"/><w:jc w:val="left"/></w:pPr><w:r><w:rPr><w:rFonts w:ascii="Calibri" w:cs="Calibri" w:eastAsia="Calibri" w:hAnsi="Calibri"/><w:b w:val="false"/><w:bCs w:val="false"/><w:i w:val="false"/><w:iCs w:val="false"/><w:caps w:val="false"/><w:color w:val="0F172A"/><w:sz w:val="21"/><w:szCs w:val="21"/></w:rPr><w:t xml:space="preserve">System Admin → Demo Reset → &quot;Save Demo as Backup&quot; produces a tagged snapshot row in demo_backups. &quot;Restore from Backup&quot; rolls back. Snapshots are full-corpus dumps including AIO/HSL/MRO/users.</w:t></w:r></w:p><w:p><w:pPr><w:pStyle w:val="Heading1"/><w:pBdr><w:bottom w:val="single" w:color="1F3864" w:sz="6" w:space="4"/></w:pBdr><w:spacing w:after="160" w:before="360" w:line="320"/></w:pPr><w:r><w:rPr><w:rFonts w:ascii="Calibri" w:cs="Calibri" w:eastAsia="Calibri" w:hAnsi="Calibri"/><w:b/><w:bCs/><w:color w:val="1F3864"/><w:sz w:val="28"/><w:szCs w:val="28"/></w:rPr><w:t xml:space="preserve">7.  Privacy Properties</w:t></w:r></w:p><w:p><w:pPr><w:spacing w:after="40" w:before="40" w:line="280"/><w:ind w:left="720" w:hanging="360"/></w:pPr><w:r><w:rPr><w:rFonts w:ascii="Calibri" w:cs="Calibri" w:eastAsia="Calibri" w:hAnsi="Calibri"/><w:color w:val="0F172A"/><w:sz w:val="21"/><w:szCs w:val="21"/></w:rPr><w:t xml:space="preserve">•   In CLOUD_MODE=false, the only outbound network call is to the Anthropic API for LLM synthesis.</w:t></w:r></w:p><w:p><w:pPr><w:spacing w:after="40" w:before="40" w:line="280"/><w:ind w:left="720" w:hanging="360"/></w:pPr><w:r><w:rPr><w:rFonts w:ascii="Calibri" w:cs="Calibri" w:eastAsia="Calibri" w:hAnsi="Calibri"/><w:color w:val="0F172A"/><w:sz w:val="21"/><w:szCs w:val="21"/></w:rPr><w:t xml:space="preserve">•   Every retrieval decision happens on the local Mac — no telemetry, no analytics, no remote data store.</w:t></w:r></w:p><w:p><w:pPr><w:spacing w:after="40" w:before="40" w:line="280"/><w:ind w:left="720" w:hanging="360"/></w:pPr><w:r><w:rPr><w:rFonts w:ascii="Calibri" w:cs="Calibri" w:eastAsia="Calibri" w:hAnsi="Calibri"/><w:color w:val="0F172A"/><w:sz w:val="21"/><w:szCs w:val="21"/></w:rPr><w:t xml:space="preserve">•   Customers with data-residency or air-gap constraints can use the system without exposing the underlying corpus to a cloud service.</w:t></w:r></w:p><w:p><w:pPr><w:pBdr><w:top w:val="single" w:color="CBD5E1" w:sz="6" w:space="4"/></w:pBdr><w:spacing w:after="80" w:before="320"/></w:pPr><w:r><w:t xml:space="preserve"></w:t></w:r></w:p><w:p><w:pPr><w:spacing w:after="40" w:before="60" w:line="280"/><w:jc w:val="center"/></w:pPr><w:r><w:rPr><w:rFonts w:ascii="Calibri" w:cs="Calibri" w:eastAsia="Calibri" w:hAnsi="Calibri"/><w:b w:val="false"/><w:bCs w:val="false"/><w:i/><w:iCs/><w:caps w:val="false"/><w:color w:val="94A3B8"/><w:sz w:val="16"/><w:szCs w:val="16"/></w:rPr><w:t xml:space="preserve">Prepared by InformationPhysics.ai, LLC.  Confidential — subject to the Transaction-Grade One-Way NDA on file.</w:t></w:r></w:p><w:p><w:pPr><w:spacing w:after="0" w:before="60" w:line="280"/><w:jc w:val="center"/></w:pPr><w:r><w:rPr><w:rFonts w:ascii="Calibri" w:cs="Calibri" w:eastAsia="Calibri" w:hAnsi="Calibri"/><w:b w:val="false"/><w:bCs w:val="false"/><w:i/><w:iCs/><w:caps w:val="false"/><w:color w:val="94A3B8"/><w:sz w:val="16"/><w:szCs w:val="16"/></w:rPr><w:t xml:space="preserve">© 2026 InformationPhysics.ai, LLC. All rights reserved.</w:t></w:r></w:p><w:sectPr><w:headerReference w:type="default" r:id="rId7"/><w:footerReference w:type="default" r:id="rId8"/><w:pgSz w:w="12240" w:h="15840" w:orient="portrait"/><w:pgMar w:top="1180" w:right="1320" w:bottom="1180" w:left="1320" w:header="720" w:footer="720" w:gutter="0"/><w:pgNumType/><w:titlePg w:val="false"/><w:docGrid w:linePitch="360"/></w:sectPr></w:body></w:document>
+<file path=word/document.xml><?xml version="1.0" encoding="utf-8"?>
+<w:document xmlns:wpc="http://schemas.microsoft.com/office/word/2010/wordprocessingCanvas" xmlns:mc="http://schemas.openxmlformats.org/markup-compatibility/2006" xmlns:o="urn:schemas-microsoft-com:office:office" xmlns:r="http://schemas.openxmlformats.org/officeDocument/2006/relationships" xmlns:m="http://schemas.openxmlformats.org/officeDocument/2006/math" xmlns:v="urn:schemas-microsoft-com:vml" xmlns:wp14="http://schemas.microsoft.com/office/word/2010/wordprocessingDrawing" xmlns:wp="http://schemas.openxmlformats.org/drawingml/2006/wordprocessingDrawing" xmlns:w10="urn:schemas-microsoft-com:office:word" xmlns:w="http://schemas.openxmlformats.org/wordprocessingml/2006/main" xmlns:w14="http://schemas.microsoft.com/office/word/2010/wordml" xmlns:w15="http://schemas.microsoft.com/office/word/2012/wordml" xmlns:wpg="http://schemas.microsoft.com/office/word/2010/wordprocessingGroup" xmlns:wpi="http://schemas.microsoft.com/office/word/2010/wordprocessingInk" xmlns:wne="http://schemas.microsoft.com/office/word/2006/wordml" xmlns:wps="http://schemas.microsoft.com/office/word/2010/wordprocessingShape" xmlns:cx="http://schemas.microsoft.com/office/drawing/2014/chartex" xmlns:cx1="http://schemas.microsoft.com/office/drawing/2015/9/8/chartex" xmlns:cx2="http://schemas.microsoft.com/office/drawing/2015/10/21/chartex" xmlns:cx3="http://schemas.microsoft.com/office/drawing/2016/5/9/chartex" xmlns:cx4="http://schemas.microsoft.com/office/drawing/2016/5/10/chartex" xmlns:cx5="http://schemas.microsoft.com/office/drawing/2016/5/11/chartex" xmlns:cx6="http://schemas.microsoft.com/office/drawing/2016/5/12/chartex" xmlns:cx7="http://schemas.microsoft.com/office/drawing/2016/5/13/chartex" xmlns:cx8="http://schemas.microsoft.com/office/drawing/2016/5/14/chartex" xmlns:aink="http://schemas.microsoft.com/office/drawing/2016/ink" xmlns:am3d="http://schemas.microsoft.com/office/drawing/2017/model3d" xmlns:w16cex="http://schemas.microsoft.com/office/word/2018/wordml/cex" xmlns:w16cid="http://schemas.microsoft.com/office/word/2016/wordml/cid" xmlns:w16="http://schemas.microsoft.com/office/word/2018/wordml" xmlns:w16sdtdh="http://schemas.microsoft.com/office/word/2020/wordml/sdtdatahash" xmlns:w16se="http://schemas.microsoft.com/office/word/2015/wordml/symex" mc:Ignorable="w14 w15 wp14">
+  <w:body>
+    <w:tbl>
+      <w:tblPr>
+        <w:tblW w:type="dxa" w:w="9600"/>
+        <w:tblBorders>
+          <w:top w:val="single" w:color="auto" w:sz="4"/>
+          <w:left w:val="single" w:color="auto" w:sz="4"/>
+          <w:bottom w:val="single" w:color="auto" w:sz="4"/>
+          <w:right w:val="single" w:color="auto" w:sz="4"/>
+          <w:insideH w:val="single" w:color="auto" w:sz="4"/>
+          <w:insideV w:val="single" w:color="auto" w:sz="4"/>
+        </w:tblBorders>
+      </w:tblPr>
+      <w:tblGrid>
+        <w:gridCol w:w="9600"/>
+      </w:tblGrid>
+      <w:tr>
+        <w:tc>
+          <w:tcPr>
+            <w:tcW w:type="dxa" w:w="9600"/>
+            <w:tcBorders>
+              <w:top w:val="single" w:color="E11D48" w:sz="18"/>
+              <w:left w:val="single" w:color="E11D48" w:sz="18"/>
+              <w:bottom w:val="single" w:color="E11D48" w:sz="18"/>
+              <w:right w:val="single" w:color="E11D48" w:sz="18"/>
+            </w:tcBorders>
+            <w:shd w:fill="FFF1F2" w:val="clear"/>
+            <w:tcMar>
+              <w:top w:type="dxa" w:w="160"/>
+              <w:left w:type="dxa" w:w="240"/>
+              <w:bottom w:type="dxa" w:w="160"/>
+              <w:right w:type="dxa" w:w="240"/>
+            </w:tcMar>
+          </w:tcPr>
+          <w:p>
+            <w:pPr>
+              <w:spacing w:after="80" w:before="0"/>
+            </w:pPr>
+            <w:r>
+              <w:rPr>
+                <w:rFonts w:ascii="Calibri" w:cs="Calibri" w:eastAsia="Calibri" w:hAnsi="Calibri"/>
+                <w:b/>
+                <w:bCs/>
+                <w:color w:val="BE123C"/>
+                <w:sz w:val="22"/>
+                <w:szCs w:val="22"/>
+              </w:rPr>
+              <w:t xml:space="preserve">⚠  CONFIDENTIAL — TRADE SECRET</w:t>
+            </w:r>
+          </w:p>
+          <w:p>
+            <w:pPr>
+              <w:spacing w:after="0" w:before="0" w:line="280"/>
+            </w:pPr>
+            <w:r>
+              <w:rPr>
+                <w:rFonts w:ascii="Calibri" w:cs="Calibri" w:eastAsia="Calibri" w:hAnsi="Calibri"/>
+                <w:color w:val="BE123C"/>
+                <w:sz w:val="20"/>
+                <w:szCs w:val="20"/>
+              </w:rPr>
+              <w:t xml:space="preserve">This document describes the internal logic, data structures, and operational behavior of a proprietary subsystem of the Information Physics Demo System. It contains confidential information and trade secrets of InformationPhysics.ai, LLC, including algorithmic detail not present in public-facing materials. Subject to the Transaction-Grade One-Way Non-Disclosure Agreement on file. Unauthorized use, disclosure, or reproduction is strictly prohibited and may result in civil and criminal liability.</w:t>
+            </w:r>
+          </w:p>
+        </w:tc>
+      </w:tr>
+    </w:tbl>
+    <w:p>
+      <w:pPr>
+        <w:spacing w:after="60" w:before="60" w:line="280"/>
+        <w:jc w:val="left"/>
+      </w:pPr>
+      <w:r>
+        <w:rPr>
+          <w:rFonts w:ascii="Calibri" w:cs="Calibri" w:eastAsia="Calibri" w:hAnsi="Calibri"/>
+          <w:b w:val="false"/>
+          <w:bCs w:val="false"/>
+          <w:i w:val="false"/>
+          <w:iCs w:val="false"/>
+          <w:caps w:val="false"/>
+          <w:color w:val="0F172A"/>
+          <w:sz w:val="21"/>
+          <w:szCs w:val="21"/>
+        </w:rPr>
+        <w:t xml:space="preserve"/>
+      </w:r>
+    </w:p>
+    <w:p>
+      <w:pPr>
+        <w:spacing w:after="60" w:before="60" w:line="280"/>
+        <w:jc w:val="left"/>
+      </w:pPr>
+      <w:r>
+        <w:rPr>
+          <w:rFonts w:ascii="Calibri" w:cs="Calibri" w:eastAsia="Calibri" w:hAnsi="Calibri"/>
+          <w:b w:val="false"/>
+          <w:bCs w:val="false"/>
+          <w:i w:val="false"/>
+          <w:iCs w:val="false"/>
+          <w:caps w:val="false"/>
+          <w:color w:val="0F172A"/>
+          <w:sz w:val="21"/>
+          <w:szCs w:val="21"/>
+        </w:rPr>
+        <w:t xml:space="preserve"/>
+      </w:r>
+    </w:p>
+    <w:p>
+      <w:pPr>
+        <w:spacing w:after="160" w:before="60" w:line="280"/>
+        <w:jc w:val="center"/>
+      </w:pPr>
+      <w:r>
+        <w:rPr>
+          <w:rFonts w:ascii="Calibri" w:cs="Calibri" w:eastAsia="Calibri" w:hAnsi="Calibri"/>
+          <w:b w:val="false"/>
+          <w:bCs w:val="false"/>
+          <w:i w:val="false"/>
+          <w:iCs w:val="false"/>
+          <w:caps/>
+          <w:color w:val="94A3B8"/>
+          <w:sz w:val="17"/>
+          <w:szCs w:val="17"/>
+        </w:rPr>
+        <w:t xml:space="preserve">Engineering Reference — Internal / NDA-Restricted</w:t>
+      </w:r>
+    </w:p>
+    <w:p>
+      <w:pPr>
+        <w:spacing w:after="80" w:before="60" w:line="280"/>
+        <w:jc w:val="center"/>
+      </w:pPr>
+      <w:r>
+        <w:rPr>
+          <w:rFonts w:ascii="Calibri" w:cs="Calibri" w:eastAsia="Calibri" w:hAnsi="Calibri"/>
+          <w:b/>
+          <w:bCs/>
+          <w:i w:val="false"/>
+          <w:iCs w:val="false"/>
+          <w:caps w:val="false"/>
+          <w:color w:val="0F172A"/>
+          <w:sz w:val="36"/>
+          <w:szCs w:val="36"/>
+        </w:rPr>
+        <w:t xml:space="preserve">Local DMG — Operations Guide</w:t>
+      </w:r>
+    </w:p>
+    <w:p>
+      <w:pPr>
+        <w:spacing w:after="200" w:before="60" w:line="280"/>
+        <w:jc w:val="center"/>
+      </w:pPr>
+      <w:r>
+        <w:rPr>
+          <w:rFonts w:ascii="Calibri" w:cs="Calibri" w:eastAsia="Calibri" w:hAnsi="Calibri"/>
+          <w:b w:val="false"/>
+          <w:bCs w:val="false"/>
+          <w:i/>
+          <w:iCs/>
+          <w:caps w:val="false"/>
+          <w:color w:val="475569"/>
+          <w:sz w:val="22"/>
+          <w:szCs w:val="22"/>
+        </w:rPr>
+        <w:t xml:space="preserve">Self-contained Information Physics deployment: install, runtime, troubleshooting</w:t>
+      </w:r>
+    </w:p>
+    <w:p>
+      <w:pPr>
+        <w:spacing w:after="40" w:before="60" w:line="280"/>
+        <w:jc w:val="center"/>
+      </w:pPr>
+      <w:r>
+        <w:rPr>
+          <w:rFonts w:ascii="Calibri" w:cs="Calibri" w:eastAsia="Calibri" w:hAnsi="Calibri"/>
+          <w:b/>
+          <w:bCs/>
+          <w:i w:val="false"/>
+          <w:iCs w:val="false"/>
+          <w:caps w:val="false"/>
+          <w:color w:val="0F172A"/>
+          <w:sz w:val="22"/>
+          <w:szCs w:val="22"/>
+        </w:rPr>
+        <w:t xml:space="preserve">Michael Simon Bodner, Ph.D.</w:t>
+      </w:r>
+    </w:p>
+    <w:p>
+      <w:pPr>
+        <w:spacing w:after="40" w:before="60" w:line="280"/>
+        <w:jc w:val="center"/>
+      </w:pPr>
+      <w:r>
+        <w:rPr>
+          <w:rFonts w:ascii="Calibri" w:cs="Calibri" w:eastAsia="Calibri" w:hAnsi="Calibri"/>
+          <w:b w:val="false"/>
+          <w:bCs w:val="false"/>
+          <w:i w:val="false"/>
+          <w:iCs w:val="false"/>
+          <w:caps w:val="false"/>
+          <w:color w:val="0F3460"/>
+          <w:sz w:val="18"/>
+          <w:szCs w:val="18"/>
+        </w:rPr>
+        <w:t xml:space="preserve">Founder &amp; Chief Scientist, InformationPhysics.ai</w:t>
+      </w:r>
+    </w:p>
+    <w:p>
+      <w:pPr>
+        <w:spacing w:after="40" w:before="60" w:line="280"/>
+        <w:jc w:val="center"/>
+      </w:pPr>
+      <w:r>
+        <w:rPr>
+          <w:rFonts w:ascii="Calibri" w:cs="Calibri" w:eastAsia="Calibri" w:hAnsi="Calibri"/>
+          <w:b w:val="false"/>
+          <w:bCs w:val="false"/>
+          <w:i w:val="false"/>
+          <w:iCs w:val="false"/>
+          <w:caps w:val="false"/>
+          <w:color w:val="475569"/>
+          <w:sz w:val="18"/>
+          <w:szCs w:val="18"/>
+        </w:rPr>
+        <w:t xml:space="preserve">April 2026 — Software Version V4.5L</w:t>
+      </w:r>
+    </w:p>
+    <w:p>
+      <w:pPr>
+        <w:spacing w:after="40" w:before="60" w:line="280"/>
+        <w:jc w:val="center"/>
+      </w:pPr>
+      <w:r>
+        <w:rPr>
+          <w:rFonts w:ascii="Consolas" w:cs="Consolas" w:eastAsia="Consolas" w:hAnsi="Consolas"/>
+          <w:b w:val="false"/>
+          <w:bCs w:val="false"/>
+          <w:i w:val="false"/>
+          <w:iCs w:val="false"/>
+          <w:caps w:val="false"/>
+          <w:color w:val="475569"/>
+          <w:sz w:val="16"/>
+          <w:szCs w:val="16"/>
+        </w:rPr>
+        <w:t xml:space="preserve">electron/scripts/build-local-dmg.sh  ·  /Applications/Information Physics Demo System.app</w:t>
+      </w:r>
+    </w:p>
+    <w:p>
+      <w:pPr>
+        <w:spacing w:after="240" w:before="60" w:line="280"/>
+        <w:jc w:val="center"/>
+      </w:pPr>
+      <w:r>
+        <w:rPr>
+          <w:rFonts w:ascii="Calibri" w:cs="Calibri" w:eastAsia="Calibri" w:hAnsi="Calibri"/>
+          <w:b w:val="false"/>
+          <w:bCs w:val="false"/>
+          <w:i w:val="false"/>
+          <w:iCs w:val="false"/>
+          <w:caps w:val="false"/>
+          <w:color w:val="94A3B8"/>
+          <w:sz w:val="16"/>
+          <w:szCs w:val="16"/>
+        </w:rPr>
+        <w:t xml:space="preserve">© 2026 InformationPhysics.ai, LLC. All rights reserved.</w:t>
+      </w:r>
+    </w:p>
+    <w:tbl>
+      <w:tblPr>
+        <w:tblW w:type="dxa" w:w="9600"/>
+        <w:tblBorders>
+          <w:top w:val="single" w:color="auto" w:sz="4"/>
+          <w:left w:val="single" w:color="auto" w:sz="4"/>
+          <w:bottom w:val="single" w:color="auto" w:sz="4"/>
+          <w:right w:val="single" w:color="auto" w:sz="4"/>
+          <w:insideH w:val="single" w:color="auto" w:sz="4"/>
+          <w:insideV w:val="single" w:color="auto" w:sz="4"/>
+        </w:tblBorders>
+      </w:tblPr>
+      <w:tblGrid>
+        <w:gridCol w:w="9600"/>
+      </w:tblGrid>
+      <w:tr>
+        <w:tc>
+          <w:tcPr>
+            <w:tcW w:type="dxa" w:w="9600"/>
+            <w:tcBorders>
+              <w:top w:val="single" w:color="CBD5E1" w:sz="4"/>
+              <w:left w:val="single" w:color="CBD5E1" w:sz="4"/>
+              <w:bottom w:val="single" w:color="CBD5E1" w:sz="4"/>
+              <w:right w:val="single" w:color="CBD5E1" w:sz="4"/>
+            </w:tcBorders>
+            <w:tcMar>
+              <w:top w:type="dxa" w:w="200"/>
+              <w:left w:type="dxa" w:w="240"/>
+              <w:bottom w:type="dxa" w:w="200"/>
+              <w:right w:type="dxa" w:w="240"/>
+            </w:tcMar>
+          </w:tcPr>
+          <w:p>
+            <w:pPr>
+              <w:spacing w:after="120" w:before="0"/>
+            </w:pPr>
+            <w:r>
+              <w:rPr>
+                <w:rFonts w:ascii="Calibri" w:cs="Calibri" w:eastAsia="Calibri" w:hAnsi="Calibri"/>
+                <w:b/>
+                <w:bCs/>
+                <w:color w:val="1F3864"/>
+                <w:sz w:val="24"/>
+                <w:szCs w:val="24"/>
+              </w:rPr>
+              <w:t xml:space="preserve">Abstract</w:t>
+            </w:r>
+          </w:p>
+          <w:p>
+            <w:pPr>
+              <w:spacing w:after="0" w:before="0" w:line="300"/>
+            </w:pPr>
+            <w:r>
+              <w:rPr>
+                <w:rFonts w:ascii="Calibri" w:cs="Calibri" w:eastAsia="Calibri" w:hAnsi="Calibri"/>
+                <w:color w:val="475569"/>
+                <w:sz w:val="21"/>
+                <w:szCs w:val="21"/>
+              </w:rPr>
+              <w:t xml:space="preserve">Operations guide for the V4.5L local DMG variant. Documents the first-launch sequence, default credentials, ANTHROPIC_API_KEY at build time, file locations, common issues (the LC_ALL=C locale fix, pgdata wipe, port conflicts), backup/restore, and the privacy properties that hold by construction in CLOUD_MODE=false.</w:t>
+            </w:r>
+          </w:p>
+        </w:tc>
+      </w:tr>
+    </w:tbl>
+    <w:p>
+      <w:pPr>
+        <w:spacing w:after="60" w:before="60" w:line="280"/>
+        <w:jc w:val="left"/>
+      </w:pPr>
+      <w:r>
+        <w:rPr>
+          <w:rFonts w:ascii="Calibri" w:cs="Calibri" w:eastAsia="Calibri" w:hAnsi="Calibri"/>
+          <w:b w:val="false"/>
+          <w:bCs w:val="false"/>
+          <w:i w:val="false"/>
+          <w:iCs w:val="false"/>
+          <w:caps w:val="false"/>
+          <w:color w:val="0F172A"/>
+          <w:sz w:val="21"/>
+          <w:szCs w:val="21"/>
+        </w:rPr>
+        <w:t xml:space="preserve"/>
+      </w:r>
+    </w:p>
+    <w:p>
+      <w:pPr>
+        <w:pStyle w:val="Heading1"/>
+        <w:pBdr>
+          <w:bottom w:val="single" w:color="1F3864" w:sz="6" w:space="4"/>
+        </w:pBdr>
+        <w:spacing w:after="160" w:before="360" w:line="320"/>
+      </w:pPr>
+      <w:r>
+        <w:rPr>
+          <w:rFonts w:ascii="Calibri" w:cs="Calibri" w:eastAsia="Calibri" w:hAnsi="Calibri"/>
+          <w:b/>
+          <w:bCs/>
+          <w:color w:val="1F3864"/>
+          <w:sz w:val="28"/>
+          <w:szCs w:val="28"/>
+        </w:rPr>
+        <w:t xml:space="preserve">1.  Installation</w:t>
+      </w:r>
+    </w:p>
+    <w:p>
+      <w:pPr>
+        <w:spacing w:after="40" w:before="40" w:line="280"/>
+        <w:ind w:left="720" w:hanging="360"/>
+      </w:pPr>
+      <w:r>
+        <w:rPr>
+          <w:rFonts w:ascii="Calibri" w:cs="Calibri" w:eastAsia="Calibri" w:hAnsi="Calibri"/>
+          <w:color w:val="0F172A"/>
+          <w:sz w:val="21"/>
+          <w:szCs w:val="21"/>
+        </w:rPr>
+        <w:t xml:space="preserve">1.   Mount the DMG (Information Physics Demo System-4.5L-local-arm64.dmg or x64).</w:t>
+      </w:r>
+    </w:p>
+    <w:p>
+      <w:pPr>
+        <w:spacing w:after="40" w:before="40" w:line="280"/>
+        <w:ind w:left="720" w:hanging="360"/>
+      </w:pPr>
+      <w:r>
+        <w:rPr>
+          <w:rFonts w:ascii="Calibri" w:cs="Calibri" w:eastAsia="Calibri" w:hAnsi="Calibri"/>
+          <w:color w:val="0F172A"/>
+          <w:sz w:val="21"/>
+          <w:szCs w:val="21"/>
+        </w:rPr>
+        <w:t xml:space="preserve">2.   Drag the .app to /Applications.</w:t>
+      </w:r>
+    </w:p>
+    <w:p>
+      <w:pPr>
+        <w:spacing w:after="40" w:before="40" w:line="280"/>
+        <w:ind w:left="720" w:hanging="360"/>
+      </w:pPr>
+      <w:r>
+        <w:rPr>
+          <w:rFonts w:ascii="Calibri" w:cs="Calibri" w:eastAsia="Calibri" w:hAnsi="Calibri"/>
+          <w:color w:val="0F172A"/>
+          <w:sz w:val="21"/>
+          <w:szCs w:val="21"/>
+        </w:rPr>
+        <w:t xml:space="preserve">3.   First launch: right-click → Open (Gatekeeper warns on the unsigned build).</w:t>
+      </w:r>
+    </w:p>
+    <w:p>
+      <w:pPr>
+        <w:spacing w:after="40" w:before="40" w:line="280"/>
+        <w:ind w:left="720" w:hanging="360"/>
+      </w:pPr>
+      <w:r>
+        <w:rPr>
+          <w:rFonts w:ascii="Calibri" w:cs="Calibri" w:eastAsia="Calibri" w:hAnsi="Calibri"/>
+          <w:color w:val="0F172A"/>
+          <w:sz w:val="21"/>
+          <w:szCs w:val="21"/>
+        </w:rPr>
+        <w:t xml:space="preserve">4.   Wait for the splash screen to clear — first launch runs migrations 000–031, which takes 5–15 seconds.</w:t>
+      </w:r>
+    </w:p>
+    <w:p>
+      <w:pPr>
+        <w:pStyle w:val="Heading1"/>
+        <w:pBdr>
+          <w:bottom w:val="single" w:color="1F3864" w:sz="6" w:space="4"/>
+        </w:pBdr>
+        <w:spacing w:after="160" w:before="360" w:line="320"/>
+      </w:pPr>
+      <w:r>
+        <w:rPr>
+          <w:rFonts w:ascii="Calibri" w:cs="Calibri" w:eastAsia="Calibri" w:hAnsi="Calibri"/>
+          <w:b/>
+          <w:bCs/>
+          <w:color w:val="1F3864"/>
+          <w:sz w:val="28"/>
+          <w:szCs w:val="28"/>
+        </w:rPr>
+        <w:t xml:space="preserve">2.  First-Launch Sequence</w:t>
+      </w:r>
+    </w:p>
+    <w:tbl>
+      <w:tblPr>
+        <w:tblW w:type="dxa" w:w="9600"/>
+        <w:tblBorders>
+          <w:top w:val="single" w:color="auto" w:sz="4"/>
+          <w:left w:val="single" w:color="auto" w:sz="4"/>
+          <w:bottom w:val="single" w:color="auto" w:sz="4"/>
+          <w:right w:val="single" w:color="auto" w:sz="4"/>
+          <w:insideH w:val="single" w:color="auto" w:sz="4"/>
+          <w:insideV w:val="single" w:color="auto" w:sz="4"/>
+        </w:tblBorders>
+      </w:tblPr>
+      <w:tblGrid>
+        <w:gridCol w:w="9600"/>
+      </w:tblGrid>
+      <w:tr>
+        <w:tc>
+          <w:tcPr>
+            <w:tcW w:type="dxa" w:w="9600"/>
+            <w:tcBorders>
+              <w:top w:val="single" w:color="CBD5E1" w:sz="4"/>
+              <w:left w:val="single" w:color="CBD5E1" w:sz="4"/>
+              <w:bottom w:val="single" w:color="CBD5E1" w:sz="4"/>
+              <w:right w:val="single" w:color="CBD5E1" w:sz="4"/>
+            </w:tcBorders>
+            <w:shd w:fill="F1F5F9" w:val="clear"/>
+            <w:tcMar>
+              <w:top w:type="dxa" w:w="100"/>
+              <w:left w:type="dxa" w:w="200"/>
+              <w:bottom w:type="dxa" w:w="100"/>
+              <w:right w:type="dxa" w:w="200"/>
+            </w:tcMar>
+          </w:tcPr>
+          <w:p>
+            <w:pPr>
+              <w:shd w:fill="F1F5F9" w:val="clear"/>
+              <w:spacing w:after="0" w:before="0" w:line="240"/>
+            </w:pPr>
+            <w:r>
+              <w:rPr>
+                <w:rFonts w:ascii="Consolas" w:cs="Consolas" w:eastAsia="Consolas" w:hAnsi="Consolas"/>
+                <w:color w:val="0F172A"/>
+                <w:sz w:val="18"/>
+                <w:szCs w:val="18"/>
+              </w:rPr>
+              <w:t xml:space="preserve">1. Electron host starts main.js</w:t>
+            </w:r>
+          </w:p>
+          <w:p>
+            <w:pPr>
+              <w:shd w:fill="F1F5F9" w:val="clear"/>
+              <w:spacing w:after="0" w:before="0" w:line="240"/>
+            </w:pPr>
+            <w:r>
+              <w:rPr>
+                <w:rFonts w:ascii="Consolas" w:cs="Consolas" w:eastAsia="Consolas" w:hAnsi="Consolas"/>
+                <w:color w:val="0F172A"/>
+                <w:sz w:val="18"/>
+                <w:szCs w:val="18"/>
+              </w:rPr>
+              <w:t xml:space="preserve">2. CLOUD_MODE=false → spawn embedded PostgreSQL on 127.0.0.1:5433</w:t>
+            </w:r>
+          </w:p>
+          <w:p>
+            <w:pPr>
+              <w:shd w:fill="F1F5F9" w:val="clear"/>
+              <w:spacing w:after="0" w:before="0" w:line="240"/>
+            </w:pPr>
+            <w:r>
+              <w:rPr>
+                <w:rFonts w:ascii="Consolas" w:cs="Consolas" w:eastAsia="Consolas" w:hAnsi="Consolas"/>
+                <w:color w:val="0F172A"/>
+                <w:sz w:val="18"/>
+                <w:szCs w:val="18"/>
+              </w:rPr>
+              <w:t xml:space="preserve">3. Run migrations 000–031 in order</w:t>
+            </w:r>
+          </w:p>
+          <w:p>
+            <w:pPr>
+              <w:shd w:fill="F1F5F9" w:val="clear"/>
+              <w:spacing w:after="0" w:before="0" w:line="240"/>
+            </w:pPr>
+            <w:r>
+              <w:rPr>
+                <w:rFonts w:ascii="Consolas" w:cs="Consolas" w:eastAsia="Consolas" w:hAnsi="Consolas"/>
+                <w:color w:val="0F172A"/>
+                <w:sz w:val="18"/>
+                <w:szCs w:val="18"/>
+              </w:rPr>
+              <w:t xml:space="preserve">4. Spawn embedded FastAPI on 127.0.0.1:9080</w:t>
+            </w:r>
+          </w:p>
+          <w:p>
+            <w:pPr>
+              <w:shd w:fill="F1F5F9" w:val="clear"/>
+              <w:spacing w:after="0" w:before="0" w:line="240"/>
+            </w:pPr>
+            <w:r>
+              <w:rPr>
+                <w:rFonts w:ascii="Consolas" w:cs="Consolas" w:eastAsia="Consolas" w:hAnsi="Consolas"/>
+                <w:color w:val="0F172A"/>
+                <w:sz w:val="18"/>
+                <w:szCs w:val="18"/>
+              </w:rPr>
+              <w:t xml:space="preserve">5. Spawn bundled Next.js standalone on 127.0.0.1:3100</w:t>
+            </w:r>
+          </w:p>
+          <w:p>
+            <w:pPr>
+              <w:shd w:fill="F1F5F9" w:val="clear"/>
+              <w:spacing w:after="0" w:before="0" w:line="240"/>
+            </w:pPr>
+            <w:r>
+              <w:rPr>
+                <w:rFonts w:ascii="Consolas" w:cs="Consolas" w:eastAsia="Consolas" w:hAnsi="Consolas"/>
+                <w:color w:val="0F172A"/>
+                <w:sz w:val="18"/>
+                <w:szCs w:val="18"/>
+              </w:rPr>
+              <w:t xml:space="preserve">6. Renderer loads http://localhost:3100</w:t>
+            </w:r>
+          </w:p>
+          <w:p>
+            <w:pPr>
+              <w:shd w:fill="F1F5F9" w:val="clear"/>
+              <w:spacing w:after="0" w:before="0" w:line="240"/>
+            </w:pPr>
+            <w:r>
+              <w:rPr>
+                <w:rFonts w:ascii="Consolas" w:cs="Consolas" w:eastAsia="Consolas" w:hAnsi="Consolas"/>
+                <w:color w:val="0F172A"/>
+                <w:sz w:val="18"/>
+                <w:szCs w:val="18"/>
+              </w:rPr>
+              <w:t xml:space="preserve">7. Default Admin user: admin / admin (change on first login)</w:t>
+            </w:r>
+          </w:p>
+        </w:tc>
+      </w:tr>
+    </w:tbl>
+    <w:p>
+      <w:pPr>
+        <w:pStyle w:val="Heading1"/>
+        <w:pBdr>
+          <w:bottom w:val="single" w:color="1F3864" w:sz="6" w:space="4"/>
+        </w:pBdr>
+        <w:spacing w:after="160" w:before="360" w:line="320"/>
+      </w:pPr>
+      <w:r>
+        <w:rPr>
+          <w:rFonts w:ascii="Calibri" w:cs="Calibri" w:eastAsia="Calibri" w:hAnsi="Calibri"/>
+          <w:b/>
+          <w:bCs/>
+          <w:color w:val="1F3864"/>
+          <w:sz w:val="28"/>
+          <w:szCs w:val="28"/>
+        </w:rPr>
+        <w:t xml:space="preserve">3.  File Locations</w:t>
+      </w:r>
+    </w:p>
+    <w:tbl>
+      <w:tblPr>
+        <w:tblW w:type="dxa" w:w="9600"/>
+        <w:tblBorders>
+          <w:top w:val="single" w:color="auto" w:sz="4"/>
+          <w:left w:val="single" w:color="auto" w:sz="4"/>
+          <w:bottom w:val="single" w:color="auto" w:sz="4"/>
+          <w:right w:val="single" w:color="auto" w:sz="4"/>
+          <w:insideH w:val="single" w:color="auto" w:sz="4"/>
+          <w:insideV w:val="single" w:color="auto" w:sz="4"/>
+        </w:tblBorders>
+      </w:tblPr>
+      <w:tblGrid>
+        <w:gridCol w:w="4400"/>
+        <w:gridCol w:w="5200"/>
+      </w:tblGrid>
+      <w:tr>
+        <w:trPr>
+          <w:tblHeader/>
+        </w:trPr>
+        <w:tc>
+          <w:tcPr>
+            <w:tcW w:type="dxa" w:w="4400"/>
+            <w:tcBorders>
+              <w:top w:val="single" w:color="CBD5E1" w:sz="4"/>
+              <w:left w:val="single" w:color="CBD5E1" w:sz="4"/>
+              <w:bottom w:val="single" w:color="CBD5E1" w:sz="4"/>
+              <w:right w:val="single" w:color="CBD5E1" w:sz="4"/>
+            </w:tcBorders>
+            <w:shd w:fill="0F3460" w:val="clear"/>
+            <w:tcMar>
+              <w:top w:type="dxa" w:w="80"/>
+              <w:left w:type="dxa" w:w="120"/>
+              <w:bottom w:type="dxa" w:w="80"/>
+              <w:right w:type="dxa" w:w="120"/>
+            </w:tcMar>
+          </w:tcPr>
+          <w:p>
+            <w:pPr>
+              <w:spacing w:after="0" w:before="0" w:line="260"/>
+            </w:pPr>
+            <w:r>
+              <w:rPr>
+                <w:rFonts w:ascii="Calibri" w:cs="Calibri" w:eastAsia="Calibri" w:hAnsi="Calibri"/>
+                <w:b/>
+                <w:bCs/>
+                <w:color w:val="FFFFFF"/>
+                <w:sz w:val="19"/>
+                <w:szCs w:val="19"/>
+              </w:rPr>
+              <w:t xml:space="preserve">Path</w:t>
+            </w:r>
+          </w:p>
+        </w:tc>
+        <w:tc>
+          <w:tcPr>
+            <w:tcW w:type="dxa" w:w="5200"/>
+            <w:tcBorders>
+              <w:top w:val="single" w:color="CBD5E1" w:sz="4"/>
+              <w:left w:val="single" w:color="CBD5E1" w:sz="4"/>
+              <w:bottom w:val="single" w:color="CBD5E1" w:sz="4"/>
+              <w:right w:val="single" w:color="CBD5E1" w:sz="4"/>
+            </w:tcBorders>
+            <w:shd w:fill="0F3460" w:val="clear"/>
+            <w:tcMar>
+              <w:top w:type="dxa" w:w="80"/>
+              <w:left w:type="dxa" w:w="120"/>
+              <w:bottom w:type="dxa" w:w="80"/>
+              <w:right w:type="dxa" w:w="120"/>
+            </w:tcMar>
+          </w:tcPr>
+          <w:p>
+            <w:pPr>
+              <w:spacing w:after="0" w:before="0" w:line="260"/>
+            </w:pPr>
+            <w:r>
+              <w:rPr>
+                <w:rFonts w:ascii="Calibri" w:cs="Calibri" w:eastAsia="Calibri" w:hAnsi="Calibri"/>
+                <w:b/>
+                <w:bCs/>
+                <w:color w:val="FFFFFF"/>
+                <w:sz w:val="19"/>
+                <w:szCs w:val="19"/>
+              </w:rPr>
+              <w:t xml:space="preserve">Purpose</w:t>
+            </w:r>
+          </w:p>
+        </w:tc>
+      </w:tr>
+      <w:tr>
+        <w:tc>
+          <w:tcPr>
+            <w:tcW w:type="dxa" w:w="4400"/>
+            <w:tcBorders>
+              <w:top w:val="single" w:color="CBD5E1" w:sz="4"/>
+              <w:left w:val="single" w:color="CBD5E1" w:sz="4"/>
+              <w:bottom w:val="single" w:color="CBD5E1" w:sz="4"/>
+              <w:right w:val="single" w:color="CBD5E1" w:sz="4"/>
+            </w:tcBorders>
+            <w:tcMar>
+              <w:top w:type="dxa" w:w="80"/>
+              <w:left w:type="dxa" w:w="120"/>
+              <w:bottom w:type="dxa" w:w="80"/>
+              <w:right w:type="dxa" w:w="120"/>
+            </w:tcMar>
+          </w:tcPr>
+          <w:p>
+            <w:pPr>
+              <w:spacing w:after="0" w:before="0" w:line="260"/>
+            </w:pPr>
+            <w:r>
+              <w:rPr>
+                <w:rFonts w:ascii="Calibri" w:cs="Calibri" w:eastAsia="Calibri" w:hAnsi="Calibri"/>
+                <w:b w:val="false"/>
+                <w:bCs w:val="false"/>
+                <w:color w:val="0F172A"/>
+                <w:sz w:val="19"/>
+                <w:szCs w:val="19"/>
+              </w:rPr>
+              <w:t xml:space="preserve">~/Library/Application Support/information-physics-demo-system/pgdata/</w:t>
+            </w:r>
+          </w:p>
+        </w:tc>
+        <w:tc>
+          <w:tcPr>
+            <w:tcW w:type="dxa" w:w="5200"/>
+            <w:tcBorders>
+              <w:top w:val="single" w:color="CBD5E1" w:sz="4"/>
+              <w:left w:val="single" w:color="CBD5E1" w:sz="4"/>
+              <w:bottom w:val="single" w:color="CBD5E1" w:sz="4"/>
+              <w:right w:val="single" w:color="CBD5E1" w:sz="4"/>
+            </w:tcBorders>
+            <w:tcMar>
+              <w:top w:type="dxa" w:w="80"/>
+              <w:left w:type="dxa" w:w="120"/>
+              <w:bottom w:type="dxa" w:w="80"/>
+              <w:right w:type="dxa" w:w="120"/>
+            </w:tcMar>
+          </w:tcPr>
+          <w:p>
+            <w:pPr>
+              <w:spacing w:after="0" w:before="0" w:line="260"/>
+            </w:pPr>
+            <w:r>
+              <w:rPr>
+                <w:rFonts w:ascii="Calibri" w:cs="Calibri" w:eastAsia="Calibri" w:hAnsi="Calibri"/>
+                <w:b w:val="false"/>
+                <w:bCs w:val="false"/>
+                <w:color w:val="0F172A"/>
+                <w:sz w:val="19"/>
+                <w:szCs w:val="19"/>
+              </w:rPr>
+              <w:t xml:space="preserve">PostgreSQL data directory (per-user, per-Mac)</w:t>
+            </w:r>
+          </w:p>
+        </w:tc>
+      </w:tr>
+      <w:tr>
+        <w:tc>
+          <w:tcPr>
+            <w:tcW w:type="dxa" w:w="4400"/>
+            <w:tcBorders>
+              <w:top w:val="single" w:color="CBD5E1" w:sz="4"/>
+              <w:left w:val="single" w:color="CBD5E1" w:sz="4"/>
+              <w:bottom w:val="single" w:color="CBD5E1" w:sz="4"/>
+              <w:right w:val="single" w:color="CBD5E1" w:sz="4"/>
+            </w:tcBorders>
+            <w:shd w:fill="F1F5F9" w:val="clear"/>
+            <w:tcMar>
+              <w:top w:type="dxa" w:w="80"/>
+              <w:left w:type="dxa" w:w="120"/>
+              <w:bottom w:type="dxa" w:w="80"/>
+              <w:right w:type="dxa" w:w="120"/>
+            </w:tcMar>
+          </w:tcPr>
+          <w:p>
+            <w:pPr>
+              <w:spacing w:after="0" w:before="0" w:line="260"/>
+            </w:pPr>
+            <w:r>
+              <w:rPr>
+                <w:rFonts w:ascii="Calibri" w:cs="Calibri" w:eastAsia="Calibri" w:hAnsi="Calibri"/>
+                <w:b w:val="false"/>
+                <w:bCs w:val="false"/>
+                <w:color w:val="0F172A"/>
+                <w:sz w:val="19"/>
+                <w:szCs w:val="19"/>
+              </w:rPr>
+              <w:t xml:space="preserve">~/Library/Application Support/information-physics-demo-system/logs/app.log</w:t>
+            </w:r>
+          </w:p>
+        </w:tc>
+        <w:tc>
+          <w:tcPr>
+            <w:tcW w:type="dxa" w:w="5200"/>
+            <w:tcBorders>
+              <w:top w:val="single" w:color="CBD5E1" w:sz="4"/>
+              <w:left w:val="single" w:color="CBD5E1" w:sz="4"/>
+              <w:bottom w:val="single" w:color="CBD5E1" w:sz="4"/>
+              <w:right w:val="single" w:color="CBD5E1" w:sz="4"/>
+            </w:tcBorders>
+            <w:shd w:fill="F1F5F9" w:val="clear"/>
+            <w:tcMar>
+              <w:top w:type="dxa" w:w="80"/>
+              <w:left w:type="dxa" w:w="120"/>
+              <w:bottom w:type="dxa" w:w="80"/>
+              <w:right w:type="dxa" w:w="120"/>
+            </w:tcMar>
+          </w:tcPr>
+          <w:p>
+            <w:pPr>
+              <w:spacing w:after="0" w:before="0" w:line="260"/>
+            </w:pPr>
+            <w:r>
+              <w:rPr>
+                <w:rFonts w:ascii="Calibri" w:cs="Calibri" w:eastAsia="Calibri" w:hAnsi="Calibri"/>
+                <w:b w:val="false"/>
+                <w:bCs w:val="false"/>
+                <w:color w:val="0F172A"/>
+                <w:sz w:val="19"/>
+                <w:szCs w:val="19"/>
+              </w:rPr>
+              <w:t xml:space="preserve">Combined frontend + backend + postgres log stream</w:t>
+            </w:r>
+          </w:p>
+        </w:tc>
+      </w:tr>
+      <w:tr>
+        <w:tc>
+          <w:tcPr>
+            <w:tcW w:type="dxa" w:w="4400"/>
+            <w:tcBorders>
+              <w:top w:val="single" w:color="CBD5E1" w:sz="4"/>
+              <w:left w:val="single" w:color="CBD5E1" w:sz="4"/>
+              <w:bottom w:val="single" w:color="CBD5E1" w:sz="4"/>
+              <w:right w:val="single" w:color="CBD5E1" w:sz="4"/>
+            </w:tcBorders>
+            <w:tcMar>
+              <w:top w:type="dxa" w:w="80"/>
+              <w:left w:type="dxa" w:w="120"/>
+              <w:bottom w:type="dxa" w:w="80"/>
+              <w:right w:type="dxa" w:w="120"/>
+            </w:tcMar>
+          </w:tcPr>
+          <w:p>
+            <w:pPr>
+              <w:spacing w:after="0" w:before="0" w:line="260"/>
+            </w:pPr>
+            <w:r>
+              <w:rPr>
+                <w:rFonts w:ascii="Calibri" w:cs="Calibri" w:eastAsia="Calibri" w:hAnsi="Calibri"/>
+                <w:b w:val="false"/>
+                <w:bCs w:val="false"/>
+                <w:color w:val="0F172A"/>
+                <w:sz w:val="19"/>
+                <w:szCs w:val="19"/>
+              </w:rPr>
+              <w:t xml:space="preserve">~/Library/Application Support/information-physics-demo-system/logs/postgres.log</w:t>
+            </w:r>
+          </w:p>
+        </w:tc>
+        <w:tc>
+          <w:tcPr>
+            <w:tcW w:type="dxa" w:w="5200"/>
+            <w:tcBorders>
+              <w:top w:val="single" w:color="CBD5E1" w:sz="4"/>
+              <w:left w:val="single" w:color="CBD5E1" w:sz="4"/>
+              <w:bottom w:val="single" w:color="CBD5E1" w:sz="4"/>
+              <w:right w:val="single" w:color="CBD5E1" w:sz="4"/>
+            </w:tcBorders>
+            <w:tcMar>
+              <w:top w:type="dxa" w:w="80"/>
+              <w:left w:type="dxa" w:w="120"/>
+              <w:bottom w:type="dxa" w:w="80"/>
+              <w:right w:type="dxa" w:w="120"/>
+            </w:tcMar>
+          </w:tcPr>
+          <w:p>
+            <w:pPr>
+              <w:spacing w:after="0" w:before="0" w:line="260"/>
+            </w:pPr>
+            <w:r>
+              <w:rPr>
+                <w:rFonts w:ascii="Calibri" w:cs="Calibri" w:eastAsia="Calibri" w:hAnsi="Calibri"/>
+                <w:b w:val="false"/>
+                <w:bCs w:val="false"/>
+                <w:color w:val="0F172A"/>
+                <w:sz w:val="19"/>
+                <w:szCs w:val="19"/>
+              </w:rPr>
+              <w:t xml:space="preserve">Postgres-only log</w:t>
+            </w:r>
+          </w:p>
+        </w:tc>
+      </w:tr>
+      <w:tr>
+        <w:tc>
+          <w:tcPr>
+            <w:tcW w:type="dxa" w:w="4400"/>
+            <w:tcBorders>
+              <w:top w:val="single" w:color="CBD5E1" w:sz="4"/>
+              <w:left w:val="single" w:color="CBD5E1" w:sz="4"/>
+              <w:bottom w:val="single" w:color="CBD5E1" w:sz="4"/>
+              <w:right w:val="single" w:color="CBD5E1" w:sz="4"/>
+            </w:tcBorders>
+            <w:shd w:fill="F1F5F9" w:val="clear"/>
+            <w:tcMar>
+              <w:top w:type="dxa" w:w="80"/>
+              <w:left w:type="dxa" w:w="120"/>
+              <w:bottom w:type="dxa" w:w="80"/>
+              <w:right w:type="dxa" w:w="120"/>
+            </w:tcMar>
+          </w:tcPr>
+          <w:p>
+            <w:pPr>
+              <w:spacing w:after="0" w:before="0" w:line="260"/>
+            </w:pPr>
+            <w:r>
+              <w:rPr>
+                <w:rFonts w:ascii="Calibri" w:cs="Calibri" w:eastAsia="Calibri" w:hAnsi="Calibri"/>
+                <w:b w:val="false"/>
+                <w:bCs w:val="false"/>
+                <w:color w:val="0F172A"/>
+                <w:sz w:val="19"/>
+                <w:szCs w:val="19"/>
+              </w:rPr>
+              <w:t xml:space="preserve">/Applications/Information Physics Demo System.app/Contents/Resources/</w:t>
+            </w:r>
+          </w:p>
+        </w:tc>
+        <w:tc>
+          <w:tcPr>
+            <w:tcW w:type="dxa" w:w="5200"/>
+            <w:tcBorders>
+              <w:top w:val="single" w:color="CBD5E1" w:sz="4"/>
+              <w:left w:val="single" w:color="CBD5E1" w:sz="4"/>
+              <w:bottom w:val="single" w:color="CBD5E1" w:sz="4"/>
+              <w:right w:val="single" w:color="CBD5E1" w:sz="4"/>
+            </w:tcBorders>
+            <w:shd w:fill="F1F5F9" w:val="clear"/>
+            <w:tcMar>
+              <w:top w:type="dxa" w:w="80"/>
+              <w:left w:type="dxa" w:w="120"/>
+              <w:bottom w:type="dxa" w:w="80"/>
+              <w:right w:type="dxa" w:w="120"/>
+            </w:tcMar>
+          </w:tcPr>
+          <w:p>
+            <w:pPr>
+              <w:spacing w:after="0" w:before="0" w:line="260"/>
+            </w:pPr>
+            <w:r>
+              <w:rPr>
+                <w:rFonts w:ascii="Calibri" w:cs="Calibri" w:eastAsia="Calibri" w:hAnsi="Calibri"/>
+                <w:b w:val="false"/>
+                <w:bCs w:val="false"/>
+                <w:color w:val="0F172A"/>
+                <w:sz w:val="19"/>
+                <w:szCs w:val="19"/>
+              </w:rPr>
+              <w:t xml:space="preserve">Bundled Python, FastAPI, Next.js standalone, postgres binaries</w:t>
+            </w:r>
+          </w:p>
+        </w:tc>
+      </w:tr>
+    </w:tbl>
+    <w:p>
+      <w:pPr>
+        <w:pStyle w:val="Heading1"/>
+        <w:pBdr>
+          <w:bottom w:val="single" w:color="1F3864" w:sz="6" w:space="4"/>
+        </w:pBdr>
+        <w:spacing w:after="160" w:before="360" w:line="320"/>
+      </w:pPr>
+      <w:r>
+        <w:rPr>
+          <w:rFonts w:ascii="Calibri" w:cs="Calibri" w:eastAsia="Calibri" w:hAnsi="Calibri"/>
+          <w:b/>
+          <w:bCs/>
+          <w:color w:val="1F3864"/>
+          <w:sz w:val="28"/>
+          <w:szCs w:val="28"/>
+        </w:rPr>
+        <w:t xml:space="preserve">4.  ANTHROPIC_API_KEY Handling</w:t>
+      </w:r>
+    </w:p>
+    <w:p>
+      <w:pPr>
+        <w:spacing w:after="60" w:before="60" w:line="280"/>
+        <w:jc w:val="left"/>
+      </w:pPr>
+      <w:r>
+        <w:rPr>
+          <w:rFonts w:ascii="Calibri" w:cs="Calibri" w:eastAsia="Calibri" w:hAnsi="Calibri"/>
+          <w:b w:val="false"/>
+          <w:bCs w:val="false"/>
+          <w:i w:val="false"/>
+          <w:iCs w:val="false"/>
+          <w:caps w:val="false"/>
+          <w:color w:val="0F172A"/>
+          <w:sz w:val="21"/>
+          <w:szCs w:val="21"/>
+        </w:rPr>
+        <w:t xml:space="preserve">If ANTHROPIC_API_KEY is set at DMG build time, build-local-dmg.sh writes a one-shot migration 990_seed_anthropic_api_key.sql that seeds the system_settings table on first launch. The DMG then ships with the key already configured — no operator action needed. If the env var was unset at build time, the operator pastes the key into System Admin → API Key on first launch.</w:t>
+      </w:r>
+    </w:p>
+    <w:p>
+      <w:pPr>
+        <w:pStyle w:val="Heading1"/>
+        <w:pBdr>
+          <w:bottom w:val="single" w:color="1F3864" w:sz="6" w:space="4"/>
+        </w:pBdr>
+        <w:spacing w:after="160" w:before="360" w:line="320"/>
+      </w:pPr>
+      <w:r>
+        <w:rPr>
+          <w:rFonts w:ascii="Calibri" w:cs="Calibri" w:eastAsia="Calibri" w:hAnsi="Calibri"/>
+          <w:b/>
+          <w:bCs/>
+          <w:color w:val="1F3864"/>
+          <w:sz w:val="28"/>
+          <w:szCs w:val="28"/>
+        </w:rPr>
+        <w:t xml:space="preserve">5.  Common Issues</w:t>
+      </w:r>
+    </w:p>
+    <w:tbl>
+      <w:tblPr>
+        <w:tblW w:type="dxa" w:w="9600"/>
+        <w:tblBorders>
+          <w:top w:val="single" w:color="auto" w:sz="4"/>
+          <w:left w:val="single" w:color="auto" w:sz="4"/>
+          <w:bottom w:val="single" w:color="auto" w:sz="4"/>
+          <w:right w:val="single" w:color="auto" w:sz="4"/>
+          <w:insideH w:val="single" w:color="auto" w:sz="4"/>
+          <w:insideV w:val="single" w:color="auto" w:sz="4"/>
+        </w:tblBorders>
+      </w:tblPr>
+      <w:tblGrid>
+        <w:gridCol w:w="9600"/>
+      </w:tblGrid>
+      <w:tr>
+        <w:tc>
+          <w:tcPr>
+            <w:tcW w:type="dxa" w:w="9600"/>
+            <w:tcBorders>
+              <w:top w:val="nil" w:color="FFFFFF" w:sz="1"/>
+              <w:left w:val="single" w:color="FB7185" w:sz="18"/>
+              <w:bottom w:val="nil" w:color="FFFFFF" w:sz="1"/>
+              <w:right w:val="nil" w:color="FFFFFF" w:sz="1"/>
+            </w:tcBorders>
+            <w:tcMar>
+              <w:top w:type="dxa" w:w="80"/>
+              <w:left w:type="dxa" w:w="240"/>
+              <w:bottom w:type="dxa" w:w="120"/>
+              <w:right w:type="dxa" w:w="100"/>
+            </w:tcMar>
+          </w:tcPr>
+          <w:p>
+            <w:pPr>
+              <w:spacing w:after="80" w:before="0" w:line="280"/>
+            </w:pPr>
+            <w:r>
+              <w:rPr>
+                <w:rFonts w:ascii="Calibri" w:cs="Calibri" w:eastAsia="Calibri" w:hAnsi="Calibri"/>
+                <w:b/>
+                <w:bCs/>
+                <w:color w:val="0F172A"/>
+                <w:sz w:val="22"/>
+                <w:szCs w:val="22"/>
+              </w:rPr>
+              <w:t xml:space="preserve">5.1  Postgres won't start: "could not access the locale"</w:t>
+            </w:r>
+          </w:p>
+          <w:p>
+            <w:pPr>
+              <w:spacing w:after="60" w:before="60" w:line="280"/>
+              <w:jc w:val="left"/>
+            </w:pPr>
+            <w:r>
+              <w:rPr>
+                <w:rFonts w:ascii="Calibri" w:cs="Calibri" w:eastAsia="Calibri" w:hAnsi="Calibri"/>
+                <w:b w:val="false"/>
+                <w:bCs w:val="false"/>
+                <w:i w:val="false"/>
+                <w:iCs w:val="false"/>
+                <w:caps w:val="false"/>
+                <w:color w:val="0F172A"/>
+                <w:sz w:val="21"/>
+                <w:szCs w:val="21"/>
+              </w:rPr>
+              <w:t xml:space="preserve">Apple Silicon Macs hit a libpq locale mismatch on first migration. Fix is in main.js: pgExecEnv now sets LC_ALL=C and PGCLIENTENCODING=UTF8 explicitly. If you see this on a custom build, verify your main.js has the V4.5 fix.</w:t>
+            </w:r>
+          </w:p>
+        </w:tc>
+      </w:tr>
+    </w:tbl>
+    <w:tbl>
+      <w:tblPr>
+        <w:tblW w:type="dxa" w:w="9600"/>
+        <w:tblBorders>
+          <w:top w:val="single" w:color="auto" w:sz="4"/>
+          <w:left w:val="single" w:color="auto" w:sz="4"/>
+          <w:bottom w:val="single" w:color="auto" w:sz="4"/>
+          <w:right w:val="single" w:color="auto" w:sz="4"/>
+          <w:insideH w:val="single" w:color="auto" w:sz="4"/>
+          <w:insideV w:val="single" w:color="auto" w:sz="4"/>
+        </w:tblBorders>
+      </w:tblPr>
+      <w:tblGrid>
+        <w:gridCol w:w="9600"/>
+      </w:tblGrid>
+      <w:tr>
+        <w:tc>
+          <w:tcPr>
+            <w:tcW w:type="dxa" w:w="9600"/>
+            <w:tcBorders>
+              <w:top w:val="nil" w:color="FFFFFF" w:sz="1"/>
+              <w:left w:val="single" w:color="FB7185" w:sz="18"/>
+              <w:bottom w:val="nil" w:color="FFFFFF" w:sz="1"/>
+              <w:right w:val="nil" w:color="FFFFFF" w:sz="1"/>
+            </w:tcBorders>
+            <w:tcMar>
+              <w:top w:type="dxa" w:w="80"/>
+              <w:left w:type="dxa" w:w="240"/>
+              <w:bottom w:type="dxa" w:w="120"/>
+              <w:right w:type="dxa" w:w="100"/>
+            </w:tcMar>
+          </w:tcPr>
+          <w:p>
+            <w:pPr>
+              <w:spacing w:after="80" w:before="0" w:line="280"/>
+            </w:pPr>
+            <w:r>
+              <w:rPr>
+                <w:rFonts w:ascii="Calibri" w:cs="Calibri" w:eastAsia="Calibri" w:hAnsi="Calibri"/>
+                <w:b/>
+                <w:bCs/>
+                <w:color w:val="0F172A"/>
+                <w:sz w:val="22"/>
+                <w:szCs w:val="22"/>
+              </w:rPr>
+              <w:t xml:space="preserve">5.2  pgdata wipe</w:t>
+            </w:r>
+          </w:p>
+          <w:p>
+            <w:pPr>
+              <w:spacing w:after="60" w:before="60" w:line="280"/>
+              <w:jc w:val="left"/>
+            </w:pPr>
+            <w:r>
+              <w:rPr>
+                <w:rFonts w:ascii="Calibri" w:cs="Calibri" w:eastAsia="Calibri" w:hAnsi="Calibri"/>
+                <w:b w:val="false"/>
+                <w:bCs w:val="false"/>
+                <w:i w:val="false"/>
+                <w:iCs w:val="false"/>
+                <w:caps w:val="false"/>
+                <w:color w:val="0F172A"/>
+                <w:sz w:val="21"/>
+                <w:szCs w:val="21"/>
+              </w:rPr>
+              <w:t xml:space="preserve">To reset every demo back to factory state: quit the app, then rm -rf "~/Library/Application Support/information-physics-demo-system/pgdata". Next launch reseeds from migrations + seeds.</w:t>
+            </w:r>
+          </w:p>
+        </w:tc>
+      </w:tr>
+    </w:tbl>
+    <w:tbl>
+      <w:tblPr>
+        <w:tblW w:type="dxa" w:w="9600"/>
+        <w:tblBorders>
+          <w:top w:val="single" w:color="auto" w:sz="4"/>
+          <w:left w:val="single" w:color="auto" w:sz="4"/>
+          <w:bottom w:val="single" w:color="auto" w:sz="4"/>
+          <w:right w:val="single" w:color="auto" w:sz="4"/>
+          <w:insideH w:val="single" w:color="auto" w:sz="4"/>
+          <w:insideV w:val="single" w:color="auto" w:sz="4"/>
+        </w:tblBorders>
+      </w:tblPr>
+      <w:tblGrid>
+        <w:gridCol w:w="9600"/>
+      </w:tblGrid>
+      <w:tr>
+        <w:tc>
+          <w:tcPr>
+            <w:tcW w:type="dxa" w:w="9600"/>
+            <w:tcBorders>
+              <w:top w:val="nil" w:color="FFFFFF" w:sz="1"/>
+              <w:left w:val="single" w:color="FB7185" w:sz="18"/>
+              <w:bottom w:val="nil" w:color="FFFFFF" w:sz="1"/>
+              <w:right w:val="nil" w:color="FFFFFF" w:sz="1"/>
+            </w:tcBorders>
+            <w:tcMar>
+              <w:top w:type="dxa" w:w="80"/>
+              <w:left w:type="dxa" w:w="240"/>
+              <w:bottom w:type="dxa" w:w="120"/>
+              <w:right w:type="dxa" w:w="100"/>
+            </w:tcMar>
+          </w:tcPr>
+          <w:p>
+            <w:pPr>
+              <w:spacing w:after="80" w:before="0" w:line="280"/>
+            </w:pPr>
+            <w:r>
+              <w:rPr>
+                <w:rFonts w:ascii="Calibri" w:cs="Calibri" w:eastAsia="Calibri" w:hAnsi="Calibri"/>
+                <w:b/>
+                <w:bCs/>
+                <w:color w:val="0F172A"/>
+                <w:sz w:val="22"/>
+                <w:szCs w:val="22"/>
+              </w:rPr>
+              <w:t xml:space="preserve">5.3  Port conflicts</w:t>
+            </w:r>
+          </w:p>
+          <w:p>
+            <w:pPr>
+              <w:spacing w:after="60" w:before="60" w:line="280"/>
+              <w:jc w:val="left"/>
+            </w:pPr>
+            <w:r>
+              <w:rPr>
+                <w:rFonts w:ascii="Calibri" w:cs="Calibri" w:eastAsia="Calibri" w:hAnsi="Calibri"/>
+                <w:b w:val="false"/>
+                <w:bCs w:val="false"/>
+                <w:i w:val="false"/>
+                <w:iCs w:val="false"/>
+                <w:caps w:val="false"/>
+                <w:color w:val="0F172A"/>
+                <w:sz w:val="21"/>
+                <w:szCs w:val="21"/>
+              </w:rPr>
+              <w:t xml:space="preserve">Defaults: PG=5433, Backend=9080, Frontend=3100. main.js attempts to find a free port near the default if 5433 / 9080 / 3100 are taken. Look for the actual ports in app.log on the line "Ports: PG=… Backend=… Frontend=…".</w:t>
+            </w:r>
+          </w:p>
+        </w:tc>
+      </w:tr>
+    </w:tbl>
+    <w:tbl>
+      <w:tblPr>
+        <w:tblW w:type="dxa" w:w="9600"/>
+        <w:tblBorders>
+          <w:top w:val="single" w:color="auto" w:sz="4"/>
+          <w:left w:val="single" w:color="auto" w:sz="4"/>
+          <w:bottom w:val="single" w:color="auto" w:sz="4"/>
+          <w:right w:val="single" w:color="auto" w:sz="4"/>
+          <w:insideH w:val="single" w:color="auto" w:sz="4"/>
+          <w:insideV w:val="single" w:color="auto" w:sz="4"/>
+        </w:tblBorders>
+      </w:tblPr>
+      <w:tblGrid>
+        <w:gridCol w:w="9600"/>
+      </w:tblGrid>
+      <w:tr>
+        <w:tc>
+          <w:tcPr>
+            <w:tcW w:type="dxa" w:w="9600"/>
+            <w:tcBorders>
+              <w:top w:val="nil" w:color="FFFFFF" w:sz="1"/>
+              <w:left w:val="single" w:color="FB7185" w:sz="18"/>
+              <w:bottom w:val="nil" w:color="FFFFFF" w:sz="1"/>
+              <w:right w:val="nil" w:color="FFFFFF" w:sz="1"/>
+            </w:tcBorders>
+            <w:tcMar>
+              <w:top w:type="dxa" w:w="80"/>
+              <w:left w:type="dxa" w:w="240"/>
+              <w:bottom w:type="dxa" w:w="120"/>
+              <w:right w:type="dxa" w:w="100"/>
+            </w:tcMar>
+          </w:tcPr>
+          <w:p>
+            <w:pPr>
+              <w:spacing w:after="80" w:before="0" w:line="280"/>
+            </w:pPr>
+            <w:r>
+              <w:rPr>
+                <w:rFonts w:ascii="Calibri" w:cs="Calibri" w:eastAsia="Calibri" w:hAnsi="Calibri"/>
+                <w:b/>
+                <w:bCs/>
+                <w:color w:val="0F172A"/>
+                <w:sz w:val="22"/>
+                <w:szCs w:val="22"/>
+              </w:rPr>
+              <w:t xml:space="preserve">5.4  PDF import hangs</w:t>
+            </w:r>
+          </w:p>
+          <w:p>
+            <w:pPr>
+              <w:spacing w:after="60" w:before="60" w:line="280"/>
+              <w:jc w:val="left"/>
+            </w:pPr>
+            <w:r>
+              <w:rPr>
+                <w:rFonts w:ascii="Calibri" w:cs="Calibri" w:eastAsia="Calibri" w:hAnsi="Calibri"/>
+                <w:b w:val="false"/>
+                <w:bCs w:val="false"/>
+                <w:i w:val="false"/>
+                <w:iCs w:val="false"/>
+                <w:caps w:val="false"/>
+                <w:color w:val="0F172A"/>
+                <w:sz w:val="21"/>
+                <w:szCs w:val="21"/>
+              </w:rPr>
+              <w:t xml:space="preserve">Multi-hundred-page PDFs are split into 100-page chunks. Each chunk takes 30–60s on Claude. The UI shows an elapsed timer + chunk count + "request is still alive" copy. Backend log writes one line per chunk start/end.</w:t>
+            </w:r>
+          </w:p>
+        </w:tc>
+      </w:tr>
+    </w:tbl>
+    <w:p>
+      <w:pPr>
+        <w:pStyle w:val="Heading1"/>
+        <w:pBdr>
+          <w:bottom w:val="single" w:color="1F3864" w:sz="6" w:space="4"/>
+        </w:pBdr>
+        <w:spacing w:after="160" w:before="360" w:line="320"/>
+      </w:pPr>
+      <w:r>
+        <w:rPr>
+          <w:rFonts w:ascii="Calibri" w:cs="Calibri" w:eastAsia="Calibri" w:hAnsi="Calibri"/>
+          <w:b/>
+          <w:bCs/>
+          <w:color w:val="1F3864"/>
+          <w:sz w:val="28"/>
+          <w:szCs w:val="28"/>
+        </w:rPr>
+        <w:t xml:space="preserve">6.  Backup / Restore</w:t>
+      </w:r>
+    </w:p>
+    <w:p>
+      <w:pPr>
+        <w:spacing w:after="60" w:before="60" w:line="280"/>
+        <w:jc w:val="left"/>
+      </w:pPr>
+      <w:r>
+        <w:rPr>
+          <w:rFonts w:ascii="Calibri" w:cs="Calibri" w:eastAsia="Calibri" w:hAnsi="Calibri"/>
+          <w:b w:val="false"/>
+          <w:bCs w:val="false"/>
+          <w:i w:val="false"/>
+          <w:iCs w:val="false"/>
+          <w:caps w:val="false"/>
+          <w:color w:val="0F172A"/>
+          <w:sz w:val="21"/>
+          <w:szCs w:val="21"/>
+        </w:rPr>
+        <w:t xml:space="preserve">System Admin → Demo Reset → "Save Demo as Backup" produces a tagged snapshot row in demo_backups. "Restore from Backup" rolls back. Snapshots are full-corpus dumps including AIO/HSL/MRO/users.</w:t>
+      </w:r>
+    </w:p>
+    <w:p>
+      <w:pPr>
+        <w:pStyle w:val="Heading1"/>
+        <w:pBdr>
+          <w:bottom w:val="single" w:color="1F3864" w:sz="6" w:space="4"/>
+        </w:pBdr>
+        <w:spacing w:after="160" w:before="360" w:line="320"/>
+      </w:pPr>
+      <w:r>
+        <w:rPr>
+          <w:rFonts w:ascii="Calibri" w:cs="Calibri" w:eastAsia="Calibri" w:hAnsi="Calibri"/>
+          <w:b/>
+          <w:bCs/>
+          <w:color w:val="1F3864"/>
+          <w:sz w:val="28"/>
+          <w:szCs w:val="28"/>
+        </w:rPr>
+        <w:t xml:space="preserve">7.  Privacy Properties</w:t>
+      </w:r>
+    </w:p>
+    <w:p>
+      <w:pPr>
+        <w:spacing w:after="40" w:before="40" w:line="280"/>
+        <w:ind w:left="720" w:hanging="360"/>
+      </w:pPr>
+      <w:r>
+        <w:rPr>
+          <w:rFonts w:ascii="Calibri" w:cs="Calibri" w:eastAsia="Calibri" w:hAnsi="Calibri"/>
+          <w:color w:val="0F172A"/>
+          <w:sz w:val="21"/>
+          <w:szCs w:val="21"/>
+        </w:rPr>
+        <w:t xml:space="preserve">•   In CLOUD_MODE=false, the only outbound network call is to the Anthropic API for LLM synthesis.</w:t>
+      </w:r>
+    </w:p>
+    <w:p>
+      <w:pPr>
+        <w:spacing w:after="40" w:before="40" w:line="280"/>
+        <w:ind w:left="720" w:hanging="360"/>
+      </w:pPr>
+      <w:r>
+        <w:rPr>
+          <w:rFonts w:ascii="Calibri" w:cs="Calibri" w:eastAsia="Calibri" w:hAnsi="Calibri"/>
+          <w:color w:val="0F172A"/>
+          <w:sz w:val="21"/>
+          <w:szCs w:val="21"/>
+        </w:rPr>
+        <w:t xml:space="preserve">•   Every retrieval decision happens on the local Mac — no telemetry, no analytics, no remote data store.</w:t>
+      </w:r>
+    </w:p>
+    <w:p>
+      <w:pPr>
+        <w:spacing w:after="40" w:before="40" w:line="280"/>
+        <w:ind w:left="720" w:hanging="360"/>
+      </w:pPr>
+      <w:r>
+        <w:rPr>
+          <w:rFonts w:ascii="Calibri" w:cs="Calibri" w:eastAsia="Calibri" w:hAnsi="Calibri"/>
+          <w:color w:val="0F172A"/>
+          <w:sz w:val="21"/>
+          <w:szCs w:val="21"/>
+        </w:rPr>
+        <w:t xml:space="preserve">•   Customers with data-residency or air-gap constraints can use the system without exposing the underlying corpus to a cloud service.</w:t>
+      </w:r>
+    </w:p>
+    <w:p>
+      <w:pPr>
+        <w:pBdr>
+          <w:top w:val="single" w:color="CBD5E1" w:sz="6" w:space="4"/>
+        </w:pBdr>
+        <w:spacing w:after="80" w:before="320"/>
+      </w:pPr>
+      <w:r>
+        <w:t xml:space="preserve"/>
+      </w:r>
+    </w:p>
+    <w:p>
+      <w:pPr>
+        <w:spacing w:after="40" w:before="60" w:line="280"/>
+        <w:jc w:val="center"/>
+      </w:pPr>
+      <w:r>
+        <w:rPr>
+          <w:rFonts w:ascii="Calibri" w:cs="Calibri" w:eastAsia="Calibri" w:hAnsi="Calibri"/>
+          <w:b w:val="false"/>
+          <w:bCs w:val="false"/>
+          <w:i/>
+          <w:iCs/>
+          <w:caps w:val="false"/>
+          <w:color w:val="94A3B8"/>
+          <w:sz w:val="16"/>
+          <w:szCs w:val="16"/>
+        </w:rPr>
+        <w:t xml:space="preserve">Prepared by InformationPhysics.ai, LLC.  Confidential — subject to the Transaction-Grade One-Way NDA on file.</w:t>
+      </w:r>
+    </w:p>
+    <w:p>
+      <w:pPr>
+        <w:spacing w:after="0" w:before="60" w:line="280"/>
+        <w:jc w:val="center"/>
+      </w:pPr>
+      <w:r>
+        <w:rPr>
+          <w:rFonts w:ascii="Calibri" w:cs="Calibri" w:eastAsia="Calibri" w:hAnsi="Calibri"/>
+          <w:b w:val="false"/>
+          <w:bCs w:val="false"/>
+          <w:i/>
+          <w:iCs/>
+          <w:caps w:val="false"/>
+          <w:color w:val="94A3B8"/>
+          <w:sz w:val="16"/>
+          <w:szCs w:val="16"/>
+        </w:rPr>
+        <w:t xml:space="preserve">© 2026 InformationPhysics.ai, LLC. All rights reserved.</w:t>
+      </w:r>
+    </w:p>
+    <w:sectPr>
+      <w:headerReference w:type="default" r:id="rId7"/>
+      <w:footerReference w:type="default" r:id="rId8"/>
+      <w:pgSz w:w="12240" w:h="15840" w:orient="portrait"/>
+      <w:pgMar w:top="1180" w:right="1320" w:bottom="1180" w:left="1320" w:header="720" w:footer="720" w:gutter="0"/>
+      <w:pgNumType/>
+      <w:titlePg w:val="false"/>
+      <w:docGrid w:linePitch="360"/>
+    </w:sectPr>
+  </w:body>
+</w:document>
 </file>
 
 <file path=word/comments.xml><?xml version="1.0" encoding="utf-8"?>
